--- a/docs/guides/OPERATOR_CREDENTIALS.docx
+++ b/docs/guides/OPERATOR_CREDENTIALS.docx
@@ -36,7 +36,7 @@
         </w:p>
       </w:sdtContent>
     </w:sdt>
-    <w:bookmarkStart w:id="39" w:name="herald-operator-credentials-guide"/>
+    <w:bookmarkStart w:id="59" w:name="herald-operator-credentials-guide"/>
     <w:p>
       <w:pPr>
         <w:pStyle w:val="Heading1"/>
@@ -717,13 +717,13 @@
       </w:hyperlink>
     </w:p>
     <w:bookmarkEnd w:id="9"/>
-    <w:bookmarkStart w:id="10" w:name="resolution-order-12-factor"/>
+    <w:bookmarkStart w:id="29" w:name="per-service-dedicated-guides"/>
     <w:p>
       <w:pPr>
         <w:pStyle w:val="Heading2"/>
       </w:pPr>
       <w:r>
-        <w:t xml:space="preserve">Resolution order (12-factor)</w:t>
+        <w:t xml:space="preserve">Per-service dedicated guides</w:t>
       </w:r>
     </w:p>
     <w:p>
@@ -731,8 +731,44 @@
         <w:pStyle w:val="FirstParagraph"/>
       </w:pPr>
       <w:r>
-        <w:t xml:space="preserve">Herald follows 12-factor conventions (spec V3 §3.3 + §11.4.10) with a strict, single-direction precedence. From highest to lowest:</w:t>
-      </w:r>
+        <w:t xml:space="preserve">This umbrella document covers the credentials model, resolution order, audit checklist, and per-service reserved env-var names. For</w:t>
+      </w:r>
+      <w:r>
+        <w:t xml:space="preserve"> </w:t>
+      </w:r>
+      <w:r>
+        <w:rPr>
+          <w:b/>
+          <w:bCs/>
+        </w:rPr>
+        <w:t xml:space="preserve">detailed step-by-step setup</w:t>
+      </w:r>
+      <w:r>
+        <w:t xml:space="preserve"> </w:t>
+      </w:r>
+      <w:r>
+        <w:t xml:space="preserve">of each integration, see the dedicated per-service guides:</w:t>
+      </w:r>
+    </w:p>
+    <w:bookmarkStart w:id="20" w:name="messengers-under-messengers"/>
+    <w:p>
+      <w:pPr>
+        <w:pStyle w:val="Heading3"/>
+      </w:pPr>
+      <w:r>
+        <w:t xml:space="preserve">Messengers — under</w:t>
+      </w:r>
+      <w:r>
+        <w:t xml:space="preserve"> </w:t>
+      </w:r>
+      <w:hyperlink r:id="rId10">
+        <w:r>
+          <w:rPr>
+            <w:rStyle w:val="VerbatimChar"/>
+          </w:rPr>
+          <w:t xml:space="preserve">messengers/</w:t>
+        </w:r>
+      </w:hyperlink>
     </w:p>
     <w:p>
       <w:pPr>
@@ -742,30 +778,35 @@
           <w:numId w:val="1003"/>
         </w:numPr>
       </w:pPr>
+      <w:hyperlink r:id="rId11">
+        <w:r>
+          <w:rPr>
+            <w:rStyle w:val="VerbatimChar"/>
+          </w:rPr>
+          <w:t xml:space="preserve">messengers/TELEGRAM.md</w:t>
+        </w:r>
+      </w:hyperlink>
+      <w:r>
+        <w:t xml:space="preserve"> </w:t>
+      </w:r>
+      <w:r>
+        <w:t xml:space="preserve">—</w:t>
+      </w:r>
+      <w:r>
+        <w:t xml:space="preserve"> </w:t>
+      </w:r>
       <w:r>
         <w:rPr>
           <w:b/>
           <w:bCs/>
         </w:rPr>
-        <w:t xml:space="preserve">Explicit CLI flag</w:t>
-      </w:r>
-      <w:r>
-        <w:t xml:space="preserve"> </w:t>
-      </w:r>
-      <w:r>
-        <w:t xml:space="preserve">— e.g. </w:t>
-      </w:r>
-      <w:r>
-        <w:rPr>
-          <w:rStyle w:val="VerbatimChar"/>
-        </w:rPr>
-        <w:t xml:space="preserve">pherald migrate up --dsn=postgres://...</w:t>
-      </w:r>
-      <w:r>
-        <w:t xml:space="preserve"> </w:t>
-      </w:r>
-      <w:r>
-        <w:t xml:space="preserve">always wins.</w:t>
+        <w:t xml:space="preserve">LIVE</w:t>
+      </w:r>
+      <w:r>
+        <w:t xml:space="preserve"> </w:t>
+      </w:r>
+      <w:r>
+        <w:t xml:space="preserve">(HRD-011)</w:t>
       </w:r>
     </w:p>
     <w:p>
@@ -776,93 +817,19 @@
           <w:numId w:val="1003"/>
         </w:numPr>
       </w:pPr>
-      <w:r>
-        <w:rPr>
-          <w:b/>
-          <w:bCs/>
-        </w:rPr>
-        <w:t xml:space="preserve">Shell-exported env var</w:t>
-      </w:r>
-      <w:r>
-        <w:t xml:space="preserve"> </w:t>
-      </w:r>
-      <w:r>
-        <w:t xml:space="preserve">— read by Herald’s Go code via</w:t>
-      </w:r>
-      <w:r>
-        <w:t xml:space="preserve"> </w:t>
-      </w:r>
-      <w:r>
-        <w:rPr>
-          <w:rStyle w:val="VerbatimChar"/>
-        </w:rPr>
-        <w:t xml:space="preserve">os.Getenv</w:t>
-      </w:r>
-      <w:r>
-        <w:t xml:space="preserve">. Source: your</w:t>
-      </w:r>
-      <w:r>
-        <w:t xml:space="preserve"> </w:t>
-      </w:r>
-      <w:r>
-        <w:rPr>
-          <w:rStyle w:val="VerbatimChar"/>
-        </w:rPr>
-        <w:t xml:space="preserve">~/.bashrc</w:t>
-      </w:r>
-      <w:r>
-        <w:t xml:space="preserve">,</w:t>
-      </w:r>
-      <w:r>
-        <w:t xml:space="preserve"> </w:t>
-      </w:r>
-      <w:r>
-        <w:rPr>
-          <w:rStyle w:val="VerbatimChar"/>
-        </w:rPr>
-        <w:t xml:space="preserve">~/.zshrc</w:t>
-      </w:r>
-      <w:r>
-        <w:t xml:space="preserve">, your CI’s secret store, a Kubernetes</w:t>
-      </w:r>
-      <w:r>
-        <w:t xml:space="preserve"> </w:t>
-      </w:r>
-      <w:r>
-        <w:rPr>
-          <w:rStyle w:val="VerbatimChar"/>
-        </w:rPr>
-        <w:t xml:space="preserve">ConfigMap</w:t>
-      </w:r>
-      <w:r>
-        <w:t xml:space="preserve"> </w:t>
-      </w:r>
-      <w:r>
-        <w:t xml:space="preserve">/</w:t>
-      </w:r>
-      <w:r>
-        <w:t xml:space="preserve"> </w:t>
-      </w:r>
-      <w:r>
-        <w:rPr>
-          <w:rStyle w:val="VerbatimChar"/>
-        </w:rPr>
-        <w:t xml:space="preserve">Secret</w:t>
-      </w:r>
-      <w:r>
-        <w:t xml:space="preserve">, the parent shell that launched</w:t>
-      </w:r>
-      <w:r>
-        <w:t xml:space="preserve"> </w:t>
-      </w:r>
-      <w:r>
-        <w:rPr>
-          <w:rStyle w:val="VerbatimChar"/>
-        </w:rPr>
-        <w:t xml:space="preserve">pherald</w:t>
-      </w:r>
-      <w:r>
-        <w:t xml:space="preserve">, etc.</w:t>
+      <w:hyperlink r:id="rId12">
+        <w:r>
+          <w:rPr>
+            <w:rStyle w:val="VerbatimChar"/>
+          </w:rPr>
+          <w:t xml:space="preserve">messengers/SLACK.md</w:t>
+        </w:r>
+      </w:hyperlink>
+      <w:r>
+        <w:t xml:space="preserve"> </w:t>
+      </w:r>
+      <w:r>
+        <w:t xml:space="preserve">— planned V2</w:t>
       </w:r>
     </w:p>
     <w:p>
@@ -873,77 +840,19 @@
           <w:numId w:val="1003"/>
         </w:numPr>
       </w:pPr>
-      <w:r>
-        <w:rPr>
-          <w:b/>
-          <w:bCs/>
-        </w:rPr>
-        <w:t xml:space="preserve">Project-local</w:t>
-      </w:r>
-      <w:r>
-        <w:rPr>
-          <w:b/>
-          <w:bCs/>
-        </w:rPr>
-        <w:t xml:space="preserve"> </w:t>
-      </w:r>
-      <w:r>
-        <w:rPr>
-          <w:rStyle w:val="VerbatimChar"/>
-          <w:b/>
-          <w:bCs/>
-        </w:rPr>
-        <w:t xml:space="preserve">.env</w:t>
-      </w:r>
-      <w:r>
-        <w:rPr>
-          <w:b/>
-          <w:bCs/>
-        </w:rPr>
-        <w:t xml:space="preserve"> </w:t>
-      </w:r>
-      <w:r>
-        <w:rPr>
-          <w:b/>
-          <w:bCs/>
-        </w:rPr>
-        <w:t xml:space="preserve">file</w:t>
-      </w:r>
-      <w:r>
-        <w:t xml:space="preserve"> </w:t>
-      </w:r>
-      <w:r>
-        <w:t xml:space="preserve">— fallback only. Read automatically by</w:t>
-      </w:r>
-      <w:r>
-        <w:t xml:space="preserve"> </w:t>
-      </w:r>
-      <w:r>
-        <w:rPr>
-          <w:rStyle w:val="VerbatimChar"/>
-        </w:rPr>
-        <w:t xml:space="preserve">docker-compose</w:t>
-      </w:r>
-      <w:r>
-        <w:t xml:space="preserve"> </w:t>
-      </w:r>
-      <w:r>
-        <w:t xml:space="preserve">for the quickstart stack; for native</w:t>
-      </w:r>
-      <w:r>
-        <w:t xml:space="preserve"> </w:t>
-      </w:r>
-      <w:r>
-        <w:rPr>
-          <w:rStyle w:val="VerbatimChar"/>
-        </w:rPr>
-        <w:t xml:space="preserve">pherald</w:t>
-      </w:r>
-      <w:r>
-        <w:t xml:space="preserve"> </w:t>
-      </w:r>
-      <w:r>
-        <w:t xml:space="preserve">execution you source it explicitly (see below).</w:t>
+      <w:hyperlink r:id="rId13">
+        <w:r>
+          <w:rPr>
+            <w:rStyle w:val="VerbatimChar"/>
+          </w:rPr>
+          <w:t xml:space="preserve">messengers/EMAIL.md</w:t>
+        </w:r>
+      </w:hyperlink>
+      <w:r>
+        <w:t xml:space="preserve"> </w:t>
+      </w:r>
+      <w:r>
+        <w:t xml:space="preserve">— planned V2 (SMTP + Resend)</w:t>
       </w:r>
     </w:p>
     <w:p>
@@ -954,265 +863,129 @@
           <w:numId w:val="1003"/>
         </w:numPr>
       </w:pPr>
-      <w:r>
-        <w:rPr>
-          <w:b/>
-          <w:bCs/>
-        </w:rPr>
-        <w:t xml:space="preserve">Compiled default</w:t>
-      </w:r>
-      <w:r>
-        <w:t xml:space="preserve"> </w:t>
-      </w:r>
-      <w:r>
-        <w:t xml:space="preserve">— lowest precedence. Examples:</w:t>
-      </w:r>
-      <w:r>
-        <w:t xml:space="preserve"> </w:t>
-      </w:r>
-      <w:r>
-        <w:rPr>
-          <w:rStyle w:val="VerbatimChar"/>
-        </w:rPr>
-        <w:t xml:space="preserve">HERALD_DB_PORT=24100</w:t>
-      </w:r>
+      <w:hyperlink r:id="rId14">
+        <w:r>
+          <w:rPr>
+            <w:rStyle w:val="VerbatimChar"/>
+          </w:rPr>
+          <w:t xml:space="preserve">messengers/MAX.md</w:t>
+        </w:r>
+      </w:hyperlink>
+      <w:r>
+        <w:t xml:space="preserve"> </w:t>
+      </w:r>
+      <w:r>
+        <w:t xml:space="preserve">— planned V2</w:t>
+      </w:r>
+    </w:p>
+    <w:p>
+      <w:pPr>
+        <w:pStyle w:val="Compact"/>
+        <w:numPr>
+          <w:ilvl w:val="0"/>
+          <w:numId w:val="1003"/>
+        </w:numPr>
+      </w:pPr>
+      <w:hyperlink r:id="rId15">
+        <w:r>
+          <w:rPr>
+            <w:rStyle w:val="VerbatimChar"/>
+          </w:rPr>
+          <w:t xml:space="preserve">messengers/TEAMS.md</w:t>
+        </w:r>
+      </w:hyperlink>
+      <w:r>
+        <w:t xml:space="preserve"> </w:t>
+      </w:r>
+      <w:r>
+        <w:t xml:space="preserve">— planned V3</w:t>
+      </w:r>
+    </w:p>
+    <w:p>
+      <w:pPr>
+        <w:pStyle w:val="Compact"/>
+        <w:numPr>
+          <w:ilvl w:val="0"/>
+          <w:numId w:val="1003"/>
+        </w:numPr>
+      </w:pPr>
+      <w:hyperlink r:id="rId16">
+        <w:r>
+          <w:rPr>
+            <w:rStyle w:val="VerbatimChar"/>
+          </w:rPr>
+          <w:t xml:space="preserve">messengers/LARK.md</w:t>
+        </w:r>
+      </w:hyperlink>
       <w:r>
         <w:t xml:space="preserve">,</w:t>
       </w:r>
       <w:r>
         <w:t xml:space="preserve"> </w:t>
       </w:r>
-      <w:r>
-        <w:rPr>
-          <w:rStyle w:val="VerbatimChar"/>
-        </w:rPr>
-        <w:t xml:space="preserve">HERALD_REDIS_DB=0</w:t>
-      </w:r>
+      <w:hyperlink r:id="rId17">
+        <w:r>
+          <w:rPr>
+            <w:rStyle w:val="VerbatimChar"/>
+          </w:rPr>
+          <w:t xml:space="preserve">DISCORD.md</w:t>
+        </w:r>
+      </w:hyperlink>
       <w:r>
         <w:t xml:space="preserve">,</w:t>
       </w:r>
       <w:r>
         <w:t xml:space="preserve"> </w:t>
       </w:r>
-      <w:r>
-        <w:rPr>
-          <w:rStyle w:val="VerbatimChar"/>
-        </w:rPr>
-        <w:t xml:space="preserve">HERALD_CLAUDE_BIN=claude</w:t>
-      </w:r>
-      <w:r>
-        <w:t xml:space="preserve">.</w:t>
-      </w:r>
-    </w:p>
-    <w:p>
-      <w:pPr>
-        <w:pStyle w:val="FirstParagraph"/>
-      </w:pPr>
-      <w:r>
-        <w:rPr>
-          <w:b/>
-          <w:bCs/>
-        </w:rPr>
-        <w:t xml:space="preserve">The load-bearing rule</w:t>
-      </w:r>
-      <w:r>
-        <w:t xml:space="preserve">: shell exports ALWAYS win over</w:t>
-      </w:r>
-      <w:r>
-        <w:t xml:space="preserve"> </w:t>
-      </w:r>
-      <w:r>
-        <w:rPr>
-          <w:rStyle w:val="VerbatimChar"/>
-        </w:rPr>
-        <w:t xml:space="preserve">.env</w:t>
-      </w:r>
-      <w:r>
-        <w:t xml:space="preserve">. This means an operator can have team defaults in</w:t>
-      </w:r>
-      <w:r>
-        <w:t xml:space="preserve"> </w:t>
-      </w:r>
-      <w:r>
-        <w:rPr>
-          <w:rStyle w:val="VerbatimChar"/>
-        </w:rPr>
-        <w:t xml:space="preserve">.env</w:t>
-      </w:r>
-      <w:r>
-        <w:t xml:space="preserve"> </w:t>
-      </w:r>
-      <w:r>
-        <w:t xml:space="preserve">while still overriding per-developer-host via</w:t>
-      </w:r>
-      <w:r>
-        <w:t xml:space="preserve"> </w:t>
-      </w:r>
-      <w:r>
-        <w:rPr>
-          <w:rStyle w:val="VerbatimChar"/>
-        </w:rPr>
-        <w:t xml:space="preserve">.bashrc</w:t>
-      </w:r>
-      <w:r>
-        <w:t xml:space="preserve">. The override never accidentally leaks back into</w:t>
-      </w:r>
-      <w:r>
-        <w:t xml:space="preserve"> </w:t>
-      </w:r>
-      <w:r>
-        <w:rPr>
-          <w:rStyle w:val="VerbatimChar"/>
-        </w:rPr>
-        <w:t xml:space="preserve">.env</w:t>
-      </w:r>
-      <w:r>
-        <w:t xml:space="preserve">. This is exactly the contract Herald’s</w:t>
-      </w:r>
-      <w:r>
-        <w:t xml:space="preserve"> </w:t>
-      </w:r>
-      <w:r>
-        <w:rPr>
-          <w:rStyle w:val="VerbatimChar"/>
-        </w:rPr>
-        <w:t xml:space="preserve">commons_infra.envOr()</w:t>
-      </w:r>
-      <w:r>
-        <w:t xml:space="preserve"> </w:t>
-      </w:r>
-      <w:r>
-        <w:t xml:space="preserve">helper (</w:t>
-      </w:r>
-      <w:r>
-        <w:rPr>
-          <w:rStyle w:val="VerbatimChar"/>
-        </w:rPr>
-        <w:t xml:space="preserve">commons_infra/boot.go</w:t>
-      </w:r>
-      <w:r>
-        <w:t xml:space="preserve">) enforces: it calls</w:t>
-      </w:r>
-      <w:r>
-        <w:t xml:space="preserve"> </w:t>
-      </w:r>
-      <w:r>
-        <w:rPr>
-          <w:rStyle w:val="VerbatimChar"/>
-        </w:rPr>
-        <w:t xml:space="preserve">os.Getenv</w:t>
-      </w:r>
-      <w:r>
-        <w:t xml:space="preserve"> </w:t>
-      </w:r>
-      <w:r>
-        <w:t xml:space="preserve">first; if that returns empty, it falls back to a compiled default. The</w:t>
-      </w:r>
-      <w:r>
-        <w:t xml:space="preserve"> </w:t>
-      </w:r>
-      <w:r>
-        <w:rPr>
-          <w:rStyle w:val="VerbatimChar"/>
-        </w:rPr>
-        <w:t xml:space="preserve">.env</w:t>
-      </w:r>
-      <w:r>
-        <w:t xml:space="preserve"> </w:t>
-      </w:r>
-      <w:r>
-        <w:t xml:space="preserve">is read at one layer above — either by</w:t>
-      </w:r>
-      <w:r>
-        <w:t xml:space="preserve"> </w:t>
-      </w:r>
-      <w:r>
-        <w:rPr>
-          <w:rStyle w:val="VerbatimChar"/>
-        </w:rPr>
-        <w:t xml:space="preserve">docker-compose</w:t>
-      </w:r>
-      <w:r>
-        <w:t xml:space="preserve"> </w:t>
-      </w:r>
-      <w:r>
-        <w:t xml:space="preserve">or by the operator’s shell when they</w:t>
-      </w:r>
-      <w:r>
-        <w:t xml:space="preserve"> </w:t>
-      </w:r>
-      <w:r>
-        <w:rPr>
-          <w:rStyle w:val="VerbatimChar"/>
-        </w:rPr>
-        <w:t xml:space="preserve">source .env</w:t>
-      </w:r>
-      <w:r>
-        <w:t xml:space="preserve">.</w:t>
-      </w:r>
-    </w:p>
-    <w:bookmarkEnd w:id="10"/>
-    <w:bookmarkStart w:id="11" w:name="Xa411482c574e2ab46b90fbff8e5b8eddfd6c041"/>
-    <w:p>
-      <w:pPr>
-        <w:pStyle w:val="Heading2"/>
-      </w:pPr>
-      <w:r>
-        <w:t xml:space="preserve">Setting credentials in</w:t>
-      </w:r>
-      <w:r>
-        <w:t xml:space="preserve"> </w:t>
-      </w:r>
-      <w:r>
-        <w:rPr>
-          <w:rStyle w:val="VerbatimChar"/>
-        </w:rPr>
-        <w:t xml:space="preserve">~/.bashrc</w:t>
-      </w:r>
-      <w:r>
-        <w:t xml:space="preserve"> </w:t>
-      </w:r>
-      <w:r>
-        <w:t xml:space="preserve">/</w:t>
-      </w:r>
-      <w:r>
-        <w:t xml:space="preserve"> </w:t>
-      </w:r>
-      <w:r>
-        <w:rPr>
-          <w:rStyle w:val="VerbatimChar"/>
-        </w:rPr>
-        <w:t xml:space="preserve">~/.zshrc</w:t>
-      </w:r>
-      <w:r>
-        <w:t xml:space="preserve"> </w:t>
-      </w:r>
-      <w:r>
-        <w:t xml:space="preserve">(shell-export path)</w:t>
-      </w:r>
-    </w:p>
-    <w:p>
-      <w:pPr>
-        <w:pStyle w:val="FirstParagraph"/>
-      </w:pPr>
-      <w:r>
-        <w:t xml:space="preserve">Append</w:t>
-      </w:r>
-      <w:r>
-        <w:t xml:space="preserve"> </w:t>
-      </w:r>
-      <w:r>
-        <w:rPr>
-          <w:rStyle w:val="VerbatimChar"/>
-        </w:rPr>
-        <w:t xml:space="preserve">export</w:t>
-      </w:r>
-      <w:r>
-        <w:t xml:space="preserve"> </w:t>
-      </w:r>
-      <w:r>
-        <w:t xml:space="preserve">lines to your shell’s startup file. The exact file depends on your default shell:</w:t>
-      </w:r>
+      <w:hyperlink r:id="rId18">
+        <w:r>
+          <w:rPr>
+            <w:rStyle w:val="VerbatimChar"/>
+          </w:rPr>
+          <w:t xml:space="preserve">WHATSAPP.md</w:t>
+        </w:r>
+      </w:hyperlink>
+      <w:r>
+        <w:t xml:space="preserve">,</w:t>
+      </w:r>
+      <w:r>
+        <w:t xml:space="preserve"> </w:t>
+      </w:r>
+      <w:hyperlink r:id="rId19">
+        <w:r>
+          <w:rPr>
+            <w:rStyle w:val="VerbatimChar"/>
+          </w:rPr>
+          <w:t xml:space="preserve">VIBER.md</w:t>
+        </w:r>
+      </w:hyperlink>
+      <w:r>
+        <w:t xml:space="preserve"> </w:t>
+      </w:r>
+      <w:r>
+        <w:t xml:space="preserve">— planned later iterations</w:t>
+      </w:r>
+    </w:p>
+    <w:bookmarkEnd w:id="20"/>
+    <w:bookmarkStart w:id="28" w:name="llm-agent-dispatchers-under-dispatchers"/>
+    <w:p>
+      <w:pPr>
+        <w:pStyle w:val="Heading3"/>
+      </w:pPr>
+      <w:r>
+        <w:t xml:space="preserve">LLM / agent dispatchers — under</w:t>
+      </w:r>
+      <w:r>
+        <w:t xml:space="preserve"> </w:t>
+      </w:r>
+      <w:hyperlink r:id="rId21">
+        <w:r>
+          <w:rPr>
+            <w:rStyle w:val="VerbatimChar"/>
+          </w:rPr>
+          <w:t xml:space="preserve">dispatchers/</w:t>
+        </w:r>
+      </w:hyperlink>
     </w:p>
     <w:p>
       <w:pPr>
@@ -1222,24 +995,35 @@
           <w:numId w:val="1004"/>
         </w:numPr>
       </w:pPr>
+      <w:hyperlink r:id="rId22">
+        <w:r>
+          <w:rPr>
+            <w:rStyle w:val="VerbatimChar"/>
+          </w:rPr>
+          <w:t xml:space="preserve">dispatchers/CLAUDE_CODE.md</w:t>
+        </w:r>
+      </w:hyperlink>
+      <w:r>
+        <w:t xml:space="preserve"> </w:t>
+      </w:r>
+      <w:r>
+        <w:t xml:space="preserve">—</w:t>
+      </w:r>
+      <w:r>
+        <w:t xml:space="preserve"> </w:t>
+      </w:r>
       <w:r>
         <w:rPr>
           <w:b/>
           <w:bCs/>
         </w:rPr>
-        <w:t xml:space="preserve">macOS default (zsh)</w:t>
-      </w:r>
-      <w:r>
-        <w:t xml:space="preserve">:</w:t>
-      </w:r>
-      <w:r>
-        <w:t xml:space="preserve"> </w:t>
-      </w:r>
-      <w:r>
-        <w:rPr>
-          <w:rStyle w:val="VerbatimChar"/>
-        </w:rPr>
-        <w:t xml:space="preserve">~/.zshrc</w:t>
+        <w:t xml:space="preserve">LIVE</w:t>
+      </w:r>
+      <w:r>
+        <w:t xml:space="preserve"> </w:t>
+      </w:r>
+      <w:r>
+        <w:t xml:space="preserve">(HRD-012)</w:t>
       </w:r>
     </w:p>
     <w:p>
@@ -1250,45 +1034,94 @@
           <w:numId w:val="1004"/>
         </w:numPr>
       </w:pPr>
-      <w:r>
-        <w:rPr>
-          <w:b/>
-          <w:bCs/>
-        </w:rPr>
-        <w:t xml:space="preserve">Linux default (bash)</w:t>
-      </w:r>
-      <w:r>
-        <w:t xml:space="preserve">:</w:t>
-      </w:r>
-      <w:r>
-        <w:t xml:space="preserve"> </w:t>
-      </w:r>
-      <w:r>
-        <w:rPr>
-          <w:rStyle w:val="VerbatimChar"/>
-        </w:rPr>
-        <w:t xml:space="preserve">~/.bashrc</w:t>
-      </w:r>
-      <w:r>
-        <w:t xml:space="preserve"> </w:t>
-      </w:r>
-      <w:r>
-        <w:t xml:space="preserve">(interactive non-login) or</w:t>
-      </w:r>
-      <w:r>
-        <w:t xml:space="preserve"> </w:t>
-      </w:r>
-      <w:r>
-        <w:rPr>
-          <w:rStyle w:val="VerbatimChar"/>
-        </w:rPr>
-        <w:t xml:space="preserve">~/.bash_profile</w:t>
-      </w:r>
-      <w:r>
-        <w:t xml:space="preserve"> </w:t>
-      </w:r>
-      <w:r>
-        <w:t xml:space="preserve">(login)</w:t>
+      <w:hyperlink r:id="rId23">
+        <w:r>
+          <w:rPr>
+            <w:rStyle w:val="VerbatimChar"/>
+          </w:rPr>
+          <w:t xml:space="preserve">dispatchers/OPENCODE.md</w:t>
+        </w:r>
+      </w:hyperlink>
+      <w:r>
+        <w:t xml:space="preserve">,</w:t>
+      </w:r>
+      <w:r>
+        <w:t xml:space="preserve"> </w:t>
+      </w:r>
+      <w:hyperlink r:id="rId24">
+        <w:r>
+          <w:rPr>
+            <w:rStyle w:val="VerbatimChar"/>
+          </w:rPr>
+          <w:t xml:space="preserve">AIDER.md</w:t>
+        </w:r>
+      </w:hyperlink>
+      <w:r>
+        <w:t xml:space="preserve">,</w:t>
+      </w:r>
+      <w:r>
+        <w:t xml:space="preserve"> </w:t>
+      </w:r>
+      <w:hyperlink r:id="rId25">
+        <w:r>
+          <w:rPr>
+            <w:rStyle w:val="VerbatimChar"/>
+          </w:rPr>
+          <w:t xml:space="preserve">GEMINI.md</w:t>
+        </w:r>
+      </w:hyperlink>
+      <w:r>
+        <w:t xml:space="preserve">,</w:t>
+      </w:r>
+      <w:r>
+        <w:t xml:space="preserve"> </w:t>
+      </w:r>
+      <w:hyperlink r:id="rId26">
+        <w:r>
+          <w:rPr>
+            <w:rStyle w:val="VerbatimChar"/>
+          </w:rPr>
+          <w:t xml:space="preserve">CURSOR.md</w:t>
+        </w:r>
+      </w:hyperlink>
+      <w:r>
+        <w:t xml:space="preserve">,</w:t>
+      </w:r>
+      <w:r>
+        <w:t xml:space="preserve"> </w:t>
+      </w:r>
+      <w:hyperlink r:id="rId27">
+        <w:r>
+          <w:rPr>
+            <w:rStyle w:val="VerbatimChar"/>
+          </w:rPr>
+          <w:t xml:space="preserve">ANTHROPIC.md</w:t>
+        </w:r>
+      </w:hyperlink>
+      <w:r>
+        <w:t xml:space="preserve"> </w:t>
+      </w:r>
+      <w:r>
+        <w:t xml:space="preserve">— planned</w:t>
+      </w:r>
+    </w:p>
+    <w:bookmarkEnd w:id="28"/>
+    <w:bookmarkEnd w:id="29"/>
+    <w:bookmarkStart w:id="30" w:name="resolution-order-12-factor"/>
+    <w:p>
+      <w:pPr>
+        <w:pStyle w:val="Heading2"/>
+      </w:pPr>
+      <w:r>
+        <w:t xml:space="preserve">Resolution order (12-factor)</w:t>
+      </w:r>
+    </w:p>
+    <w:p>
+      <w:pPr>
+        <w:pStyle w:val="FirstParagraph"/>
+      </w:pPr>
+      <w:r>
+        <w:t xml:space="preserve">Herald follows 12-factor conventions (spec V3 §3.3 + §11.4.10) with a strict, single-direction precedence. From highest to lowest:</w:t>
       </w:r>
     </w:p>
     <w:p>
@@ -1296,7 +1129,7 @@
         <w:pStyle w:val="Compact"/>
         <w:numPr>
           <w:ilvl w:val="0"/>
-          <w:numId w:val="1004"/>
+          <w:numId w:val="1005"/>
         </w:numPr>
       </w:pPr>
       <w:r>
@@ -1304,547 +1137,138 @@
           <w:b/>
           <w:bCs/>
         </w:rPr>
-        <w:t xml:space="preserve">Both shells</w:t>
-      </w:r>
-      <w:r>
-        <w:t xml:space="preserve">:</w:t>
-      </w:r>
-      <w:r>
-        <w:t xml:space="preserve"> </w:t>
-      </w:r>
-      <w:r>
-        <w:rPr>
-          <w:rStyle w:val="VerbatimChar"/>
-        </w:rPr>
-        <w:t xml:space="preserve">~/.profile</w:t>
-      </w:r>
-      <w:r>
-        <w:t xml:space="preserve"> </w:t>
-      </w:r>
-      <w:r>
-        <w:t xml:space="preserve">(POSIX fallback — sourced by both bash login shells and zsh)</w:t>
-      </w:r>
-    </w:p>
-    <w:p>
-      <w:pPr>
-        <w:pStyle w:val="FirstParagraph"/>
-      </w:pPr>
-      <w:r>
-        <w:t xml:space="preserve">Example block to add (substitute real values from later sections of this guide):</w:t>
-      </w:r>
-    </w:p>
-    <w:p>
-      <w:pPr>
-        <w:pStyle w:val="SourceCode"/>
-      </w:pPr>
-      <w:r>
-        <w:rPr>
-          <w:rStyle w:val="CommentTok"/>
-        </w:rPr>
-        <w:t xml:space="preserve"># Herald — Postgres</w:t>
-      </w:r>
-      <w:r>
-        <w:br/>
-      </w:r>
-      <w:r>
-        <w:rPr>
-          <w:rStyle w:val="BuiltInTok"/>
-        </w:rPr>
-        <w:t xml:space="preserve">export</w:t>
-      </w:r>
-      <w:r>
-        <w:rPr>
-          <w:rStyle w:val="NormalTok"/>
-        </w:rPr>
-        <w:t xml:space="preserve"> </w:t>
-      </w:r>
-      <w:r>
-        <w:rPr>
-          <w:rStyle w:val="VariableTok"/>
-        </w:rPr>
-        <w:t xml:space="preserve">HERALD_DB_PASSWORD</w:t>
-      </w:r>
-      <w:r>
-        <w:rPr>
-          <w:rStyle w:val="OperatorTok"/>
-        </w:rPr>
-        <w:t xml:space="preserve">=</w:t>
-      </w:r>
-      <w:r>
-        <w:rPr>
-          <w:rStyle w:val="StringTok"/>
-        </w:rPr>
-        <w:t xml:space="preserve">'your-strong-postgres-password'</w:t>
-      </w:r>
-      <w:r>
-        <w:br/>
-      </w:r>
-      <w:r>
-        <w:rPr>
-          <w:rStyle w:val="CommentTok"/>
-        </w:rPr>
-        <w:t xml:space="preserve"># (other HERALD_DB_* vars are fine at defaults for quickstart compose)</w:t>
-      </w:r>
-      <w:r>
-        <w:br/>
-      </w:r>
-      <w:r>
-        <w:br/>
-      </w:r>
-      <w:r>
-        <w:rPr>
-          <w:rStyle w:val="CommentTok"/>
-        </w:rPr>
-        <w:t xml:space="preserve"># Herald — Redis</w:t>
-      </w:r>
-      <w:r>
-        <w:br/>
-      </w:r>
-      <w:r>
-        <w:rPr>
-          <w:rStyle w:val="BuiltInTok"/>
-        </w:rPr>
-        <w:t xml:space="preserve">export</w:t>
-      </w:r>
-      <w:r>
-        <w:rPr>
-          <w:rStyle w:val="NormalTok"/>
-        </w:rPr>
-        <w:t xml:space="preserve"> </w:t>
-      </w:r>
-      <w:r>
-        <w:rPr>
-          <w:rStyle w:val="VariableTok"/>
-        </w:rPr>
-        <w:t xml:space="preserve">HERALD_REDIS_PASSWORD</w:t>
-      </w:r>
-      <w:r>
-        <w:rPr>
-          <w:rStyle w:val="OperatorTok"/>
-        </w:rPr>
-        <w:t xml:space="preserve">=</w:t>
-      </w:r>
-      <w:r>
-        <w:rPr>
-          <w:rStyle w:val="StringTok"/>
-        </w:rPr>
-        <w:t xml:space="preserve">'your-strong-redis-password'</w:t>
-      </w:r>
-      <w:r>
-        <w:br/>
-      </w:r>
-      <w:r>
-        <w:br/>
-      </w:r>
-      <w:r>
-        <w:rPr>
-          <w:rStyle w:val="CommentTok"/>
-        </w:rPr>
-        <w:t xml:space="preserve"># Herald — Telegram (HRD-011)</w:t>
-      </w:r>
-      <w:r>
-        <w:br/>
-      </w:r>
-      <w:r>
-        <w:rPr>
-          <w:rStyle w:val="BuiltInTok"/>
-        </w:rPr>
-        <w:t xml:space="preserve">export</w:t>
-      </w:r>
-      <w:r>
-        <w:rPr>
-          <w:rStyle w:val="NormalTok"/>
-        </w:rPr>
-        <w:t xml:space="preserve"> </w:t>
-      </w:r>
-      <w:r>
-        <w:rPr>
-          <w:rStyle w:val="VariableTok"/>
-        </w:rPr>
-        <w:t xml:space="preserve">HERALD_TGRAM_BOT_TOKEN</w:t>
-      </w:r>
-      <w:r>
-        <w:rPr>
-          <w:rStyle w:val="OperatorTok"/>
-        </w:rPr>
-        <w:t xml:space="preserve">=</w:t>
-      </w:r>
-      <w:r>
-        <w:rPr>
-          <w:rStyle w:val="StringTok"/>
-        </w:rPr>
-        <w:t xml:space="preserve">'1234567890:AAH1lab2c3d4e5f6g7h8i9j0kK_LmN3oPqR4S5t'</w:t>
-      </w:r>
-      <w:r>
-        <w:br/>
-      </w:r>
-      <w:r>
-        <w:rPr>
-          <w:rStyle w:val="BuiltInTok"/>
-        </w:rPr>
-        <w:t xml:space="preserve">export</w:t>
-      </w:r>
-      <w:r>
-        <w:rPr>
-          <w:rStyle w:val="NormalTok"/>
-        </w:rPr>
-        <w:t xml:space="preserve"> </w:t>
-      </w:r>
-      <w:r>
-        <w:rPr>
-          <w:rStyle w:val="VariableTok"/>
-        </w:rPr>
-        <w:t xml:space="preserve">HERALD_TGRAM_CHAT_ID</w:t>
-      </w:r>
-      <w:r>
-        <w:rPr>
-          <w:rStyle w:val="OperatorTok"/>
-        </w:rPr>
-        <w:t xml:space="preserve">=</w:t>
-      </w:r>
-      <w:r>
-        <w:rPr>
-          <w:rStyle w:val="StringTok"/>
-        </w:rPr>
-        <w:t xml:space="preserve">'-1001234567890'</w:t>
-      </w:r>
-      <w:r>
-        <w:br/>
-      </w:r>
-      <w:r>
-        <w:br/>
-      </w:r>
-      <w:r>
-        <w:rPr>
-          <w:rStyle w:val="CommentTok"/>
-        </w:rPr>
-        <w:t xml:space="preserve"># Herald — Claude Code (HRD-012)</w:t>
-      </w:r>
-      <w:r>
-        <w:br/>
-      </w:r>
-      <w:r>
-        <w:rPr>
-          <w:rStyle w:val="BuiltInTok"/>
-        </w:rPr>
-        <w:t xml:space="preserve">export</w:t>
-      </w:r>
-      <w:r>
-        <w:rPr>
-          <w:rStyle w:val="NormalTok"/>
-        </w:rPr>
-        <w:t xml:space="preserve"> </w:t>
-      </w:r>
-      <w:r>
-        <w:rPr>
-          <w:rStyle w:val="VariableTok"/>
-        </w:rPr>
-        <w:t xml:space="preserve">HERALD_CLAUDE_PROJECT_NAME</w:t>
-      </w:r>
-      <w:r>
-        <w:rPr>
-          <w:rStyle w:val="OperatorTok"/>
-        </w:rPr>
-        <w:t xml:space="preserve">=</w:t>
-      </w:r>
-      <w:r>
-        <w:rPr>
-          <w:rStyle w:val="StringTok"/>
-        </w:rPr>
-        <w:t xml:space="preserve">'Herald'</w:t>
-      </w:r>
-      <w:r>
-        <w:br/>
-      </w:r>
-      <w:r>
-        <w:rPr>
-          <w:rStyle w:val="CommentTok"/>
-        </w:rPr>
-        <w:t xml:space="preserve"># HERALD_CLAUDE_BIN defaults to 'claude' (looked up via $PATH).</w:t>
-      </w:r>
-      <w:r>
-        <w:br/>
-      </w:r>
-      <w:r>
-        <w:rPr>
-          <w:rStyle w:val="CommentTok"/>
-        </w:rPr>
-        <w:t xml:space="preserve"># HERALD_CLAUDE_SESSION_UUID is auto-bootstrapped on first run; set only for testing.</w:t>
-      </w:r>
-    </w:p>
-    <w:p>
-      <w:pPr>
-        <w:pStyle w:val="FirstParagraph"/>
-      </w:pPr>
-      <w:r>
-        <w:t xml:space="preserve">After editing, run</w:t>
-      </w:r>
-      <w:r>
-        <w:t xml:space="preserve"> </w:t>
-      </w:r>
-      <w:r>
-        <w:rPr>
-          <w:rStyle w:val="VerbatimChar"/>
-        </w:rPr>
-        <w:t xml:space="preserve">source ~/.zshrc</w:t>
-      </w:r>
-      <w:r>
-        <w:t xml:space="preserve"> </w:t>
-      </w:r>
-      <w:r>
-        <w:t xml:space="preserve">(or</w:t>
-      </w:r>
-      <w:r>
-        <w:t xml:space="preserve"> </w:t>
-      </w:r>
-      <w:r>
-        <w:rPr>
-          <w:rStyle w:val="VerbatimChar"/>
-        </w:rPr>
-        <w:t xml:space="preserve">~/.bashrc</w:t>
-      </w:r>
-      <w:r>
-        <w:t xml:space="preserve">) or open a new terminal so the changes take effect.</w:t>
-      </w:r>
-    </w:p>
-    <w:p>
-      <w:pPr>
-        <w:pStyle w:val="BodyText"/>
+        <w:t xml:space="preserve">Explicit CLI flag</w:t>
+      </w:r>
+      <w:r>
+        <w:t xml:space="preserve"> </w:t>
+      </w:r>
+      <w:r>
+        <w:t xml:space="preserve">— e.g. </w:t>
+      </w:r>
+      <w:r>
+        <w:rPr>
+          <w:rStyle w:val="VerbatimChar"/>
+        </w:rPr>
+        <w:t xml:space="preserve">pherald migrate up --dsn=postgres://...</w:t>
+      </w:r>
+      <w:r>
+        <w:t xml:space="preserve"> </w:t>
+      </w:r>
+      <w:r>
+        <w:t xml:space="preserve">always wins.</w:t>
+      </w:r>
+    </w:p>
+    <w:p>
+      <w:pPr>
+        <w:pStyle w:val="Compact"/>
+        <w:numPr>
+          <w:ilvl w:val="0"/>
+          <w:numId w:val="1005"/>
+        </w:numPr>
       </w:pPr>
       <w:r>
         <w:rPr>
           <w:b/>
           <w:bCs/>
         </w:rPr>
-        <w:t xml:space="preserve">Verify</w:t>
-      </w:r>
-      <w:r>
-        <w:t xml:space="preserve">:</w:t>
-      </w:r>
-    </w:p>
-    <w:p>
-      <w:pPr>
-        <w:pStyle w:val="SourceCode"/>
-      </w:pPr>
-      <w:r>
-        <w:rPr>
-          <w:rStyle w:val="BuiltInTok"/>
-        </w:rPr>
-        <w:t xml:space="preserve">echo</w:t>
-      </w:r>
-      <w:r>
-        <w:rPr>
-          <w:rStyle w:val="NormalTok"/>
-        </w:rPr>
-        <w:t xml:space="preserve"> </w:t>
-      </w:r>
-      <w:r>
-        <w:rPr>
-          <w:rStyle w:val="StringTok"/>
-        </w:rPr>
-        <w:t xml:space="preserve">"</w:t>
-      </w:r>
-      <w:r>
-        <w:rPr>
-          <w:rStyle w:val="VariableTok"/>
-        </w:rPr>
-        <w:t xml:space="preserve">${HERALD_TGRAM_BOT_TOKEN</w:t>
-      </w:r>
-      <w:r>
-        <w:rPr>
-          <w:rStyle w:val="OperatorTok"/>
-        </w:rPr>
-        <w:t xml:space="preserve">:</w:t>
-      </w:r>
-      <w:r>
-        <w:rPr>
-          <w:rStyle w:val="DecValTok"/>
-        </w:rPr>
-        <w:t xml:space="preserve">0</w:t>
-      </w:r>
-      <w:r>
-        <w:rPr>
-          <w:rStyle w:val="OperatorTok"/>
-        </w:rPr>
-        <w:t xml:space="preserve">:</w:t>
-      </w:r>
-      <w:r>
-        <w:rPr>
-          <w:rStyle w:val="DecValTok"/>
-        </w:rPr>
-        <w:t xml:space="preserve">10</w:t>
-      </w:r>
-      <w:r>
-        <w:rPr>
-          <w:rStyle w:val="VariableTok"/>
-        </w:rPr>
-        <w:t xml:space="preserve">}</w:t>
-      </w:r>
-      <w:r>
-        <w:rPr>
-          <w:rStyle w:val="StringTok"/>
-        </w:rPr>
-        <w:t xml:space="preserve">…"</w:t>
-      </w:r>
-      <w:r>
-        <w:rPr>
-          <w:rStyle w:val="NormalTok"/>
-        </w:rPr>
-        <w:t xml:space="preserve">   </w:t>
-      </w:r>
-      <w:r>
-        <w:rPr>
-          <w:rStyle w:val="CommentTok"/>
-        </w:rPr>
-        <w:t xml:space="preserve"># prints first 10 chars then ellipsis</w:t>
-      </w:r>
-      <w:r>
-        <w:br/>
-      </w:r>
-      <w:r>
-        <w:rPr>
-          <w:rStyle w:val="CommentTok"/>
-        </w:rPr>
-        <w:t xml:space="preserve"># Should NOT print the empty string. If it does, the export didn't take.</w:t>
-      </w:r>
-    </w:p>
-    <w:p>
-      <w:pPr>
-        <w:pStyle w:val="FirstParagraph"/>
-      </w:pPr>
-      <w:r>
-        <w:t xml:space="preserve">Use this path for credentials that follow you across all projects + checkouts (your personal Claude session UUID; your workstation-wide Telegram bot token; etc.).</w:t>
-      </w:r>
-    </w:p>
-    <w:bookmarkEnd w:id="11"/>
-    <w:bookmarkStart w:id="13" w:name="X489732adf2d3b1697d83484de1811104c21bb2b"/>
-    <w:p>
-      <w:pPr>
-        <w:pStyle w:val="Heading2"/>
-      </w:pPr>
-      <w:r>
-        <w:t xml:space="preserve">Setting credentials in</w:t>
-      </w:r>
-      <w:r>
-        <w:t xml:space="preserve"> </w:t>
-      </w:r>
-      <w:r>
-        <w:rPr>
-          <w:rStyle w:val="VerbatimChar"/>
-        </w:rPr>
-        <w:t xml:space="preserve">.env</w:t>
-      </w:r>
-      <w:r>
-        <w:t xml:space="preserve"> </w:t>
-      </w:r>
-      <w:r>
-        <w:t xml:space="preserve">(project-local path)</w:t>
-      </w:r>
-    </w:p>
-    <w:p>
-      <w:pPr>
-        <w:pStyle w:val="FirstParagraph"/>
-      </w:pPr>
-      <w:r>
-        <w:t xml:space="preserve">For credentials specific to one Herald checkout (a per-deploy Postgres password, a per-environment Slack webhook), use</w:t>
-      </w:r>
-      <w:r>
-        <w:t xml:space="preserve"> </w:t>
-      </w:r>
-      <w:r>
-        <w:rPr>
-          <w:rStyle w:val="VerbatimChar"/>
-        </w:rPr>
-        <w:t xml:space="preserve">.env</w:t>
-      </w:r>
-      <w:r>
-        <w:t xml:space="preserve">:</w:t>
-      </w:r>
-    </w:p>
-    <w:p>
-      <w:pPr>
-        <w:pStyle w:val="SourceCode"/>
-      </w:pPr>
-      <w:r>
-        <w:rPr>
-          <w:rStyle w:val="BuiltInTok"/>
-        </w:rPr>
-        <w:t xml:space="preserve">cd</w:t>
-      </w:r>
-      <w:r>
-        <w:rPr>
-          <w:rStyle w:val="NormalTok"/>
-        </w:rPr>
-        <w:t xml:space="preserve"> /Users/milosvasic/Projects/Herald</w:t>
-      </w:r>
-      <w:r>
-        <w:br/>
-      </w:r>
-      <w:r>
-        <w:rPr>
-          <w:rStyle w:val="FunctionTok"/>
-        </w:rPr>
-        <w:t xml:space="preserve">cp</w:t>
-      </w:r>
-      <w:r>
-        <w:rPr>
-          <w:rStyle w:val="NormalTok"/>
-        </w:rPr>
-        <w:t xml:space="preserve"> quickstart/.env.example .env</w:t>
-      </w:r>
-      <w:r>
-        <w:br/>
-      </w:r>
-      <w:r>
-        <w:rPr>
-          <w:rStyle w:val="FunctionTok"/>
-        </w:rPr>
-        <w:t xml:space="preserve">chmod</w:t>
-      </w:r>
-      <w:r>
-        <w:rPr>
-          <w:rStyle w:val="NormalTok"/>
-        </w:rPr>
-        <w:t xml:space="preserve"> 600 .env                  </w:t>
-      </w:r>
-      <w:r>
-        <w:rPr>
-          <w:rStyle w:val="CommentTok"/>
-        </w:rPr>
-        <w:t xml:space="preserve"># readable only by you — discourages accidental cat</w:t>
-      </w:r>
-      <w:r>
-        <w:br/>
-      </w:r>
-      <w:r>
-        <w:rPr>
-          <w:rStyle w:val="VariableTok"/>
-        </w:rPr>
-        <w:t xml:space="preserve">$EDITOR</w:t>
-      </w:r>
-      <w:r>
-        <w:rPr>
-          <w:rStyle w:val="NormalTok"/>
-        </w:rPr>
-        <w:t xml:space="preserve"> .env                    </w:t>
-      </w:r>
-      <w:r>
-        <w:rPr>
-          <w:rStyle w:val="CommentTok"/>
-        </w:rPr>
-        <w:t xml:space="preserve"># fill in real values</w:t>
-      </w:r>
-    </w:p>
-    <w:p>
-      <w:pPr>
-        <w:pStyle w:val="FirstParagraph"/>
+        <w:t xml:space="preserve">Shell-exported env var</w:t>
+      </w:r>
+      <w:r>
+        <w:t xml:space="preserve"> </w:t>
+      </w:r>
+      <w:r>
+        <w:t xml:space="preserve">— read by Herald’s Go code via</w:t>
+      </w:r>
+      <w:r>
+        <w:t xml:space="preserve"> </w:t>
+      </w:r>
+      <w:r>
+        <w:rPr>
+          <w:rStyle w:val="VerbatimChar"/>
+        </w:rPr>
+        <w:t xml:space="preserve">os.Getenv</w:t>
+      </w:r>
+      <w:r>
+        <w:t xml:space="preserve">. Source: your</w:t>
+      </w:r>
+      <w:r>
+        <w:t xml:space="preserve"> </w:t>
+      </w:r>
+      <w:r>
+        <w:rPr>
+          <w:rStyle w:val="VerbatimChar"/>
+        </w:rPr>
+        <w:t xml:space="preserve">~/.bashrc</w:t>
+      </w:r>
+      <w:r>
+        <w:t xml:space="preserve">,</w:t>
+      </w:r>
+      <w:r>
+        <w:t xml:space="preserve"> </w:t>
+      </w:r>
+      <w:r>
+        <w:rPr>
+          <w:rStyle w:val="VerbatimChar"/>
+        </w:rPr>
+        <w:t xml:space="preserve">~/.zshrc</w:t>
+      </w:r>
+      <w:r>
+        <w:t xml:space="preserve">, your CI’s secret store, a Kubernetes</w:t>
+      </w:r>
+      <w:r>
+        <w:t xml:space="preserve"> </w:t>
+      </w:r>
+      <w:r>
+        <w:rPr>
+          <w:rStyle w:val="VerbatimChar"/>
+        </w:rPr>
+        <w:t xml:space="preserve">ConfigMap</w:t>
+      </w:r>
+      <w:r>
+        <w:t xml:space="preserve"> </w:t>
+      </w:r>
+      <w:r>
+        <w:t xml:space="preserve">/</w:t>
+      </w:r>
+      <w:r>
+        <w:t xml:space="preserve"> </w:t>
+      </w:r>
+      <w:r>
+        <w:rPr>
+          <w:rStyle w:val="VerbatimChar"/>
+        </w:rPr>
+        <w:t xml:space="preserve">Secret</w:t>
+      </w:r>
+      <w:r>
+        <w:t xml:space="preserve">, the parent shell that launched</w:t>
+      </w:r>
+      <w:r>
+        <w:t xml:space="preserve"> </w:t>
+      </w:r>
+      <w:r>
+        <w:rPr>
+          <w:rStyle w:val="VerbatimChar"/>
+        </w:rPr>
+        <w:t xml:space="preserve">pherald</w:t>
+      </w:r>
+      <w:r>
+        <w:t xml:space="preserve">, etc.</w:t>
+      </w:r>
+    </w:p>
+    <w:p>
+      <w:pPr>
+        <w:pStyle w:val="Compact"/>
+        <w:numPr>
+          <w:ilvl w:val="0"/>
+          <w:numId w:val="1005"/>
+        </w:numPr>
       </w:pPr>
       <w:r>
         <w:rPr>
           <w:b/>
           <w:bCs/>
         </w:rPr>
-        <w:t xml:space="preserve">The</w:t>
+        <w:t xml:space="preserve">Project-local</w:t>
       </w:r>
       <w:r>
         <w:rPr>
@@ -1873,99 +1297,1065 @@
           <w:b/>
           <w:bCs/>
         </w:rPr>
-        <w:t xml:space="preserve">file is git-ignored</w:t>
-      </w:r>
-      <w:r>
-        <w:t xml:space="preserve"> </w:t>
-      </w:r>
-      <w:r>
-        <w:t xml:space="preserve">(verified via</w:t>
-      </w:r>
-      <w:r>
-        <w:t xml:space="preserve"> </w:t>
-      </w:r>
-      <w:r>
-        <w:rPr>
-          <w:rStyle w:val="VerbatimChar"/>
-        </w:rPr>
-        <w:t xml:space="preserve">.gitignore</w:t>
-      </w:r>
-      <w:r>
-        <w:t xml:space="preserve"> </w:t>
-      </w:r>
-      <w:r>
-        <w:t xml:space="preserve">line 28:</w:t>
-      </w:r>
-      <w:r>
-        <w:t xml:space="preserve"> </w:t>
-      </w:r>
-      <w:r>
-        <w:rPr>
-          <w:rStyle w:val="VerbatimChar"/>
-        </w:rPr>
-        <w:t xml:space="preserve">.env</w:t>
-      </w:r>
-      <w:r>
-        <w:t xml:space="preserve">). Never</w:t>
-      </w:r>
-      <w:r>
-        <w:t xml:space="preserve"> </w:t>
-      </w:r>
-      <w:r>
-        <w:rPr>
-          <w:rStyle w:val="VerbatimChar"/>
-        </w:rPr>
-        <w:t xml:space="preserve">git add .env</w:t>
-      </w:r>
-      <w:r>
-        <w:t xml:space="preserve">. Never paste real credentials into a PR description, commit message, Slack channel, or any artifact that gets persisted.</w:t>
-      </w:r>
-    </w:p>
-    <w:p>
-      <w:pPr>
-        <w:pStyle w:val="BodyText"/>
-      </w:pPr>
-      <w:r>
-        <w:t xml:space="preserve">To consume</w:t>
-      </w:r>
-      <w:r>
-        <w:t xml:space="preserve"> </w:t>
-      </w:r>
-      <w:r>
-        <w:rPr>
-          <w:rStyle w:val="VerbatimChar"/>
-        </w:rPr>
-        <w:t xml:space="preserve">.env</w:t>
-      </w:r>
-      <w:r>
-        <w:t xml:space="preserve"> </w:t>
-      </w:r>
-      <w:r>
-        <w:t xml:space="preserve">from</w:t>
-      </w:r>
-      <w:r>
-        <w:t xml:space="preserve"> </w:t>
-      </w:r>
+        <w:t xml:space="preserve">file</w:t>
+      </w:r>
+      <w:r>
+        <w:t xml:space="preserve"> </w:t>
+      </w:r>
+      <w:r>
+        <w:t xml:space="preserve">— fallback only. Read automatically by</w:t>
+      </w:r>
+      <w:r>
+        <w:t xml:space="preserve"> </w:t>
+      </w:r>
+      <w:r>
+        <w:rPr>
+          <w:rStyle w:val="VerbatimChar"/>
+        </w:rPr>
+        <w:t xml:space="preserve">docker-compose</w:t>
+      </w:r>
+      <w:r>
+        <w:t xml:space="preserve"> </w:t>
+      </w:r>
+      <w:r>
+        <w:t xml:space="preserve">for the quickstart stack; for native</w:t>
+      </w:r>
+      <w:r>
+        <w:t xml:space="preserve"> </w:t>
+      </w:r>
+      <w:r>
+        <w:rPr>
+          <w:rStyle w:val="VerbatimChar"/>
+        </w:rPr>
+        <w:t xml:space="preserve">pherald</w:t>
+      </w:r>
+      <w:r>
+        <w:t xml:space="preserve"> </w:t>
+      </w:r>
+      <w:r>
+        <w:t xml:space="preserve">execution you source it explicitly (see below).</w:t>
+      </w:r>
+    </w:p>
+    <w:p>
+      <w:pPr>
+        <w:pStyle w:val="Compact"/>
+        <w:numPr>
+          <w:ilvl w:val="0"/>
+          <w:numId w:val="1005"/>
+        </w:numPr>
+      </w:pPr>
       <w:r>
         <w:rPr>
           <w:b/>
           <w:bCs/>
         </w:rPr>
-        <w:t xml:space="preserve">native</w:t>
-      </w:r>
+        <w:t xml:space="preserve">Compiled default</w:t>
+      </w:r>
+      <w:r>
+        <w:t xml:space="preserve"> </w:t>
+      </w:r>
+      <w:r>
+        <w:t xml:space="preserve">— lowest precedence. Examples:</w:t>
+      </w:r>
+      <w:r>
+        <w:t xml:space="preserve"> </w:t>
+      </w:r>
+      <w:r>
+        <w:rPr>
+          <w:rStyle w:val="VerbatimChar"/>
+        </w:rPr>
+        <w:t xml:space="preserve">HERALD_DB_PORT=24100</w:t>
+      </w:r>
+      <w:r>
+        <w:t xml:space="preserve">,</w:t>
+      </w:r>
+      <w:r>
+        <w:t xml:space="preserve"> </w:t>
+      </w:r>
+      <w:r>
+        <w:rPr>
+          <w:rStyle w:val="VerbatimChar"/>
+        </w:rPr>
+        <w:t xml:space="preserve">HERALD_REDIS_DB=0</w:t>
+      </w:r>
+      <w:r>
+        <w:t xml:space="preserve">,</w:t>
+      </w:r>
+      <w:r>
+        <w:t xml:space="preserve"> </w:t>
+      </w:r>
+      <w:r>
+        <w:rPr>
+          <w:rStyle w:val="VerbatimChar"/>
+        </w:rPr>
+        <w:t xml:space="preserve">HERALD_CLAUDE_BIN=claude</w:t>
+      </w:r>
+      <w:r>
+        <w:t xml:space="preserve">.</w:t>
+      </w:r>
+    </w:p>
+    <w:p>
+      <w:pPr>
+        <w:pStyle w:val="FirstParagraph"/>
+      </w:pPr>
       <w:r>
         <w:rPr>
           <w:b/>
           <w:bCs/>
         </w:rPr>
-        <w:t xml:space="preserve"> </w:t>
-      </w:r>
-      <w:r>
-        <w:rPr>
-          <w:rStyle w:val="VerbatimChar"/>
+        <w:t xml:space="preserve">The load-bearing rule</w:t>
+      </w:r>
+      <w:r>
+        <w:t xml:space="preserve">: shell exports ALWAYS win over</w:t>
+      </w:r>
+      <w:r>
+        <w:t xml:space="preserve"> </w:t>
+      </w:r>
+      <w:r>
+        <w:rPr>
+          <w:rStyle w:val="VerbatimChar"/>
+        </w:rPr>
+        <w:t xml:space="preserve">.env</w:t>
+      </w:r>
+      <w:r>
+        <w:t xml:space="preserve">. This means an operator can have team defaults in</w:t>
+      </w:r>
+      <w:r>
+        <w:t xml:space="preserve"> </w:t>
+      </w:r>
+      <w:r>
+        <w:rPr>
+          <w:rStyle w:val="VerbatimChar"/>
+        </w:rPr>
+        <w:t xml:space="preserve">.env</w:t>
+      </w:r>
+      <w:r>
+        <w:t xml:space="preserve"> </w:t>
+      </w:r>
+      <w:r>
+        <w:t xml:space="preserve">while still overriding per-developer-host via</w:t>
+      </w:r>
+      <w:r>
+        <w:t xml:space="preserve"> </w:t>
+      </w:r>
+      <w:r>
+        <w:rPr>
+          <w:rStyle w:val="VerbatimChar"/>
+        </w:rPr>
+        <w:t xml:space="preserve">.bashrc</w:t>
+      </w:r>
+      <w:r>
+        <w:t xml:space="preserve">. The override never accidentally leaks back into</w:t>
+      </w:r>
+      <w:r>
+        <w:t xml:space="preserve"> </w:t>
+      </w:r>
+      <w:r>
+        <w:rPr>
+          <w:rStyle w:val="VerbatimChar"/>
+        </w:rPr>
+        <w:t xml:space="preserve">.env</w:t>
+      </w:r>
+      <w:r>
+        <w:t xml:space="preserve">. This is exactly the contract Herald’s</w:t>
+      </w:r>
+      <w:r>
+        <w:t xml:space="preserve"> </w:t>
+      </w:r>
+      <w:r>
+        <w:rPr>
+          <w:rStyle w:val="VerbatimChar"/>
+        </w:rPr>
+        <w:t xml:space="preserve">commons_infra.envOr()</w:t>
+      </w:r>
+      <w:r>
+        <w:t xml:space="preserve"> </w:t>
+      </w:r>
+      <w:r>
+        <w:t xml:space="preserve">helper (</w:t>
+      </w:r>
+      <w:r>
+        <w:rPr>
+          <w:rStyle w:val="VerbatimChar"/>
+        </w:rPr>
+        <w:t xml:space="preserve">commons_infra/boot.go</w:t>
+      </w:r>
+      <w:r>
+        <w:t xml:space="preserve">) enforces: it calls</w:t>
+      </w:r>
+      <w:r>
+        <w:t xml:space="preserve"> </w:t>
+      </w:r>
+      <w:r>
+        <w:rPr>
+          <w:rStyle w:val="VerbatimChar"/>
+        </w:rPr>
+        <w:t xml:space="preserve">os.Getenv</w:t>
+      </w:r>
+      <w:r>
+        <w:t xml:space="preserve"> </w:t>
+      </w:r>
+      <w:r>
+        <w:t xml:space="preserve">first; if that returns empty, it falls back to a compiled default. The</w:t>
+      </w:r>
+      <w:r>
+        <w:t xml:space="preserve"> </w:t>
+      </w:r>
+      <w:r>
+        <w:rPr>
+          <w:rStyle w:val="VerbatimChar"/>
+        </w:rPr>
+        <w:t xml:space="preserve">.env</w:t>
+      </w:r>
+      <w:r>
+        <w:t xml:space="preserve"> </w:t>
+      </w:r>
+      <w:r>
+        <w:t xml:space="preserve">is read at one layer above — either by</w:t>
+      </w:r>
+      <w:r>
+        <w:t xml:space="preserve"> </w:t>
+      </w:r>
+      <w:r>
+        <w:rPr>
+          <w:rStyle w:val="VerbatimChar"/>
+        </w:rPr>
+        <w:t xml:space="preserve">docker-compose</w:t>
+      </w:r>
+      <w:r>
+        <w:t xml:space="preserve"> </w:t>
+      </w:r>
+      <w:r>
+        <w:t xml:space="preserve">or by the operator’s shell when they</w:t>
+      </w:r>
+      <w:r>
+        <w:t xml:space="preserve"> </w:t>
+      </w:r>
+      <w:r>
+        <w:rPr>
+          <w:rStyle w:val="VerbatimChar"/>
+        </w:rPr>
+        <w:t xml:space="preserve">source .env</w:t>
+      </w:r>
+      <w:r>
+        <w:t xml:space="preserve">.</w:t>
+      </w:r>
+    </w:p>
+    <w:bookmarkEnd w:id="30"/>
+    <w:bookmarkStart w:id="31" w:name="Xa411482c574e2ab46b90fbff8e5b8eddfd6c041"/>
+    <w:p>
+      <w:pPr>
+        <w:pStyle w:val="Heading2"/>
+      </w:pPr>
+      <w:r>
+        <w:t xml:space="preserve">Setting credentials in</w:t>
+      </w:r>
+      <w:r>
+        <w:t xml:space="preserve"> </w:t>
+      </w:r>
+      <w:r>
+        <w:rPr>
+          <w:rStyle w:val="VerbatimChar"/>
+        </w:rPr>
+        <w:t xml:space="preserve">~/.bashrc</w:t>
+      </w:r>
+      <w:r>
+        <w:t xml:space="preserve"> </w:t>
+      </w:r>
+      <w:r>
+        <w:t xml:space="preserve">/</w:t>
+      </w:r>
+      <w:r>
+        <w:t xml:space="preserve"> </w:t>
+      </w:r>
+      <w:r>
+        <w:rPr>
+          <w:rStyle w:val="VerbatimChar"/>
+        </w:rPr>
+        <w:t xml:space="preserve">~/.zshrc</w:t>
+      </w:r>
+      <w:r>
+        <w:t xml:space="preserve"> </w:t>
+      </w:r>
+      <w:r>
+        <w:t xml:space="preserve">(shell-export path)</w:t>
+      </w:r>
+    </w:p>
+    <w:p>
+      <w:pPr>
+        <w:pStyle w:val="FirstParagraph"/>
+      </w:pPr>
+      <w:r>
+        <w:t xml:space="preserve">Append</w:t>
+      </w:r>
+      <w:r>
+        <w:t xml:space="preserve"> </w:t>
+      </w:r>
+      <w:r>
+        <w:rPr>
+          <w:rStyle w:val="VerbatimChar"/>
+        </w:rPr>
+        <w:t xml:space="preserve">export</w:t>
+      </w:r>
+      <w:r>
+        <w:t xml:space="preserve"> </w:t>
+      </w:r>
+      <w:r>
+        <w:t xml:space="preserve">lines to your shell’s startup file. The exact file depends on your default shell:</w:t>
+      </w:r>
+    </w:p>
+    <w:p>
+      <w:pPr>
+        <w:pStyle w:val="Compact"/>
+        <w:numPr>
+          <w:ilvl w:val="0"/>
+          <w:numId w:val="1006"/>
+        </w:numPr>
+      </w:pPr>
+      <w:r>
+        <w:rPr>
           <w:b/>
           <w:bCs/>
         </w:rPr>
+        <w:t xml:space="preserve">macOS default (zsh)</w:t>
+      </w:r>
+      <w:r>
+        <w:t xml:space="preserve">:</w:t>
+      </w:r>
+      <w:r>
+        <w:t xml:space="preserve"> </w:t>
+      </w:r>
+      <w:r>
+        <w:rPr>
+          <w:rStyle w:val="VerbatimChar"/>
+        </w:rPr>
+        <w:t xml:space="preserve">~/.zshrc</w:t>
+      </w:r>
+    </w:p>
+    <w:p>
+      <w:pPr>
+        <w:pStyle w:val="Compact"/>
+        <w:numPr>
+          <w:ilvl w:val="0"/>
+          <w:numId w:val="1006"/>
+        </w:numPr>
+      </w:pPr>
+      <w:r>
+        <w:rPr>
+          <w:b/>
+          <w:bCs/>
+        </w:rPr>
+        <w:t xml:space="preserve">Linux default (bash)</w:t>
+      </w:r>
+      <w:r>
+        <w:t xml:space="preserve">:</w:t>
+      </w:r>
+      <w:r>
+        <w:t xml:space="preserve"> </w:t>
+      </w:r>
+      <w:r>
+        <w:rPr>
+          <w:rStyle w:val="VerbatimChar"/>
+        </w:rPr>
+        <w:t xml:space="preserve">~/.bashrc</w:t>
+      </w:r>
+      <w:r>
+        <w:t xml:space="preserve"> </w:t>
+      </w:r>
+      <w:r>
+        <w:t xml:space="preserve">(interactive non-login) or</w:t>
+      </w:r>
+      <w:r>
+        <w:t xml:space="preserve"> </w:t>
+      </w:r>
+      <w:r>
+        <w:rPr>
+          <w:rStyle w:val="VerbatimChar"/>
+        </w:rPr>
+        <w:t xml:space="preserve">~/.bash_profile</w:t>
+      </w:r>
+      <w:r>
+        <w:t xml:space="preserve"> </w:t>
+      </w:r>
+      <w:r>
+        <w:t xml:space="preserve">(login)</w:t>
+      </w:r>
+    </w:p>
+    <w:p>
+      <w:pPr>
+        <w:pStyle w:val="Compact"/>
+        <w:numPr>
+          <w:ilvl w:val="0"/>
+          <w:numId w:val="1006"/>
+        </w:numPr>
+      </w:pPr>
+      <w:r>
+        <w:rPr>
+          <w:b/>
+          <w:bCs/>
+        </w:rPr>
+        <w:t xml:space="preserve">Both shells</w:t>
+      </w:r>
+      <w:r>
+        <w:t xml:space="preserve">:</w:t>
+      </w:r>
+      <w:r>
+        <w:t xml:space="preserve"> </w:t>
+      </w:r>
+      <w:r>
+        <w:rPr>
+          <w:rStyle w:val="VerbatimChar"/>
+        </w:rPr>
+        <w:t xml:space="preserve">~/.profile</w:t>
+      </w:r>
+      <w:r>
+        <w:t xml:space="preserve"> </w:t>
+      </w:r>
+      <w:r>
+        <w:t xml:space="preserve">(POSIX fallback — sourced by both bash login shells and zsh)</w:t>
+      </w:r>
+    </w:p>
+    <w:p>
+      <w:pPr>
+        <w:pStyle w:val="FirstParagraph"/>
+      </w:pPr>
+      <w:r>
+        <w:t xml:space="preserve">Example block to add (substitute real values from later sections of this guide):</w:t>
+      </w:r>
+    </w:p>
+    <w:p>
+      <w:pPr>
+        <w:pStyle w:val="SourceCode"/>
+      </w:pPr>
+      <w:r>
+        <w:rPr>
+          <w:rStyle w:val="CommentTok"/>
+        </w:rPr>
+        <w:t xml:space="preserve"># Herald — Postgres</w:t>
+      </w:r>
+      <w:r>
+        <w:br/>
+      </w:r>
+      <w:r>
+        <w:rPr>
+          <w:rStyle w:val="BuiltInTok"/>
+        </w:rPr>
+        <w:t xml:space="preserve">export</w:t>
+      </w:r>
+      <w:r>
+        <w:rPr>
+          <w:rStyle w:val="NormalTok"/>
+        </w:rPr>
+        <w:t xml:space="preserve"> </w:t>
+      </w:r>
+      <w:r>
+        <w:rPr>
+          <w:rStyle w:val="VariableTok"/>
+        </w:rPr>
+        <w:t xml:space="preserve">HERALD_DB_PASSWORD</w:t>
+      </w:r>
+      <w:r>
+        <w:rPr>
+          <w:rStyle w:val="OperatorTok"/>
+        </w:rPr>
+        <w:t xml:space="preserve">=</w:t>
+      </w:r>
+      <w:r>
+        <w:rPr>
+          <w:rStyle w:val="StringTok"/>
+        </w:rPr>
+        <w:t xml:space="preserve">'your-strong-postgres-password'</w:t>
+      </w:r>
+      <w:r>
+        <w:br/>
+      </w:r>
+      <w:r>
+        <w:rPr>
+          <w:rStyle w:val="CommentTok"/>
+        </w:rPr>
+        <w:t xml:space="preserve"># (other HERALD_DB_* vars are fine at defaults for quickstart compose)</w:t>
+      </w:r>
+      <w:r>
+        <w:br/>
+      </w:r>
+      <w:r>
+        <w:br/>
+      </w:r>
+      <w:r>
+        <w:rPr>
+          <w:rStyle w:val="CommentTok"/>
+        </w:rPr>
+        <w:t xml:space="preserve"># Herald — Redis</w:t>
+      </w:r>
+      <w:r>
+        <w:br/>
+      </w:r>
+      <w:r>
+        <w:rPr>
+          <w:rStyle w:val="BuiltInTok"/>
+        </w:rPr>
+        <w:t xml:space="preserve">export</w:t>
+      </w:r>
+      <w:r>
+        <w:rPr>
+          <w:rStyle w:val="NormalTok"/>
+        </w:rPr>
+        <w:t xml:space="preserve"> </w:t>
+      </w:r>
+      <w:r>
+        <w:rPr>
+          <w:rStyle w:val="VariableTok"/>
+        </w:rPr>
+        <w:t xml:space="preserve">HERALD_REDIS_PASSWORD</w:t>
+      </w:r>
+      <w:r>
+        <w:rPr>
+          <w:rStyle w:val="OperatorTok"/>
+        </w:rPr>
+        <w:t xml:space="preserve">=</w:t>
+      </w:r>
+      <w:r>
+        <w:rPr>
+          <w:rStyle w:val="StringTok"/>
+        </w:rPr>
+        <w:t xml:space="preserve">'your-strong-redis-password'</w:t>
+      </w:r>
+      <w:r>
+        <w:br/>
+      </w:r>
+      <w:r>
+        <w:br/>
+      </w:r>
+      <w:r>
+        <w:rPr>
+          <w:rStyle w:val="CommentTok"/>
+        </w:rPr>
+        <w:t xml:space="preserve"># Herald — Telegram (HRD-011)</w:t>
+      </w:r>
+      <w:r>
+        <w:br/>
+      </w:r>
+      <w:r>
+        <w:rPr>
+          <w:rStyle w:val="BuiltInTok"/>
+        </w:rPr>
+        <w:t xml:space="preserve">export</w:t>
+      </w:r>
+      <w:r>
+        <w:rPr>
+          <w:rStyle w:val="NormalTok"/>
+        </w:rPr>
+        <w:t xml:space="preserve"> </w:t>
+      </w:r>
+      <w:r>
+        <w:rPr>
+          <w:rStyle w:val="VariableTok"/>
+        </w:rPr>
+        <w:t xml:space="preserve">HERALD_TGRAM_BOT_TOKEN</w:t>
+      </w:r>
+      <w:r>
+        <w:rPr>
+          <w:rStyle w:val="OperatorTok"/>
+        </w:rPr>
+        <w:t xml:space="preserve">=</w:t>
+      </w:r>
+      <w:r>
+        <w:rPr>
+          <w:rStyle w:val="StringTok"/>
+        </w:rPr>
+        <w:t xml:space="preserve">'1234567890:AAH1lab2c3d4e5f6g7h8i9j0kK_LmN3oPqR4S5t'</w:t>
+      </w:r>
+      <w:r>
+        <w:br/>
+      </w:r>
+      <w:r>
+        <w:rPr>
+          <w:rStyle w:val="BuiltInTok"/>
+        </w:rPr>
+        <w:t xml:space="preserve">export</w:t>
+      </w:r>
+      <w:r>
+        <w:rPr>
+          <w:rStyle w:val="NormalTok"/>
+        </w:rPr>
+        <w:t xml:space="preserve"> </w:t>
+      </w:r>
+      <w:r>
+        <w:rPr>
+          <w:rStyle w:val="VariableTok"/>
+        </w:rPr>
+        <w:t xml:space="preserve">HERALD_TGRAM_CHAT_ID</w:t>
+      </w:r>
+      <w:r>
+        <w:rPr>
+          <w:rStyle w:val="OperatorTok"/>
+        </w:rPr>
+        <w:t xml:space="preserve">=</w:t>
+      </w:r>
+      <w:r>
+        <w:rPr>
+          <w:rStyle w:val="StringTok"/>
+        </w:rPr>
+        <w:t xml:space="preserve">'-1001234567890'</w:t>
+      </w:r>
+      <w:r>
+        <w:br/>
+      </w:r>
+      <w:r>
+        <w:br/>
+      </w:r>
+      <w:r>
+        <w:rPr>
+          <w:rStyle w:val="CommentTok"/>
+        </w:rPr>
+        <w:t xml:space="preserve"># Herald — Claude Code (HRD-012)</w:t>
+      </w:r>
+      <w:r>
+        <w:br/>
+      </w:r>
+      <w:r>
+        <w:rPr>
+          <w:rStyle w:val="BuiltInTok"/>
+        </w:rPr>
+        <w:t xml:space="preserve">export</w:t>
+      </w:r>
+      <w:r>
+        <w:rPr>
+          <w:rStyle w:val="NormalTok"/>
+        </w:rPr>
+        <w:t xml:space="preserve"> </w:t>
+      </w:r>
+      <w:r>
+        <w:rPr>
+          <w:rStyle w:val="VariableTok"/>
+        </w:rPr>
+        <w:t xml:space="preserve">HERALD_CLAUDE_PROJECT_NAME</w:t>
+      </w:r>
+      <w:r>
+        <w:rPr>
+          <w:rStyle w:val="OperatorTok"/>
+        </w:rPr>
+        <w:t xml:space="preserve">=</w:t>
+      </w:r>
+      <w:r>
+        <w:rPr>
+          <w:rStyle w:val="StringTok"/>
+        </w:rPr>
+        <w:t xml:space="preserve">'Herald'</w:t>
+      </w:r>
+      <w:r>
+        <w:br/>
+      </w:r>
+      <w:r>
+        <w:rPr>
+          <w:rStyle w:val="CommentTok"/>
+        </w:rPr>
+        <w:t xml:space="preserve"># HERALD_CLAUDE_BIN defaults to 'claude' (looked up via $PATH).</w:t>
+      </w:r>
+      <w:r>
+        <w:br/>
+      </w:r>
+      <w:r>
+        <w:rPr>
+          <w:rStyle w:val="CommentTok"/>
+        </w:rPr>
+        <w:t xml:space="preserve"># HERALD_CLAUDE_SESSION_UUID is auto-bootstrapped on first run; set only for testing.</w:t>
+      </w:r>
+    </w:p>
+    <w:p>
+      <w:pPr>
+        <w:pStyle w:val="FirstParagraph"/>
+      </w:pPr>
+      <w:r>
+        <w:t xml:space="preserve">After editing, run</w:t>
+      </w:r>
+      <w:r>
+        <w:t xml:space="preserve"> </w:t>
+      </w:r>
+      <w:r>
+        <w:rPr>
+          <w:rStyle w:val="VerbatimChar"/>
+        </w:rPr>
+        <w:t xml:space="preserve">source ~/.zshrc</w:t>
+      </w:r>
+      <w:r>
+        <w:t xml:space="preserve"> </w:t>
+      </w:r>
+      <w:r>
+        <w:t xml:space="preserve">(or</w:t>
+      </w:r>
+      <w:r>
+        <w:t xml:space="preserve"> </w:t>
+      </w:r>
+      <w:r>
+        <w:rPr>
+          <w:rStyle w:val="VerbatimChar"/>
+        </w:rPr>
+        <w:t xml:space="preserve">~/.bashrc</w:t>
+      </w:r>
+      <w:r>
+        <w:t xml:space="preserve">) or open a new terminal so the changes take effect.</w:t>
+      </w:r>
+    </w:p>
+    <w:p>
+      <w:pPr>
+        <w:pStyle w:val="BodyText"/>
+      </w:pPr>
+      <w:r>
+        <w:rPr>
+          <w:b/>
+          <w:bCs/>
+        </w:rPr>
+        <w:t xml:space="preserve">Verify</w:t>
+      </w:r>
+      <w:r>
+        <w:t xml:space="preserve">:</w:t>
+      </w:r>
+    </w:p>
+    <w:p>
+      <w:pPr>
+        <w:pStyle w:val="SourceCode"/>
+      </w:pPr>
+      <w:r>
+        <w:rPr>
+          <w:rStyle w:val="BuiltInTok"/>
+        </w:rPr>
+        <w:t xml:space="preserve">echo</w:t>
+      </w:r>
+      <w:r>
+        <w:rPr>
+          <w:rStyle w:val="NormalTok"/>
+        </w:rPr>
+        <w:t xml:space="preserve"> </w:t>
+      </w:r>
+      <w:r>
+        <w:rPr>
+          <w:rStyle w:val="StringTok"/>
+        </w:rPr>
+        <w:t xml:space="preserve">"</w:t>
+      </w:r>
+      <w:r>
+        <w:rPr>
+          <w:rStyle w:val="VariableTok"/>
+        </w:rPr>
+        <w:t xml:space="preserve">${HERALD_TGRAM_BOT_TOKEN</w:t>
+      </w:r>
+      <w:r>
+        <w:rPr>
+          <w:rStyle w:val="OperatorTok"/>
+        </w:rPr>
+        <w:t xml:space="preserve">:</w:t>
+      </w:r>
+      <w:r>
+        <w:rPr>
+          <w:rStyle w:val="DecValTok"/>
+        </w:rPr>
+        <w:t xml:space="preserve">0</w:t>
+      </w:r>
+      <w:r>
+        <w:rPr>
+          <w:rStyle w:val="OperatorTok"/>
+        </w:rPr>
+        <w:t xml:space="preserve">:</w:t>
+      </w:r>
+      <w:r>
+        <w:rPr>
+          <w:rStyle w:val="DecValTok"/>
+        </w:rPr>
+        <w:t xml:space="preserve">10</w:t>
+      </w:r>
+      <w:r>
+        <w:rPr>
+          <w:rStyle w:val="VariableTok"/>
+        </w:rPr>
+        <w:t xml:space="preserve">}</w:t>
+      </w:r>
+      <w:r>
+        <w:rPr>
+          <w:rStyle w:val="StringTok"/>
+        </w:rPr>
+        <w:t xml:space="preserve">…"</w:t>
+      </w:r>
+      <w:r>
+        <w:rPr>
+          <w:rStyle w:val="NormalTok"/>
+        </w:rPr>
+        <w:t xml:space="preserve">   </w:t>
+      </w:r>
+      <w:r>
+        <w:rPr>
+          <w:rStyle w:val="CommentTok"/>
+        </w:rPr>
+        <w:t xml:space="preserve"># prints first 10 chars then ellipsis</w:t>
+      </w:r>
+      <w:r>
+        <w:br/>
+      </w:r>
+      <w:r>
+        <w:rPr>
+          <w:rStyle w:val="CommentTok"/>
+        </w:rPr>
+        <w:t xml:space="preserve"># Should NOT print the empty string. If it does, the export didn't take.</w:t>
+      </w:r>
+    </w:p>
+    <w:p>
+      <w:pPr>
+        <w:pStyle w:val="FirstParagraph"/>
+      </w:pPr>
+      <w:r>
+        <w:t xml:space="preserve">Use this path for credentials that follow you across all projects + checkouts (your personal Claude session UUID; your workstation-wide Telegram bot token; etc.).</w:t>
+      </w:r>
+    </w:p>
+    <w:bookmarkEnd w:id="31"/>
+    <w:bookmarkStart w:id="33" w:name="X489732adf2d3b1697d83484de1811104c21bb2b"/>
+    <w:p>
+      <w:pPr>
+        <w:pStyle w:val="Heading2"/>
+      </w:pPr>
+      <w:r>
+        <w:t xml:space="preserve">Setting credentials in</w:t>
+      </w:r>
+      <w:r>
+        <w:t xml:space="preserve"> </w:t>
+      </w:r>
+      <w:r>
+        <w:rPr>
+          <w:rStyle w:val="VerbatimChar"/>
+        </w:rPr>
+        <w:t xml:space="preserve">.env</w:t>
+      </w:r>
+      <w:r>
+        <w:t xml:space="preserve"> </w:t>
+      </w:r>
+      <w:r>
+        <w:t xml:space="preserve">(project-local path)</w:t>
+      </w:r>
+    </w:p>
+    <w:p>
+      <w:pPr>
+        <w:pStyle w:val="FirstParagraph"/>
+      </w:pPr>
+      <w:r>
+        <w:t xml:space="preserve">For credentials specific to one Herald checkout (a per-deploy Postgres password, a per-environment Slack webhook), use</w:t>
+      </w:r>
+      <w:r>
+        <w:t xml:space="preserve"> </w:t>
+      </w:r>
+      <w:r>
+        <w:rPr>
+          <w:rStyle w:val="VerbatimChar"/>
+        </w:rPr>
+        <w:t xml:space="preserve">.env</w:t>
+      </w:r>
+      <w:r>
+        <w:t xml:space="preserve">:</w:t>
+      </w:r>
+    </w:p>
+    <w:p>
+      <w:pPr>
+        <w:pStyle w:val="SourceCode"/>
+      </w:pPr>
+      <w:r>
+        <w:rPr>
+          <w:rStyle w:val="BuiltInTok"/>
+        </w:rPr>
+        <w:t xml:space="preserve">cd</w:t>
+      </w:r>
+      <w:r>
+        <w:rPr>
+          <w:rStyle w:val="NormalTok"/>
+        </w:rPr>
+        <w:t xml:space="preserve"> /Users/milosvasic/Projects/Herald</w:t>
+      </w:r>
+      <w:r>
+        <w:br/>
+      </w:r>
+      <w:r>
+        <w:rPr>
+          <w:rStyle w:val="FunctionTok"/>
+        </w:rPr>
+        <w:t xml:space="preserve">cp</w:t>
+      </w:r>
+      <w:r>
+        <w:rPr>
+          <w:rStyle w:val="NormalTok"/>
+        </w:rPr>
+        <w:t xml:space="preserve"> quickstart/.env.example .env</w:t>
+      </w:r>
+      <w:r>
+        <w:br/>
+      </w:r>
+      <w:r>
+        <w:rPr>
+          <w:rStyle w:val="FunctionTok"/>
+        </w:rPr>
+        <w:t xml:space="preserve">chmod</w:t>
+      </w:r>
+      <w:r>
+        <w:rPr>
+          <w:rStyle w:val="NormalTok"/>
+        </w:rPr>
+        <w:t xml:space="preserve"> 600 .env                  </w:t>
+      </w:r>
+      <w:r>
+        <w:rPr>
+          <w:rStyle w:val="CommentTok"/>
+        </w:rPr>
+        <w:t xml:space="preserve"># readable only by you — discourages accidental cat</w:t>
+      </w:r>
+      <w:r>
+        <w:br/>
+      </w:r>
+      <w:r>
+        <w:rPr>
+          <w:rStyle w:val="VariableTok"/>
+        </w:rPr>
+        <w:t xml:space="preserve">$EDITOR</w:t>
+      </w:r>
+      <w:r>
+        <w:rPr>
+          <w:rStyle w:val="NormalTok"/>
+        </w:rPr>
+        <w:t xml:space="preserve"> .env                    </w:t>
+      </w:r>
+      <w:r>
+        <w:rPr>
+          <w:rStyle w:val="CommentTok"/>
+        </w:rPr>
+        <w:t xml:space="preserve"># fill in real values</w:t>
+      </w:r>
+    </w:p>
+    <w:p>
+      <w:pPr>
+        <w:pStyle w:val="FirstParagraph"/>
+      </w:pPr>
+      <w:r>
+        <w:rPr>
+          <w:b/>
+          <w:bCs/>
+        </w:rPr>
+        <w:t xml:space="preserve">The</w:t>
+      </w:r>
+      <w:r>
+        <w:rPr>
+          <w:b/>
+          <w:bCs/>
+        </w:rPr>
+        <w:t xml:space="preserve"> </w:t>
+      </w:r>
+      <w:r>
+        <w:rPr>
+          <w:rStyle w:val="VerbatimChar"/>
+          <w:b/>
+          <w:bCs/>
+        </w:rPr>
+        <w:t xml:space="preserve">.env</w:t>
+      </w:r>
+      <w:r>
+        <w:rPr>
+          <w:b/>
+          <w:bCs/>
+        </w:rPr>
+        <w:t xml:space="preserve"> </w:t>
+      </w:r>
+      <w:r>
+        <w:rPr>
+          <w:b/>
+          <w:bCs/>
+        </w:rPr>
+        <w:t xml:space="preserve">file is git-ignored</w:t>
+      </w:r>
+      <w:r>
+        <w:t xml:space="preserve"> </w:t>
+      </w:r>
+      <w:r>
+        <w:t xml:space="preserve">(verified via</w:t>
+      </w:r>
+      <w:r>
+        <w:t xml:space="preserve"> </w:t>
+      </w:r>
+      <w:r>
+        <w:rPr>
+          <w:rStyle w:val="VerbatimChar"/>
+        </w:rPr>
+        <w:t xml:space="preserve">.gitignore</w:t>
+      </w:r>
+      <w:r>
+        <w:t xml:space="preserve"> </w:t>
+      </w:r>
+      <w:r>
+        <w:t xml:space="preserve">line 28:</w:t>
+      </w:r>
+      <w:r>
+        <w:t xml:space="preserve"> </w:t>
+      </w:r>
+      <w:r>
+        <w:rPr>
+          <w:rStyle w:val="VerbatimChar"/>
+        </w:rPr>
+        <w:t xml:space="preserve">.env</w:t>
+      </w:r>
+      <w:r>
+        <w:t xml:space="preserve">). Never</w:t>
+      </w:r>
+      <w:r>
+        <w:t xml:space="preserve"> </w:t>
+      </w:r>
+      <w:r>
+        <w:rPr>
+          <w:rStyle w:val="VerbatimChar"/>
+        </w:rPr>
+        <w:t xml:space="preserve">git add .env</w:t>
+      </w:r>
+      <w:r>
+        <w:t xml:space="preserve">. Never paste real credentials into a PR description, commit message, Slack channel, or any artifact that gets persisted.</w:t>
+      </w:r>
+    </w:p>
+    <w:p>
+      <w:pPr>
+        <w:pStyle w:val="BodyText"/>
+      </w:pPr>
+      <w:r>
+        <w:t xml:space="preserve">To consume</w:t>
+      </w:r>
+      <w:r>
+        <w:t xml:space="preserve"> </w:t>
+      </w:r>
+      <w:r>
+        <w:rPr>
+          <w:rStyle w:val="VerbatimChar"/>
+        </w:rPr>
+        <w:t xml:space="preserve">.env</w:t>
+      </w:r>
+      <w:r>
+        <w:t xml:space="preserve"> </w:t>
+      </w:r>
+      <w:r>
+        <w:t xml:space="preserve">from</w:t>
+      </w:r>
+      <w:r>
+        <w:t xml:space="preserve"> </w:t>
+      </w:r>
+      <w:r>
+        <w:rPr>
+          <w:b/>
+          <w:bCs/>
+        </w:rPr>
+        <w:t xml:space="preserve">native</w:t>
+      </w:r>
+      <w:r>
+        <w:rPr>
+          <w:b/>
+          <w:bCs/>
+        </w:rPr>
+        <w:t xml:space="preserve"> </w:t>
+      </w:r>
+      <w:r>
+        <w:rPr>
+          <w:rStyle w:val="VerbatimChar"/>
+          <w:b/>
+          <w:bCs/>
+        </w:rPr>
         <w:t xml:space="preserve">pherald</w:t>
       </w:r>
       <w:r>
@@ -2089,7 +2479,7 @@
       <w:r>
         <w:t xml:space="preserve"> </w:t>
       </w:r>
-      <w:hyperlink r:id="rId12">
+      <w:hyperlink r:id="rId32">
         <w:r>
           <w:rPr>
             <w:rStyle w:val="VerbatimChar"/>
@@ -2256,8 +2646,8 @@
         <w:t xml:space="preserve">Use this path for credentials specific to one Herald checkout or one deploy.</w:t>
       </w:r>
     </w:p>
-    <w:bookmarkEnd w:id="13"/>
-    <w:bookmarkStart w:id="14" w:name="Xa22c5cab9a1cdf4057206186dbe6d159c9646c6"/>
+    <w:bookmarkEnd w:id="33"/>
+    <w:bookmarkStart w:id="34" w:name="Xa22c5cab9a1cdf4057206186dbe6d159c9646c6"/>
     <w:p>
       <w:pPr>
         <w:pStyle w:val="Heading2"/>
@@ -2279,7 +2669,7 @@
         <w:pStyle w:val="Compact"/>
         <w:numPr>
           <w:ilvl w:val="0"/>
-          <w:numId w:val="1005"/>
+          <w:numId w:val="1007"/>
         </w:numPr>
       </w:pPr>
       <w:r>
@@ -2331,7 +2721,7 @@
         <w:pStyle w:val="Compact"/>
         <w:numPr>
           <w:ilvl w:val="0"/>
-          <w:numId w:val="1005"/>
+          <w:numId w:val="1007"/>
         </w:numPr>
       </w:pPr>
       <w:r>
@@ -2353,7 +2743,7 @@
         <w:pStyle w:val="Compact"/>
         <w:numPr>
           <w:ilvl w:val="0"/>
-          <w:numId w:val="1005"/>
+          <w:numId w:val="1007"/>
         </w:numPr>
       </w:pPr>
       <w:r>
@@ -2423,7 +2813,7 @@
         <w:pStyle w:val="Compact"/>
         <w:numPr>
           <w:ilvl w:val="0"/>
-          <w:numId w:val="1005"/>
+          <w:numId w:val="1007"/>
         </w:numPr>
       </w:pPr>
       <w:r>
@@ -2481,7 +2871,7 @@
         <w:pStyle w:val="Compact"/>
         <w:numPr>
           <w:ilvl w:val="0"/>
-          <w:numId w:val="1005"/>
+          <w:numId w:val="1007"/>
         </w:numPr>
       </w:pPr>
       <w:r>
@@ -2526,7 +2916,7 @@
         <w:pStyle w:val="Compact"/>
         <w:numPr>
           <w:ilvl w:val="0"/>
-          <w:numId w:val="1006"/>
+          <w:numId w:val="1008"/>
         </w:numPr>
       </w:pPr>
       <w:r>
@@ -2538,7 +2928,7 @@
         <w:pStyle w:val="Compact"/>
         <w:numPr>
           <w:ilvl w:val="0"/>
-          <w:numId w:val="1006"/>
+          <w:numId w:val="1008"/>
         </w:numPr>
       </w:pPr>
       <w:r>
@@ -2561,8 +2951,8 @@
         <w:t xml:space="preserve">(regenerate the token, change the password, etc.) — git history scrubbing is forensic-quality but does not retroactively invalidate the leaked secret. Inform the operator.</w:t>
       </w:r>
     </w:p>
-    <w:bookmarkEnd w:id="14"/>
-    <w:bookmarkStart w:id="35" w:name="per-service-credential-setup"/>
+    <w:bookmarkEnd w:id="34"/>
+    <w:bookmarkStart w:id="55" w:name="per-service-credential-setup"/>
     <w:p>
       <w:pPr>
         <w:pStyle w:val="Heading2"/>
@@ -2571,7 +2961,7 @@
         <w:t xml:space="preserve">Per-service credential setup</w:t>
       </w:r>
     </w:p>
-    <w:bookmarkStart w:id="15" w:name="postgres-live"/>
+    <w:bookmarkStart w:id="35" w:name="postgres-live"/>
     <w:p>
       <w:pPr>
         <w:pStyle w:val="Heading3"/>
@@ -3040,7 +3430,7 @@
       <w:pPr>
         <w:numPr>
           <w:ilvl w:val="0"/>
-          <w:numId w:val="1007"/>
+          <w:numId w:val="1009"/>
         </w:numPr>
       </w:pPr>
       <w:r>
@@ -3066,7 +3456,7 @@
       <w:pPr>
         <w:numPr>
           <w:ilvl w:val="0"/>
-          <w:numId w:val="1007"/>
+          <w:numId w:val="1009"/>
         </w:numPr>
       </w:pPr>
       <w:r>
@@ -3104,7 +3494,7 @@
       <w:pPr>
         <w:numPr>
           <w:ilvl w:val="0"/>
-          <w:numId w:val="1007"/>
+          <w:numId w:val="1009"/>
         </w:numPr>
       </w:pPr>
       <w:r>
@@ -3154,7 +3544,7 @@
       <w:pPr>
         <w:numPr>
           <w:ilvl w:val="0"/>
-          <w:numId w:val="1007"/>
+          <w:numId w:val="1009"/>
         </w:numPr>
       </w:pPr>
       <w:r>
@@ -3177,7 +3567,7 @@
       <w:pPr>
         <w:numPr>
           <w:ilvl w:val="0"/>
-          <w:numId w:val="1007"/>
+          <w:numId w:val="1009"/>
         </w:numPr>
       </w:pPr>
       <w:r>
@@ -3218,7 +3608,7 @@
       <w:pPr>
         <w:numPr>
           <w:ilvl w:val="0"/>
-          <w:numId w:val="1007"/>
+          <w:numId w:val="1009"/>
         </w:numPr>
       </w:pPr>
       <w:r>
@@ -3252,8 +3642,8 @@
         <w:t xml:space="preserve">.</w:t>
       </w:r>
     </w:p>
-    <w:bookmarkEnd w:id="15"/>
-    <w:bookmarkStart w:id="16" w:name="redis-live"/>
+    <w:bookmarkEnd w:id="35"/>
+    <w:bookmarkStart w:id="36" w:name="redis-live"/>
     <w:p>
       <w:pPr>
         <w:pStyle w:val="Heading3"/>
@@ -3561,8 +3951,8 @@
         <w:t xml:space="preserve">).</w:t>
       </w:r>
     </w:p>
-    <w:bookmarkEnd w:id="16"/>
-    <w:bookmarkStart w:id="22" w:name="telegram-hrd-011-live"/>
+    <w:bookmarkEnd w:id="36"/>
+    <w:bookmarkStart w:id="42" w:name="telegram-hrd-011-live"/>
     <w:p>
       <w:pPr>
         <w:pStyle w:val="Heading3"/>
@@ -3877,7 +4267,7 @@
         </w:tc>
       </w:tr>
     </w:tbl>
-    <w:bookmarkStart w:id="17" w:name="step-1-create-a-bot-via-botfather"/>
+    <w:bookmarkStart w:id="37" w:name="step-1-create-a-bot-via-botfather"/>
     <w:p>
       <w:pPr>
         <w:pStyle w:val="Heading4"/>
@@ -3897,7 +4287,7 @@
         <w:pStyle w:val="Compact"/>
         <w:numPr>
           <w:ilvl w:val="0"/>
-          <w:numId w:val="1008"/>
+          <w:numId w:val="1010"/>
         </w:numPr>
       </w:pPr>
       <w:r>
@@ -3924,7 +4314,7 @@
         <w:pStyle w:val="Compact"/>
         <w:numPr>
           <w:ilvl w:val="0"/>
-          <w:numId w:val="1008"/>
+          <w:numId w:val="1010"/>
         </w:numPr>
       </w:pPr>
       <w:r>
@@ -3948,7 +4338,7 @@
         <w:pStyle w:val="Compact"/>
         <w:numPr>
           <w:ilvl w:val="0"/>
-          <w:numId w:val="1008"/>
+          <w:numId w:val="1010"/>
         </w:numPr>
       </w:pPr>
       <w:r>
@@ -3966,7 +4356,7 @@
         <w:pStyle w:val="Compact"/>
         <w:numPr>
           <w:ilvl w:val="0"/>
-          <w:numId w:val="1008"/>
+          <w:numId w:val="1010"/>
         </w:numPr>
       </w:pPr>
       <w:r>
@@ -4002,7 +4392,7 @@
         <w:pStyle w:val="Compact"/>
         <w:numPr>
           <w:ilvl w:val="0"/>
-          <w:numId w:val="1008"/>
+          <w:numId w:val="1010"/>
         </w:numPr>
       </w:pPr>
       <w:r>
@@ -4026,7 +4416,7 @@
         <w:pStyle w:val="Compact"/>
         <w:numPr>
           <w:ilvl w:val="0"/>
-          <w:numId w:val="1008"/>
+          <w:numId w:val="1010"/>
         </w:numPr>
       </w:pPr>
       <w:r>
@@ -4055,8 +4445,8 @@
         <w:t xml:space="preserve">. (BotFather will let you regenerate if you lose it; never paste the token publicly.)</w:t>
       </w:r>
     </w:p>
-    <w:bookmarkEnd w:id="17"/>
-    <w:bookmarkStart w:id="18" w:name="step-2-get-your-chat-id"/>
+    <w:bookmarkEnd w:id="37"/>
+    <w:bookmarkStart w:id="38" w:name="step-2-get-your-chat-id"/>
     <w:p>
       <w:pPr>
         <w:pStyle w:val="Heading4"/>
@@ -4070,7 +4460,7 @@
         <w:pStyle w:val="Compact"/>
         <w:numPr>
           <w:ilvl w:val="0"/>
-          <w:numId w:val="1009"/>
+          <w:numId w:val="1011"/>
         </w:numPr>
       </w:pPr>
       <w:r>
@@ -4082,7 +4472,7 @@
         <w:pStyle w:val="Compact"/>
         <w:numPr>
           <w:ilvl w:val="0"/>
-          <w:numId w:val="1009"/>
+          <w:numId w:val="1011"/>
         </w:numPr>
       </w:pPr>
       <w:r>
@@ -4109,7 +4499,7 @@
         <w:pStyle w:val="Compact"/>
         <w:numPr>
           <w:ilvl w:val="0"/>
-          <w:numId w:val="1009"/>
+          <w:numId w:val="1011"/>
         </w:numPr>
       </w:pPr>
       <w:r>
@@ -4133,7 +4523,7 @@
         <w:pStyle w:val="Compact"/>
         <w:numPr>
           <w:ilvl w:val="1"/>
-          <w:numId w:val="1010"/>
+          <w:numId w:val="1012"/>
         </w:numPr>
       </w:pPr>
       <w:r>
@@ -4154,7 +4544,7 @@
         <w:pStyle w:val="Compact"/>
         <w:numPr>
           <w:ilvl w:val="1"/>
-          <w:numId w:val="1010"/>
+          <w:numId w:val="1012"/>
         </w:numPr>
       </w:pPr>
       <w:r>
@@ -4166,7 +4556,7 @@
         <w:pStyle w:val="Compact"/>
         <w:numPr>
           <w:ilvl w:val="0"/>
-          <w:numId w:val="1009"/>
+          <w:numId w:val="1011"/>
         </w:numPr>
       </w:pPr>
       <w:r>
@@ -4185,8 +4575,8 @@
         <w:t xml:space="preserve">.</w:t>
       </w:r>
     </w:p>
-    <w:bookmarkEnd w:id="18"/>
-    <w:bookmarkStart w:id="19" w:name="Xf5d04c26abcb5d7ec3199c75ca70b466371bf3e"/>
+    <w:bookmarkEnd w:id="38"/>
+    <w:bookmarkStart w:id="39" w:name="Xf5d04c26abcb5d7ec3199c75ca70b466371bf3e"/>
     <w:p>
       <w:pPr>
         <w:pStyle w:val="Heading4"/>
@@ -4233,8 +4623,8 @@
         <w:t xml:space="preserve">loop actually pulls an inbound update. Leave unset for everyday operation — the long-poll goroutine still runs but the E19 test SKIPs without this flag.</w:t>
       </w:r>
     </w:p>
-    <w:bookmarkEnd w:id="19"/>
-    <w:bookmarkStart w:id="20" w:name="Xb9d74b6486082ec44cd8b570fa85583516f7083"/>
+    <w:bookmarkEnd w:id="39"/>
+    <w:bookmarkStart w:id="40" w:name="Xb9d74b6486082ec44cd8b570fa85583516f7083"/>
     <w:p>
       <w:pPr>
         <w:pStyle w:val="Heading4"/>
@@ -4321,8 +4711,8 @@
         <w:t xml:space="preserve">(when HRD-NNN ships webhook ingress; long-poll only in v1).</w:t>
       </w:r>
     </w:p>
-    <w:bookmarkEnd w:id="20"/>
-    <w:bookmarkStart w:id="21" w:name="step-5-verify"/>
+    <w:bookmarkEnd w:id="40"/>
+    <w:bookmarkStart w:id="41" w:name="step-5-verify"/>
     <w:p>
       <w:pPr>
         <w:pStyle w:val="Heading4"/>
@@ -4533,9 +4923,9 @@
         <w:t xml:space="preserve">.</w:t>
       </w:r>
     </w:p>
-    <w:bookmarkEnd w:id="21"/>
-    <w:bookmarkEnd w:id="22"/>
-    <w:bookmarkStart w:id="27" w:name="claude-code-dispatcher-hrd-012-live"/>
+    <w:bookmarkEnd w:id="41"/>
+    <w:bookmarkEnd w:id="42"/>
+    <w:bookmarkStart w:id="47" w:name="claude-code-dispatcher-hrd-012-live"/>
     <w:p>
       <w:pPr>
         <w:pStyle w:val="Heading3"/>
@@ -4895,7 +5285,7 @@
         </w:tc>
       </w:tr>
     </w:tbl>
-    <w:bookmarkStart w:id="23" w:name="step-1-install-claude-code"/>
+    <w:bookmarkStart w:id="43" w:name="step-1-install-claude-code"/>
     <w:p>
       <w:pPr>
         <w:pStyle w:val="Heading4"/>
@@ -4994,8 +5384,8 @@
         <w:t xml:space="preserve">.</w:t>
       </w:r>
     </w:p>
-    <w:bookmarkEnd w:id="23"/>
-    <w:bookmarkStart w:id="24" w:name="step-2-choose-a-project-name"/>
+    <w:bookmarkEnd w:id="43"/>
+    <w:bookmarkStart w:id="44" w:name="step-2-choose-a-project-name"/>
     <w:p>
       <w:pPr>
         <w:pStyle w:val="Heading4"/>
@@ -5065,8 +5455,8 @@
         <w:t xml:space="preserve">'Herald'</w:t>
       </w:r>
     </w:p>
-    <w:bookmarkEnd w:id="24"/>
-    <w:bookmarkStart w:id="25" w:name="step-3-bootstrap-a-session-two-paths"/>
+    <w:bookmarkEnd w:id="44"/>
+    <w:bookmarkStart w:id="45" w:name="step-3-bootstrap-a-session-two-paths"/>
     <w:p>
       <w:pPr>
         <w:pStyle w:val="Heading4"/>
@@ -5259,8 +5649,8 @@
         <w:t xml:space="preserve"># example</w:t>
       </w:r>
     </w:p>
-    <w:bookmarkEnd w:id="25"/>
-    <w:bookmarkStart w:id="26" w:name="step-4-verify"/>
+    <w:bookmarkEnd w:id="45"/>
+    <w:bookmarkStart w:id="46" w:name="step-4-verify"/>
     <w:p>
       <w:pPr>
         <w:pStyle w:val="Heading4"/>
@@ -5375,9 +5765,9 @@
         <w:t xml:space="preserve">JSON line, parsed with non-empty Outcome + Summary.</w:t>
       </w:r>
     </w:p>
-    <w:bookmarkEnd w:id="26"/>
-    <w:bookmarkEnd w:id="27"/>
-    <w:bookmarkStart w:id="28" w:name="slack-planned-v2"/>
+    <w:bookmarkEnd w:id="46"/>
+    <w:bookmarkEnd w:id="47"/>
+    <w:bookmarkStart w:id="48" w:name="slack-planned-v2"/>
     <w:p>
       <w:pPr>
         <w:pStyle w:val="Heading3"/>
@@ -5625,8 +6015,8 @@
         <w:t xml:space="preserve">stable when Slack lands.</w:t>
       </w:r>
     </w:p>
-    <w:bookmarkEnd w:id="28"/>
-    <w:bookmarkStart w:id="29" w:name="email-smtp-planned-v2"/>
+    <w:bookmarkEnd w:id="48"/>
+    <w:bookmarkStart w:id="49" w:name="email-smtp-planned-v2"/>
     <w:p>
       <w:pPr>
         <w:pStyle w:val="Heading3"/>
@@ -5824,8 +6214,8 @@
         </w:tc>
       </w:tr>
     </w:tbl>
-    <w:bookmarkEnd w:id="29"/>
-    <w:bookmarkStart w:id="30" w:name="email-resend-planned-v2"/>
+    <w:bookmarkEnd w:id="49"/>
+    <w:bookmarkStart w:id="50" w:name="email-resend-planned-v2"/>
     <w:p>
       <w:pPr>
         <w:pStyle w:val="Heading3"/>
@@ -5951,8 +6341,8 @@
         </w:tc>
       </w:tr>
     </w:tbl>
-    <w:bookmarkEnd w:id="30"/>
-    <w:bookmarkStart w:id="31" w:name="max-planned-v2"/>
+    <w:bookmarkEnd w:id="50"/>
+    <w:bookmarkStart w:id="51" w:name="max-planned-v2"/>
     <w:p>
       <w:pPr>
         <w:pStyle w:val="Heading3"/>
@@ -6076,8 +6466,8 @@
         <w:t xml:space="preserve">Detailed setup will follow when Max lands as an HRD.</w:t>
       </w:r>
     </w:p>
-    <w:bookmarkEnd w:id="31"/>
-    <w:bookmarkStart w:id="32" w:name="microsoft-teams-planned-v3"/>
+    <w:bookmarkEnd w:id="51"/>
+    <w:bookmarkStart w:id="52" w:name="microsoft-teams-planned-v3"/>
     <w:p>
       <w:pPr>
         <w:pStyle w:val="Heading3"/>
@@ -6101,8 +6491,8 @@
         <w:t xml:space="preserve">: NOT YET IMPLEMENTED. Spec marks Teams as a later iteration (post-V2).</w:t>
       </w:r>
     </w:p>
-    <w:bookmarkEnd w:id="32"/>
-    <w:bookmarkStart w:id="33" w:name="Xa39e372eadbb43b6a7fc3b45ac25cbb235dc2db"/>
+    <w:bookmarkEnd w:id="52"/>
+    <w:bookmarkStart w:id="53" w:name="Xa39e372eadbb43b6a7fc3b45ac25cbb235dc2db"/>
     <w:p>
       <w:pPr>
         <w:pStyle w:val="Heading3"/>
@@ -6146,8 +6536,8 @@
         <w:t xml:space="preserve">to keep your file aligned with the spec.</w:t>
       </w:r>
     </w:p>
-    <w:bookmarkEnd w:id="33"/>
-    <w:bookmarkStart w:id="34" w:name="Xa56a0619bcdcca9195de286f1ffde15aca63a65"/>
+    <w:bookmarkEnd w:id="53"/>
+    <w:bookmarkStart w:id="54" w:name="Xa56a0619bcdcca9195de286f1ffde15aca63a65"/>
     <w:p>
       <w:pPr>
         <w:pStyle w:val="Heading3"/>
@@ -6375,9 +6765,9 @@
         </w:tc>
       </w:tr>
     </w:tbl>
-    <w:bookmarkEnd w:id="34"/>
-    <w:bookmarkEnd w:id="35"/>
-    <w:bookmarkStart w:id="36" w:name="quickstart-compose-vs-native-pherald"/>
+    <w:bookmarkEnd w:id="54"/>
+    <w:bookmarkEnd w:id="55"/>
+    <w:bookmarkStart w:id="56" w:name="quickstart-compose-vs-native-pherald"/>
     <w:p>
       <w:pPr>
         <w:pStyle w:val="Heading2"/>
@@ -6663,8 +7053,8 @@
         <w:t xml:space="preserve">is the canonical source. In native mode, shell exports are. Both should reach the same end state per the resolution order at the top of this doc.</w:t>
       </w:r>
     </w:p>
-    <w:bookmarkEnd w:id="36"/>
-    <w:bookmarkStart w:id="37" w:name="audit-checklist-run-before-every-commit"/>
+    <w:bookmarkEnd w:id="56"/>
+    <w:bookmarkStart w:id="57" w:name="audit-checklist-run-before-every-commit"/>
     <w:p>
       <w:pPr>
         <w:pStyle w:val="Heading2"/>
@@ -7363,8 +7753,8 @@
         <w:t xml:space="preserve">output means do NOT commit. Rotate the leaked credential, scrub from working tree, re-run the audit, and only then commit.</w:t>
       </w:r>
     </w:p>
-    <w:bookmarkEnd w:id="37"/>
-    <w:bookmarkStart w:id="38" w:name="troubleshooting"/>
+    <w:bookmarkEnd w:id="57"/>
+    <w:bookmarkStart w:id="58" w:name="troubleshooting"/>
     <w:p>
       <w:pPr>
         <w:pStyle w:val="Heading2"/>
@@ -7829,8 +8219,8 @@
         <w:t xml:space="preserve">: Rotate the credential IMMEDIATELY (regenerate the token, change the password). Then escalate per Universal Constitution §11.4.10 — git-history scrubbing is forensic-quality only; the leaked value is forever compromised once pushed to a remote.</w:t>
       </w:r>
     </w:p>
-    <w:bookmarkEnd w:id="38"/>
-    <w:bookmarkEnd w:id="39"/>
+    <w:bookmarkEnd w:id="58"/>
+    <w:bookmarkEnd w:id="59"/>
     <w:sectPr>
       <w:footnotePr>
         <w:numRestart w:val="eachSect"/>
@@ -8139,6 +8529,12 @@
     <w:abstractNumId w:val="991"/>
   </w:num>
   <w:num w:numId="1003">
+    <w:abstractNumId w:val="991"/>
+  </w:num>
+  <w:num w:numId="1004">
+    <w:abstractNumId w:val="991"/>
+  </w:num>
+  <w:num w:numId="1005">
     <w:abstractNumId w:val="99411"/>
     <w:lvlOverride w:ilvl="0">
       <w:startOverride w:val="1"/>
@@ -8168,74 +8564,14 @@
       <w:startOverride w:val="1"/>
     </w:lvlOverride>
   </w:num>
-  <w:num w:numId="1004">
-    <w:abstractNumId w:val="991"/>
-  </w:num>
-  <w:num w:numId="1005">
-    <w:abstractNumId w:val="991"/>
-  </w:num>
   <w:num w:numId="1006">
     <w:abstractNumId w:val="991"/>
   </w:num>
   <w:num w:numId="1007">
-    <w:abstractNumId w:val="99411"/>
-    <w:lvlOverride w:ilvl="0">
-      <w:startOverride w:val="1"/>
-    </w:lvlOverride>
-    <w:lvlOverride w:ilvl="1">
-      <w:startOverride w:val="1"/>
-    </w:lvlOverride>
-    <w:lvlOverride w:ilvl="2">
-      <w:startOverride w:val="1"/>
-    </w:lvlOverride>
-    <w:lvlOverride w:ilvl="3">
-      <w:startOverride w:val="1"/>
-    </w:lvlOverride>
-    <w:lvlOverride w:ilvl="4">
-      <w:startOverride w:val="1"/>
-    </w:lvlOverride>
-    <w:lvlOverride w:ilvl="5">
-      <w:startOverride w:val="1"/>
-    </w:lvlOverride>
-    <w:lvlOverride w:ilvl="6">
-      <w:startOverride w:val="1"/>
-    </w:lvlOverride>
-    <w:lvlOverride w:ilvl="7">
-      <w:startOverride w:val="1"/>
-    </w:lvlOverride>
-    <w:lvlOverride w:ilvl="8">
-      <w:startOverride w:val="1"/>
-    </w:lvlOverride>
+    <w:abstractNumId w:val="991"/>
   </w:num>
   <w:num w:numId="1008">
-    <w:abstractNumId w:val="99411"/>
-    <w:lvlOverride w:ilvl="0">
-      <w:startOverride w:val="1"/>
-    </w:lvlOverride>
-    <w:lvlOverride w:ilvl="1">
-      <w:startOverride w:val="1"/>
-    </w:lvlOverride>
-    <w:lvlOverride w:ilvl="2">
-      <w:startOverride w:val="1"/>
-    </w:lvlOverride>
-    <w:lvlOverride w:ilvl="3">
-      <w:startOverride w:val="1"/>
-    </w:lvlOverride>
-    <w:lvlOverride w:ilvl="4">
-      <w:startOverride w:val="1"/>
-    </w:lvlOverride>
-    <w:lvlOverride w:ilvl="5">
-      <w:startOverride w:val="1"/>
-    </w:lvlOverride>
-    <w:lvlOverride w:ilvl="6">
-      <w:startOverride w:val="1"/>
-    </w:lvlOverride>
-    <w:lvlOverride w:ilvl="7">
-      <w:startOverride w:val="1"/>
-    </w:lvlOverride>
-    <w:lvlOverride w:ilvl="8">
-      <w:startOverride w:val="1"/>
-    </w:lvlOverride>
+    <w:abstractNumId w:val="991"/>
   </w:num>
   <w:num w:numId="1009">
     <w:abstractNumId w:val="99411"/>
@@ -8268,6 +8604,66 @@
     </w:lvlOverride>
   </w:num>
   <w:num w:numId="1010">
+    <w:abstractNumId w:val="99411"/>
+    <w:lvlOverride w:ilvl="0">
+      <w:startOverride w:val="1"/>
+    </w:lvlOverride>
+    <w:lvlOverride w:ilvl="1">
+      <w:startOverride w:val="1"/>
+    </w:lvlOverride>
+    <w:lvlOverride w:ilvl="2">
+      <w:startOverride w:val="1"/>
+    </w:lvlOverride>
+    <w:lvlOverride w:ilvl="3">
+      <w:startOverride w:val="1"/>
+    </w:lvlOverride>
+    <w:lvlOverride w:ilvl="4">
+      <w:startOverride w:val="1"/>
+    </w:lvlOverride>
+    <w:lvlOverride w:ilvl="5">
+      <w:startOverride w:val="1"/>
+    </w:lvlOverride>
+    <w:lvlOverride w:ilvl="6">
+      <w:startOverride w:val="1"/>
+    </w:lvlOverride>
+    <w:lvlOverride w:ilvl="7">
+      <w:startOverride w:val="1"/>
+    </w:lvlOverride>
+    <w:lvlOverride w:ilvl="8">
+      <w:startOverride w:val="1"/>
+    </w:lvlOverride>
+  </w:num>
+  <w:num w:numId="1011">
+    <w:abstractNumId w:val="99411"/>
+    <w:lvlOverride w:ilvl="0">
+      <w:startOverride w:val="1"/>
+    </w:lvlOverride>
+    <w:lvlOverride w:ilvl="1">
+      <w:startOverride w:val="1"/>
+    </w:lvlOverride>
+    <w:lvlOverride w:ilvl="2">
+      <w:startOverride w:val="1"/>
+    </w:lvlOverride>
+    <w:lvlOverride w:ilvl="3">
+      <w:startOverride w:val="1"/>
+    </w:lvlOverride>
+    <w:lvlOverride w:ilvl="4">
+      <w:startOverride w:val="1"/>
+    </w:lvlOverride>
+    <w:lvlOverride w:ilvl="5">
+      <w:startOverride w:val="1"/>
+    </w:lvlOverride>
+    <w:lvlOverride w:ilvl="6">
+      <w:startOverride w:val="1"/>
+    </w:lvlOverride>
+    <w:lvlOverride w:ilvl="7">
+      <w:startOverride w:val="1"/>
+    </w:lvlOverride>
+    <w:lvlOverride w:ilvl="8">
+      <w:startOverride w:val="1"/>
+    </w:lvlOverride>
+  </w:num>
+  <w:num w:numId="1012">
     <w:abstractNumId w:val="991"/>
   </w:num>
 </w:numbering>

--- a/docs/guides/OPERATOR_CREDENTIALS.docx
+++ b/docs/guides/OPERATOR_CREDENTIALS.docx
@@ -7,36 +7,60 @@
         <w:pStyle w:val="Title"/>
       </w:pPr>
       <w:r>
-        <w:t xml:space="preserve">Herald — OPERATOR_CREDENTIALS</w:t>
-      </w:r>
-    </w:p>
-    <w:sdt>
-      <w:sdtPr>
-        <w:docPartObj>
-          <w:docPartGallery w:val="Table of Contents"/>
-          <w:docPartUnique/>
-        </w:docPartObj>
-      </w:sdtPr>
-      <w:sdtContent>
-        <w:p>
-          <w:pPr>
-            <w:pStyle w:val="TOCHeading"/>
-          </w:pPr>
-          <w:r>
-            <w:t xml:space="preserve">Table of Contents</w:t>
-          </w:r>
-        </w:p>
-        <w:p>
-          <w:r>
-            <w:fldChar w:fldCharType="begin" w:dirty="true"/>
-            <w:instrText xml:space="preserve">TOC \o "1-3" \h \z \u</w:instrText>
-            <w:fldChar w:fldCharType="separate"/>
-            <w:fldChar w:fldCharType="end"/>
-          </w:r>
-        </w:p>
-      </w:sdtContent>
-    </w:sdt>
-    <w:bookmarkStart w:id="59" w:name="herald-operator-credentials-guide"/>
+        <w:t xml:space="preserve">Herald</w:t>
+      </w:r>
+    </w:p>
+    <w:p>
+      <w:pPr>
+        <w:pStyle w:val="FirstParagraph"/>
+      </w:pPr>
+      <w:r>
+        <w:drawing>
+          <wp:inline>
+            <wp:extent cx="1625600" cy="1625600"/>
+            <wp:effectExtent b="0" l="0" r="0" t="0"/>
+            <wp:docPr descr="Herald" title="" id="10" name="Picture"/>
+            <a:graphic>
+              <a:graphicData uri="http://schemas.openxmlformats.org/drawingml/2006/picture">
+                <pic:pic>
+                  <pic:nvPicPr>
+                    <pic:cNvPr descr="../../assets/logo/herald_logo_square_128.png" id="11" name="Picture"/>
+                    <pic:cNvPicPr>
+                      <a:picLocks noChangeArrowheads="1" noChangeAspect="1"/>
+                    </pic:cNvPicPr>
+                  </pic:nvPicPr>
+                  <pic:blipFill>
+                    <a:blip r:embed="rId9"/>
+                    <a:stretch>
+                      <a:fillRect/>
+                    </a:stretch>
+                  </pic:blipFill>
+                  <pic:spPr bwMode="auto">
+                    <a:xfrm>
+                      <a:off x="0" y="0"/>
+                      <a:ext cx="1625600" cy="1625600"/>
+                    </a:xfrm>
+                    <a:prstGeom prst="rect">
+                      <a:avLst/>
+                    </a:prstGeom>
+                    <a:noFill/>
+                    <a:ln w="9525">
+                      <a:noFill/>
+                      <a:headEnd/>
+                      <a:tailEnd/>
+                    </a:ln>
+                  </pic:spPr>
+                </pic:pic>
+              </a:graphicData>
+            </a:graphic>
+          </wp:inline>
+        </w:drawing>
+      </w:r>
+      <w:r>
+        <w:t xml:space="preserve">{width=96px height=96px}</w:t>
+      </w:r>
+    </w:p>
+    <w:bookmarkStart w:id="62" w:name="herald--operator-credentials-guide"/>
     <w:p>
       <w:pPr>
         <w:pStyle w:val="Heading1"/>
@@ -48,8 +72,7 @@
     <w:tbl>
       <w:tblPr>
         <w:tblStyle w:val="Table"/>
-        <w:tblW w:type="pct" w:w="5000"/>
-        <w:tblLayout w:type="fixed"/>
+        <w:tblW w:type="auto" w:w="0"/>
         <w:tblLook w:firstRow="1" w:lastRow="0" w:firstColumn="0" w:lastColumn="0" w:noHBand="0" w:noVBand="0" w:val="0020"/>
       </w:tblPr>
       <w:tblGrid>
@@ -312,7 +335,7 @@
         </w:tc>
       </w:tr>
     </w:tbl>
-    <w:bookmarkStart w:id="9" w:name="table-of-contents"/>
+    <w:bookmarkStart w:id="12" w:name="table-of-contents"/>
     <w:p>
       <w:pPr>
         <w:pStyle w:val="Heading2"/>
@@ -716,8 +739,8 @@
         </w:r>
       </w:hyperlink>
     </w:p>
-    <w:bookmarkEnd w:id="9"/>
-    <w:bookmarkStart w:id="29" w:name="per-service-dedicated-guides"/>
+    <w:bookmarkEnd w:id="12"/>
+    <w:bookmarkStart w:id="32" w:name="per-service-dedicated-guides"/>
     <w:p>
       <w:pPr>
         <w:pStyle w:val="Heading2"/>
@@ -750,7 +773,7 @@
         <w:t xml:space="preserve">of each integration, see the dedicated per-service guides:</w:t>
       </w:r>
     </w:p>
-    <w:bookmarkStart w:id="20" w:name="messengers-under-messengers"/>
+    <w:bookmarkStart w:id="23" w:name="messengers--under-messengers"/>
     <w:p>
       <w:pPr>
         <w:pStyle w:val="Heading3"/>
@@ -761,7 +784,7 @@
       <w:r>
         <w:t xml:space="preserve"> </w:t>
       </w:r>
-      <w:hyperlink r:id="rId10">
+      <w:hyperlink r:id="rId13">
         <w:r>
           <w:rPr>
             <w:rStyle w:val="VerbatimChar"/>
@@ -778,7 +801,7 @@
           <w:numId w:val="1003"/>
         </w:numPr>
       </w:pPr>
-      <w:hyperlink r:id="rId11">
+      <w:hyperlink r:id="rId14">
         <w:r>
           <w:rPr>
             <w:rStyle w:val="VerbatimChar"/>
@@ -817,7 +840,7 @@
           <w:numId w:val="1003"/>
         </w:numPr>
       </w:pPr>
-      <w:hyperlink r:id="rId12">
+      <w:hyperlink r:id="rId15">
         <w:r>
           <w:rPr>
             <w:rStyle w:val="VerbatimChar"/>
@@ -840,7 +863,7 @@
           <w:numId w:val="1003"/>
         </w:numPr>
       </w:pPr>
-      <w:hyperlink r:id="rId13">
+      <w:hyperlink r:id="rId16">
         <w:r>
           <w:rPr>
             <w:rStyle w:val="VerbatimChar"/>
@@ -863,7 +886,7 @@
           <w:numId w:val="1003"/>
         </w:numPr>
       </w:pPr>
-      <w:hyperlink r:id="rId14">
+      <w:hyperlink r:id="rId17">
         <w:r>
           <w:rPr>
             <w:rStyle w:val="VerbatimChar"/>
@@ -886,7 +909,7 @@
           <w:numId w:val="1003"/>
         </w:numPr>
       </w:pPr>
-      <w:hyperlink r:id="rId15">
+      <w:hyperlink r:id="rId18">
         <w:r>
           <w:rPr>
             <w:rStyle w:val="VerbatimChar"/>
@@ -909,7 +932,7 @@
           <w:numId w:val="1003"/>
         </w:numPr>
       </w:pPr>
-      <w:hyperlink r:id="rId16">
+      <w:hyperlink r:id="rId19">
         <w:r>
           <w:rPr>
             <w:rStyle w:val="VerbatimChar"/>
@@ -923,7 +946,7 @@
       <w:r>
         <w:t xml:space="preserve"> </w:t>
       </w:r>
-      <w:hyperlink r:id="rId17">
+      <w:hyperlink r:id="rId20">
         <w:r>
           <w:rPr>
             <w:rStyle w:val="VerbatimChar"/>
@@ -937,7 +960,7 @@
       <w:r>
         <w:t xml:space="preserve"> </w:t>
       </w:r>
-      <w:hyperlink r:id="rId18">
+      <w:hyperlink r:id="rId21">
         <w:r>
           <w:rPr>
             <w:rStyle w:val="VerbatimChar"/>
@@ -951,7 +974,7 @@
       <w:r>
         <w:t xml:space="preserve"> </w:t>
       </w:r>
-      <w:hyperlink r:id="rId19">
+      <w:hyperlink r:id="rId22">
         <w:r>
           <w:rPr>
             <w:rStyle w:val="VerbatimChar"/>
@@ -966,8 +989,8 @@
         <w:t xml:space="preserve">— planned later iterations</w:t>
       </w:r>
     </w:p>
-    <w:bookmarkEnd w:id="20"/>
-    <w:bookmarkStart w:id="28" w:name="llm-agent-dispatchers-under-dispatchers"/>
+    <w:bookmarkEnd w:id="23"/>
+    <w:bookmarkStart w:id="31" w:name="X590f664328ec74879dd055c05b3006ced7c05c4"/>
     <w:p>
       <w:pPr>
         <w:pStyle w:val="Heading3"/>
@@ -978,7 +1001,7 @@
       <w:r>
         <w:t xml:space="preserve"> </w:t>
       </w:r>
-      <w:hyperlink r:id="rId21">
+      <w:hyperlink r:id="rId24">
         <w:r>
           <w:rPr>
             <w:rStyle w:val="VerbatimChar"/>
@@ -995,7 +1018,7 @@
           <w:numId w:val="1004"/>
         </w:numPr>
       </w:pPr>
-      <w:hyperlink r:id="rId22">
+      <w:hyperlink r:id="rId25">
         <w:r>
           <w:rPr>
             <w:rStyle w:val="VerbatimChar"/>
@@ -1034,7 +1057,7 @@
           <w:numId w:val="1004"/>
         </w:numPr>
       </w:pPr>
-      <w:hyperlink r:id="rId23">
+      <w:hyperlink r:id="rId26">
         <w:r>
           <w:rPr>
             <w:rStyle w:val="VerbatimChar"/>
@@ -1048,7 +1071,7 @@
       <w:r>
         <w:t xml:space="preserve"> </w:t>
       </w:r>
-      <w:hyperlink r:id="rId24">
+      <w:hyperlink r:id="rId27">
         <w:r>
           <w:rPr>
             <w:rStyle w:val="VerbatimChar"/>
@@ -1062,7 +1085,7 @@
       <w:r>
         <w:t xml:space="preserve"> </w:t>
       </w:r>
-      <w:hyperlink r:id="rId25">
+      <w:hyperlink r:id="rId28">
         <w:r>
           <w:rPr>
             <w:rStyle w:val="VerbatimChar"/>
@@ -1076,7 +1099,7 @@
       <w:r>
         <w:t xml:space="preserve"> </w:t>
       </w:r>
-      <w:hyperlink r:id="rId26">
+      <w:hyperlink r:id="rId29">
         <w:r>
           <w:rPr>
             <w:rStyle w:val="VerbatimChar"/>
@@ -1090,7 +1113,7 @@
       <w:r>
         <w:t xml:space="preserve"> </w:t>
       </w:r>
-      <w:hyperlink r:id="rId27">
+      <w:hyperlink r:id="rId30">
         <w:r>
           <w:rPr>
             <w:rStyle w:val="VerbatimChar"/>
@@ -1105,9 +1128,9 @@
         <w:t xml:space="preserve">— planned</w:t>
       </w:r>
     </w:p>
-    <w:bookmarkEnd w:id="28"/>
-    <w:bookmarkEnd w:id="29"/>
-    <w:bookmarkStart w:id="30" w:name="resolution-order-12-factor"/>
+    <w:bookmarkEnd w:id="31"/>
+    <w:bookmarkEnd w:id="32"/>
+    <w:bookmarkStart w:id="33" w:name="resolution-order-12-factor"/>
     <w:p>
       <w:pPr>
         <w:pStyle w:val="Heading2"/>
@@ -1143,7 +1166,10 @@
         <w:t xml:space="preserve"> </w:t>
       </w:r>
       <w:r>
-        <w:t xml:space="preserve">— e.g. </w:t>
+        <w:t xml:space="preserve">— e.g.</w:t>
+      </w:r>
+      <w:r>
+        <w:t xml:space="preserve"> </w:t>
       </w:r>
       <w:r>
         <w:rPr>
@@ -1177,7 +1203,7 @@
         <w:t xml:space="preserve"> </w:t>
       </w:r>
       <w:r>
-        <w:t xml:space="preserve">— read by Herald’s Go code via</w:t>
+        <w:t xml:space="preserve">— read by Herald's Go code via</w:t>
       </w:r>
       <w:r>
         <w:t xml:space="preserve"> </w:t>
@@ -1213,7 +1239,7 @@
         <w:t xml:space="preserve">~/.zshrc</w:t>
       </w:r>
       <w:r>
-        <w:t xml:space="preserve">, your CI’s secret store, a Kubernetes</w:t>
+        <w:t xml:space="preserve">, your CI's secret store, a Kubernetes</w:t>
       </w:r>
       <w:r>
         <w:t xml:space="preserve"> </w:t>
@@ -1457,7 +1483,7 @@
         <w:t xml:space="preserve">.env</w:t>
       </w:r>
       <w:r>
-        <w:t xml:space="preserve">. This is exactly the contract Herald’s</w:t>
+        <w:t xml:space="preserve">. This is exactly the contract Herald's</w:t>
       </w:r>
       <w:r>
         <w:t xml:space="preserve"> </w:t>
@@ -1526,7 +1552,7 @@
         <w:t xml:space="preserve"> </w:t>
       </w:r>
       <w:r>
-        <w:t xml:space="preserve">or by the operator’s shell when they</w:t>
+        <w:t xml:space="preserve">or by the operator's shell when they</w:t>
       </w:r>
       <w:r>
         <w:t xml:space="preserve"> </w:t>
@@ -1541,8 +1567,8 @@
         <w:t xml:space="preserve">.</w:t>
       </w:r>
     </w:p>
-    <w:bookmarkEnd w:id="30"/>
-    <w:bookmarkStart w:id="31" w:name="Xa411482c574e2ab46b90fbff8e5b8eddfd6c041"/>
+    <w:bookmarkEnd w:id="33"/>
+    <w:bookmarkStart w:id="34" w:name="X7672ab03f7c79ab920c8fe472f11db9e26751e0"/>
     <w:p>
       <w:pPr>
         <w:pStyle w:val="Heading2"/>
@@ -1601,7 +1627,7 @@
         <w:t xml:space="preserve"> </w:t>
       </w:r>
       <w:r>
-        <w:t xml:space="preserve">lines to your shell’s startup file. The exact file depends on your default shell:</w:t>
+        <w:t xml:space="preserve">lines to your shell's startup file. The exact file depends on your default shell:</w:t>
       </w:r>
     </w:p>
     <w:p>
@@ -2106,8 +2132,8 @@
         <w:t xml:space="preserve">Use this path for credentials that follow you across all projects + checkouts (your personal Claude session UUID; your workstation-wide Telegram bot token; etc.).</w:t>
       </w:r>
     </w:p>
-    <w:bookmarkEnd w:id="31"/>
-    <w:bookmarkStart w:id="33" w:name="X489732adf2d3b1697d83484de1811104c21bb2b"/>
+    <w:bookmarkEnd w:id="34"/>
+    <w:bookmarkStart w:id="36" w:name="Xffc54ecc98a9ebdbfa7a6b61ff2e210457225cb"/>
     <w:p>
       <w:pPr>
         <w:pStyle w:val="Heading2"/>
@@ -2362,7 +2388,7 @@
         <w:t xml:space="preserve"> </w:t>
       </w:r>
       <w:r>
-        <w:t xml:space="preserve">(i.e. NOT through</w:t>
+        <w:t xml:space="preserve">(i.e. NOT through</w:t>
       </w:r>
       <w:r>
         <w:t xml:space="preserve"> </w:t>
@@ -2479,7 +2505,7 @@
       <w:r>
         <w:t xml:space="preserve"> </w:t>
       </w:r>
-      <w:hyperlink r:id="rId32">
+      <w:hyperlink r:id="rId35">
         <w:r>
           <w:rPr>
             <w:rStyle w:val="VerbatimChar"/>
@@ -2646,8 +2672,8 @@
         <w:t xml:space="preserve">Use this path for credentials specific to one Herald checkout or one deploy.</w:t>
       </w:r>
     </w:p>
-    <w:bookmarkEnd w:id="33"/>
-    <w:bookmarkStart w:id="34" w:name="Xa22c5cab9a1cdf4057206186dbe6d159c9646c6"/>
+    <w:bookmarkEnd w:id="36"/>
+    <w:bookmarkStart w:id="37" w:name="X51da6ff3414d12b4d49bfdbcc8eff8fe85ff6e1"/>
     <w:p>
       <w:pPr>
         <w:pStyle w:val="Heading2"/>
@@ -2863,7 +2889,7 @@
         <w:t xml:space="preserve">re_xxxxxxxxxxxxxxxxxxxxxxxxxxx</w:t>
       </w:r>
       <w:r>
-        <w:t xml:space="preserve">, etc.) — the file’s purpose is documentation, not secret storage.</w:t>
+        <w:t xml:space="preserve">, etc.) — the file's purpose is documentation, not secret storage.</w:t>
       </w:r>
     </w:p>
     <w:p>
@@ -2951,8 +2977,8 @@
         <w:t xml:space="preserve">(regenerate the token, change the password, etc.) — git history scrubbing is forensic-quality but does not retroactively invalidate the leaked secret. Inform the operator.</w:t>
       </w:r>
     </w:p>
-    <w:bookmarkEnd w:id="34"/>
-    <w:bookmarkStart w:id="55" w:name="per-service-credential-setup"/>
+    <w:bookmarkEnd w:id="37"/>
+    <w:bookmarkStart w:id="58" w:name="per-service-credential-setup"/>
     <w:p>
       <w:pPr>
         <w:pStyle w:val="Heading2"/>
@@ -2961,7 +2987,7 @@
         <w:t xml:space="preserve">Per-service credential setup</w:t>
       </w:r>
     </w:p>
-    <w:bookmarkStart w:id="35" w:name="postgres-live"/>
+    <w:bookmarkStart w:id="38" w:name="postgres-live"/>
     <w:p>
       <w:pPr>
         <w:pStyle w:val="Heading3"/>
@@ -2981,8 +3007,7 @@
     <w:tbl>
       <w:tblPr>
         <w:tblStyle w:val="Table"/>
-        <w:tblW w:type="pct" w:w="5000"/>
-        <w:tblLayout w:type="fixed"/>
+        <w:tblW w:type="auto" w:w="0"/>
         <w:tblLook w:firstRow="1" w:lastRow="0" w:firstColumn="0" w:lastColumn="0" w:noHBand="0" w:noVBand="0" w:val="0020"/>
       </w:tblPr>
       <w:tblGrid>
@@ -3200,7 +3225,7 @@
               <w:pStyle w:val="Compact"/>
             </w:pPr>
             <w:r>
-              <w:t xml:space="preserve">created by quickstart compose’s</w:t>
+              <w:t xml:space="preserve">created by quickstart compose's</w:t>
             </w:r>
             <w:r>
               <w:t xml:space="preserve"> </w:t>
@@ -3428,6 +3453,7 @@
     </w:p>
     <w:p>
       <w:pPr>
+        <w:pStyle w:val="Compact"/>
         <w:numPr>
           <w:ilvl w:val="0"/>
           <w:numId w:val="1009"/>
@@ -3454,6 +3480,7 @@
     </w:p>
     <w:p>
       <w:pPr>
+        <w:pStyle w:val="Compact"/>
         <w:numPr>
           <w:ilvl w:val="0"/>
           <w:numId w:val="1009"/>
@@ -3492,6 +3519,7 @@
     </w:p>
     <w:p>
       <w:pPr>
+        <w:pStyle w:val="Compact"/>
         <w:numPr>
           <w:ilvl w:val="0"/>
           <w:numId w:val="1009"/>
@@ -3542,6 +3570,7 @@
     </w:p>
     <w:p>
       <w:pPr>
+        <w:pStyle w:val="Compact"/>
         <w:numPr>
           <w:ilvl w:val="0"/>
           <w:numId w:val="1009"/>
@@ -3565,6 +3594,7 @@
     </w:p>
     <w:p>
       <w:pPr>
+        <w:pStyle w:val="Compact"/>
         <w:numPr>
           <w:ilvl w:val="0"/>
           <w:numId w:val="1009"/>
@@ -3606,6 +3636,7 @@
     </w:p>
     <w:p>
       <w:pPr>
+        <w:pStyle w:val="Compact"/>
         <w:numPr>
           <w:ilvl w:val="0"/>
           <w:numId w:val="1009"/>
@@ -3642,8 +3673,8 @@
         <w:t xml:space="preserve">.</w:t>
       </w:r>
     </w:p>
-    <w:bookmarkEnd w:id="35"/>
-    <w:bookmarkStart w:id="36" w:name="redis-live"/>
+    <w:bookmarkEnd w:id="38"/>
+    <w:bookmarkStart w:id="39" w:name="redis-live"/>
     <w:p>
       <w:pPr>
         <w:pStyle w:val="Heading3"/>
@@ -3663,8 +3694,7 @@
     <w:tbl>
       <w:tblPr>
         <w:tblStyle w:val="Table"/>
-        <w:tblW w:type="pct" w:w="5000"/>
-        <w:tblLayout w:type="fixed"/>
+        <w:tblW w:type="auto" w:w="0"/>
         <w:tblLook w:firstRow="1" w:lastRow="0" w:firstColumn="0" w:lastColumn="0" w:noHBand="0" w:noVBand="0" w:val="0020"/>
       </w:tblPr>
       <w:tblGrid>
@@ -3805,19 +3835,7 @@
               <w:pStyle w:val="Compact"/>
             </w:pPr>
             <w:r>
-              <w:t xml:space="preserve">ACL</w:t>
-            </w:r>
-            <w:r>
-              <w:t xml:space="preserve"> </w:t>
-            </w:r>
-            <w:r>
-              <w:t xml:space="preserve">“default”</w:t>
-            </w:r>
-            <w:r>
-              <w:t xml:space="preserve"> </w:t>
-            </w:r>
-            <w:r>
-              <w:t xml:space="preserve">user password</w:t>
+              <w:t xml:space="preserve">ACL "default" user password</w:t>
             </w:r>
           </w:p>
         </w:tc>
@@ -3951,8 +3969,8 @@
         <w:t xml:space="preserve">).</w:t>
       </w:r>
     </w:p>
-    <w:bookmarkEnd w:id="36"/>
-    <w:bookmarkStart w:id="42" w:name="telegram-hrd-011-live"/>
+    <w:bookmarkEnd w:id="39"/>
+    <w:bookmarkStart w:id="45" w:name="telegram--hrd-011-live"/>
     <w:p>
       <w:pPr>
         <w:pStyle w:val="Heading3"/>
@@ -3972,8 +3990,7 @@
     <w:tbl>
       <w:tblPr>
         <w:tblStyle w:val="Table"/>
-        <w:tblW w:type="pct" w:w="5000"/>
-        <w:tblLayout w:type="fixed"/>
+        <w:tblW w:type="auto" w:w="0"/>
         <w:tblLook w:firstRow="1" w:lastRow="0" w:firstColumn="0" w:lastColumn="0" w:noHBand="0" w:noVBand="0" w:val="0020"/>
       </w:tblPr>
       <w:tblGrid>
@@ -4075,13 +4092,7 @@
               <w:pStyle w:val="Compact"/>
             </w:pPr>
             <w:r>
-              <w:t xml:space="preserve">@BotFather</w:t>
-            </w:r>
-            <w:r>
-              <w:t xml:space="preserve"> </w:t>
-            </w:r>
-            <w:r>
-              <w:t xml:space="preserve">(see steps below)</w:t>
+              <w:t xml:space="preserve">@BotFather (see steps below)</w:t>
             </w:r>
           </w:p>
         </w:tc>
@@ -4267,19 +4278,13 @@
         </w:tc>
       </w:tr>
     </w:tbl>
-    <w:bookmarkStart w:id="37" w:name="step-1-create-a-bot-via-botfather"/>
+    <w:bookmarkStart w:id="40" w:name="step-1-create-a-bot-via-botfather"/>
     <w:p>
       <w:pPr>
         <w:pStyle w:val="Heading4"/>
       </w:pPr>
       <w:r>
-        <w:t xml:space="preserve">Step 1: Create a bot via</w:t>
-      </w:r>
-      <w:r>
-        <w:t xml:space="preserve"> </w:t>
-      </w:r>
-      <w:r>
-        <w:t xml:space="preserve">@BotFather</w:t>
+        <w:t xml:space="preserve">Step 1: Create a bot via @BotFather</w:t>
       </w:r>
     </w:p>
     <w:p>
@@ -4342,13 +4347,7 @@
         </w:numPr>
       </w:pPr>
       <w:r>
-        <w:t xml:space="preserve">Choose a display name (e.g. </w:t>
-      </w:r>
-      <w:r>
-        <w:t xml:space="preserve">“Herald Operator Bot”</w:t>
-      </w:r>
-      <w:r>
-        <w:t xml:space="preserve">).</w:t>
+        <w:t xml:space="preserve">Choose a display name (e.g. "Herald Operator Bot").</w:t>
       </w:r>
     </w:p>
     <w:p>
@@ -4375,7 +4374,10 @@
         <w:t xml:space="preserve"> </w:t>
       </w:r>
       <w:r>
-        <w:t xml:space="preserve">(e.g. </w:t>
+        <w:t xml:space="preserve">(e.g.</w:t>
+      </w:r>
+      <w:r>
+        <w:t xml:space="preserve"> </w:t>
       </w:r>
       <w:r>
         <w:rPr>
@@ -4445,8 +4447,8 @@
         <w:t xml:space="preserve">. (BotFather will let you regenerate if you lose it; never paste the token publicly.)</w:t>
       </w:r>
     </w:p>
-    <w:bookmarkEnd w:id="37"/>
-    <w:bookmarkStart w:id="38" w:name="step-2-get-your-chat-id"/>
+    <w:bookmarkEnd w:id="40"/>
+    <w:bookmarkStart w:id="41" w:name="step-2-get-your-chat-id"/>
     <w:p>
       <w:pPr>
         <w:pStyle w:val="Heading4"/>
@@ -4527,7 +4529,10 @@
         </w:numPr>
       </w:pPr>
       <w:r>
-        <w:t xml:space="preserve">For groups, the ID is negative (e.g. </w:t>
+        <w:t xml:space="preserve">For groups, the ID is negative (e.g.</w:t>
+      </w:r>
+      <w:r>
+        <w:t xml:space="preserve"> </w:t>
       </w:r>
       <w:r>
         <w:rPr>
@@ -4575,8 +4580,8 @@
         <w:t xml:space="preserve">.</w:t>
       </w:r>
     </w:p>
-    <w:bookmarkEnd w:id="38"/>
-    <w:bookmarkStart w:id="39" w:name="Xf5d04c26abcb5d7ec3199c75ca70b466371bf3e"/>
+    <w:bookmarkEnd w:id="41"/>
+    <w:bookmarkStart w:id="42" w:name="Xf5d04c26abcb5d7ec3199c75ca70b466371bf3e"/>
     <w:p>
       <w:pPr>
         <w:pStyle w:val="Heading4"/>
@@ -4623,8 +4628,8 @@
         <w:t xml:space="preserve">loop actually pulls an inbound update. Leave unset for everyday operation — the long-poll goroutine still runs but the E19 test SKIPs without this flag.</w:t>
       </w:r>
     </w:p>
-    <w:bookmarkEnd w:id="39"/>
-    <w:bookmarkStart w:id="40" w:name="Xb9d74b6486082ec44cd8b570fa85583516f7083"/>
+    <w:bookmarkEnd w:id="42"/>
+    <w:bookmarkStart w:id="43" w:name="X30c767926d1597fc133d35d96e4b7c92b2fe2b9"/>
     <w:p>
       <w:pPr>
         <w:pStyle w:val="Heading4"/>
@@ -4693,7 +4698,7 @@
         <w:t xml:space="preserve">HERALD_TGRAM_WEBHOOK_SECRET=&lt;the-hex&gt;</w:t>
       </w:r>
       <w:r>
-        <w:t xml:space="preserve">. Configure the bot’s webhook URL to</w:t>
+        <w:t xml:space="preserve">. Configure the bot's webhook URL to</w:t>
       </w:r>
       <w:r>
         <w:t xml:space="preserve"> </w:t>
@@ -4711,8 +4716,8 @@
         <w:t xml:space="preserve">(when HRD-NNN ships webhook ingress; long-poll only in v1).</w:t>
       </w:r>
     </w:p>
-    <w:bookmarkEnd w:id="40"/>
-    <w:bookmarkStart w:id="41" w:name="step-5-verify"/>
+    <w:bookmarkEnd w:id="43"/>
+    <w:bookmarkStart w:id="44" w:name="step-5-verify"/>
     <w:p>
       <w:pPr>
         <w:pStyle w:val="Heading4"/>
@@ -4923,9 +4928,9 @@
         <w:t xml:space="preserve">.</w:t>
       </w:r>
     </w:p>
-    <w:bookmarkEnd w:id="41"/>
-    <w:bookmarkEnd w:id="42"/>
-    <w:bookmarkStart w:id="47" w:name="claude-code-dispatcher-hrd-012-live"/>
+    <w:bookmarkEnd w:id="44"/>
+    <w:bookmarkEnd w:id="45"/>
+    <w:bookmarkStart w:id="50" w:name="claude-code-dispatcher--hrd-012-live"/>
     <w:p>
       <w:pPr>
         <w:pStyle w:val="Heading3"/>
@@ -4957,8 +4962,7 @@
     <w:tbl>
       <w:tblPr>
         <w:tblStyle w:val="Table"/>
-        <w:tblW w:type="pct" w:w="5000"/>
-        <w:tblLayout w:type="fixed"/>
+        <w:tblW w:type="auto" w:w="0"/>
         <w:tblLook w:firstRow="1" w:lastRow="0" w:firstColumn="0" w:lastColumn="0" w:noHBand="0" w:noVBand="0" w:val="0020"/>
       </w:tblPr>
       <w:tblGrid>
@@ -5133,7 +5137,10 @@
               <w:pStyle w:val="Compact"/>
             </w:pPr>
             <w:r>
-              <w:t xml:space="preserve">YOU choose — typically matches your repo folder name (e.g. </w:t>
+              <w:t xml:space="preserve">YOU choose — typically matches your repo folder name (e.g.</w:t>
+            </w:r>
+            <w:r>
+              <w:t xml:space="preserve"> </w:t>
             </w:r>
             <w:r>
               <w:rPr>
@@ -5285,7 +5292,7 @@
         </w:tc>
       </w:tr>
     </w:tbl>
-    <w:bookmarkStart w:id="43" w:name="step-1-install-claude-code"/>
+    <w:bookmarkStart w:id="46" w:name="step-1-install-claude-code"/>
     <w:p>
       <w:pPr>
         <w:pStyle w:val="Heading4"/>
@@ -5299,7 +5306,7 @@
         <w:pStyle w:val="FirstParagraph"/>
       </w:pPr>
       <w:r>
-        <w:t xml:space="preserve">Follow Anthropic’s official Claude Code install guide. Verify with:</w:t>
+        <w:t xml:space="preserve">Follow Anthropic's official Claude Code install guide. Verify with:</w:t>
       </w:r>
     </w:p>
     <w:p>
@@ -5357,7 +5364,7 @@
         <w:t xml:space="preserve"> </w:t>
       </w:r>
       <w:r>
-        <w:t xml:space="preserve">isn’t on</w:t>
+        <w:t xml:space="preserve">isn't on</w:t>
       </w:r>
       <w:r>
         <w:t xml:space="preserve"> </w:t>
@@ -5384,8 +5391,8 @@
         <w:t xml:space="preserve">.</w:t>
       </w:r>
     </w:p>
-    <w:bookmarkEnd w:id="43"/>
-    <w:bookmarkStart w:id="44" w:name="step-2-choose-a-project-name"/>
+    <w:bookmarkEnd w:id="46"/>
+    <w:bookmarkStart w:id="47" w:name="step-2-choose-a-project-name"/>
     <w:p>
       <w:pPr>
         <w:pStyle w:val="Heading4"/>
@@ -5408,7 +5415,10 @@
         <w:t xml:space="preserve"> </w:t>
       </w:r>
       <w:r>
-        <w:t xml:space="preserve">is used as the anchor file name (e.g. </w:t>
+        <w:t xml:space="preserve">is used as the anchor file name (e.g.</w:t>
+      </w:r>
+      <w:r>
+        <w:t xml:space="preserve"> </w:t>
       </w:r>
       <w:r>
         <w:rPr>
@@ -5455,8 +5465,8 @@
         <w:t xml:space="preserve">'Herald'</w:t>
       </w:r>
     </w:p>
-    <w:bookmarkEnd w:id="44"/>
-    <w:bookmarkStart w:id="45" w:name="step-3-bootstrap-a-session-two-paths"/>
+    <w:bookmarkEnd w:id="47"/>
+    <w:bookmarkStart w:id="48" w:name="step-3-bootstrap-a-session-two-paths"/>
     <w:p>
       <w:pPr>
         <w:pStyle w:val="Heading4"/>
@@ -5500,7 +5510,7 @@
         <w:t xml:space="preserve">HERALD_CLAUDE_SESSION_UUID</w:t>
       </w:r>
       <w:r>
-        <w:t xml:space="preserve">. Herald’s</w:t>
+        <w:t xml:space="preserve">. Herald's</w:t>
       </w:r>
       <w:r>
         <w:t xml:space="preserve"> </w:t>
@@ -5649,8 +5659,8 @@
         <w:t xml:space="preserve"># example</w:t>
       </w:r>
     </w:p>
-    <w:bookmarkEnd w:id="45"/>
-    <w:bookmarkStart w:id="46" w:name="step-4-verify"/>
+    <w:bookmarkEnd w:id="48"/>
+    <w:bookmarkStart w:id="49" w:name="step-4-verify"/>
     <w:p>
       <w:pPr>
         <w:pStyle w:val="Heading4"/>
@@ -5765,9 +5775,9 @@
         <w:t xml:space="preserve">JSON line, parsed with non-empty Outcome + Summary.</w:t>
       </w:r>
     </w:p>
-    <w:bookmarkEnd w:id="46"/>
-    <w:bookmarkEnd w:id="47"/>
-    <w:bookmarkStart w:id="48" w:name="slack-planned-v2"/>
+    <w:bookmarkEnd w:id="49"/>
+    <w:bookmarkEnd w:id="50"/>
+    <w:bookmarkStart w:id="51" w:name="slack--planned-v2"/>
     <w:p>
       <w:pPr>
         <w:pStyle w:val="Heading3"/>
@@ -5789,581 +5799,6 @@
       </w:r>
       <w:r>
         <w:t xml:space="preserve">: NOT YET IMPLEMENTED. Spec V3 §11.2 + §11.9. When the Slack channel lands as an HRD, env vars will follow this shape:</w:t>
-      </w:r>
-    </w:p>
-    <w:tbl>
-      <w:tblPr>
-        <w:tblStyle w:val="Table"/>
-        <w:tblW w:type="pct" w:w="5000"/>
-        <w:tblLayout w:type="fixed"/>
-        <w:tblLook w:firstRow="1" w:lastRow="0" w:firstColumn="0" w:lastColumn="0" w:noHBand="0" w:noVBand="0" w:val="0020"/>
-      </w:tblPr>
-      <w:tblGrid>
-        <w:gridCol w:w="3960"/>
-        <w:gridCol w:w="3960"/>
-      </w:tblGrid>
-      <w:tr>
-        <w:trPr>
-          <w:tblHeader w:val="on"/>
-        </w:trPr>
-        <w:tc>
-          <w:tcPr/>
-          <w:p>
-            <w:pPr>
-              <w:pStyle w:val="Compact"/>
-            </w:pPr>
-            <w:r>
-              <w:t xml:space="preserve">Env var</w:t>
-            </w:r>
-          </w:p>
-        </w:tc>
-        <w:tc>
-          <w:tcPr/>
-          <w:p>
-            <w:pPr>
-              <w:pStyle w:val="Compact"/>
-            </w:pPr>
-            <w:r>
-              <w:t xml:space="preserve">Description</w:t>
-            </w:r>
-          </w:p>
-        </w:tc>
-      </w:tr>
-      <w:tr>
-        <w:tc>
-          <w:tcPr/>
-          <w:p>
-            <w:pPr>
-              <w:pStyle w:val="Compact"/>
-            </w:pPr>
-            <w:r>
-              <w:rPr>
-                <w:rStyle w:val="VerbatimChar"/>
-              </w:rPr>
-              <w:t xml:space="preserve">HERALD_SLACK_BOT_TOKEN</w:t>
-            </w:r>
-          </w:p>
-        </w:tc>
-        <w:tc>
-          <w:tcPr/>
-          <w:p>
-            <w:pPr>
-              <w:pStyle w:val="Compact"/>
-            </w:pPr>
-            <w:r>
-              <w:rPr>
-                <w:rStyle w:val="VerbatimChar"/>
-              </w:rPr>
-              <w:t xml:space="preserve">xoxb-...</w:t>
-            </w:r>
-            <w:r>
-              <w:t xml:space="preserve"> </w:t>
-            </w:r>
-            <w:r>
-              <w:t xml:space="preserve">from Slack app’s</w:t>
-            </w:r>
-            <w:r>
-              <w:t xml:space="preserve"> </w:t>
-            </w:r>
-            <w:r>
-              <w:t xml:space="preserve">“Install to Workspace”</w:t>
-            </w:r>
-            <w:r>
-              <w:t xml:space="preserve"> </w:t>
-            </w:r>
-            <w:r>
-              <w:t xml:space="preserve">flow</w:t>
-            </w:r>
-          </w:p>
-        </w:tc>
-      </w:tr>
-      <w:tr>
-        <w:tc>
-          <w:tcPr/>
-          <w:p>
-            <w:pPr>
-              <w:pStyle w:val="Compact"/>
-            </w:pPr>
-            <w:r>
-              <w:rPr>
-                <w:rStyle w:val="VerbatimChar"/>
-              </w:rPr>
-              <w:t xml:space="preserve">HERALD_SLACK_SIGNING_SECRET</w:t>
-            </w:r>
-          </w:p>
-        </w:tc>
-        <w:tc>
-          <w:tcPr/>
-          <w:p>
-            <w:pPr>
-              <w:pStyle w:val="Compact"/>
-            </w:pPr>
-            <w:r>
-              <w:t xml:space="preserve">For verifying inbound webhooks (Events API)</w:t>
-            </w:r>
-          </w:p>
-        </w:tc>
-      </w:tr>
-      <w:tr>
-        <w:tc>
-          <w:tcPr/>
-          <w:p>
-            <w:pPr>
-              <w:pStyle w:val="Compact"/>
-            </w:pPr>
-            <w:r>
-              <w:rPr>
-                <w:rStyle w:val="VerbatimChar"/>
-              </w:rPr>
-              <w:t xml:space="preserve">HERALD_SLACK_APP_TOKEN</w:t>
-            </w:r>
-          </w:p>
-        </w:tc>
-        <w:tc>
-          <w:tcPr/>
-          <w:p>
-            <w:pPr>
-              <w:pStyle w:val="Compact"/>
-            </w:pPr>
-            <w:r>
-              <w:rPr>
-                <w:rStyle w:val="VerbatimChar"/>
-              </w:rPr>
-              <w:t xml:space="preserve">xapp-...</w:t>
-            </w:r>
-            <w:r>
-              <w:t xml:space="preserve"> </w:t>
-            </w:r>
-            <w:r>
-              <w:t xml:space="preserve">for Socket Mode (alternative to Events API)</w:t>
-            </w:r>
-          </w:p>
-        </w:tc>
-      </w:tr>
-      <w:tr>
-        <w:tc>
-          <w:tcPr/>
-          <w:p>
-            <w:pPr>
-              <w:pStyle w:val="Compact"/>
-            </w:pPr>
-            <w:r>
-              <w:rPr>
-                <w:rStyle w:val="VerbatimChar"/>
-              </w:rPr>
-              <w:t xml:space="preserve">HERALD_SLACK_DEFAULT_CHANNEL</w:t>
-            </w:r>
-          </w:p>
-        </w:tc>
-        <w:tc>
-          <w:tcPr/>
-          <w:p>
-            <w:pPr>
-              <w:pStyle w:val="Compact"/>
-            </w:pPr>
-            <w:r>
-              <w:t xml:space="preserve">Channel ID (e.g. </w:t>
-            </w:r>
-            <w:r>
-              <w:rPr>
-                <w:rStyle w:val="VerbatimChar"/>
-              </w:rPr>
-              <w:t xml:space="preserve">C012345ABCD</w:t>
-            </w:r>
-            <w:r>
-              <w:t xml:space="preserve">) — Slack channels DON’T use names internally</w:t>
-            </w:r>
-          </w:p>
-        </w:tc>
-      </w:tr>
-    </w:tbl>
-    <w:p>
-      <w:pPr>
-        <w:pStyle w:val="BodyText"/>
-      </w:pPr>
-      <w:r>
-        <w:t xml:space="preserve">Reserve env var names now in your</w:t>
-      </w:r>
-      <w:r>
-        <w:t xml:space="preserve"> </w:t>
-      </w:r>
-      <w:r>
-        <w:rPr>
-          <w:rStyle w:val="VerbatimChar"/>
-        </w:rPr>
-        <w:t xml:space="preserve">.env</w:t>
-      </w:r>
-      <w:r>
-        <w:t xml:space="preserve"> </w:t>
-      </w:r>
-      <w:r>
-        <w:t xml:space="preserve">(commented out) to keep</w:t>
-      </w:r>
-      <w:r>
-        <w:t xml:space="preserve"> </w:t>
-      </w:r>
-      <w:r>
-        <w:rPr>
-          <w:rStyle w:val="VerbatimChar"/>
-        </w:rPr>
-        <w:t xml:space="preserve">.env.example</w:t>
-      </w:r>
-      <w:r>
-        <w:t xml:space="preserve"> </w:t>
-      </w:r>
-      <w:r>
-        <w:t xml:space="preserve">stable when Slack lands.</w:t>
-      </w:r>
-    </w:p>
-    <w:bookmarkEnd w:id="48"/>
-    <w:bookmarkStart w:id="49" w:name="email-smtp-planned-v2"/>
-    <w:p>
-      <w:pPr>
-        <w:pStyle w:val="Heading3"/>
-      </w:pPr>
-      <w:r>
-        <w:t xml:space="preserve">Email (SMTP) — planned, V2</w:t>
-      </w:r>
-    </w:p>
-    <w:p>
-      <w:pPr>
-        <w:pStyle w:val="FirstParagraph"/>
-      </w:pPr>
-      <w:r>
-        <w:rPr>
-          <w:b/>
-          <w:bCs/>
-        </w:rPr>
-        <w:t xml:space="preserve">Status</w:t>
-      </w:r>
-      <w:r>
-        <w:t xml:space="preserve">: NOT YET IMPLEMENTED. Spec V3 §11.4. When SMTP channel lands:</w:t>
-      </w:r>
-    </w:p>
-    <w:tbl>
-      <w:tblPr>
-        <w:tblStyle w:val="Table"/>
-        <w:tblW w:type="pct" w:w="5000"/>
-        <w:tblLayout w:type="fixed"/>
-        <w:tblLook w:firstRow="1" w:lastRow="0" w:firstColumn="0" w:lastColumn="0" w:noHBand="0" w:noVBand="0" w:val="0020"/>
-      </w:tblPr>
-      <w:tblGrid>
-        <w:gridCol w:w="3960"/>
-        <w:gridCol w:w="3960"/>
-      </w:tblGrid>
-      <w:tr>
-        <w:trPr>
-          <w:tblHeader w:val="on"/>
-        </w:trPr>
-        <w:tc>
-          <w:tcPr/>
-          <w:p>
-            <w:pPr>
-              <w:pStyle w:val="Compact"/>
-            </w:pPr>
-            <w:r>
-              <w:t xml:space="preserve">Env var</w:t>
-            </w:r>
-          </w:p>
-        </w:tc>
-        <w:tc>
-          <w:tcPr/>
-          <w:p>
-            <w:pPr>
-              <w:pStyle w:val="Compact"/>
-            </w:pPr>
-            <w:r>
-              <w:t xml:space="preserve">Description</w:t>
-            </w:r>
-          </w:p>
-        </w:tc>
-      </w:tr>
-      <w:tr>
-        <w:tc>
-          <w:tcPr/>
-          <w:p>
-            <w:pPr>
-              <w:pStyle w:val="Compact"/>
-            </w:pPr>
-            <w:r>
-              <w:rPr>
-                <w:rStyle w:val="VerbatimChar"/>
-              </w:rPr>
-              <w:t xml:space="preserve">HERALD_SMTP_HOST</w:t>
-            </w:r>
-          </w:p>
-        </w:tc>
-        <w:tc>
-          <w:tcPr/>
-          <w:p>
-            <w:pPr>
-              <w:pStyle w:val="Compact"/>
-            </w:pPr>
-            <w:r>
-              <w:t xml:space="preserve">mail relay hostname</w:t>
-            </w:r>
-          </w:p>
-        </w:tc>
-      </w:tr>
-      <w:tr>
-        <w:tc>
-          <w:tcPr/>
-          <w:p>
-            <w:pPr>
-              <w:pStyle w:val="Compact"/>
-            </w:pPr>
-            <w:r>
-              <w:rPr>
-                <w:rStyle w:val="VerbatimChar"/>
-              </w:rPr>
-              <w:t xml:space="preserve">HERALD_SMTP_PORT</w:t>
-            </w:r>
-          </w:p>
-        </w:tc>
-        <w:tc>
-          <w:tcPr/>
-          <w:p>
-            <w:pPr>
-              <w:pStyle w:val="Compact"/>
-            </w:pPr>
-            <w:r>
-              <w:t xml:space="preserve">typically 587 (STARTTLS), 465 (TLS), or 25 (plain — discouraged)</w:t>
-            </w:r>
-          </w:p>
-        </w:tc>
-      </w:tr>
-      <w:tr>
-        <w:tc>
-          <w:tcPr/>
-          <w:p>
-            <w:pPr>
-              <w:pStyle w:val="Compact"/>
-            </w:pPr>
-            <w:r>
-              <w:rPr>
-                <w:rStyle w:val="VerbatimChar"/>
-              </w:rPr>
-              <w:t xml:space="preserve">HERALD_SMTP_USERNAME</w:t>
-            </w:r>
-          </w:p>
-        </w:tc>
-        <w:tc>
-          <w:tcPr/>
-          <w:p>
-            <w:pPr>
-              <w:pStyle w:val="Compact"/>
-            </w:pPr>
-            <w:r>
-              <w:t xml:space="preserve">mailbox username</w:t>
-            </w:r>
-          </w:p>
-        </w:tc>
-      </w:tr>
-      <w:tr>
-        <w:tc>
-          <w:tcPr/>
-          <w:p>
-            <w:pPr>
-              <w:pStyle w:val="Compact"/>
-            </w:pPr>
-            <w:r>
-              <w:rPr>
-                <w:rStyle w:val="VerbatimChar"/>
-              </w:rPr>
-              <w:t xml:space="preserve">HERALD_SMTP_PASSWORD</w:t>
-            </w:r>
-          </w:p>
-        </w:tc>
-        <w:tc>
-          <w:tcPr/>
-          <w:p>
-            <w:pPr>
-              <w:pStyle w:val="Compact"/>
-            </w:pPr>
-            <w:r>
-              <w:t xml:space="preserve">mailbox password OR app-password (per provider)</w:t>
-            </w:r>
-          </w:p>
-        </w:tc>
-      </w:tr>
-      <w:tr>
-        <w:tc>
-          <w:tcPr/>
-          <w:p>
-            <w:pPr>
-              <w:pStyle w:val="Compact"/>
-            </w:pPr>
-            <w:r>
-              <w:rPr>
-                <w:rStyle w:val="VerbatimChar"/>
-              </w:rPr>
-              <w:t xml:space="preserve">HERALD_SMTP_FROM</w:t>
-            </w:r>
-          </w:p>
-        </w:tc>
-        <w:tc>
-          <w:tcPr/>
-          <w:p>
-            <w:pPr>
-              <w:pStyle w:val="Compact"/>
-            </w:pPr>
-            <w:r>
-              <w:t xml:space="preserve">sender address (must be authorized for the username)</w:t>
-            </w:r>
-          </w:p>
-        </w:tc>
-      </w:tr>
-    </w:tbl>
-    <w:bookmarkEnd w:id="49"/>
-    <w:bookmarkStart w:id="50" w:name="email-resend-planned-v2"/>
-    <w:p>
-      <w:pPr>
-        <w:pStyle w:val="Heading3"/>
-      </w:pPr>
-      <w:r>
-        <w:t xml:space="preserve">Email (Resend) — planned, V2</w:t>
-      </w:r>
-    </w:p>
-    <w:p>
-      <w:pPr>
-        <w:pStyle w:val="FirstParagraph"/>
-      </w:pPr>
-      <w:r>
-        <w:rPr>
-          <w:b/>
-          <w:bCs/>
-        </w:rPr>
-        <w:t xml:space="preserve">Status</w:t>
-      </w:r>
-      <w:r>
-        <w:t xml:space="preserve">: NOT YET IMPLEMENTED. Alternative to raw SMTP. Spec V3 §11.4.</w:t>
-      </w:r>
-    </w:p>
-    <w:tbl>
-      <w:tblPr>
-        <w:tblStyle w:val="Table"/>
-        <w:tblW w:type="pct" w:w="5000"/>
-        <w:tblLayout w:type="fixed"/>
-        <w:tblLook w:firstRow="1" w:lastRow="0" w:firstColumn="0" w:lastColumn="0" w:noHBand="0" w:noVBand="0" w:val="0020"/>
-      </w:tblPr>
-      <w:tblGrid>
-        <w:gridCol w:w="3960"/>
-        <w:gridCol w:w="3960"/>
-      </w:tblGrid>
-      <w:tr>
-        <w:trPr>
-          <w:tblHeader w:val="on"/>
-        </w:trPr>
-        <w:tc>
-          <w:tcPr/>
-          <w:p>
-            <w:pPr>
-              <w:pStyle w:val="Compact"/>
-            </w:pPr>
-            <w:r>
-              <w:t xml:space="preserve">Env var</w:t>
-            </w:r>
-          </w:p>
-        </w:tc>
-        <w:tc>
-          <w:tcPr/>
-          <w:p>
-            <w:pPr>
-              <w:pStyle w:val="Compact"/>
-            </w:pPr>
-            <w:r>
-              <w:t xml:space="preserve">Description</w:t>
-            </w:r>
-          </w:p>
-        </w:tc>
-      </w:tr>
-      <w:tr>
-        <w:tc>
-          <w:tcPr/>
-          <w:p>
-            <w:pPr>
-              <w:pStyle w:val="Compact"/>
-            </w:pPr>
-            <w:r>
-              <w:rPr>
-                <w:rStyle w:val="VerbatimChar"/>
-              </w:rPr>
-              <w:t xml:space="preserve">HERALD_RESEND_API_KEY</w:t>
-            </w:r>
-          </w:p>
-        </w:tc>
-        <w:tc>
-          <w:tcPr/>
-          <w:p>
-            <w:pPr>
-              <w:pStyle w:val="Compact"/>
-            </w:pPr>
-            <w:r>
-              <w:rPr>
-                <w:rStyle w:val="VerbatimChar"/>
-              </w:rPr>
-              <w:t xml:space="preserve">re_xxxxx...</w:t>
-            </w:r>
-            <w:r>
-              <w:t xml:space="preserve"> </w:t>
-            </w:r>
-            <w:r>
-              <w:t xml:space="preserve">from Resend dashboard (Settings → API Keys)</w:t>
-            </w:r>
-          </w:p>
-        </w:tc>
-      </w:tr>
-      <w:tr>
-        <w:tc>
-          <w:tcPr/>
-          <w:p>
-            <w:pPr>
-              <w:pStyle w:val="Compact"/>
-            </w:pPr>
-            <w:r>
-              <w:rPr>
-                <w:rStyle w:val="VerbatimChar"/>
-              </w:rPr>
-              <w:t xml:space="preserve">HERALD_RESEND_FROM</w:t>
-            </w:r>
-          </w:p>
-        </w:tc>
-        <w:tc>
-          <w:tcPr/>
-          <w:p>
-            <w:pPr>
-              <w:pStyle w:val="Compact"/>
-            </w:pPr>
-            <w:r>
-              <w:t xml:space="preserve">sender address verified in Resend</w:t>
-            </w:r>
-          </w:p>
-        </w:tc>
-      </w:tr>
-    </w:tbl>
-    <w:bookmarkEnd w:id="50"/>
-    <w:bookmarkStart w:id="51" w:name="max-planned-v2"/>
-    <w:p>
-      <w:pPr>
-        <w:pStyle w:val="Heading3"/>
-      </w:pPr>
-      <w:r>
-        <w:t xml:space="preserve">Max — planned, V2</w:t>
-      </w:r>
-    </w:p>
-    <w:p>
-      <w:pPr>
-        <w:pStyle w:val="FirstParagraph"/>
-      </w:pPr>
-      <w:r>
-        <w:rPr>
-          <w:b/>
-          <w:bCs/>
-        </w:rPr>
-        <w:t xml:space="preserve">Status</w:t>
-      </w:r>
-      <w:r>
-        <w:t xml:space="preserve">: NOT YET IMPLEMENTED. Spec V3 §11.3. Russian-market messenger.</w:t>
       </w:r>
     </w:p>
     <w:tbl>
@@ -6414,23 +5849,10 @@
               <w:rPr>
                 <w:rStyle w:val="VerbatimChar"/>
               </w:rPr>
-              <w:t xml:space="preserve">HERALD_MAX_BOT_TOKEN</w:t>
-            </w:r>
-          </w:p>
-        </w:tc>
-        <w:tc>
-          <w:tcPr/>
-          <w:p>
-            <w:pPr>
-              <w:pStyle w:val="Compact"/>
-            </w:pPr>
-            <w:r>
-              <w:t xml:space="preserve">TBD — Max Bot API token format</w:t>
-            </w:r>
-          </w:p>
-        </w:tc>
-      </w:tr>
-      <w:tr>
+              <w:t xml:space="preserve">HERALD_SLACK_BOT_TOKEN</w:t>
+            </w:r>
+          </w:p>
+        </w:tc>
         <w:tc>
           <w:tcPr/>
           <w:p>
@@ -6441,18 +5863,115 @@
               <w:rPr>
                 <w:rStyle w:val="VerbatimChar"/>
               </w:rPr>
-              <w:t xml:space="preserve">HERALD_MAX_CHAT_ID</w:t>
-            </w:r>
-          </w:p>
-        </w:tc>
-        <w:tc>
-          <w:tcPr/>
-          <w:p>
-            <w:pPr>
-              <w:pStyle w:val="Compact"/>
-            </w:pPr>
-            <w:r>
-              <w:t xml:space="preserve">TBD</w:t>
+              <w:t xml:space="preserve">xoxb-...</w:t>
+            </w:r>
+            <w:r>
+              <w:t xml:space="preserve"> </w:t>
+            </w:r>
+            <w:r>
+              <w:t xml:space="preserve">from Slack app's "Install to Workspace" flow</w:t>
+            </w:r>
+          </w:p>
+        </w:tc>
+      </w:tr>
+      <w:tr>
+        <w:tc>
+          <w:tcPr/>
+          <w:p>
+            <w:pPr>
+              <w:pStyle w:val="Compact"/>
+            </w:pPr>
+            <w:r>
+              <w:rPr>
+                <w:rStyle w:val="VerbatimChar"/>
+              </w:rPr>
+              <w:t xml:space="preserve">HERALD_SLACK_SIGNING_SECRET</w:t>
+            </w:r>
+          </w:p>
+        </w:tc>
+        <w:tc>
+          <w:tcPr/>
+          <w:p>
+            <w:pPr>
+              <w:pStyle w:val="Compact"/>
+            </w:pPr>
+            <w:r>
+              <w:t xml:space="preserve">For verifying inbound webhooks (Events API)</w:t>
+            </w:r>
+          </w:p>
+        </w:tc>
+      </w:tr>
+      <w:tr>
+        <w:tc>
+          <w:tcPr/>
+          <w:p>
+            <w:pPr>
+              <w:pStyle w:val="Compact"/>
+            </w:pPr>
+            <w:r>
+              <w:rPr>
+                <w:rStyle w:val="VerbatimChar"/>
+              </w:rPr>
+              <w:t xml:space="preserve">HERALD_SLACK_APP_TOKEN</w:t>
+            </w:r>
+          </w:p>
+        </w:tc>
+        <w:tc>
+          <w:tcPr/>
+          <w:p>
+            <w:pPr>
+              <w:pStyle w:val="Compact"/>
+            </w:pPr>
+            <w:r>
+              <w:rPr>
+                <w:rStyle w:val="VerbatimChar"/>
+              </w:rPr>
+              <w:t xml:space="preserve">xapp-...</w:t>
+            </w:r>
+            <w:r>
+              <w:t xml:space="preserve"> </w:t>
+            </w:r>
+            <w:r>
+              <w:t xml:space="preserve">for Socket Mode (alternative to Events API)</w:t>
+            </w:r>
+          </w:p>
+        </w:tc>
+      </w:tr>
+      <w:tr>
+        <w:tc>
+          <w:tcPr/>
+          <w:p>
+            <w:pPr>
+              <w:pStyle w:val="Compact"/>
+            </w:pPr>
+            <w:r>
+              <w:rPr>
+                <w:rStyle w:val="VerbatimChar"/>
+              </w:rPr>
+              <w:t xml:space="preserve">HERALD_SLACK_DEFAULT_CHANNEL</w:t>
+            </w:r>
+          </w:p>
+        </w:tc>
+        <w:tc>
+          <w:tcPr/>
+          <w:p>
+            <w:pPr>
+              <w:pStyle w:val="Compact"/>
+            </w:pPr>
+            <w:r>
+              <w:t xml:space="preserve">Channel ID (e.g.</w:t>
+            </w:r>
+            <w:r>
+              <w:t xml:space="preserve"> </w:t>
+            </w:r>
+            <w:r>
+              <w:rPr>
+                <w:rStyle w:val="VerbatimChar"/>
+              </w:rPr>
+              <w:t xml:space="preserve">C012345ABCD</w:t>
+            </w:r>
+            <w:r>
+              <w:t xml:space="preserve">) — Slack channels DON'T use names internally</w:t>
             </w:r>
           </w:p>
         </w:tc>
@@ -6463,17 +5982,47 @@
         <w:pStyle w:val="BodyText"/>
       </w:pPr>
       <w:r>
-        <w:t xml:space="preserve">Detailed setup will follow when Max lands as an HRD.</w:t>
+        <w:t xml:space="preserve">Reserve env var names now in your</w:t>
+      </w:r>
+      <w:r>
+        <w:t xml:space="preserve"> </w:t>
+      </w:r>
+      <w:r>
+        <w:rPr>
+          <w:rStyle w:val="VerbatimChar"/>
+        </w:rPr>
+        <w:t xml:space="preserve">.env</w:t>
+      </w:r>
+      <w:r>
+        <w:t xml:space="preserve"> </w:t>
+      </w:r>
+      <w:r>
+        <w:t xml:space="preserve">(commented out) to keep</w:t>
+      </w:r>
+      <w:r>
+        <w:t xml:space="preserve"> </w:t>
+      </w:r>
+      <w:r>
+        <w:rPr>
+          <w:rStyle w:val="VerbatimChar"/>
+        </w:rPr>
+        <w:t xml:space="preserve">.env.example</w:t>
+      </w:r>
+      <w:r>
+        <w:t xml:space="preserve"> </w:t>
+      </w:r>
+      <w:r>
+        <w:t xml:space="preserve">stable when Slack lands.</w:t>
       </w:r>
     </w:p>
     <w:bookmarkEnd w:id="51"/>
-    <w:bookmarkStart w:id="52" w:name="microsoft-teams-planned-v3"/>
+    <w:bookmarkStart w:id="52" w:name="email-smtp--planned-v2"/>
     <w:p>
       <w:pPr>
         <w:pStyle w:val="Heading3"/>
       </w:pPr>
       <w:r>
-        <w:t xml:space="preserve">Microsoft Teams — planned, V3</w:t>
+        <w:t xml:space="preserve">Email (SMTP) — planned, V2</w:t>
       </w:r>
     </w:p>
     <w:p>
@@ -6488,114 +6037,13 @@
         <w:t xml:space="preserve">Status</w:t>
       </w:r>
       <w:r>
-        <w:t xml:space="preserve">: NOT YET IMPLEMENTED. Spec marks Teams as a later iteration (post-V2).</w:t>
-      </w:r>
-    </w:p>
-    <w:bookmarkEnd w:id="52"/>
-    <w:bookmarkStart w:id="53" w:name="Xa39e372eadbb43b6a7fc3b45ac25cbb235dc2db"/>
-    <w:p>
-      <w:pPr>
-        <w:pStyle w:val="Heading3"/>
-      </w:pPr>
-      <w:r>
-        <w:t xml:space="preserve">Lark / Discord / WhatsApp / Viber — planned, later iterations</w:t>
-      </w:r>
-    </w:p>
-    <w:p>
-      <w:pPr>
-        <w:pStyle w:val="FirstParagraph"/>
-      </w:pPr>
-      <w:r>
-        <w:t xml:space="preserve">Per spec V3 §11, these are reserved for later iterations. Env var names will be defined when each HRD opens. Reserve a comment block in your</w:t>
-      </w:r>
-      <w:r>
-        <w:t xml:space="preserve"> </w:t>
-      </w:r>
-      <w:r>
-        <w:rPr>
-          <w:rStyle w:val="VerbatimChar"/>
-        </w:rPr>
-        <w:t xml:space="preserve">.env</w:t>
-      </w:r>
-      <w:r>
-        <w:t xml:space="preserve"> </w:t>
-      </w:r>
-      <w:r>
-        <w:t xml:space="preserve">for</w:t>
-      </w:r>
-      <w:r>
-        <w:t xml:space="preserve"> </w:t>
-      </w:r>
-      <w:r>
-        <w:t xml:space="preserve">“later-iteration channels”</w:t>
-      </w:r>
-      <w:r>
-        <w:t xml:space="preserve"> </w:t>
-      </w:r>
-      <w:r>
-        <w:t xml:space="preserve">to keep your file aligned with the spec.</w:t>
-      </w:r>
-    </w:p>
-    <w:bookmarkEnd w:id="53"/>
-    <w:bookmarkStart w:id="54" w:name="Xa56a0619bcdcca9195de286f1ffde15aca63a65"/>
-    <w:p>
-      <w:pPr>
-        <w:pStyle w:val="Heading3"/>
-      </w:pPr>
-      <w:r>
-        <w:t xml:space="preserve">Alternate LLM dispatchers (OpenCode / Aider / Gemini / Cursor / Managed Agents) — planned</w:t>
-      </w:r>
-    </w:p>
-    <w:p>
-      <w:pPr>
-        <w:pStyle w:val="FirstParagraph"/>
-      </w:pPr>
-      <w:r>
-        <w:rPr>
-          <w:b/>
-          <w:bCs/>
-        </w:rPr>
-        <w:t xml:space="preserve">Status</w:t>
-      </w:r>
-      <w:r>
-        <w:t xml:space="preserve">: NOT YET IMPLEMENTED. Spec V3 §33 declares</w:t>
-      </w:r>
-      <w:r>
-        <w:t xml:space="preserve"> </w:t>
-      </w:r>
-      <w:r>
-        <w:rPr>
-          <w:rStyle w:val="VerbatimChar"/>
-        </w:rPr>
-        <w:t xml:space="preserve">Dispatcher</w:t>
-      </w:r>
-      <w:r>
-        <w:t xml:space="preserve"> </w:t>
-      </w:r>
-      <w:r>
-        <w:t xml:space="preserve">as a pluggable interface; only</w:t>
-      </w:r>
-      <w:r>
-        <w:t xml:space="preserve"> </w:t>
-      </w:r>
-      <w:r>
-        <w:rPr>
-          <w:rStyle w:val="VerbatimChar"/>
-        </w:rPr>
-        <w:t xml:space="preserve">claude-code</w:t>
-      </w:r>
-      <w:r>
-        <w:t xml:space="preserve"> </w:t>
-      </w:r>
-      <w:r>
-        <w:t xml:space="preserve">ships in V1. Future env vars (TBD HRDs):</w:t>
+        <w:t xml:space="preserve">: NOT YET IMPLEMENTED. Spec V3 §11.4. When SMTP channel lands:</w:t>
       </w:r>
     </w:p>
     <w:tbl>
       <w:tblPr>
         <w:tblStyle w:val="Table"/>
-        <w:tblW w:type="pct" w:w="5000"/>
-        <w:tblLayout w:type="fixed"/>
+        <w:tblW w:type="auto" w:w="0"/>
         <w:tblLook w:firstRow="1" w:lastRow="0" w:firstColumn="0" w:lastColumn="0" w:noHBand="0" w:noVBand="0" w:val="0020"/>
       </w:tblPr>
       <w:tblGrid>
@@ -6624,6 +6072,543 @@
               <w:pStyle w:val="Compact"/>
             </w:pPr>
             <w:r>
+              <w:t xml:space="preserve">Description</w:t>
+            </w:r>
+          </w:p>
+        </w:tc>
+      </w:tr>
+      <w:tr>
+        <w:tc>
+          <w:tcPr/>
+          <w:p>
+            <w:pPr>
+              <w:pStyle w:val="Compact"/>
+            </w:pPr>
+            <w:r>
+              <w:rPr>
+                <w:rStyle w:val="VerbatimChar"/>
+              </w:rPr>
+              <w:t xml:space="preserve">HERALD_SMTP_HOST</w:t>
+            </w:r>
+          </w:p>
+        </w:tc>
+        <w:tc>
+          <w:tcPr/>
+          <w:p>
+            <w:pPr>
+              <w:pStyle w:val="Compact"/>
+            </w:pPr>
+            <w:r>
+              <w:t xml:space="preserve">mail relay hostname</w:t>
+            </w:r>
+          </w:p>
+        </w:tc>
+      </w:tr>
+      <w:tr>
+        <w:tc>
+          <w:tcPr/>
+          <w:p>
+            <w:pPr>
+              <w:pStyle w:val="Compact"/>
+            </w:pPr>
+            <w:r>
+              <w:rPr>
+                <w:rStyle w:val="VerbatimChar"/>
+              </w:rPr>
+              <w:t xml:space="preserve">HERALD_SMTP_PORT</w:t>
+            </w:r>
+          </w:p>
+        </w:tc>
+        <w:tc>
+          <w:tcPr/>
+          <w:p>
+            <w:pPr>
+              <w:pStyle w:val="Compact"/>
+            </w:pPr>
+            <w:r>
+              <w:t xml:space="preserve">typically 587 (STARTTLS), 465 (TLS), or 25 (plain — discouraged)</w:t>
+            </w:r>
+          </w:p>
+        </w:tc>
+      </w:tr>
+      <w:tr>
+        <w:tc>
+          <w:tcPr/>
+          <w:p>
+            <w:pPr>
+              <w:pStyle w:val="Compact"/>
+            </w:pPr>
+            <w:r>
+              <w:rPr>
+                <w:rStyle w:val="VerbatimChar"/>
+              </w:rPr>
+              <w:t xml:space="preserve">HERALD_SMTP_USERNAME</w:t>
+            </w:r>
+          </w:p>
+        </w:tc>
+        <w:tc>
+          <w:tcPr/>
+          <w:p>
+            <w:pPr>
+              <w:pStyle w:val="Compact"/>
+            </w:pPr>
+            <w:r>
+              <w:t xml:space="preserve">mailbox username</w:t>
+            </w:r>
+          </w:p>
+        </w:tc>
+      </w:tr>
+      <w:tr>
+        <w:tc>
+          <w:tcPr/>
+          <w:p>
+            <w:pPr>
+              <w:pStyle w:val="Compact"/>
+            </w:pPr>
+            <w:r>
+              <w:rPr>
+                <w:rStyle w:val="VerbatimChar"/>
+              </w:rPr>
+              <w:t xml:space="preserve">HERALD_SMTP_PASSWORD</w:t>
+            </w:r>
+          </w:p>
+        </w:tc>
+        <w:tc>
+          <w:tcPr/>
+          <w:p>
+            <w:pPr>
+              <w:pStyle w:val="Compact"/>
+            </w:pPr>
+            <w:r>
+              <w:t xml:space="preserve">mailbox password OR app-password (per provider)</w:t>
+            </w:r>
+          </w:p>
+        </w:tc>
+      </w:tr>
+      <w:tr>
+        <w:tc>
+          <w:tcPr/>
+          <w:p>
+            <w:pPr>
+              <w:pStyle w:val="Compact"/>
+            </w:pPr>
+            <w:r>
+              <w:rPr>
+                <w:rStyle w:val="VerbatimChar"/>
+              </w:rPr>
+              <w:t xml:space="preserve">HERALD_SMTP_FROM</w:t>
+            </w:r>
+          </w:p>
+        </w:tc>
+        <w:tc>
+          <w:tcPr/>
+          <w:p>
+            <w:pPr>
+              <w:pStyle w:val="Compact"/>
+            </w:pPr>
+            <w:r>
+              <w:t xml:space="preserve">sender address (must be authorized for the username)</w:t>
+            </w:r>
+          </w:p>
+        </w:tc>
+      </w:tr>
+    </w:tbl>
+    <w:bookmarkEnd w:id="52"/>
+    <w:bookmarkStart w:id="53" w:name="email-resend--planned-v2"/>
+    <w:p>
+      <w:pPr>
+        <w:pStyle w:val="Heading3"/>
+      </w:pPr>
+      <w:r>
+        <w:t xml:space="preserve">Email (Resend) — planned, V2</w:t>
+      </w:r>
+    </w:p>
+    <w:p>
+      <w:pPr>
+        <w:pStyle w:val="FirstParagraph"/>
+      </w:pPr>
+      <w:r>
+        <w:rPr>
+          <w:b/>
+          <w:bCs/>
+        </w:rPr>
+        <w:t xml:space="preserve">Status</w:t>
+      </w:r>
+      <w:r>
+        <w:t xml:space="preserve">: NOT YET IMPLEMENTED. Alternative to raw SMTP. Spec V3 §11.4.</w:t>
+      </w:r>
+    </w:p>
+    <w:tbl>
+      <w:tblPr>
+        <w:tblStyle w:val="Table"/>
+        <w:tblW w:type="auto" w:w="0"/>
+        <w:tblLook w:firstRow="1" w:lastRow="0" w:firstColumn="0" w:lastColumn="0" w:noHBand="0" w:noVBand="0" w:val="0020"/>
+      </w:tblPr>
+      <w:tblGrid>
+        <w:gridCol w:w="3960"/>
+        <w:gridCol w:w="3960"/>
+      </w:tblGrid>
+      <w:tr>
+        <w:trPr>
+          <w:tblHeader w:val="on"/>
+        </w:trPr>
+        <w:tc>
+          <w:tcPr/>
+          <w:p>
+            <w:pPr>
+              <w:pStyle w:val="Compact"/>
+            </w:pPr>
+            <w:r>
+              <w:t xml:space="preserve">Env var</w:t>
+            </w:r>
+          </w:p>
+        </w:tc>
+        <w:tc>
+          <w:tcPr/>
+          <w:p>
+            <w:pPr>
+              <w:pStyle w:val="Compact"/>
+            </w:pPr>
+            <w:r>
+              <w:t xml:space="preserve">Description</w:t>
+            </w:r>
+          </w:p>
+        </w:tc>
+      </w:tr>
+      <w:tr>
+        <w:tc>
+          <w:tcPr/>
+          <w:p>
+            <w:pPr>
+              <w:pStyle w:val="Compact"/>
+            </w:pPr>
+            <w:r>
+              <w:rPr>
+                <w:rStyle w:val="VerbatimChar"/>
+              </w:rPr>
+              <w:t xml:space="preserve">HERALD_RESEND_API_KEY</w:t>
+            </w:r>
+          </w:p>
+        </w:tc>
+        <w:tc>
+          <w:tcPr/>
+          <w:p>
+            <w:pPr>
+              <w:pStyle w:val="Compact"/>
+            </w:pPr>
+            <w:r>
+              <w:rPr>
+                <w:rStyle w:val="VerbatimChar"/>
+              </w:rPr>
+              <w:t xml:space="preserve">re_xxxxx...</w:t>
+            </w:r>
+            <w:r>
+              <w:t xml:space="preserve"> </w:t>
+            </w:r>
+            <w:r>
+              <w:t xml:space="preserve">from Resend dashboard (Settings → API Keys)</w:t>
+            </w:r>
+          </w:p>
+        </w:tc>
+      </w:tr>
+      <w:tr>
+        <w:tc>
+          <w:tcPr/>
+          <w:p>
+            <w:pPr>
+              <w:pStyle w:val="Compact"/>
+            </w:pPr>
+            <w:r>
+              <w:rPr>
+                <w:rStyle w:val="VerbatimChar"/>
+              </w:rPr>
+              <w:t xml:space="preserve">HERALD_RESEND_FROM</w:t>
+            </w:r>
+          </w:p>
+        </w:tc>
+        <w:tc>
+          <w:tcPr/>
+          <w:p>
+            <w:pPr>
+              <w:pStyle w:val="Compact"/>
+            </w:pPr>
+            <w:r>
+              <w:t xml:space="preserve">sender address verified in Resend</w:t>
+            </w:r>
+          </w:p>
+        </w:tc>
+      </w:tr>
+    </w:tbl>
+    <w:bookmarkEnd w:id="53"/>
+    <w:bookmarkStart w:id="54" w:name="max--planned-v2"/>
+    <w:p>
+      <w:pPr>
+        <w:pStyle w:val="Heading3"/>
+      </w:pPr>
+      <w:r>
+        <w:t xml:space="preserve">Max — planned, V2</w:t>
+      </w:r>
+    </w:p>
+    <w:p>
+      <w:pPr>
+        <w:pStyle w:val="FirstParagraph"/>
+      </w:pPr>
+      <w:r>
+        <w:rPr>
+          <w:b/>
+          <w:bCs/>
+        </w:rPr>
+        <w:t xml:space="preserve">Status</w:t>
+      </w:r>
+      <w:r>
+        <w:t xml:space="preserve">: NOT YET IMPLEMENTED. Spec V3 §11.3. Russian-market messenger.</w:t>
+      </w:r>
+    </w:p>
+    <w:tbl>
+      <w:tblPr>
+        <w:tblStyle w:val="Table"/>
+        <w:tblW w:type="auto" w:w="0"/>
+        <w:tblLook w:firstRow="1" w:lastRow="0" w:firstColumn="0" w:lastColumn="0" w:noHBand="0" w:noVBand="0" w:val="0020"/>
+      </w:tblPr>
+      <w:tblGrid>
+        <w:gridCol w:w="3960"/>
+        <w:gridCol w:w="3960"/>
+      </w:tblGrid>
+      <w:tr>
+        <w:trPr>
+          <w:tblHeader w:val="on"/>
+        </w:trPr>
+        <w:tc>
+          <w:tcPr/>
+          <w:p>
+            <w:pPr>
+              <w:pStyle w:val="Compact"/>
+            </w:pPr>
+            <w:r>
+              <w:t xml:space="preserve">Env var</w:t>
+            </w:r>
+          </w:p>
+        </w:tc>
+        <w:tc>
+          <w:tcPr/>
+          <w:p>
+            <w:pPr>
+              <w:pStyle w:val="Compact"/>
+            </w:pPr>
+            <w:r>
+              <w:t xml:space="preserve">Description</w:t>
+            </w:r>
+          </w:p>
+        </w:tc>
+      </w:tr>
+      <w:tr>
+        <w:tc>
+          <w:tcPr/>
+          <w:p>
+            <w:pPr>
+              <w:pStyle w:val="Compact"/>
+            </w:pPr>
+            <w:r>
+              <w:rPr>
+                <w:rStyle w:val="VerbatimChar"/>
+              </w:rPr>
+              <w:t xml:space="preserve">HERALD_MAX_BOT_TOKEN</w:t>
+            </w:r>
+          </w:p>
+        </w:tc>
+        <w:tc>
+          <w:tcPr/>
+          <w:p>
+            <w:pPr>
+              <w:pStyle w:val="Compact"/>
+            </w:pPr>
+            <w:r>
+              <w:t xml:space="preserve">TBD — Max Bot API token format</w:t>
+            </w:r>
+          </w:p>
+        </w:tc>
+      </w:tr>
+      <w:tr>
+        <w:tc>
+          <w:tcPr/>
+          <w:p>
+            <w:pPr>
+              <w:pStyle w:val="Compact"/>
+            </w:pPr>
+            <w:r>
+              <w:rPr>
+                <w:rStyle w:val="VerbatimChar"/>
+              </w:rPr>
+              <w:t xml:space="preserve">HERALD_MAX_CHAT_ID</w:t>
+            </w:r>
+          </w:p>
+        </w:tc>
+        <w:tc>
+          <w:tcPr/>
+          <w:p>
+            <w:pPr>
+              <w:pStyle w:val="Compact"/>
+            </w:pPr>
+            <w:r>
+              <w:t xml:space="preserve">TBD</w:t>
+            </w:r>
+          </w:p>
+        </w:tc>
+      </w:tr>
+    </w:tbl>
+    <w:p>
+      <w:pPr>
+        <w:pStyle w:val="BodyText"/>
+      </w:pPr>
+      <w:r>
+        <w:t xml:space="preserve">Detailed setup will follow when Max lands as an HRD.</w:t>
+      </w:r>
+    </w:p>
+    <w:bookmarkEnd w:id="54"/>
+    <w:bookmarkStart w:id="55" w:name="microsoft-teams--planned-v3"/>
+    <w:p>
+      <w:pPr>
+        <w:pStyle w:val="Heading3"/>
+      </w:pPr>
+      <w:r>
+        <w:t xml:space="preserve">Microsoft Teams — planned, V3</w:t>
+      </w:r>
+    </w:p>
+    <w:p>
+      <w:pPr>
+        <w:pStyle w:val="FirstParagraph"/>
+      </w:pPr>
+      <w:r>
+        <w:rPr>
+          <w:b/>
+          <w:bCs/>
+        </w:rPr>
+        <w:t xml:space="preserve">Status</w:t>
+      </w:r>
+      <w:r>
+        <w:t xml:space="preserve">: NOT YET IMPLEMENTED. Spec marks Teams as a later iteration (post-V2).</w:t>
+      </w:r>
+    </w:p>
+    <w:bookmarkEnd w:id="55"/>
+    <w:bookmarkStart w:id="56" w:name="Xcc924c2df36a7ae1d373ed08330cab5563fffb2"/>
+    <w:p>
+      <w:pPr>
+        <w:pStyle w:val="Heading3"/>
+      </w:pPr>
+      <w:r>
+        <w:t xml:space="preserve">Lark / Discord / WhatsApp / Viber — planned, later iterations</w:t>
+      </w:r>
+    </w:p>
+    <w:p>
+      <w:pPr>
+        <w:pStyle w:val="FirstParagraph"/>
+      </w:pPr>
+      <w:r>
+        <w:t xml:space="preserve">Per spec V3 §11, these are reserved for later iterations. Env var names will be defined when each HRD opens. Reserve a comment block in your</w:t>
+      </w:r>
+      <w:r>
+        <w:t xml:space="preserve"> </w:t>
+      </w:r>
+      <w:r>
+        <w:rPr>
+          <w:rStyle w:val="VerbatimChar"/>
+        </w:rPr>
+        <w:t xml:space="preserve">.env</w:t>
+      </w:r>
+      <w:r>
+        <w:t xml:space="preserve"> </w:t>
+      </w:r>
+      <w:r>
+        <w:t xml:space="preserve">for "later-iteration channels" to keep your file aligned with the spec.</w:t>
+      </w:r>
+    </w:p>
+    <w:bookmarkEnd w:id="56"/>
+    <w:bookmarkStart w:id="57" w:name="X5b6520558d519297572dbb8529d49022909706b"/>
+    <w:p>
+      <w:pPr>
+        <w:pStyle w:val="Heading3"/>
+      </w:pPr>
+      <w:r>
+        <w:t xml:space="preserve">Alternate LLM dispatchers (OpenCode / Aider / Gemini / Cursor / Managed Agents) — planned</w:t>
+      </w:r>
+    </w:p>
+    <w:p>
+      <w:pPr>
+        <w:pStyle w:val="FirstParagraph"/>
+      </w:pPr>
+      <w:r>
+        <w:rPr>
+          <w:b/>
+          <w:bCs/>
+        </w:rPr>
+        <w:t xml:space="preserve">Status</w:t>
+      </w:r>
+      <w:r>
+        <w:t xml:space="preserve">: NOT YET IMPLEMENTED. Spec V3 §33 declares</w:t>
+      </w:r>
+      <w:r>
+        <w:t xml:space="preserve"> </w:t>
+      </w:r>
+      <w:r>
+        <w:rPr>
+          <w:rStyle w:val="VerbatimChar"/>
+        </w:rPr>
+        <w:t xml:space="preserve">Dispatcher</w:t>
+      </w:r>
+      <w:r>
+        <w:t xml:space="preserve"> </w:t>
+      </w:r>
+      <w:r>
+        <w:t xml:space="preserve">as a pluggable interface; only</w:t>
+      </w:r>
+      <w:r>
+        <w:t xml:space="preserve"> </w:t>
+      </w:r>
+      <w:r>
+        <w:rPr>
+          <w:rStyle w:val="VerbatimChar"/>
+        </w:rPr>
+        <w:t xml:space="preserve">claude-code</w:t>
+      </w:r>
+      <w:r>
+        <w:t xml:space="preserve"> </w:t>
+      </w:r>
+      <w:r>
+        <w:t xml:space="preserve">ships in V1. Future env vars (TBD HRDs):</w:t>
+      </w:r>
+    </w:p>
+    <w:tbl>
+      <w:tblPr>
+        <w:tblStyle w:val="Table"/>
+        <w:tblW w:type="auto" w:w="0"/>
+        <w:tblLook w:firstRow="1" w:lastRow="0" w:firstColumn="0" w:lastColumn="0" w:noHBand="0" w:noVBand="0" w:val="0020"/>
+      </w:tblPr>
+      <w:tblGrid>
+        <w:gridCol w:w="3960"/>
+        <w:gridCol w:w="3960"/>
+      </w:tblGrid>
+      <w:tr>
+        <w:trPr>
+          <w:tblHeader w:val="on"/>
+        </w:trPr>
+        <w:tc>
+          <w:tcPr/>
+          <w:p>
+            <w:pPr>
+              <w:pStyle w:val="Compact"/>
+            </w:pPr>
+            <w:r>
+              <w:t xml:space="preserve">Env var</w:t>
+            </w:r>
+          </w:p>
+        </w:tc>
+        <w:tc>
+          <w:tcPr/>
+          <w:p>
+            <w:pPr>
+              <w:pStyle w:val="Compact"/>
+            </w:pPr>
+            <w:r>
               <w:t xml:space="preserve">Dispatcher</w:t>
             </w:r>
           </w:p>
@@ -6765,9 +6750,9 @@
         </w:tc>
       </w:tr>
     </w:tbl>
-    <w:bookmarkEnd w:id="54"/>
-    <w:bookmarkEnd w:id="55"/>
-    <w:bookmarkStart w:id="56" w:name="quickstart-compose-vs-native-pherald"/>
+    <w:bookmarkEnd w:id="57"/>
+    <w:bookmarkEnd w:id="58"/>
+    <w:bookmarkStart w:id="59" w:name="quickstart-compose-vs-native-pherald"/>
     <w:p>
       <w:pPr>
         <w:pStyle w:val="Heading2"/>
@@ -6787,8 +6772,7 @@
     <w:tbl>
       <w:tblPr>
         <w:tblStyle w:val="Table"/>
-        <w:tblW w:type="pct" w:w="5000"/>
-        <w:tblLayout w:type="fixed"/>
+        <w:tblW w:type="auto" w:w="0"/>
         <w:tblLook w:firstRow="1" w:lastRow="0" w:firstColumn="0" w:lastColumn="0" w:noHBand="0" w:noVBand="0" w:val="0020"/>
       </w:tblPr>
       <w:tblGrid>
@@ -7053,8 +7037,8 @@
         <w:t xml:space="preserve">is the canonical source. In native mode, shell exports are. Both should reach the same end state per the resolution order at the top of this doc.</w:t>
       </w:r>
     </w:p>
-    <w:bookmarkEnd w:id="56"/>
-    <w:bookmarkStart w:id="57" w:name="audit-checklist-run-before-every-commit"/>
+    <w:bookmarkEnd w:id="59"/>
+    <w:bookmarkStart w:id="60" w:name="audit-checklist-run-before-every-commit"/>
     <w:p>
       <w:pPr>
         <w:pStyle w:val="Heading2"/>
@@ -7738,23 +7722,11 @@
         <w:pStyle w:val="FirstParagraph"/>
       </w:pPr>
       <w:r>
-        <w:t xml:space="preserve">Any</w:t>
-      </w:r>
-      <w:r>
-        <w:t xml:space="preserve"> </w:t>
-      </w:r>
-      <w:r>
-        <w:t xml:space="preserve">“BLOCK”</w:t>
-      </w:r>
-      <w:r>
-        <w:t xml:space="preserve"> </w:t>
-      </w:r>
-      <w:r>
-        <w:t xml:space="preserve">output means do NOT commit. Rotate the leaked credential, scrub from working tree, re-run the audit, and only then commit.</w:t>
-      </w:r>
-    </w:p>
-    <w:bookmarkEnd w:id="57"/>
-    <w:bookmarkStart w:id="58" w:name="troubleshooting"/>
+        <w:t xml:space="preserve">Any "BLOCK" output means do NOT commit. Rotate the leaked credential, scrub from working tree, re-run the audit, and only then commit.</w:t>
+      </w:r>
+    </w:p>
+    <w:bookmarkEnd w:id="60"/>
+    <w:bookmarkStart w:id="61" w:name="troubleshooting"/>
     <w:p>
       <w:pPr>
         <w:pStyle w:val="Heading2"/>
@@ -7772,95 +7744,210 @@
           <w:b/>
           <w:bCs/>
         </w:rPr>
-        <w:t xml:space="preserve">“connection refused”</w:t>
-      </w:r>
+        <w:t xml:space="preserve">"connection refused" on Postgres</w:t>
+      </w:r>
+      <w:r>
+        <w:t xml:space="preserve">: The compose stack isn't up. Run</w:t>
+      </w:r>
+      <w:r>
+        <w:t xml:space="preserve"> </w:t>
+      </w:r>
+      <w:r>
+        <w:rPr>
+          <w:rStyle w:val="VerbatimChar"/>
+        </w:rPr>
+        <w:t xml:space="preserve">docker-compose -f quickstart/docker-compose.quickstart.yml up -d postgres</w:t>
+      </w:r>
+      <w:r>
+        <w:t xml:space="preserve"> </w:t>
+      </w:r>
+      <w:r>
+        <w:t xml:space="preserve">and wait ~3s.</w:t>
+      </w:r>
+    </w:p>
+    <w:p>
+      <w:pPr>
+        <w:pStyle w:val="BodyText"/>
+      </w:pPr>
       <w:r>
         <w:rPr>
           <w:b/>
           <w:bCs/>
         </w:rPr>
-        <w:t xml:space="preserve"> </w:t>
-      </w:r>
-      <w:r>
-        <w:rPr>
+        <w:t xml:space="preserve">"SQLSTATE 28P01" (password authentication failed)</w:t>
+      </w:r>
+      <w:r>
+        <w:t xml:space="preserve">: The container's stored password hash doesn't match the env var. Either reset the volume (</w:t>
+      </w:r>
+      <w:r>
+        <w:rPr>
+          <w:rStyle w:val="VerbatimChar"/>
+        </w:rPr>
+        <w:t xml:space="preserve">podman-compose down -v</w:t>
+      </w:r>
+      <w:r>
+        <w:t xml:space="preserve"> </w:t>
+      </w:r>
+      <w:r>
+        <w:t xml:space="preserve">— destroys data) or run</w:t>
+      </w:r>
+      <w:r>
+        <w:t xml:space="preserve"> </w:t>
+      </w:r>
+      <w:r>
+        <w:rPr>
+          <w:rStyle w:val="VerbatimChar"/>
+        </w:rPr>
+        <w:t xml:space="preserve">ALTER USER herald PASSWORD '&lt;your-env-var-value&gt;';</w:t>
+      </w:r>
+      <w:r>
+        <w:t xml:space="preserve"> </w:t>
+      </w:r>
+      <w:r>
+        <w:t xml:space="preserve">inside the container.</w:t>
+      </w:r>
+    </w:p>
+    <w:p>
+      <w:pPr>
+        <w:pStyle w:val="BodyText"/>
+      </w:pPr>
+      <w:r>
+        <w:rPr>
+          <w:rStyle w:val="VerbatimChar"/>
           <w:b/>
           <w:bCs/>
         </w:rPr>
-        <w:t xml:space="preserve">on Postgres</w:t>
-      </w:r>
-      <w:r>
-        <w:t xml:space="preserve">: The compose stack isn’t up. Run</w:t>
-      </w:r>
-      <w:r>
-        <w:t xml:space="preserve"> </w:t>
-      </w:r>
-      <w:r>
-        <w:rPr>
-          <w:rStyle w:val="VerbatimChar"/>
-        </w:rPr>
-        <w:t xml:space="preserve">docker-compose -f quickstart/docker-compose.quickstart.yml up -d postgres</w:t>
-      </w:r>
-      <w:r>
-        <w:t xml:space="preserve"> </w:t>
-      </w:r>
-      <w:r>
-        <w:t xml:space="preserve">and wait ~3s.</w:t>
-      </w:r>
-    </w:p>
-    <w:p>
-      <w:pPr>
-        <w:pStyle w:val="BodyText"/>
-      </w:pPr>
+        <w:t xml:space="preserve">pherald migrate up</w:t>
+      </w:r>
       <w:r>
         <w:rPr>
           <w:b/>
           <w:bCs/>
         </w:rPr>
-        <w:t xml:space="preserve">“SQLSTATE 28P01”</w:t>
+        <w:t xml:space="preserve"> </w:t>
       </w:r>
       <w:r>
         <w:rPr>
           <w:b/>
           <w:bCs/>
         </w:rPr>
-        <w:t xml:space="preserve"> </w:t>
-      </w:r>
+        <w:t xml:space="preserve">says "HERALD_PG_DSN environment variable must be set"</w:t>
+      </w:r>
+      <w:r>
+        <w:t xml:space="preserve">: Compose-style env vars (</w:t>
+      </w:r>
+      <w:r>
+        <w:rPr>
+          <w:rStyle w:val="VerbatimChar"/>
+        </w:rPr>
+        <w:t xml:space="preserve">HERALD_DB_HOST/PORT/USER/PASSWORD/NAME</w:t>
+      </w:r>
+      <w:r>
+        <w:t xml:space="preserve">) are NOT automatically composed into</w:t>
+      </w:r>
+      <w:r>
+        <w:t xml:space="preserve"> </w:t>
+      </w:r>
+      <w:r>
+        <w:rPr>
+          <w:rStyle w:val="VerbatimChar"/>
+        </w:rPr>
+        <w:t xml:space="preserve">HERALD_PG_DSN</w:t>
+      </w:r>
+      <w:r>
+        <w:t xml:space="preserve">. Set the DSN explicitly:</w:t>
+      </w:r>
+    </w:p>
+    <w:p>
+      <w:pPr>
+        <w:pStyle w:val="SourceCode"/>
+      </w:pPr>
+      <w:r>
+        <w:rPr>
+          <w:rStyle w:val="BuiltInTok"/>
+        </w:rPr>
+        <w:t xml:space="preserve">export</w:t>
+      </w:r>
+      <w:r>
+        <w:rPr>
+          <w:rStyle w:val="NormalTok"/>
+        </w:rPr>
+        <w:t xml:space="preserve"> </w:t>
+      </w:r>
+      <w:r>
+        <w:rPr>
+          <w:rStyle w:val="VariableTok"/>
+        </w:rPr>
+        <w:t xml:space="preserve">HERALD_PG_DSN</w:t>
+      </w:r>
+      <w:r>
+        <w:rPr>
+          <w:rStyle w:val="OperatorTok"/>
+        </w:rPr>
+        <w:t xml:space="preserve">=</w:t>
+      </w:r>
+      <w:r>
+        <w:rPr>
+          <w:rStyle w:val="StringTok"/>
+        </w:rPr>
+        <w:t xml:space="preserve">"postgres://herald:</w:t>
+      </w:r>
+      <w:r>
+        <w:rPr>
+          <w:rStyle w:val="VariableTok"/>
+        </w:rPr>
+        <w:t xml:space="preserve">${HERALD_DB_PASSWORD}</w:t>
+      </w:r>
+      <w:r>
+        <w:rPr>
+          <w:rStyle w:val="StringTok"/>
+        </w:rPr>
+        <w:t xml:space="preserve">@127.0.0.1:24100/herald"</w:t>
+      </w:r>
+    </w:p>
+    <w:p>
+      <w:pPr>
+        <w:pStyle w:val="FirstParagraph"/>
+      </w:pPr>
       <w:r>
         <w:rPr>
           <w:b/>
           <w:bCs/>
         </w:rPr>
-        <w:t xml:space="preserve">(password authentication failed)</w:t>
-      </w:r>
-      <w:r>
-        <w:t xml:space="preserve">: The container’s stored password hash doesn’t match the env var. Either reset the volume (</w:t>
-      </w:r>
-      <w:r>
-        <w:rPr>
-          <w:rStyle w:val="VerbatimChar"/>
-        </w:rPr>
-        <w:t xml:space="preserve">podman-compose down -v</w:t>
-      </w:r>
-      <w:r>
-        <w:t xml:space="preserve"> </w:t>
-      </w:r>
-      <w:r>
-        <w:t xml:space="preserve">— destroys data) or run</w:t>
-      </w:r>
-      <w:r>
-        <w:t xml:space="preserve"> </w:t>
-      </w:r>
-      <w:r>
-        <w:rPr>
-          <w:rStyle w:val="VerbatimChar"/>
-        </w:rPr>
-        <w:t xml:space="preserve">ALTER USER herald PASSWORD '&lt;your-env-var-value&gt;';</w:t>
-      </w:r>
-      <w:r>
-        <w:t xml:space="preserve"> </w:t>
-      </w:r>
-      <w:r>
-        <w:t xml:space="preserve">inside the container.</w:t>
+        <w:t xml:space="preserve">Telegram integration test SKIPs even though token is set</w:t>
+      </w:r>
+      <w:r>
+        <w:t xml:space="preserve">: Confirm both</w:t>
+      </w:r>
+      <w:r>
+        <w:t xml:space="preserve"> </w:t>
+      </w:r>
+      <w:r>
+        <w:rPr>
+          <w:rStyle w:val="VerbatimChar"/>
+        </w:rPr>
+        <w:t xml:space="preserve">HERALD_TGRAM_BOT_TOKEN</w:t>
+      </w:r>
+      <w:r>
+        <w:t xml:space="preserve"> </w:t>
+      </w:r>
+      <w:r>
+        <w:t xml:space="preserve">AND</w:t>
+      </w:r>
+      <w:r>
+        <w:t xml:space="preserve"> </w:t>
+      </w:r>
+      <w:r>
+        <w:rPr>
+          <w:rStyle w:val="VerbatimChar"/>
+        </w:rPr>
+        <w:t xml:space="preserve">HERALD_TGRAM_CHAT_ID</w:t>
+      </w:r>
+      <w:r>
+        <w:t xml:space="preserve"> </w:t>
+      </w:r>
+      <w:r>
+        <w:t xml:space="preserve">are set. The SKIP guard requires both.</w:t>
       </w:r>
     </w:p>
     <w:p>
@@ -7873,7 +7960,7 @@
           <w:b/>
           <w:bCs/>
         </w:rPr>
-        <w:t xml:space="preserve">pherald migrate up</w:t>
+        <w:t xml:space="preserve">claude</w:t>
       </w:r>
       <w:r>
         <w:rPr>
@@ -7887,340 +7974,183 @@
           <w:b/>
           <w:bCs/>
         </w:rPr>
-        <w:t xml:space="preserve">says</w:t>
-      </w:r>
+        <w:t xml:space="preserve">is on PATH but Dispatch test still SKIPs</w:t>
+      </w:r>
+      <w:r>
+        <w:t xml:space="preserve">: Confirm</w:t>
+      </w:r>
+      <w:r>
+        <w:t xml:space="preserve"> </w:t>
+      </w:r>
+      <w:r>
+        <w:rPr>
+          <w:rStyle w:val="VerbatimChar"/>
+        </w:rPr>
+        <w:t xml:space="preserve">HERALD_CLAUDE_PROJECT_NAME</w:t>
+      </w:r>
+      <w:r>
+        <w:t xml:space="preserve"> </w:t>
+      </w:r>
+      <w:r>
+        <w:t xml:space="preserve">AND (for the persistence test)</w:t>
+      </w:r>
+      <w:r>
+        <w:t xml:space="preserve"> </w:t>
+      </w:r>
+      <w:r>
+        <w:rPr>
+          <w:rStyle w:val="VerbatimChar"/>
+        </w:rPr>
+        <w:t xml:space="preserve">HERALD_CLAUDE_SESSION_UUID</w:t>
+      </w:r>
+      <w:r>
+        <w:t xml:space="preserve"> </w:t>
+      </w:r>
+      <w:r>
+        <w:t xml:space="preserve">are set. The SKIP guard layers all three checks.</w:t>
+      </w:r>
+    </w:p>
+    <w:p>
+      <w:pPr>
+        <w:pStyle w:val="BodyText"/>
+      </w:pPr>
       <w:r>
         <w:rPr>
           <w:b/>
           <w:bCs/>
         </w:rPr>
-        <w:t xml:space="preserve"> </w:t>
+        <w:t xml:space="preserve">".env values not picked up by native</w:t>
       </w:r>
       <w:r>
         <w:rPr>
           <w:b/>
           <w:bCs/>
         </w:rPr>
-        <w:t xml:space="preserve">“HERALD_PG_DSN environment variable must be set”</w:t>
-      </w:r>
-      <w:r>
-        <w:t xml:space="preserve">: Compose-style env vars (</w:t>
-      </w:r>
-      <w:r>
-        <w:rPr>
-          <w:rStyle w:val="VerbatimChar"/>
-        </w:rPr>
-        <w:t xml:space="preserve">HERALD_DB_HOST/PORT/USER/PASSWORD/NAME</w:t>
-      </w:r>
-      <w:r>
-        <w:t xml:space="preserve">) are NOT automatically composed into</w:t>
-      </w:r>
-      <w:r>
-        <w:t xml:space="preserve"> </w:t>
-      </w:r>
-      <w:r>
-        <w:rPr>
-          <w:rStyle w:val="VerbatimChar"/>
-        </w:rPr>
-        <w:t xml:space="preserve">HERALD_PG_DSN</w:t>
-      </w:r>
-      <w:r>
-        <w:t xml:space="preserve">. Set the DSN explicitly:</w:t>
-      </w:r>
-    </w:p>
-    <w:p>
-      <w:pPr>
-        <w:pStyle w:val="SourceCode"/>
-      </w:pPr>
-      <w:r>
-        <w:rPr>
-          <w:rStyle w:val="BuiltInTok"/>
-        </w:rPr>
-        <w:t xml:space="preserve">export</w:t>
-      </w:r>
-      <w:r>
-        <w:rPr>
-          <w:rStyle w:val="NormalTok"/>
-        </w:rPr>
-        <w:t xml:space="preserve"> </w:t>
-      </w:r>
-      <w:r>
-        <w:rPr>
-          <w:rStyle w:val="VariableTok"/>
-        </w:rPr>
-        <w:t xml:space="preserve">HERALD_PG_DSN</w:t>
-      </w:r>
-      <w:r>
-        <w:rPr>
-          <w:rStyle w:val="OperatorTok"/>
-        </w:rPr>
-        <w:t xml:space="preserve">=</w:t>
-      </w:r>
-      <w:r>
-        <w:rPr>
-          <w:rStyle w:val="StringTok"/>
-        </w:rPr>
-        <w:t xml:space="preserve">"postgres://herald:</w:t>
-      </w:r>
-      <w:r>
-        <w:rPr>
-          <w:rStyle w:val="VariableTok"/>
-        </w:rPr>
-        <w:t xml:space="preserve">${HERALD_DB_PASSWORD}</w:t>
-      </w:r>
-      <w:r>
-        <w:rPr>
-          <w:rStyle w:val="StringTok"/>
-        </w:rPr>
-        <w:t xml:space="preserve">@127.0.0.1:24100/herald"</w:t>
-      </w:r>
-    </w:p>
-    <w:p>
-      <w:pPr>
-        <w:pStyle w:val="FirstParagraph"/>
-      </w:pPr>
-      <w:r>
-        <w:rPr>
+        <w:t xml:space="preserve"> </w:t>
+      </w:r>
+      <w:r>
+        <w:rPr>
+          <w:rStyle w:val="VerbatimChar"/>
           <w:b/>
           <w:bCs/>
         </w:rPr>
-        <w:t xml:space="preserve">Telegram integration test SKIPs even though token is set</w:t>
-      </w:r>
-      <w:r>
-        <w:t xml:space="preserve">: Confirm both</w:t>
-      </w:r>
-      <w:r>
-        <w:t xml:space="preserve"> </w:t>
-      </w:r>
-      <w:r>
-        <w:rPr>
-          <w:rStyle w:val="VerbatimChar"/>
-        </w:rPr>
-        <w:t xml:space="preserve">HERALD_TGRAM_BOT_TOKEN</w:t>
-      </w:r>
-      <w:r>
-        <w:t xml:space="preserve"> </w:t>
-      </w:r>
-      <w:r>
-        <w:t xml:space="preserve">AND</w:t>
-      </w:r>
-      <w:r>
-        <w:t xml:space="preserve"> </w:t>
-      </w:r>
-      <w:r>
-        <w:rPr>
-          <w:rStyle w:val="VerbatimChar"/>
-        </w:rPr>
-        <w:t xml:space="preserve">HERALD_TGRAM_CHAT_ID</w:t>
-      </w:r>
-      <w:r>
-        <w:t xml:space="preserve"> </w:t>
-      </w:r>
-      <w:r>
-        <w:t xml:space="preserve">are set. The SKIP guard requires both.</w:t>
-      </w:r>
-    </w:p>
-    <w:p>
-      <w:pPr>
-        <w:pStyle w:val="BodyText"/>
-      </w:pPr>
-      <w:r>
-        <w:rPr>
-          <w:rStyle w:val="VerbatimChar"/>
+        <w:t xml:space="preserve">pherald</w:t>
+      </w:r>
+      <w:r>
+        <w:rPr>
           <w:b/>
           <w:bCs/>
         </w:rPr>
-        <w:t xml:space="preserve">claude</w:t>
-      </w:r>
+        <w:t xml:space="preserve">"</w:t>
+      </w:r>
+      <w:r>
+        <w:t xml:space="preserve">: You must source</w:t>
+      </w:r>
+      <w:r>
+        <w:t xml:space="preserve"> </w:t>
+      </w:r>
+      <w:r>
+        <w:rPr>
+          <w:rStyle w:val="VerbatimChar"/>
+        </w:rPr>
+        <w:t xml:space="preserve">.env</w:t>
+      </w:r>
+      <w:r>
+        <w:t xml:space="preserve"> </w:t>
+      </w:r>
+      <w:r>
+        <w:t xml:space="preserve">first —</w:t>
+      </w:r>
+      <w:r>
+        <w:t xml:space="preserve"> </w:t>
+      </w:r>
+      <w:r>
+        <w:rPr>
+          <w:rStyle w:val="VerbatimChar"/>
+        </w:rPr>
+        <w:t xml:space="preserve">pherald</w:t>
+      </w:r>
+      <w:r>
+        <w:t xml:space="preserve"> </w:t>
+      </w:r>
+      <w:r>
+        <w:t xml:space="preserve">reads</w:t>
+      </w:r>
+      <w:r>
+        <w:t xml:space="preserve"> </w:t>
+      </w:r>
+      <w:r>
+        <w:rPr>
+          <w:rStyle w:val="VerbatimChar"/>
+        </w:rPr>
+        <w:t xml:space="preserve">os.Getenv</w:t>
+      </w:r>
+      <w:r>
+        <w:t xml:space="preserve"> </w:t>
+      </w:r>
+      <w:r>
+        <w:t xml:space="preserve">only, not</w:t>
+      </w:r>
+      <w:r>
+        <w:t xml:space="preserve"> </w:t>
+      </w:r>
+      <w:r>
+        <w:rPr>
+          <w:rStyle w:val="VerbatimChar"/>
+        </w:rPr>
+        <w:t xml:space="preserve">.env</w:t>
+      </w:r>
+      <w:r>
+        <w:t xml:space="preserve"> </w:t>
+      </w:r>
+      <w:r>
+        <w:t xml:space="preserve">files. Use</w:t>
+      </w:r>
+      <w:r>
+        <w:t xml:space="preserve"> </w:t>
+      </w:r>
+      <w:r>
+        <w:rPr>
+          <w:rStyle w:val="VerbatimChar"/>
+        </w:rPr>
+        <w:t xml:space="preserve">set -a; source .env; set +a</w:t>
+      </w:r>
+      <w:r>
+        <w:t xml:space="preserve"> </w:t>
+      </w:r>
+      <w:r>
+        <w:t xml:space="preserve">or</w:t>
+      </w:r>
+      <w:r>
+        <w:t xml:space="preserve"> </w:t>
+      </w:r>
+      <w:r>
+        <w:rPr>
+          <w:rStyle w:val="VerbatimChar"/>
+        </w:rPr>
+        <w:t xml:space="preserve">direnv</w:t>
+      </w:r>
+      <w:r>
+        <w:t xml:space="preserve">.</w:t>
+      </w:r>
+    </w:p>
+    <w:p>
+      <w:pPr>
+        <w:pStyle w:val="BodyText"/>
+      </w:pPr>
       <w:r>
         <w:rPr>
           <w:b/>
           <w:bCs/>
         </w:rPr>
-        <w:t xml:space="preserve"> </w:t>
-      </w:r>
-      <w:r>
-        <w:rPr>
-          <w:b/>
-          <w:bCs/>
-        </w:rPr>
-        <w:t xml:space="preserve">is on PATH but Dispatch test still SKIPs</w:t>
-      </w:r>
-      <w:r>
-        <w:t xml:space="preserve">: Confirm</w:t>
-      </w:r>
-      <w:r>
-        <w:t xml:space="preserve"> </w:t>
-      </w:r>
-      <w:r>
-        <w:rPr>
-          <w:rStyle w:val="VerbatimChar"/>
-        </w:rPr>
-        <w:t xml:space="preserve">HERALD_CLAUDE_PROJECT_NAME</w:t>
-      </w:r>
-      <w:r>
-        <w:t xml:space="preserve"> </w:t>
-      </w:r>
-      <w:r>
-        <w:t xml:space="preserve">AND (for the persistence test)</w:t>
-      </w:r>
-      <w:r>
-        <w:t xml:space="preserve"> </w:t>
-      </w:r>
-      <w:r>
-        <w:rPr>
-          <w:rStyle w:val="VerbatimChar"/>
-        </w:rPr>
-        <w:t xml:space="preserve">HERALD_CLAUDE_SESSION_UUID</w:t>
-      </w:r>
-      <w:r>
-        <w:t xml:space="preserve"> </w:t>
-      </w:r>
-      <w:r>
-        <w:t xml:space="preserve">are set. The SKIP guard layers all three checks.</w:t>
-      </w:r>
-    </w:p>
-    <w:p>
-      <w:pPr>
-        <w:pStyle w:val="BodyText"/>
-      </w:pPr>
-      <w:r>
-        <w:rPr>
-          <w:b/>
-          <w:bCs/>
-        </w:rPr>
-        <w:t xml:space="preserve">“.env values not picked up by native</w:t>
-      </w:r>
-      <w:r>
-        <w:rPr>
-          <w:b/>
-          <w:bCs/>
-        </w:rPr>
-        <w:t xml:space="preserve"> </w:t>
-      </w:r>
-      <w:r>
-        <w:rPr>
-          <w:rStyle w:val="VerbatimChar"/>
-          <w:b/>
-          <w:bCs/>
-        </w:rPr>
-        <w:t xml:space="preserve">pherald</w:t>
-      </w:r>
-      <w:r>
-        <w:rPr>
-          <w:b/>
-          <w:bCs/>
-        </w:rPr>
-        <w:t xml:space="preserve">”</w:t>
-      </w:r>
-      <w:r>
-        <w:t xml:space="preserve">: You must source</w:t>
-      </w:r>
-      <w:r>
-        <w:t xml:space="preserve"> </w:t>
-      </w:r>
-      <w:r>
-        <w:rPr>
-          <w:rStyle w:val="VerbatimChar"/>
-        </w:rPr>
-        <w:t xml:space="preserve">.env</w:t>
-      </w:r>
-      <w:r>
-        <w:t xml:space="preserve"> </w:t>
-      </w:r>
-      <w:r>
-        <w:t xml:space="preserve">first —</w:t>
-      </w:r>
-      <w:r>
-        <w:t xml:space="preserve"> </w:t>
-      </w:r>
-      <w:r>
-        <w:rPr>
-          <w:rStyle w:val="VerbatimChar"/>
-        </w:rPr>
-        <w:t xml:space="preserve">pherald</w:t>
-      </w:r>
-      <w:r>
-        <w:t xml:space="preserve"> </w:t>
-      </w:r>
-      <w:r>
-        <w:t xml:space="preserve">reads</w:t>
-      </w:r>
-      <w:r>
-        <w:t xml:space="preserve"> </w:t>
-      </w:r>
-      <w:r>
-        <w:rPr>
-          <w:rStyle w:val="VerbatimChar"/>
-        </w:rPr>
-        <w:t xml:space="preserve">os.Getenv</w:t>
-      </w:r>
-      <w:r>
-        <w:t xml:space="preserve"> </w:t>
-      </w:r>
-      <w:r>
-        <w:t xml:space="preserve">only, not</w:t>
-      </w:r>
-      <w:r>
-        <w:t xml:space="preserve"> </w:t>
-      </w:r>
-      <w:r>
-        <w:rPr>
-          <w:rStyle w:val="VerbatimChar"/>
-        </w:rPr>
-        <w:t xml:space="preserve">.env</w:t>
-      </w:r>
-      <w:r>
-        <w:t xml:space="preserve"> </w:t>
-      </w:r>
-      <w:r>
-        <w:t xml:space="preserve">files. Use</w:t>
-      </w:r>
-      <w:r>
-        <w:t xml:space="preserve"> </w:t>
-      </w:r>
-      <w:r>
-        <w:rPr>
-          <w:rStyle w:val="VerbatimChar"/>
-        </w:rPr>
-        <w:t xml:space="preserve">set -a; source .env; set +a</w:t>
-      </w:r>
-      <w:r>
-        <w:t xml:space="preserve"> </w:t>
-      </w:r>
-      <w:r>
-        <w:t xml:space="preserve">or</w:t>
-      </w:r>
-      <w:r>
-        <w:t xml:space="preserve"> </w:t>
-      </w:r>
-      <w:r>
-        <w:rPr>
-          <w:rStyle w:val="VerbatimChar"/>
-        </w:rPr>
-        <w:t xml:space="preserve">direnv</w:t>
-      </w:r>
-      <w:r>
-        <w:t xml:space="preserve">.</w:t>
-      </w:r>
-    </w:p>
-    <w:p>
-      <w:pPr>
-        <w:pStyle w:val="BodyText"/>
-      </w:pPr>
-      <w:r>
-        <w:rPr>
-          <w:b/>
-          <w:bCs/>
-        </w:rPr>
-        <w:t xml:space="preserve">“My credential leaked into git history”</w:t>
+        <w:t xml:space="preserve">"My credential leaked into git history"</w:t>
       </w:r>
       <w:r>
         <w:t xml:space="preserve">: Rotate the credential IMMEDIATELY (regenerate the token, change the password). Then escalate per Universal Constitution §11.4.10 — git-history scrubbing is forensic-quality only; the leaked value is forever compromised once pushed to a remote.</w:t>
       </w:r>
     </w:p>
-    <w:bookmarkEnd w:id="58"/>
-    <w:bookmarkEnd w:id="59"/>
+    <w:bookmarkEnd w:id="61"/>
+    <w:bookmarkEnd w:id="62"/>
     <w:sectPr>
       <w:footnotePr>
         <w:numRestart w:val="eachSect"/>

--- a/docs/guides/OPERATOR_CREDENTIALS.docx
+++ b/docs/guides/OPERATOR_CREDENTIALS.docx
@@ -10,57 +10,7 @@
         <w:t xml:space="preserve">Herald</w:t>
       </w:r>
     </w:p>
-    <w:p>
-      <w:pPr>
-        <w:pStyle w:val="FirstParagraph"/>
-      </w:pPr>
-      <w:r>
-        <w:drawing>
-          <wp:inline>
-            <wp:extent cx="1625600" cy="1625600"/>
-            <wp:effectExtent b="0" l="0" r="0" t="0"/>
-            <wp:docPr descr="Herald" title="" id="10" name="Picture"/>
-            <a:graphic>
-              <a:graphicData uri="http://schemas.openxmlformats.org/drawingml/2006/picture">
-                <pic:pic>
-                  <pic:nvPicPr>
-                    <pic:cNvPr descr="../../assets/logo/herald_logo_square_128.png" id="11" name="Picture"/>
-                    <pic:cNvPicPr>
-                      <a:picLocks noChangeArrowheads="1" noChangeAspect="1"/>
-                    </pic:cNvPicPr>
-                  </pic:nvPicPr>
-                  <pic:blipFill>
-                    <a:blip r:embed="rId9"/>
-                    <a:stretch>
-                      <a:fillRect/>
-                    </a:stretch>
-                  </pic:blipFill>
-                  <pic:spPr bwMode="auto">
-                    <a:xfrm>
-                      <a:off x="0" y="0"/>
-                      <a:ext cx="1625600" cy="1625600"/>
-                    </a:xfrm>
-                    <a:prstGeom prst="rect">
-                      <a:avLst/>
-                    </a:prstGeom>
-                    <a:noFill/>
-                    <a:ln w="9525">
-                      <a:noFill/>
-                      <a:headEnd/>
-                      <a:tailEnd/>
-                    </a:ln>
-                  </pic:spPr>
-                </pic:pic>
-              </a:graphicData>
-            </a:graphic>
-          </wp:inline>
-        </w:drawing>
-      </w:r>
-      <w:r>
-        <w:t xml:space="preserve">{width=96px height=96px}</w:t>
-      </w:r>
-    </w:p>
-    <w:bookmarkStart w:id="62" w:name="herald--operator-credentials-guide"/>
+    <w:bookmarkStart w:id="59" w:name="herald--operator-credentials-guide"/>
     <w:p>
       <w:pPr>
         <w:pStyle w:val="Heading1"/>
@@ -335,7 +285,7 @@
         </w:tc>
       </w:tr>
     </w:tbl>
-    <w:bookmarkStart w:id="12" w:name="table-of-contents"/>
+    <w:bookmarkStart w:id="9" w:name="table-of-contents"/>
     <w:p>
       <w:pPr>
         <w:pStyle w:val="Heading2"/>
@@ -739,8 +689,8 @@
         </w:r>
       </w:hyperlink>
     </w:p>
-    <w:bookmarkEnd w:id="12"/>
-    <w:bookmarkStart w:id="32" w:name="per-service-dedicated-guides"/>
+    <w:bookmarkEnd w:id="9"/>
+    <w:bookmarkStart w:id="29" w:name="per-service-dedicated-guides"/>
     <w:p>
       <w:pPr>
         <w:pStyle w:val="Heading2"/>
@@ -773,7 +723,7 @@
         <w:t xml:space="preserve">of each integration, see the dedicated per-service guides:</w:t>
       </w:r>
     </w:p>
-    <w:bookmarkStart w:id="23" w:name="messengers--under-messengers"/>
+    <w:bookmarkStart w:id="20" w:name="messengers--under-messengers"/>
     <w:p>
       <w:pPr>
         <w:pStyle w:val="Heading3"/>
@@ -784,7 +734,7 @@
       <w:r>
         <w:t xml:space="preserve"> </w:t>
       </w:r>
-      <w:hyperlink r:id="rId13">
+      <w:hyperlink r:id="rId10">
         <w:r>
           <w:rPr>
             <w:rStyle w:val="VerbatimChar"/>
@@ -801,7 +751,7 @@
           <w:numId w:val="1003"/>
         </w:numPr>
       </w:pPr>
-      <w:hyperlink r:id="rId14">
+      <w:hyperlink r:id="rId11">
         <w:r>
           <w:rPr>
             <w:rStyle w:val="VerbatimChar"/>
@@ -840,7 +790,7 @@
           <w:numId w:val="1003"/>
         </w:numPr>
       </w:pPr>
-      <w:hyperlink r:id="rId15">
+      <w:hyperlink r:id="rId12">
         <w:r>
           <w:rPr>
             <w:rStyle w:val="VerbatimChar"/>
@@ -863,7 +813,7 @@
           <w:numId w:val="1003"/>
         </w:numPr>
       </w:pPr>
-      <w:hyperlink r:id="rId16">
+      <w:hyperlink r:id="rId13">
         <w:r>
           <w:rPr>
             <w:rStyle w:val="VerbatimChar"/>
@@ -886,7 +836,7 @@
           <w:numId w:val="1003"/>
         </w:numPr>
       </w:pPr>
-      <w:hyperlink r:id="rId17">
+      <w:hyperlink r:id="rId14">
         <w:r>
           <w:rPr>
             <w:rStyle w:val="VerbatimChar"/>
@@ -909,7 +859,7 @@
           <w:numId w:val="1003"/>
         </w:numPr>
       </w:pPr>
-      <w:hyperlink r:id="rId18">
+      <w:hyperlink r:id="rId15">
         <w:r>
           <w:rPr>
             <w:rStyle w:val="VerbatimChar"/>
@@ -932,7 +882,7 @@
           <w:numId w:val="1003"/>
         </w:numPr>
       </w:pPr>
-      <w:hyperlink r:id="rId19">
+      <w:hyperlink r:id="rId16">
         <w:r>
           <w:rPr>
             <w:rStyle w:val="VerbatimChar"/>
@@ -946,7 +896,7 @@
       <w:r>
         <w:t xml:space="preserve"> </w:t>
       </w:r>
-      <w:hyperlink r:id="rId20">
+      <w:hyperlink r:id="rId17">
         <w:r>
           <w:rPr>
             <w:rStyle w:val="VerbatimChar"/>
@@ -960,7 +910,7 @@
       <w:r>
         <w:t xml:space="preserve"> </w:t>
       </w:r>
-      <w:hyperlink r:id="rId21">
+      <w:hyperlink r:id="rId18">
         <w:r>
           <w:rPr>
             <w:rStyle w:val="VerbatimChar"/>
@@ -974,7 +924,7 @@
       <w:r>
         <w:t xml:space="preserve"> </w:t>
       </w:r>
-      <w:hyperlink r:id="rId22">
+      <w:hyperlink r:id="rId19">
         <w:r>
           <w:rPr>
             <w:rStyle w:val="VerbatimChar"/>
@@ -989,8 +939,8 @@
         <w:t xml:space="preserve">— planned later iterations</w:t>
       </w:r>
     </w:p>
-    <w:bookmarkEnd w:id="23"/>
-    <w:bookmarkStart w:id="31" w:name="X590f664328ec74879dd055c05b3006ced7c05c4"/>
+    <w:bookmarkEnd w:id="20"/>
+    <w:bookmarkStart w:id="28" w:name="X590f664328ec74879dd055c05b3006ced7c05c4"/>
     <w:p>
       <w:pPr>
         <w:pStyle w:val="Heading3"/>
@@ -1001,7 +951,7 @@
       <w:r>
         <w:t xml:space="preserve"> </w:t>
       </w:r>
-      <w:hyperlink r:id="rId24">
+      <w:hyperlink r:id="rId21">
         <w:r>
           <w:rPr>
             <w:rStyle w:val="VerbatimChar"/>
@@ -1018,7 +968,7 @@
           <w:numId w:val="1004"/>
         </w:numPr>
       </w:pPr>
-      <w:hyperlink r:id="rId25">
+      <w:hyperlink r:id="rId22">
         <w:r>
           <w:rPr>
             <w:rStyle w:val="VerbatimChar"/>
@@ -1057,7 +1007,7 @@
           <w:numId w:val="1004"/>
         </w:numPr>
       </w:pPr>
-      <w:hyperlink r:id="rId26">
+      <w:hyperlink r:id="rId23">
         <w:r>
           <w:rPr>
             <w:rStyle w:val="VerbatimChar"/>
@@ -1071,7 +1021,7 @@
       <w:r>
         <w:t xml:space="preserve"> </w:t>
       </w:r>
-      <w:hyperlink r:id="rId27">
+      <w:hyperlink r:id="rId24">
         <w:r>
           <w:rPr>
             <w:rStyle w:val="VerbatimChar"/>
@@ -1085,7 +1035,7 @@
       <w:r>
         <w:t xml:space="preserve"> </w:t>
       </w:r>
-      <w:hyperlink r:id="rId28">
+      <w:hyperlink r:id="rId25">
         <w:r>
           <w:rPr>
             <w:rStyle w:val="VerbatimChar"/>
@@ -1099,7 +1049,7 @@
       <w:r>
         <w:t xml:space="preserve"> </w:t>
       </w:r>
-      <w:hyperlink r:id="rId29">
+      <w:hyperlink r:id="rId26">
         <w:r>
           <w:rPr>
             <w:rStyle w:val="VerbatimChar"/>
@@ -1113,7 +1063,7 @@
       <w:r>
         <w:t xml:space="preserve"> </w:t>
       </w:r>
-      <w:hyperlink r:id="rId30">
+      <w:hyperlink r:id="rId27">
         <w:r>
           <w:rPr>
             <w:rStyle w:val="VerbatimChar"/>
@@ -1128,9 +1078,9 @@
         <w:t xml:space="preserve">— planned</w:t>
       </w:r>
     </w:p>
-    <w:bookmarkEnd w:id="31"/>
-    <w:bookmarkEnd w:id="32"/>
-    <w:bookmarkStart w:id="33" w:name="resolution-order-12-factor"/>
+    <w:bookmarkEnd w:id="28"/>
+    <w:bookmarkEnd w:id="29"/>
+    <w:bookmarkStart w:id="30" w:name="resolution-order-12-factor"/>
     <w:p>
       <w:pPr>
         <w:pStyle w:val="Heading2"/>
@@ -1567,8 +1517,8 @@
         <w:t xml:space="preserve">.</w:t>
       </w:r>
     </w:p>
-    <w:bookmarkEnd w:id="33"/>
-    <w:bookmarkStart w:id="34" w:name="X7672ab03f7c79ab920c8fe472f11db9e26751e0"/>
+    <w:bookmarkEnd w:id="30"/>
+    <w:bookmarkStart w:id="31" w:name="X7672ab03f7c79ab920c8fe472f11db9e26751e0"/>
     <w:p>
       <w:pPr>
         <w:pStyle w:val="Heading2"/>
@@ -2132,8 +2082,8 @@
         <w:t xml:space="preserve">Use this path for credentials that follow you across all projects + checkouts (your personal Claude session UUID; your workstation-wide Telegram bot token; etc.).</w:t>
       </w:r>
     </w:p>
-    <w:bookmarkEnd w:id="34"/>
-    <w:bookmarkStart w:id="36" w:name="Xffc54ecc98a9ebdbfa7a6b61ff2e210457225cb"/>
+    <w:bookmarkEnd w:id="31"/>
+    <w:bookmarkStart w:id="33" w:name="Xffc54ecc98a9ebdbfa7a6b61ff2e210457225cb"/>
     <w:p>
       <w:pPr>
         <w:pStyle w:val="Heading2"/>
@@ -2505,7 +2455,7 @@
       <w:r>
         <w:t xml:space="preserve"> </w:t>
       </w:r>
-      <w:hyperlink r:id="rId35">
+      <w:hyperlink r:id="rId32">
         <w:r>
           <w:rPr>
             <w:rStyle w:val="VerbatimChar"/>
@@ -2672,8 +2622,8 @@
         <w:t xml:space="preserve">Use this path for credentials specific to one Herald checkout or one deploy.</w:t>
       </w:r>
     </w:p>
-    <w:bookmarkEnd w:id="36"/>
-    <w:bookmarkStart w:id="37" w:name="X51da6ff3414d12b4d49bfdbcc8eff8fe85ff6e1"/>
+    <w:bookmarkEnd w:id="33"/>
+    <w:bookmarkStart w:id="34" w:name="X51da6ff3414d12b4d49bfdbcc8eff8fe85ff6e1"/>
     <w:p>
       <w:pPr>
         <w:pStyle w:val="Heading2"/>
@@ -2977,8 +2927,8 @@
         <w:t xml:space="preserve">(regenerate the token, change the password, etc.) — git history scrubbing is forensic-quality but does not retroactively invalidate the leaked secret. Inform the operator.</w:t>
       </w:r>
     </w:p>
-    <w:bookmarkEnd w:id="37"/>
-    <w:bookmarkStart w:id="58" w:name="per-service-credential-setup"/>
+    <w:bookmarkEnd w:id="34"/>
+    <w:bookmarkStart w:id="55" w:name="per-service-credential-setup"/>
     <w:p>
       <w:pPr>
         <w:pStyle w:val="Heading2"/>
@@ -2987,7 +2937,7 @@
         <w:t xml:space="preserve">Per-service credential setup</w:t>
       </w:r>
     </w:p>
-    <w:bookmarkStart w:id="38" w:name="postgres-live"/>
+    <w:bookmarkStart w:id="35" w:name="postgres-live"/>
     <w:p>
       <w:pPr>
         <w:pStyle w:val="Heading3"/>
@@ -3673,8 +3623,8 @@
         <w:t xml:space="preserve">.</w:t>
       </w:r>
     </w:p>
-    <w:bookmarkEnd w:id="38"/>
-    <w:bookmarkStart w:id="39" w:name="redis-live"/>
+    <w:bookmarkEnd w:id="35"/>
+    <w:bookmarkStart w:id="36" w:name="redis-live"/>
     <w:p>
       <w:pPr>
         <w:pStyle w:val="Heading3"/>
@@ -3969,8 +3919,8 @@
         <w:t xml:space="preserve">).</w:t>
       </w:r>
     </w:p>
-    <w:bookmarkEnd w:id="39"/>
-    <w:bookmarkStart w:id="45" w:name="telegram--hrd-011-live"/>
+    <w:bookmarkEnd w:id="36"/>
+    <w:bookmarkStart w:id="42" w:name="telegram--hrd-011-live"/>
     <w:p>
       <w:pPr>
         <w:pStyle w:val="Heading3"/>
@@ -4278,7 +4228,7 @@
         </w:tc>
       </w:tr>
     </w:tbl>
-    <w:bookmarkStart w:id="40" w:name="step-1-create-a-bot-via-botfather"/>
+    <w:bookmarkStart w:id="37" w:name="step-1-create-a-bot-via-botfather"/>
     <w:p>
       <w:pPr>
         <w:pStyle w:val="Heading4"/>
@@ -4447,8 +4397,8 @@
         <w:t xml:space="preserve">. (BotFather will let you regenerate if you lose it; never paste the token publicly.)</w:t>
       </w:r>
     </w:p>
-    <w:bookmarkEnd w:id="40"/>
-    <w:bookmarkStart w:id="41" w:name="step-2-get-your-chat-id"/>
+    <w:bookmarkEnd w:id="37"/>
+    <w:bookmarkStart w:id="38" w:name="step-2-get-your-chat-id"/>
     <w:p>
       <w:pPr>
         <w:pStyle w:val="Heading4"/>
@@ -4580,357 +4530,357 @@
         <w:t xml:space="preserve">.</w:t>
       </w:r>
     </w:p>
+    <w:bookmarkEnd w:id="38"/>
+    <w:bookmarkStart w:id="39" w:name="Xf5d04c26abcb5d7ec3199c75ca70b466371bf3e"/>
+    <w:p>
+      <w:pPr>
+        <w:pStyle w:val="Heading4"/>
+      </w:pPr>
+      <w:r>
+        <w:t xml:space="preserve">Step 3: (Optional) Enable live-inbound for E19 vertical-slice test</w:t>
+      </w:r>
+    </w:p>
+    <w:p>
+      <w:pPr>
+        <w:pStyle w:val="FirstParagraph"/>
+      </w:pPr>
+      <w:r>
+        <w:t xml:space="preserve">Set</w:t>
+      </w:r>
+      <w:r>
+        <w:t xml:space="preserve"> </w:t>
+      </w:r>
+      <w:r>
+        <w:rPr>
+          <w:rStyle w:val="VerbatimChar"/>
+        </w:rPr>
+        <w:t xml:space="preserve">HERALD_TGRAM_LIVE_INBOUND=1</w:t>
+      </w:r>
+      <w:r>
+        <w:t xml:space="preserve"> </w:t>
+      </w:r>
+      <w:r>
+        <w:t xml:space="preserve">ONLY when you intend to hand-send a Telegram message during a test run so the</w:t>
+      </w:r>
+      <w:r>
+        <w:t xml:space="preserve"> </w:t>
+      </w:r>
+      <w:r>
+        <w:rPr>
+          <w:rStyle w:val="VerbatimChar"/>
+        </w:rPr>
+        <w:t xml:space="preserve">Subscribe</w:t>
+      </w:r>
+      <w:r>
+        <w:t xml:space="preserve"> </w:t>
+      </w:r>
+      <w:r>
+        <w:t xml:space="preserve">loop actually pulls an inbound update. Leave unset for everyday operation — the long-poll goroutine still runs but the E19 test SKIPs without this flag.</w:t>
+      </w:r>
+    </w:p>
+    <w:bookmarkEnd w:id="39"/>
+    <w:bookmarkStart w:id="40" w:name="X30c767926d1597fc133d35d96e4b7c92b2fe2b9"/>
+    <w:p>
+      <w:pPr>
+        <w:pStyle w:val="Heading4"/>
+      </w:pPr>
+      <w:r>
+        <w:t xml:space="preserve">Step 4: (Future — webhook mode) generate a webhook secret</w:t>
+      </w:r>
+    </w:p>
+    <w:p>
+      <w:pPr>
+        <w:pStyle w:val="FirstParagraph"/>
+      </w:pPr>
+      <w:r>
+        <w:t xml:space="preserve">For production, prefer webhook over long-poll for lower latency:</w:t>
+      </w:r>
+    </w:p>
+    <w:p>
+      <w:pPr>
+        <w:pStyle w:val="SourceCode"/>
+      </w:pPr>
+      <w:r>
+        <w:rPr>
+          <w:rStyle w:val="ExtensionTok"/>
+        </w:rPr>
+        <w:t xml:space="preserve">openssl</w:t>
+      </w:r>
+      <w:r>
+        <w:rPr>
+          <w:rStyle w:val="NormalTok"/>
+        </w:rPr>
+        <w:t xml:space="preserve"> rand </w:t>
+      </w:r>
+      <w:r>
+        <w:rPr>
+          <w:rStyle w:val="AttributeTok"/>
+        </w:rPr>
+        <w:t xml:space="preserve">-hex</w:t>
+      </w:r>
+      <w:r>
+        <w:rPr>
+          <w:rStyle w:val="NormalTok"/>
+        </w:rPr>
+        <w:t xml:space="preserve"> 32     </w:t>
+      </w:r>
+      <w:r>
+        <w:rPr>
+          <w:rStyle w:val="CommentTok"/>
+        </w:rPr>
+        <w:t xml:space="preserve"># generate a 256-bit secret</w:t>
+      </w:r>
+    </w:p>
+    <w:p>
+      <w:pPr>
+        <w:pStyle w:val="FirstParagraph"/>
+      </w:pPr>
+      <w:r>
+        <w:t xml:space="preserve">Set</w:t>
+      </w:r>
+      <w:r>
+        <w:t xml:space="preserve"> </w:t>
+      </w:r>
+      <w:r>
+        <w:rPr>
+          <w:rStyle w:val="VerbatimChar"/>
+        </w:rPr>
+        <w:t xml:space="preserve">HERALD_TGRAM_WEBHOOK_SECRET=&lt;the-hex&gt;</w:t>
+      </w:r>
+      <w:r>
+        <w:t xml:space="preserve">. Configure the bot's webhook URL to</w:t>
+      </w:r>
+      <w:r>
+        <w:t xml:space="preserve"> </w:t>
+      </w:r>
+      <w:r>
+        <w:rPr>
+          <w:rStyle w:val="VerbatimChar"/>
+        </w:rPr>
+        <w:t xml:space="preserve">https://your-herald.example.com/v1/webhooks/tgram</w:t>
+      </w:r>
+      <w:r>
+        <w:t xml:space="preserve"> </w:t>
+      </w:r>
+      <w:r>
+        <w:t xml:space="preserve">(when HRD-NNN ships webhook ingress; long-poll only in v1).</w:t>
+      </w:r>
+    </w:p>
+    <w:bookmarkEnd w:id="40"/>
+    <w:bookmarkStart w:id="41" w:name="step-5-verify"/>
+    <w:p>
+      <w:pPr>
+        <w:pStyle w:val="Heading4"/>
+      </w:pPr>
+      <w:r>
+        <w:t xml:space="preserve">Step 5: Verify</w:t>
+      </w:r>
+    </w:p>
+    <w:p>
+      <w:pPr>
+        <w:pStyle w:val="SourceCode"/>
+      </w:pPr>
+      <w:r>
+        <w:rPr>
+          <w:rStyle w:val="ExtensionTok"/>
+        </w:rPr>
+        <w:t xml:space="preserve">go</w:t>
+      </w:r>
+      <w:r>
+        <w:rPr>
+          <w:rStyle w:val="NormalTok"/>
+        </w:rPr>
+        <w:t xml:space="preserve"> test ./commons_messaging/channels/tgram/ </w:t>
+      </w:r>
+      <w:r>
+        <w:rPr>
+          <w:rStyle w:val="AttributeTok"/>
+        </w:rPr>
+        <w:t xml:space="preserve">-tags</w:t>
+      </w:r>
+      <w:r>
+        <w:rPr>
+          <w:rStyle w:val="OperatorTok"/>
+        </w:rPr>
+        <w:t xml:space="preserve">=</w:t>
+      </w:r>
+      <w:r>
+        <w:rPr>
+          <w:rStyle w:val="NormalTok"/>
+        </w:rPr>
+        <w:t xml:space="preserve">integration </w:t>
+      </w:r>
+      <w:r>
+        <w:rPr>
+          <w:rStyle w:val="AttributeTok"/>
+        </w:rPr>
+        <w:t xml:space="preserve">-run</w:t>
+      </w:r>
+      <w:r>
+        <w:rPr>
+          <w:rStyle w:val="NormalTok"/>
+        </w:rPr>
+        <w:t xml:space="preserve"> TestHealthCheck_LiveBotAPI </w:t>
+      </w:r>
+      <w:r>
+        <w:rPr>
+          <w:rStyle w:val="AttributeTok"/>
+        </w:rPr>
+        <w:t xml:space="preserve">-count</w:t>
+      </w:r>
+      <w:r>
+        <w:rPr>
+          <w:rStyle w:val="OperatorTok"/>
+        </w:rPr>
+        <w:t xml:space="preserve">=</w:t>
+      </w:r>
+      <w:r>
+        <w:rPr>
+          <w:rStyle w:val="NormalTok"/>
+        </w:rPr>
+        <w:t xml:space="preserve">1 </w:t>
+      </w:r>
+      <w:r>
+        <w:rPr>
+          <w:rStyle w:val="AttributeTok"/>
+        </w:rPr>
+        <w:t xml:space="preserve">-timeout</w:t>
+      </w:r>
+      <w:r>
+        <w:rPr>
+          <w:rStyle w:val="OperatorTok"/>
+        </w:rPr>
+        <w:t xml:space="preserve">=</w:t>
+      </w:r>
+      <w:r>
+        <w:rPr>
+          <w:rStyle w:val="NormalTok"/>
+        </w:rPr>
+        <w:t xml:space="preserve">60s</w:t>
+      </w:r>
+    </w:p>
+    <w:p>
+      <w:pPr>
+        <w:pStyle w:val="FirstParagraph"/>
+      </w:pPr>
+      <w:r>
+        <w:t xml:space="preserve">Expected: PASS — proves the token is valid + the bot is enabled.</w:t>
+      </w:r>
+    </w:p>
+    <w:p>
+      <w:pPr>
+        <w:pStyle w:val="BodyText"/>
+      </w:pPr>
+      <w:r>
+        <w:t xml:space="preserve">Then run the E17 evidence test:</w:t>
+      </w:r>
+    </w:p>
+    <w:p>
+      <w:pPr>
+        <w:pStyle w:val="SourceCode"/>
+      </w:pPr>
+      <w:r>
+        <w:rPr>
+          <w:rStyle w:val="ExtensionTok"/>
+        </w:rPr>
+        <w:t xml:space="preserve">go</w:t>
+      </w:r>
+      <w:r>
+        <w:rPr>
+          <w:rStyle w:val="NormalTok"/>
+        </w:rPr>
+        <w:t xml:space="preserve"> test ./commons_messaging/channels/tgram/ </w:t>
+      </w:r>
+      <w:r>
+        <w:rPr>
+          <w:rStyle w:val="AttributeTok"/>
+        </w:rPr>
+        <w:t xml:space="preserve">-tags</w:t>
+      </w:r>
+      <w:r>
+        <w:rPr>
+          <w:rStyle w:val="OperatorTok"/>
+        </w:rPr>
+        <w:t xml:space="preserve">=</w:t>
+      </w:r>
+      <w:r>
+        <w:rPr>
+          <w:rStyle w:val="NormalTok"/>
+        </w:rPr>
+        <w:t xml:space="preserve">integration </w:t>
+      </w:r>
+      <w:r>
+        <w:rPr>
+          <w:rStyle w:val="AttributeTok"/>
+        </w:rPr>
+        <w:t xml:space="preserve">-run</w:t>
+      </w:r>
+      <w:r>
+        <w:rPr>
+          <w:rStyle w:val="NormalTok"/>
+        </w:rPr>
+        <w:t xml:space="preserve"> TestSend_PersistsDeliveryEvidence </w:t>
+      </w:r>
+      <w:r>
+        <w:rPr>
+          <w:rStyle w:val="AttributeTok"/>
+        </w:rPr>
+        <w:t xml:space="preserve">-count</w:t>
+      </w:r>
+      <w:r>
+        <w:rPr>
+          <w:rStyle w:val="OperatorTok"/>
+        </w:rPr>
+        <w:t xml:space="preserve">=</w:t>
+      </w:r>
+      <w:r>
+        <w:rPr>
+          <w:rStyle w:val="NormalTok"/>
+        </w:rPr>
+        <w:t xml:space="preserve">1 </w:t>
+      </w:r>
+      <w:r>
+        <w:rPr>
+          <w:rStyle w:val="AttributeTok"/>
+        </w:rPr>
+        <w:t xml:space="preserve">-timeout</w:t>
+      </w:r>
+      <w:r>
+        <w:rPr>
+          <w:rStyle w:val="OperatorTok"/>
+        </w:rPr>
+        <w:t xml:space="preserve">=</w:t>
+      </w:r>
+      <w:r>
+        <w:rPr>
+          <w:rStyle w:val="NormalTok"/>
+        </w:rPr>
+        <w:t xml:space="preserve">300s</w:t>
+      </w:r>
+    </w:p>
+    <w:p>
+      <w:pPr>
+        <w:pStyle w:val="FirstParagraph"/>
+      </w:pPr>
+      <w:r>
+        <w:t xml:space="preserve">Expected: PASS — a real Telegram message arrives in your configured chat + a row appears in</w:t>
+      </w:r>
+      <w:r>
+        <w:t xml:space="preserve"> </w:t>
+      </w:r>
+      <w:r>
+        <w:rPr>
+          <w:rStyle w:val="VerbatimChar"/>
+        </w:rPr>
+        <w:t xml:space="preserve">outbound_delivery_evidence</w:t>
+      </w:r>
+      <w:r>
+        <w:t xml:space="preserve">.</w:t>
+      </w:r>
+    </w:p>
     <w:bookmarkEnd w:id="41"/>
-    <w:bookmarkStart w:id="42" w:name="Xf5d04c26abcb5d7ec3199c75ca70b466371bf3e"/>
-    <w:p>
-      <w:pPr>
-        <w:pStyle w:val="Heading4"/>
-      </w:pPr>
-      <w:r>
-        <w:t xml:space="preserve">Step 3: (Optional) Enable live-inbound for E19 vertical-slice test</w:t>
-      </w:r>
-    </w:p>
-    <w:p>
-      <w:pPr>
-        <w:pStyle w:val="FirstParagraph"/>
-      </w:pPr>
-      <w:r>
-        <w:t xml:space="preserve">Set</w:t>
-      </w:r>
-      <w:r>
-        <w:t xml:space="preserve"> </w:t>
-      </w:r>
-      <w:r>
-        <w:rPr>
-          <w:rStyle w:val="VerbatimChar"/>
-        </w:rPr>
-        <w:t xml:space="preserve">HERALD_TGRAM_LIVE_INBOUND=1</w:t>
-      </w:r>
-      <w:r>
-        <w:t xml:space="preserve"> </w:t>
-      </w:r>
-      <w:r>
-        <w:t xml:space="preserve">ONLY when you intend to hand-send a Telegram message during a test run so the</w:t>
-      </w:r>
-      <w:r>
-        <w:t xml:space="preserve"> </w:t>
-      </w:r>
-      <w:r>
-        <w:rPr>
-          <w:rStyle w:val="VerbatimChar"/>
-        </w:rPr>
-        <w:t xml:space="preserve">Subscribe</w:t>
-      </w:r>
-      <w:r>
-        <w:t xml:space="preserve"> </w:t>
-      </w:r>
-      <w:r>
-        <w:t xml:space="preserve">loop actually pulls an inbound update. Leave unset for everyday operation — the long-poll goroutine still runs but the E19 test SKIPs without this flag.</w:t>
-      </w:r>
-    </w:p>
     <w:bookmarkEnd w:id="42"/>
-    <w:bookmarkStart w:id="43" w:name="X30c767926d1597fc133d35d96e4b7c92b2fe2b9"/>
-    <w:p>
-      <w:pPr>
-        <w:pStyle w:val="Heading4"/>
-      </w:pPr>
-      <w:r>
-        <w:t xml:space="preserve">Step 4: (Future — webhook mode) generate a webhook secret</w:t>
-      </w:r>
-    </w:p>
-    <w:p>
-      <w:pPr>
-        <w:pStyle w:val="FirstParagraph"/>
-      </w:pPr>
-      <w:r>
-        <w:t xml:space="preserve">For production, prefer webhook over long-poll for lower latency:</w:t>
-      </w:r>
-    </w:p>
-    <w:p>
-      <w:pPr>
-        <w:pStyle w:val="SourceCode"/>
-      </w:pPr>
-      <w:r>
-        <w:rPr>
-          <w:rStyle w:val="ExtensionTok"/>
-        </w:rPr>
-        <w:t xml:space="preserve">openssl</w:t>
-      </w:r>
-      <w:r>
-        <w:rPr>
-          <w:rStyle w:val="NormalTok"/>
-        </w:rPr>
-        <w:t xml:space="preserve"> rand </w:t>
-      </w:r>
-      <w:r>
-        <w:rPr>
-          <w:rStyle w:val="AttributeTok"/>
-        </w:rPr>
-        <w:t xml:space="preserve">-hex</w:t>
-      </w:r>
-      <w:r>
-        <w:rPr>
-          <w:rStyle w:val="NormalTok"/>
-        </w:rPr>
-        <w:t xml:space="preserve"> 32     </w:t>
-      </w:r>
-      <w:r>
-        <w:rPr>
-          <w:rStyle w:val="CommentTok"/>
-        </w:rPr>
-        <w:t xml:space="preserve"># generate a 256-bit secret</w:t>
-      </w:r>
-    </w:p>
-    <w:p>
-      <w:pPr>
-        <w:pStyle w:val="FirstParagraph"/>
-      </w:pPr>
-      <w:r>
-        <w:t xml:space="preserve">Set</w:t>
-      </w:r>
-      <w:r>
-        <w:t xml:space="preserve"> </w:t>
-      </w:r>
-      <w:r>
-        <w:rPr>
-          <w:rStyle w:val="VerbatimChar"/>
-        </w:rPr>
-        <w:t xml:space="preserve">HERALD_TGRAM_WEBHOOK_SECRET=&lt;the-hex&gt;</w:t>
-      </w:r>
-      <w:r>
-        <w:t xml:space="preserve">. Configure the bot's webhook URL to</w:t>
-      </w:r>
-      <w:r>
-        <w:t xml:space="preserve"> </w:t>
-      </w:r>
-      <w:r>
-        <w:rPr>
-          <w:rStyle w:val="VerbatimChar"/>
-        </w:rPr>
-        <w:t xml:space="preserve">https://your-herald.example.com/v1/webhooks/tgram</w:t>
-      </w:r>
-      <w:r>
-        <w:t xml:space="preserve"> </w:t>
-      </w:r>
-      <w:r>
-        <w:t xml:space="preserve">(when HRD-NNN ships webhook ingress; long-poll only in v1).</w:t>
-      </w:r>
-    </w:p>
-    <w:bookmarkEnd w:id="43"/>
-    <w:bookmarkStart w:id="44" w:name="step-5-verify"/>
-    <w:p>
-      <w:pPr>
-        <w:pStyle w:val="Heading4"/>
-      </w:pPr>
-      <w:r>
-        <w:t xml:space="preserve">Step 5: Verify</w:t>
-      </w:r>
-    </w:p>
-    <w:p>
-      <w:pPr>
-        <w:pStyle w:val="SourceCode"/>
-      </w:pPr>
-      <w:r>
-        <w:rPr>
-          <w:rStyle w:val="ExtensionTok"/>
-        </w:rPr>
-        <w:t xml:space="preserve">go</w:t>
-      </w:r>
-      <w:r>
-        <w:rPr>
-          <w:rStyle w:val="NormalTok"/>
-        </w:rPr>
-        <w:t xml:space="preserve"> test ./commons_messaging/channels/tgram/ </w:t>
-      </w:r>
-      <w:r>
-        <w:rPr>
-          <w:rStyle w:val="AttributeTok"/>
-        </w:rPr>
-        <w:t xml:space="preserve">-tags</w:t>
-      </w:r>
-      <w:r>
-        <w:rPr>
-          <w:rStyle w:val="OperatorTok"/>
-        </w:rPr>
-        <w:t xml:space="preserve">=</w:t>
-      </w:r>
-      <w:r>
-        <w:rPr>
-          <w:rStyle w:val="NormalTok"/>
-        </w:rPr>
-        <w:t xml:space="preserve">integration </w:t>
-      </w:r>
-      <w:r>
-        <w:rPr>
-          <w:rStyle w:val="AttributeTok"/>
-        </w:rPr>
-        <w:t xml:space="preserve">-run</w:t>
-      </w:r>
-      <w:r>
-        <w:rPr>
-          <w:rStyle w:val="NormalTok"/>
-        </w:rPr>
-        <w:t xml:space="preserve"> TestHealthCheck_LiveBotAPI </w:t>
-      </w:r>
-      <w:r>
-        <w:rPr>
-          <w:rStyle w:val="AttributeTok"/>
-        </w:rPr>
-        <w:t xml:space="preserve">-count</w:t>
-      </w:r>
-      <w:r>
-        <w:rPr>
-          <w:rStyle w:val="OperatorTok"/>
-        </w:rPr>
-        <w:t xml:space="preserve">=</w:t>
-      </w:r>
-      <w:r>
-        <w:rPr>
-          <w:rStyle w:val="NormalTok"/>
-        </w:rPr>
-        <w:t xml:space="preserve">1 </w:t>
-      </w:r>
-      <w:r>
-        <w:rPr>
-          <w:rStyle w:val="AttributeTok"/>
-        </w:rPr>
-        <w:t xml:space="preserve">-timeout</w:t>
-      </w:r>
-      <w:r>
-        <w:rPr>
-          <w:rStyle w:val="OperatorTok"/>
-        </w:rPr>
-        <w:t xml:space="preserve">=</w:t>
-      </w:r>
-      <w:r>
-        <w:rPr>
-          <w:rStyle w:val="NormalTok"/>
-        </w:rPr>
-        <w:t xml:space="preserve">60s</w:t>
-      </w:r>
-    </w:p>
-    <w:p>
-      <w:pPr>
-        <w:pStyle w:val="FirstParagraph"/>
-      </w:pPr>
-      <w:r>
-        <w:t xml:space="preserve">Expected: PASS — proves the token is valid + the bot is enabled.</w:t>
-      </w:r>
-    </w:p>
-    <w:p>
-      <w:pPr>
-        <w:pStyle w:val="BodyText"/>
-      </w:pPr>
-      <w:r>
-        <w:t xml:space="preserve">Then run the E17 evidence test:</w:t>
-      </w:r>
-    </w:p>
-    <w:p>
-      <w:pPr>
-        <w:pStyle w:val="SourceCode"/>
-      </w:pPr>
-      <w:r>
-        <w:rPr>
-          <w:rStyle w:val="ExtensionTok"/>
-        </w:rPr>
-        <w:t xml:space="preserve">go</w:t>
-      </w:r>
-      <w:r>
-        <w:rPr>
-          <w:rStyle w:val="NormalTok"/>
-        </w:rPr>
-        <w:t xml:space="preserve"> test ./commons_messaging/channels/tgram/ </w:t>
-      </w:r>
-      <w:r>
-        <w:rPr>
-          <w:rStyle w:val="AttributeTok"/>
-        </w:rPr>
-        <w:t xml:space="preserve">-tags</w:t>
-      </w:r>
-      <w:r>
-        <w:rPr>
-          <w:rStyle w:val="OperatorTok"/>
-        </w:rPr>
-        <w:t xml:space="preserve">=</w:t>
-      </w:r>
-      <w:r>
-        <w:rPr>
-          <w:rStyle w:val="NormalTok"/>
-        </w:rPr>
-        <w:t xml:space="preserve">integration </w:t>
-      </w:r>
-      <w:r>
-        <w:rPr>
-          <w:rStyle w:val="AttributeTok"/>
-        </w:rPr>
-        <w:t xml:space="preserve">-run</w:t>
-      </w:r>
-      <w:r>
-        <w:rPr>
-          <w:rStyle w:val="NormalTok"/>
-        </w:rPr>
-        <w:t xml:space="preserve"> TestSend_PersistsDeliveryEvidence </w:t>
-      </w:r>
-      <w:r>
-        <w:rPr>
-          <w:rStyle w:val="AttributeTok"/>
-        </w:rPr>
-        <w:t xml:space="preserve">-count</w:t>
-      </w:r>
-      <w:r>
-        <w:rPr>
-          <w:rStyle w:val="OperatorTok"/>
-        </w:rPr>
-        <w:t xml:space="preserve">=</w:t>
-      </w:r>
-      <w:r>
-        <w:rPr>
-          <w:rStyle w:val="NormalTok"/>
-        </w:rPr>
-        <w:t xml:space="preserve">1 </w:t>
-      </w:r>
-      <w:r>
-        <w:rPr>
-          <w:rStyle w:val="AttributeTok"/>
-        </w:rPr>
-        <w:t xml:space="preserve">-timeout</w:t>
-      </w:r>
-      <w:r>
-        <w:rPr>
-          <w:rStyle w:val="OperatorTok"/>
-        </w:rPr>
-        <w:t xml:space="preserve">=</w:t>
-      </w:r>
-      <w:r>
-        <w:rPr>
-          <w:rStyle w:val="NormalTok"/>
-        </w:rPr>
-        <w:t xml:space="preserve">300s</w:t>
-      </w:r>
-    </w:p>
-    <w:p>
-      <w:pPr>
-        <w:pStyle w:val="FirstParagraph"/>
-      </w:pPr>
-      <w:r>
-        <w:t xml:space="preserve">Expected: PASS — a real Telegram message arrives in your configured chat + a row appears in</w:t>
-      </w:r>
-      <w:r>
-        <w:t xml:space="preserve"> </w:t>
-      </w:r>
-      <w:r>
-        <w:rPr>
-          <w:rStyle w:val="VerbatimChar"/>
-        </w:rPr>
-        <w:t xml:space="preserve">outbound_delivery_evidence</w:t>
-      </w:r>
-      <w:r>
-        <w:t xml:space="preserve">.</w:t>
-      </w:r>
-    </w:p>
-    <w:bookmarkEnd w:id="44"/>
-    <w:bookmarkEnd w:id="45"/>
-    <w:bookmarkStart w:id="50" w:name="claude-code-dispatcher--hrd-012-live"/>
+    <w:bookmarkStart w:id="47" w:name="claude-code-dispatcher--hrd-012-live"/>
     <w:p>
       <w:pPr>
         <w:pStyle w:val="Heading3"/>
@@ -5292,7 +5242,7 @@
         </w:tc>
       </w:tr>
     </w:tbl>
-    <w:bookmarkStart w:id="46" w:name="step-1-install-claude-code"/>
+    <w:bookmarkStart w:id="43" w:name="step-1-install-claude-code"/>
     <w:p>
       <w:pPr>
         <w:pStyle w:val="Heading4"/>
@@ -5391,8 +5341,8 @@
         <w:t xml:space="preserve">.</w:t>
       </w:r>
     </w:p>
-    <w:bookmarkEnd w:id="46"/>
-    <w:bookmarkStart w:id="47" w:name="step-2-choose-a-project-name"/>
+    <w:bookmarkEnd w:id="43"/>
+    <w:bookmarkStart w:id="44" w:name="step-2-choose-a-project-name"/>
     <w:p>
       <w:pPr>
         <w:pStyle w:val="Heading4"/>
@@ -5465,8 +5415,8 @@
         <w:t xml:space="preserve">'Herald'</w:t>
       </w:r>
     </w:p>
-    <w:bookmarkEnd w:id="47"/>
-    <w:bookmarkStart w:id="48" w:name="step-3-bootstrap-a-session-two-paths"/>
+    <w:bookmarkEnd w:id="44"/>
+    <w:bookmarkStart w:id="45" w:name="step-3-bootstrap-a-session-two-paths"/>
     <w:p>
       <w:pPr>
         <w:pStyle w:val="Heading4"/>
@@ -5659,8 +5609,8 @@
         <w:t xml:space="preserve"># example</w:t>
       </w:r>
     </w:p>
-    <w:bookmarkEnd w:id="48"/>
-    <w:bookmarkStart w:id="49" w:name="step-4-verify"/>
+    <w:bookmarkEnd w:id="45"/>
+    <w:bookmarkStart w:id="46" w:name="step-4-verify"/>
     <w:p>
       <w:pPr>
         <w:pStyle w:val="Heading4"/>
@@ -5775,9 +5725,9 @@
         <w:t xml:space="preserve">JSON line, parsed with non-empty Outcome + Summary.</w:t>
       </w:r>
     </w:p>
-    <w:bookmarkEnd w:id="49"/>
-    <w:bookmarkEnd w:id="50"/>
-    <w:bookmarkStart w:id="51" w:name="slack--planned-v2"/>
+    <w:bookmarkEnd w:id="46"/>
+    <w:bookmarkEnd w:id="47"/>
+    <w:bookmarkStart w:id="48" w:name="slack--planned-v2"/>
     <w:p>
       <w:pPr>
         <w:pStyle w:val="Heading3"/>
@@ -6015,8 +5965,8 @@
         <w:t xml:space="preserve">stable when Slack lands.</w:t>
       </w:r>
     </w:p>
-    <w:bookmarkEnd w:id="51"/>
-    <w:bookmarkStart w:id="52" w:name="email-smtp--planned-v2"/>
+    <w:bookmarkEnd w:id="48"/>
+    <w:bookmarkStart w:id="49" w:name="email-smtp--planned-v2"/>
     <w:p>
       <w:pPr>
         <w:pStyle w:val="Heading3"/>
@@ -6213,8 +6163,8 @@
         </w:tc>
       </w:tr>
     </w:tbl>
-    <w:bookmarkEnd w:id="52"/>
-    <w:bookmarkStart w:id="53" w:name="email-resend--planned-v2"/>
+    <w:bookmarkEnd w:id="49"/>
+    <w:bookmarkStart w:id="50" w:name="email-resend--planned-v2"/>
     <w:p>
       <w:pPr>
         <w:pStyle w:val="Heading3"/>
@@ -6339,8 +6289,8 @@
         </w:tc>
       </w:tr>
     </w:tbl>
-    <w:bookmarkEnd w:id="53"/>
-    <w:bookmarkStart w:id="54" w:name="max--planned-v2"/>
+    <w:bookmarkEnd w:id="50"/>
+    <w:bookmarkStart w:id="51" w:name="max--planned-v2"/>
     <w:p>
       <w:pPr>
         <w:pStyle w:val="Heading3"/>
@@ -6464,8 +6414,8 @@
         <w:t xml:space="preserve">Detailed setup will follow when Max lands as an HRD.</w:t>
       </w:r>
     </w:p>
-    <w:bookmarkEnd w:id="54"/>
-    <w:bookmarkStart w:id="55" w:name="microsoft-teams--planned-v3"/>
+    <w:bookmarkEnd w:id="51"/>
+    <w:bookmarkStart w:id="52" w:name="microsoft-teams--planned-v3"/>
     <w:p>
       <w:pPr>
         <w:pStyle w:val="Heading3"/>
@@ -6489,8 +6439,8 @@
         <w:t xml:space="preserve">: NOT YET IMPLEMENTED. Spec marks Teams as a later iteration (post-V2).</w:t>
       </w:r>
     </w:p>
-    <w:bookmarkEnd w:id="55"/>
-    <w:bookmarkStart w:id="56" w:name="Xcc924c2df36a7ae1d373ed08330cab5563fffb2"/>
+    <w:bookmarkEnd w:id="52"/>
+    <w:bookmarkStart w:id="53" w:name="Xcc924c2df36a7ae1d373ed08330cab5563fffb2"/>
     <w:p>
       <w:pPr>
         <w:pStyle w:val="Heading3"/>
@@ -6522,8 +6472,8 @@
         <w:t xml:space="preserve">for "later-iteration channels" to keep your file aligned with the spec.</w:t>
       </w:r>
     </w:p>
-    <w:bookmarkEnd w:id="56"/>
-    <w:bookmarkStart w:id="57" w:name="X5b6520558d519297572dbb8529d49022909706b"/>
+    <w:bookmarkEnd w:id="53"/>
+    <w:bookmarkStart w:id="54" w:name="X5b6520558d519297572dbb8529d49022909706b"/>
     <w:p>
       <w:pPr>
         <w:pStyle w:val="Heading3"/>
@@ -6750,9 +6700,9 @@
         </w:tc>
       </w:tr>
     </w:tbl>
-    <w:bookmarkEnd w:id="57"/>
-    <w:bookmarkEnd w:id="58"/>
-    <w:bookmarkStart w:id="59" w:name="quickstart-compose-vs-native-pherald"/>
+    <w:bookmarkEnd w:id="54"/>
+    <w:bookmarkEnd w:id="55"/>
+    <w:bookmarkStart w:id="56" w:name="quickstart-compose-vs-native-pherald"/>
     <w:p>
       <w:pPr>
         <w:pStyle w:val="Heading2"/>
@@ -7037,8 +6987,8 @@
         <w:t xml:space="preserve">is the canonical source. In native mode, shell exports are. Both should reach the same end state per the resolution order at the top of this doc.</w:t>
       </w:r>
     </w:p>
-    <w:bookmarkEnd w:id="59"/>
-    <w:bookmarkStart w:id="60" w:name="audit-checklist-run-before-every-commit"/>
+    <w:bookmarkEnd w:id="56"/>
+    <w:bookmarkStart w:id="57" w:name="audit-checklist-run-before-every-commit"/>
     <w:p>
       <w:pPr>
         <w:pStyle w:val="Heading2"/>
@@ -7725,8 +7675,8 @@
         <w:t xml:space="preserve">Any "BLOCK" output means do NOT commit. Rotate the leaked credential, scrub from working tree, re-run the audit, and only then commit.</w:t>
       </w:r>
     </w:p>
-    <w:bookmarkEnd w:id="60"/>
-    <w:bookmarkStart w:id="61" w:name="troubleshooting"/>
+    <w:bookmarkEnd w:id="57"/>
+    <w:bookmarkStart w:id="58" w:name="troubleshooting"/>
     <w:p>
       <w:pPr>
         <w:pStyle w:val="Heading2"/>
@@ -8149,8 +8099,8 @@
         <w:t xml:space="preserve">: Rotate the credential IMMEDIATELY (regenerate the token, change the password). Then escalate per Universal Constitution §11.4.10 — git-history scrubbing is forensic-quality only; the leaked value is forever compromised once pushed to a remote.</w:t>
       </w:r>
     </w:p>
-    <w:bookmarkEnd w:id="61"/>
-    <w:bookmarkEnd w:id="62"/>
+    <w:bookmarkEnd w:id="58"/>
+    <w:bookmarkEnd w:id="59"/>
     <w:sectPr>
       <w:footnotePr>
         <w:numRestart w:val="eachSect"/>

--- a/docs/guides/OPERATOR_CREDENTIALS.docx
+++ b/docs/guides/OPERATOR_CREDENTIALS.docx
@@ -10,7 +10,7 @@
         <w:t xml:space="preserve">Herald</w:t>
       </w:r>
     </w:p>
-    <w:bookmarkStart w:id="59" w:name="herald--operator-credentials-guide"/>
+    <w:bookmarkStart w:id="71" w:name="herald--operator-credentials-guide"/>
     <w:p>
       <w:pPr>
         <w:pStyle w:val="Heading1"/>
@@ -8099,8 +8099,2535 @@
         <w:t xml:space="preserve">: Rotate the credential IMMEDIATELY (regenerate the token, change the password). Then escalate per Universal Constitution §11.4.10 — git-history scrubbing is forensic-quality only; the leaked value is forever compromised once pushed to a remote.</w:t>
       </w:r>
     </w:p>
+    <w:p>
+      <w:r>
+        <w:pict>
+          <v:rect style="width:0;height:1.5pt" o:hralign="center" o:hrstd="t" o:hr="t"/>
+        </w:pict>
+      </w:r>
+    </w:p>
     <w:bookmarkEnd w:id="58"/>
-    <w:bookmarkEnd w:id="59"/>
+    <w:bookmarkStart w:id="70" w:name="X7adbcb24ae4dc987cc359886d7848559c337be3"/>
+    <w:p>
+      <w:pPr>
+        <w:pStyle w:val="Heading2"/>
+      </w:pPr>
+      <w:r>
+        <w:t xml:space="preserve">MTProto user-account harness (Wave 8 Track B — REQUIRED for §11.4.98 compliance)</w:t>
+      </w:r>
+    </w:p>
+    <w:p>
+      <w:pPr>
+        <w:pStyle w:val="FirstParagraph"/>
+      </w:pPr>
+      <w:r>
+        <w:t xml:space="preserve">Per Universal Constitution §11.4.98 + Herald §108.m (anchored 2026-05-28): every live test MUST be re-runnable end-to-end without manual intervention. The Telegram Bot API alone cannot satisfy this for inbound-driven flows (</w:t>
+      </w:r>
+      <w:r>
+        <w:rPr>
+          <w:rStyle w:val="VerbatimChar"/>
+        </w:rPr>
+        <w:t xml:space="preserve">TestSubscribe_LiveBotAPI</w:t>
+      </w:r>
+      <w:r>
+        <w:t xml:space="preserve">,</w:t>
+      </w:r>
+      <w:r>
+        <w:t xml:space="preserve"> </w:t>
+      </w:r>
+      <w:r>
+        <w:rPr>
+          <w:rStyle w:val="VerbatimChar"/>
+        </w:rPr>
+        <w:t xml:space="preserve">tests/test_wave6_live_loop.sh</w:t>
+      </w:r>
+      <w:r>
+        <w:t xml:space="preserve">, Wave 6.5 lifecycle scenarios) because</w:t>
+      </w:r>
+      <w:r>
+        <w:t xml:space="preserve"> </w:t>
+      </w:r>
+      <w:r>
+        <w:rPr>
+          <w:b/>
+          <w:bCs/>
+        </w:rPr>
+        <w:t xml:space="preserve">bots cannot see other bots' messages in non-DM contexts</w:t>
+      </w:r>
+      <w:r>
+        <w:t xml:space="preserve"> </w:t>
+      </w:r>
+      <w:r>
+        <w:t xml:space="preserve">— empirically verified 2026-05-28 against group</w:t>
+      </w:r>
+      <w:r>
+        <w:t xml:space="preserve"> </w:t>
+      </w:r>
+      <w:r>
+        <w:rPr>
+          <w:rStyle w:val="VerbatimChar"/>
+        </w:rPr>
+        <w:t xml:space="preserve">-4946584787</w:t>
+      </w:r>
+      <w:r>
+        <w:t xml:space="preserve">:</w:t>
+      </w:r>
+      <w:r>
+        <w:t xml:space="preserve"> </w:t>
+      </w:r>
+      <w:r>
+        <w:rPr>
+          <w:rStyle w:val="VerbatimChar"/>
+        </w:rPr>
+        <w:t xml:space="preserve">@pherald_qa_bot</w:t>
+      </w:r>
+      <w:r>
+        <w:t xml:space="preserve"> </w:t>
+      </w:r>
+      <w:r>
+        <w:t xml:space="preserve">(id 8971749017) sent msg_id=18,</w:t>
+      </w:r>
+      <w:r>
+        <w:t xml:space="preserve"> </w:t>
+      </w:r>
+      <w:r>
+        <w:rPr>
+          <w:rStyle w:val="VerbatimChar"/>
+        </w:rPr>
+        <w:t xml:space="preserve">@atmosphere_worker_bot</w:t>
+      </w:r>
+      <w:r>
+        <w:t xml:space="preserve"> </w:t>
+      </w:r>
+      <w:r>
+        <w:t xml:space="preserve">observed 0 updates. Telegram's privacy boundary is structural, not configurable.</w:t>
+      </w:r>
+    </w:p>
+    <w:p>
+      <w:pPr>
+        <w:pStyle w:val="BodyText"/>
+      </w:pPr>
+      <w:r>
+        <w:t xml:space="preserve">Solution: drive QA tests from a</w:t>
+      </w:r>
+      <w:r>
+        <w:t xml:space="preserve"> </w:t>
+      </w:r>
+      <w:r>
+        <w:rPr>
+          <w:b/>
+          <w:bCs/>
+        </w:rPr>
+        <w:t xml:space="preserve">real Telegram user account</w:t>
+      </w:r>
+      <w:r>
+        <w:t xml:space="preserve"> </w:t>
+      </w:r>
+      <w:r>
+        <w:t xml:space="preserve">via the</w:t>
+      </w:r>
+      <w:r>
+        <w:t xml:space="preserve"> </w:t>
+      </w:r>
+      <w:r>
+        <w:rPr>
+          <w:b/>
+          <w:bCs/>
+        </w:rPr>
+        <w:t xml:space="preserve">MTProto protocol</w:t>
+      </w:r>
+      <w:r>
+        <w:t xml:space="preserve"> </w:t>
+      </w:r>
+      <w:r>
+        <w:t xml:space="preserve">(the same protocol Telegram apps use). The harness lives in</w:t>
+      </w:r>
+      <w:r>
+        <w:t xml:space="preserve"> </w:t>
+      </w:r>
+      <w:r>
+        <w:rPr>
+          <w:rStyle w:val="VerbatimChar"/>
+        </w:rPr>
+        <w:t xml:space="preserve">qaherald/internal/mtproto/</w:t>
+      </w:r>
+      <w:r>
+        <w:t xml:space="preserve"> </w:t>
+      </w:r>
+      <w:r>
+        <w:t xml:space="preserve">(vendor:</w:t>
+      </w:r>
+      <w:r>
+        <w:t xml:space="preserve"> </w:t>
+      </w:r>
+      <w:r>
+        <w:rPr>
+          <w:rStyle w:val="VerbatimChar"/>
+        </w:rPr>
+        <w:t xml:space="preserve">github.com/gotd/td</w:t>
+      </w:r>
+      <w:r>
+        <w:t xml:space="preserve">). A user account in the same chat as the bot can send messages that the bot's</w:t>
+      </w:r>
+      <w:r>
+        <w:t xml:space="preserve"> </w:t>
+      </w:r>
+      <w:r>
+        <w:rPr>
+          <w:rStyle w:val="VerbatimChar"/>
+        </w:rPr>
+        <w:t xml:space="preserve">getUpdates</w:t>
+      </w:r>
+      <w:r>
+        <w:t xml:space="preserve"> </w:t>
+      </w:r>
+      <w:r>
+        <w:t xml:space="preserve">poller picks up, enabling fully-autonomous closed-loop testing.</w:t>
+      </w:r>
+    </w:p>
+    <w:bookmarkStart w:id="60" w:name="variables-add-to-env"/>
+    <w:p>
+      <w:pPr>
+        <w:pStyle w:val="Heading3"/>
+      </w:pPr>
+      <w:r>
+        <w:t xml:space="preserve">Variables (add to</w:t>
+      </w:r>
+      <w:r>
+        <w:t xml:space="preserve"> </w:t>
+      </w:r>
+      <w:r>
+        <w:rPr>
+          <w:rStyle w:val="VerbatimChar"/>
+        </w:rPr>
+        <w:t xml:space="preserve">.env</w:t>
+      </w:r>
+      <w:r>
+        <w:t xml:space="preserve">)</w:t>
+      </w:r>
+    </w:p>
+    <w:tbl>
+      <w:tblPr>
+        <w:tblStyle w:val="Table"/>
+        <w:tblW w:type="auto" w:w="0"/>
+        <w:tblLook w:firstRow="1" w:lastRow="0" w:firstColumn="0" w:lastColumn="0" w:noHBand="0" w:noVBand="0" w:val="0020"/>
+      </w:tblPr>
+      <w:tblGrid>
+        <w:gridCol w:w="1980"/>
+        <w:gridCol w:w="1980"/>
+        <w:gridCol w:w="1980"/>
+        <w:gridCol w:w="1980"/>
+      </w:tblGrid>
+      <w:tr>
+        <w:trPr>
+          <w:tblHeader w:val="on"/>
+        </w:trPr>
+        <w:tc>
+          <w:tcPr/>
+          <w:p>
+            <w:pPr>
+              <w:pStyle w:val="Compact"/>
+            </w:pPr>
+            <w:r>
+              <w:t xml:space="preserve">Variable</w:t>
+            </w:r>
+          </w:p>
+        </w:tc>
+        <w:tc>
+          <w:tcPr/>
+          <w:p>
+            <w:pPr>
+              <w:pStyle w:val="Compact"/>
+            </w:pPr>
+            <w:r>
+              <w:t xml:space="preserve">What</w:t>
+            </w:r>
+          </w:p>
+        </w:tc>
+        <w:tc>
+          <w:tcPr/>
+          <w:p>
+            <w:pPr>
+              <w:pStyle w:val="Compact"/>
+            </w:pPr>
+            <w:r>
+              <w:t xml:space="preserve">Example shape</w:t>
+            </w:r>
+          </w:p>
+        </w:tc>
+        <w:tc>
+          <w:tcPr/>
+          <w:p>
+            <w:pPr>
+              <w:pStyle w:val="Compact"/>
+            </w:pPr>
+            <w:r>
+              <w:t xml:space="preserve">Source</w:t>
+            </w:r>
+          </w:p>
+        </w:tc>
+      </w:tr>
+      <w:tr>
+        <w:tc>
+          <w:tcPr/>
+          <w:p>
+            <w:pPr>
+              <w:pStyle w:val="Compact"/>
+            </w:pPr>
+            <w:r>
+              <w:rPr>
+                <w:rStyle w:val="VerbatimChar"/>
+              </w:rPr>
+              <w:t xml:space="preserve">HERALD_MTPROTO_APP_ID</w:t>
+            </w:r>
+          </w:p>
+        </w:tc>
+        <w:tc>
+          <w:tcPr/>
+          <w:p>
+            <w:pPr>
+              <w:pStyle w:val="Compact"/>
+            </w:pPr>
+            <w:r>
+              <w:t xml:space="preserve">App api_id</w:t>
+            </w:r>
+          </w:p>
+        </w:tc>
+        <w:tc>
+          <w:tcPr/>
+          <w:p>
+            <w:pPr>
+              <w:pStyle w:val="Compact"/>
+            </w:pPr>
+            <w:r>
+              <w:rPr>
+                <w:rStyle w:val="VerbatimChar"/>
+              </w:rPr>
+              <w:t xml:space="preserve">12345678</w:t>
+            </w:r>
+            <w:r>
+              <w:t xml:space="preserve"> </w:t>
+            </w:r>
+            <w:r>
+              <w:t xml:space="preserve">(integer, 5-8 digits)</w:t>
+            </w:r>
+          </w:p>
+        </w:tc>
+        <w:tc>
+          <w:tcPr/>
+          <w:p>
+            <w:pPr>
+              <w:pStyle w:val="Compact"/>
+            </w:pPr>
+            <w:hyperlink r:id="rId59">
+              <w:r>
+                <w:rPr>
+                  <w:rStyle w:val="Hyperlink"/>
+                </w:rPr>
+                <w:t xml:space="preserve">https://my.telegram.org/apps</w:t>
+              </w:r>
+            </w:hyperlink>
+          </w:p>
+        </w:tc>
+      </w:tr>
+      <w:tr>
+        <w:tc>
+          <w:tcPr/>
+          <w:p>
+            <w:pPr>
+              <w:pStyle w:val="Compact"/>
+            </w:pPr>
+            <w:r>
+              <w:rPr>
+                <w:rStyle w:val="VerbatimChar"/>
+              </w:rPr>
+              <w:t xml:space="preserve">HERALD_MTPROTO_APP_HASH</w:t>
+            </w:r>
+          </w:p>
+        </w:tc>
+        <w:tc>
+          <w:tcPr/>
+          <w:p>
+            <w:pPr>
+              <w:pStyle w:val="Compact"/>
+            </w:pPr>
+            <w:r>
+              <w:t xml:space="preserve">App api_hash</w:t>
+            </w:r>
+          </w:p>
+        </w:tc>
+        <w:tc>
+          <w:tcPr/>
+          <w:p>
+            <w:pPr>
+              <w:pStyle w:val="Compact"/>
+            </w:pPr>
+            <w:r>
+              <w:t xml:space="preserve">32-char lowercase hex</w:t>
+            </w:r>
+          </w:p>
+        </w:tc>
+        <w:tc>
+          <w:tcPr/>
+          <w:p>
+            <w:pPr>
+              <w:pStyle w:val="Compact"/>
+            </w:pPr>
+            <w:hyperlink r:id="rId59">
+              <w:r>
+                <w:rPr>
+                  <w:rStyle w:val="Hyperlink"/>
+                </w:rPr>
+                <w:t xml:space="preserve">https://my.telegram.org/apps</w:t>
+              </w:r>
+            </w:hyperlink>
+          </w:p>
+        </w:tc>
+      </w:tr>
+      <w:tr>
+        <w:tc>
+          <w:tcPr/>
+          <w:p>
+            <w:pPr>
+              <w:pStyle w:val="Compact"/>
+            </w:pPr>
+            <w:r>
+              <w:rPr>
+                <w:rStyle w:val="VerbatimChar"/>
+              </w:rPr>
+              <w:t xml:space="preserve">HERALD_MTPROTO_PHONE</w:t>
+            </w:r>
+          </w:p>
+        </w:tc>
+        <w:tc>
+          <w:tcPr/>
+          <w:p>
+            <w:pPr>
+              <w:pStyle w:val="Compact"/>
+            </w:pPr>
+            <w:r>
+              <w:t xml:space="preserve">QA-driver phone (E.164)</w:t>
+            </w:r>
+          </w:p>
+        </w:tc>
+        <w:tc>
+          <w:tcPr/>
+          <w:p>
+            <w:pPr>
+              <w:pStyle w:val="Compact"/>
+            </w:pPr>
+            <w:r>
+              <w:rPr>
+                <w:rStyle w:val="VerbatimChar"/>
+              </w:rPr>
+              <w:t xml:space="preserve">+12025551234</w:t>
+            </w:r>
+          </w:p>
+        </w:tc>
+        <w:tc>
+          <w:tcPr/>
+          <w:p>
+            <w:pPr>
+              <w:pStyle w:val="Compact"/>
+            </w:pPr>
+            <w:r>
+              <w:t xml:space="preserve">YOU choose — see "Account choice" below</w:t>
+            </w:r>
+          </w:p>
+        </w:tc>
+      </w:tr>
+      <w:tr>
+        <w:tc>
+          <w:tcPr/>
+          <w:p>
+            <w:pPr>
+              <w:pStyle w:val="Compact"/>
+            </w:pPr>
+            <w:r>
+              <w:rPr>
+                <w:rStyle w:val="VerbatimChar"/>
+              </w:rPr>
+              <w:t xml:space="preserve">HERALD_MTPROTO_PASSWORD</w:t>
+            </w:r>
+          </w:p>
+        </w:tc>
+        <w:tc>
+          <w:tcPr/>
+          <w:p>
+            <w:pPr>
+              <w:pStyle w:val="Compact"/>
+            </w:pPr>
+            <w:r>
+              <w:t xml:space="preserve">Cloud 2FA password</w:t>
+            </w:r>
+          </w:p>
+        </w:tc>
+        <w:tc>
+          <w:tcPr/>
+          <w:p>
+            <w:pPr>
+              <w:pStyle w:val="Compact"/>
+            </w:pPr>
+            <w:r>
+              <w:t xml:space="preserve">(32+ chars)</w:t>
+            </w:r>
+          </w:p>
+        </w:tc>
+        <w:tc>
+          <w:tcPr/>
+          <w:p>
+            <w:pPr>
+              <w:pStyle w:val="Compact"/>
+            </w:pPr>
+            <w:r>
+              <w:t xml:space="preserve">Set in Telegram → Settings → Privacy and Security → Two-Step Verification (only if 2FA enabled on the QA account)</w:t>
+            </w:r>
+          </w:p>
+        </w:tc>
+      </w:tr>
+      <w:tr>
+        <w:tc>
+          <w:tcPr/>
+          <w:p>
+            <w:pPr>
+              <w:pStyle w:val="Compact"/>
+            </w:pPr>
+            <w:r>
+              <w:rPr>
+                <w:rStyle w:val="VerbatimChar"/>
+              </w:rPr>
+              <w:t xml:space="preserve">HERALD_MTPROTO_SESSION_FILE</w:t>
+            </w:r>
+          </w:p>
+        </w:tc>
+        <w:tc>
+          <w:tcPr/>
+          <w:p>
+            <w:pPr>
+              <w:pStyle w:val="Compact"/>
+            </w:pPr>
+            <w:r>
+              <w:t xml:space="preserve">Persisted session path</w:t>
+            </w:r>
+          </w:p>
+        </w:tc>
+        <w:tc>
+          <w:tcPr/>
+          <w:p>
+            <w:pPr>
+              <w:pStyle w:val="Compact"/>
+            </w:pPr>
+            <w:r>
+              <w:rPr>
+                <w:rStyle w:val="VerbatimChar"/>
+              </w:rPr>
+              <w:t xml:space="preserve">~/.config/herald/mtproto.session</w:t>
+            </w:r>
+          </w:p>
+        </w:tc>
+        <w:tc>
+          <w:tcPr/>
+          <w:p>
+            <w:pPr>
+              <w:pStyle w:val="Compact"/>
+            </w:pPr>
+            <w:r>
+              <w:t xml:space="preserve">Optional — defaults to that path. Auto-created on first login.</w:t>
+            </w:r>
+          </w:p>
+        </w:tc>
+      </w:tr>
+    </w:tbl>
+    <w:bookmarkEnd w:id="60"/>
+    <w:bookmarkStart w:id="62" w:name="X817af55071539021e4bfa4eeb88f966b3063e60"/>
+    <w:p>
+      <w:pPr>
+        <w:pStyle w:val="Heading3"/>
+      </w:pPr>
+      <w:r>
+        <w:t xml:space="preserve">Step 1: Create the QA Telegram app at my.telegram.org</w:t>
+      </w:r>
+    </w:p>
+    <w:p>
+      <w:pPr>
+        <w:pStyle w:val="Compact"/>
+        <w:numPr>
+          <w:ilvl w:val="0"/>
+          <w:numId w:val="1013"/>
+        </w:numPr>
+      </w:pPr>
+      <w:r>
+        <w:t xml:space="preserve">Open</w:t>
+      </w:r>
+      <w:r>
+        <w:t xml:space="preserve"> </w:t>
+      </w:r>
+      <w:hyperlink r:id="rId61">
+        <w:r>
+          <w:rPr>
+            <w:rStyle w:val="Hyperlink"/>
+          </w:rPr>
+          <w:t xml:space="preserve">https://my.telegram.org/auth</w:t>
+        </w:r>
+      </w:hyperlink>
+      <w:r>
+        <w:t xml:space="preserve"> </w:t>
+      </w:r>
+      <w:r>
+        <w:t xml:space="preserve">in a browser.</w:t>
+      </w:r>
+    </w:p>
+    <w:p>
+      <w:pPr>
+        <w:pStyle w:val="Compact"/>
+        <w:numPr>
+          <w:ilvl w:val="0"/>
+          <w:numId w:val="1013"/>
+        </w:numPr>
+      </w:pPr>
+      <w:r>
+        <w:t xml:space="preserve">Enter the</w:t>
+      </w:r>
+      <w:r>
+        <w:t xml:space="preserve"> </w:t>
+      </w:r>
+      <w:r>
+        <w:rPr>
+          <w:b/>
+          <w:bCs/>
+        </w:rPr>
+        <w:t xml:space="preserve">QA-driver phone</w:t>
+      </w:r>
+      <w:r>
+        <w:t xml:space="preserve"> </w:t>
+      </w:r>
+      <w:r>
+        <w:t xml:space="preserve">(the one you'll use for</w:t>
+      </w:r>
+      <w:r>
+        <w:t xml:space="preserve"> </w:t>
+      </w:r>
+      <w:r>
+        <w:rPr>
+          <w:rStyle w:val="VerbatimChar"/>
+        </w:rPr>
+        <w:t xml:space="preserve">HERALD_MTPROTO_PHONE</w:t>
+      </w:r>
+      <w:r>
+        <w:t xml:space="preserve"> </w:t>
+      </w:r>
+      <w:r>
+        <w:t xml:space="preserve">— see "Account choice" below for guidance).</w:t>
+      </w:r>
+    </w:p>
+    <w:p>
+      <w:pPr>
+        <w:pStyle w:val="Compact"/>
+        <w:numPr>
+          <w:ilvl w:val="0"/>
+          <w:numId w:val="1013"/>
+        </w:numPr>
+      </w:pPr>
+      <w:r>
+        <w:t xml:space="preserve">Telegram sends a login code to that phone's Telegram app (NOT SMS this time — only the in-app code).</w:t>
+      </w:r>
+    </w:p>
+    <w:p>
+      <w:pPr>
+        <w:pStyle w:val="Compact"/>
+        <w:numPr>
+          <w:ilvl w:val="0"/>
+          <w:numId w:val="1013"/>
+        </w:numPr>
+      </w:pPr>
+      <w:r>
+        <w:t xml:space="preserve">Enter the code at my.telegram.org/auth.</w:t>
+      </w:r>
+    </w:p>
+    <w:p>
+      <w:pPr>
+        <w:pStyle w:val="Compact"/>
+        <w:numPr>
+          <w:ilvl w:val="0"/>
+          <w:numId w:val="1013"/>
+        </w:numPr>
+      </w:pPr>
+      <w:r>
+        <w:t xml:space="preserve">After login, navigate to</w:t>
+      </w:r>
+      <w:r>
+        <w:t xml:space="preserve"> </w:t>
+      </w:r>
+      <w:hyperlink r:id="rId59">
+        <w:r>
+          <w:rPr>
+            <w:rStyle w:val="Hyperlink"/>
+          </w:rPr>
+          <w:t xml:space="preserve">https://my.telegram.org/apps</w:t>
+        </w:r>
+      </w:hyperlink>
+      <w:r>
+        <w:t xml:space="preserve">.</w:t>
+      </w:r>
+    </w:p>
+    <w:p>
+      <w:pPr>
+        <w:pStyle w:val="Compact"/>
+        <w:numPr>
+          <w:ilvl w:val="0"/>
+          <w:numId w:val="1013"/>
+        </w:numPr>
+      </w:pPr>
+      <w:r>
+        <w:rPr>
+          <w:b/>
+          <w:bCs/>
+        </w:rPr>
+        <w:t xml:space="preserve">First-time:</w:t>
+      </w:r>
+      <w:r>
+        <w:t xml:space="preserve"> </w:t>
+      </w:r>
+      <w:r>
+        <w:t xml:space="preserve">click "Create new application". Fill in (values updated 2026-05-28 after operator reported</w:t>
+      </w:r>
+      <w:r>
+        <w:t xml:space="preserve"> </w:t>
+      </w:r>
+      <w:r>
+        <w:rPr>
+          <w:rStyle w:val="VerbatimChar"/>
+        </w:rPr>
+        <w:t xml:space="preserve">Incorrect app name</w:t>
+      </w:r>
+      <w:r>
+        <w:t xml:space="preserve"> </w:t>
+      </w:r>
+      <w:r>
+        <w:t xml:space="preserve">validation error):</w:t>
+      </w:r>
+    </w:p>
+    <w:p>
+      <w:pPr>
+        <w:pStyle w:val="Compact"/>
+        <w:numPr>
+          <w:ilvl w:val="1"/>
+          <w:numId w:val="1014"/>
+        </w:numPr>
+      </w:pPr>
+      <w:r>
+        <w:rPr>
+          <w:b/>
+          <w:bCs/>
+        </w:rPr>
+        <w:t xml:space="preserve">App title:</w:t>
+      </w:r>
+      <w:r>
+        <w:t xml:space="preserve"> </w:t>
+      </w:r>
+      <w:r>
+        <w:rPr>
+          <w:rStyle w:val="VerbatimChar"/>
+        </w:rPr>
+        <w:t xml:space="preserve">Herald</w:t>
+      </w:r>
+      <w:r>
+        <w:t xml:space="preserve"> </w:t>
+      </w:r>
+      <w:r>
+        <w:t xml:space="preserve">(simplest; works almost always) — fallbacks:</w:t>
+      </w:r>
+      <w:r>
+        <w:t xml:space="preserve"> </w:t>
+      </w:r>
+      <w:r>
+        <w:rPr>
+          <w:rStyle w:val="VerbatimChar"/>
+        </w:rPr>
+        <w:t xml:space="preserve">HeraldQA</w:t>
+      </w:r>
+      <w:r>
+        <w:t xml:space="preserve"> </w:t>
+      </w:r>
+      <w:r>
+        <w:t xml:space="preserve">(camelCase) →</w:t>
+      </w:r>
+      <w:r>
+        <w:t xml:space="preserve"> </w:t>
+      </w:r>
+      <w:r>
+        <w:rPr>
+          <w:rStyle w:val="VerbatimChar"/>
+        </w:rPr>
+        <w:t xml:space="preserve">Herald Test Harness</w:t>
+      </w:r>
+      <w:r>
+        <w:t xml:space="preserve"> </w:t>
+      </w:r>
+      <w:r>
+        <w:t xml:space="preserve">→</w:t>
+      </w:r>
+      <w:r>
+        <w:t xml:space="preserve"> </w:t>
+      </w:r>
+      <w:r>
+        <w:rPr>
+          <w:rStyle w:val="VerbatimChar"/>
+        </w:rPr>
+        <w:t xml:space="preserve">Herald Tools</w:t>
+      </w:r>
+      <w:r>
+        <w:t xml:space="preserve"> </w:t>
+      </w:r>
+      <w:r>
+        <w:t xml:space="preserve">→</w:t>
+      </w:r>
+      <w:r>
+        <w:t xml:space="preserve"> </w:t>
+      </w:r>
+      <w:r>
+        <w:rPr>
+          <w:rStyle w:val="VerbatimChar"/>
+        </w:rPr>
+        <w:t xml:space="preserve">Herald Lab</w:t>
+      </w:r>
+      <w:r>
+        <w:t xml:space="preserve">.</w:t>
+      </w:r>
+      <w:r>
+        <w:t xml:space="preserve"> </w:t>
+      </w:r>
+      <w:r>
+        <w:rPr>
+          <w:b/>
+          <w:bCs/>
+        </w:rPr>
+        <w:t xml:space="preserve">AVOID bare acronyms like</w:t>
+      </w:r>
+      <w:r>
+        <w:rPr>
+          <w:b/>
+          <w:bCs/>
+        </w:rPr>
+        <w:t xml:space="preserve"> </w:t>
+      </w:r>
+      <w:r>
+        <w:rPr>
+          <w:rStyle w:val="VerbatimChar"/>
+          <w:b/>
+          <w:bCs/>
+        </w:rPr>
+        <w:t xml:space="preserve">QA</w:t>
+      </w:r>
+      <w:r>
+        <w:t xml:space="preserve"> </w:t>
+      </w:r>
+      <w:r>
+        <w:t xml:space="preserve">— Telegram's classifier rejects them with</w:t>
+      </w:r>
+      <w:r>
+        <w:t xml:space="preserve"> </w:t>
+      </w:r>
+      <w:r>
+        <w:rPr>
+          <w:rStyle w:val="VerbatimChar"/>
+        </w:rPr>
+        <w:t xml:space="preserve">Incorrect app name</w:t>
+      </w:r>
+      <w:r>
+        <w:t xml:space="preserve">.</w:t>
+      </w:r>
+    </w:p>
+    <w:p>
+      <w:pPr>
+        <w:pStyle w:val="Compact"/>
+        <w:numPr>
+          <w:ilvl w:val="1"/>
+          <w:numId w:val="1014"/>
+        </w:numPr>
+      </w:pPr>
+      <w:r>
+        <w:rPr>
+          <w:b/>
+          <w:bCs/>
+        </w:rPr>
+        <w:t xml:space="preserve">Short name:</w:t>
+      </w:r>
+      <w:r>
+        <w:t xml:space="preserve"> </w:t>
+      </w:r>
+      <w:r>
+        <w:rPr>
+          <w:rStyle w:val="VerbatimChar"/>
+        </w:rPr>
+        <w:t xml:space="preserve">herald_qa_&lt;random4&gt;</w:t>
+      </w:r>
+      <w:r>
+        <w:t xml:space="preserve"> </w:t>
+      </w:r>
+      <w:r>
+        <w:t xml:space="preserve">(e.g.</w:t>
+      </w:r>
+      <w:r>
+        <w:t xml:space="preserve"> </w:t>
+      </w:r>
+      <w:r>
+        <w:rPr>
+          <w:rStyle w:val="VerbatimChar"/>
+        </w:rPr>
+        <w:t xml:space="preserve">herald_qa_5kx9</w:t>
+      </w:r>
+      <w:r>
+        <w:t xml:space="preserve">) — must be 5-32 chars, alphanumeric + underscore only, GLOBALLY UNIQUE across all Telegram apps. Plain</w:t>
+      </w:r>
+      <w:r>
+        <w:t xml:space="preserve"> </w:t>
+      </w:r>
+      <w:r>
+        <w:rPr>
+          <w:rStyle w:val="VerbatimChar"/>
+        </w:rPr>
+        <w:t xml:space="preserve">herald_qa</w:t>
+      </w:r>
+      <w:r>
+        <w:t xml:space="preserve"> </w:t>
+      </w:r>
+      <w:r>
+        <w:t xml:space="preserve">may already be taken.</w:t>
+      </w:r>
+    </w:p>
+    <w:p>
+      <w:pPr>
+        <w:pStyle w:val="Compact"/>
+        <w:numPr>
+          <w:ilvl w:val="1"/>
+          <w:numId w:val="1014"/>
+        </w:numPr>
+      </w:pPr>
+      <w:r>
+        <w:rPr>
+          <w:b/>
+          <w:bCs/>
+        </w:rPr>
+        <w:t xml:space="preserve">URL:</w:t>
+      </w:r>
+      <w:r>
+        <w:t xml:space="preserve"> </w:t>
+      </w:r>
+      <w:r>
+        <w:rPr>
+          <w:rStyle w:val="VerbatimChar"/>
+        </w:rPr>
+        <w:t xml:space="preserve">https://herald.local</w:t>
+      </w:r>
+      <w:r>
+        <w:t xml:space="preserve"> </w:t>
+      </w:r>
+      <w:r>
+        <w:t xml:space="preserve">(or any valid</w:t>
+      </w:r>
+      <w:r>
+        <w:t xml:space="preserve"> </w:t>
+      </w:r>
+      <w:r>
+        <w:rPr>
+          <w:rStyle w:val="VerbatimChar"/>
+        </w:rPr>
+        <w:t xml:space="preserve">http(s)://</w:t>
+      </w:r>
+      <w:r>
+        <w:t xml:space="preserve"> </w:t>
+      </w:r>
+      <w:r>
+        <w:t xml:space="preserve">URL — Telegram requires the</w:t>
+      </w:r>
+      <w:r>
+        <w:t xml:space="preserve"> </w:t>
+      </w:r>
+      <w:r>
+        <w:rPr>
+          <w:rStyle w:val="VerbatimChar"/>
+        </w:rPr>
+        <w:t xml:space="preserve">http(s)://</w:t>
+      </w:r>
+      <w:r>
+        <w:t xml:space="preserve"> </w:t>
+      </w:r>
+      <w:r>
+        <w:t xml:space="preserve">prefix; bare domains rejected). Field is NOT actually optional.</w:t>
+      </w:r>
+    </w:p>
+    <w:p>
+      <w:pPr>
+        <w:pStyle w:val="Compact"/>
+        <w:numPr>
+          <w:ilvl w:val="1"/>
+          <w:numId w:val="1014"/>
+        </w:numPr>
+      </w:pPr>
+      <w:r>
+        <w:rPr>
+          <w:b/>
+          <w:bCs/>
+        </w:rPr>
+        <w:t xml:space="preserve">Platform:</w:t>
+      </w:r>
+      <w:r>
+        <w:t xml:space="preserve"> </w:t>
+      </w:r>
+      <w:r>
+        <w:rPr>
+          <w:rStyle w:val="VerbatimChar"/>
+        </w:rPr>
+        <w:t xml:space="preserve">Desktop</w:t>
+      </w:r>
+      <w:r>
+        <w:t xml:space="preserve"> </w:t>
+      </w:r>
+      <w:r>
+        <w:t xml:space="preserve">(fallback if</w:t>
+      </w:r>
+      <w:r>
+        <w:t xml:space="preserve"> </w:t>
+      </w:r>
+      <w:r>
+        <w:rPr>
+          <w:rStyle w:val="VerbatimChar"/>
+        </w:rPr>
+        <w:t xml:space="preserve">Other</w:t>
+      </w:r>
+      <w:r>
+        <w:t xml:space="preserve"> </w:t>
+      </w:r>
+      <w:r>
+        <w:t xml:space="preserve">is rejected on your Telegram form version).</w:t>
+      </w:r>
+    </w:p>
+    <w:p>
+      <w:pPr>
+        <w:pStyle w:val="Compact"/>
+        <w:numPr>
+          <w:ilvl w:val="1"/>
+          <w:numId w:val="1014"/>
+        </w:numPr>
+      </w:pPr>
+      <w:r>
+        <w:rPr>
+          <w:b/>
+          <w:bCs/>
+        </w:rPr>
+        <w:t xml:space="preserve">Description:</w:t>
+      </w:r>
+      <w:r>
+        <w:t xml:space="preserve"> </w:t>
+      </w:r>
+      <w:r>
+        <w:rPr>
+          <w:rStyle w:val="VerbatimChar"/>
+        </w:rPr>
+        <w:t xml:space="preserve">Herald automation harness for closed-loop testing.</w:t>
+      </w:r>
+      <w:r>
+        <w:t xml:space="preserve"> </w:t>
+      </w:r>
+      <w:r>
+        <w:t xml:space="preserve">(plain ASCII; no</w:t>
+      </w:r>
+      <w:r>
+        <w:t xml:space="preserve"> </w:t>
+      </w:r>
+      <w:r>
+        <w:rPr>
+          <w:rStyle w:val="VerbatimChar"/>
+        </w:rPr>
+        <w:t xml:space="preserve">§</w:t>
+      </w:r>
+      <w:r>
+        <w:t xml:space="preserve"> </w:t>
+      </w:r>
+      <w:r>
+        <w:t xml:space="preserve">symbol; under 200 chars; avoid acronyms QA/CI/CD).</w:t>
+      </w:r>
+    </w:p>
+    <w:p>
+      <w:pPr>
+        <w:pStyle w:val="Compact"/>
+        <w:numPr>
+          <w:ilvl w:val="0"/>
+          <w:numId w:val="1013"/>
+        </w:numPr>
+      </w:pPr>
+      <w:r>
+        <w:t xml:space="preserve">Click "Create application".</w:t>
+      </w:r>
+      <w:r>
+        <w:t xml:space="preserve"> </w:t>
+      </w:r>
+      <w:r>
+        <w:rPr>
+          <w:b/>
+          <w:bCs/>
+        </w:rPr>
+        <w:t xml:space="preserve">If you get</w:t>
+      </w:r>
+      <w:r>
+        <w:rPr>
+          <w:b/>
+          <w:bCs/>
+        </w:rPr>
+        <w:t xml:space="preserve"> </w:t>
+      </w:r>
+      <w:r>
+        <w:rPr>
+          <w:rStyle w:val="VerbatimChar"/>
+          <w:b/>
+          <w:bCs/>
+        </w:rPr>
+        <w:t xml:space="preserve">Incorrect app name</w:t>
+      </w:r>
+      <w:r>
+        <w:t xml:space="preserve"> </w:t>
+      </w:r>
+      <w:r>
+        <w:t xml:space="preserve">— the App title contains a bare acronym Telegram flags as non-app-like; try the fallback titles above in order.</w:t>
+      </w:r>
+    </w:p>
+    <w:p>
+      <w:pPr>
+        <w:pStyle w:val="Compact"/>
+        <w:numPr>
+          <w:ilvl w:val="0"/>
+          <w:numId w:val="1013"/>
+        </w:numPr>
+      </w:pPr>
+      <w:r>
+        <w:t xml:space="preserve">Telegram displays:</w:t>
+      </w:r>
+    </w:p>
+    <w:p>
+      <w:pPr>
+        <w:pStyle w:val="Compact"/>
+        <w:numPr>
+          <w:ilvl w:val="1"/>
+          <w:numId w:val="1015"/>
+        </w:numPr>
+      </w:pPr>
+      <w:r>
+        <w:rPr>
+          <w:rStyle w:val="VerbatimChar"/>
+        </w:rPr>
+        <w:t xml:space="preserve">App api_id</w:t>
+      </w:r>
+      <w:r>
+        <w:t xml:space="preserve"> </w:t>
+      </w:r>
+      <w:r>
+        <w:t xml:space="preserve">— small integer (5-8 digits) → set as</w:t>
+      </w:r>
+      <w:r>
+        <w:t xml:space="preserve"> </w:t>
+      </w:r>
+      <w:r>
+        <w:rPr>
+          <w:rStyle w:val="VerbatimChar"/>
+        </w:rPr>
+        <w:t xml:space="preserve">HERALD_MTPROTO_APP_ID</w:t>
+      </w:r>
+    </w:p>
+    <w:p>
+      <w:pPr>
+        <w:pStyle w:val="Compact"/>
+        <w:numPr>
+          <w:ilvl w:val="1"/>
+          <w:numId w:val="1015"/>
+        </w:numPr>
+      </w:pPr>
+      <w:r>
+        <w:rPr>
+          <w:rStyle w:val="VerbatimChar"/>
+        </w:rPr>
+        <w:t xml:space="preserve">App api_hash</w:t>
+      </w:r>
+      <w:r>
+        <w:t xml:space="preserve"> </w:t>
+      </w:r>
+      <w:r>
+        <w:t xml:space="preserve">— 32-char hex string → set as</w:t>
+      </w:r>
+      <w:r>
+        <w:t xml:space="preserve"> </w:t>
+      </w:r>
+      <w:r>
+        <w:rPr>
+          <w:rStyle w:val="VerbatimChar"/>
+        </w:rPr>
+        <w:t xml:space="preserve">HERALD_MTPROTO_APP_HASH</w:t>
+      </w:r>
+    </w:p>
+    <w:p>
+      <w:pPr>
+        <w:pStyle w:val="Compact"/>
+        <w:numPr>
+          <w:ilvl w:val="0"/>
+          <w:numId w:val="1013"/>
+        </w:numPr>
+      </w:pPr>
+      <w:r>
+        <w:rPr>
+          <w:b/>
+          <w:bCs/>
+        </w:rPr>
+        <w:t xml:space="preserve">Copy both immediately.</w:t>
+      </w:r>
+      <w:r>
+        <w:t xml:space="preserve"> </w:t>
+      </w:r>
+      <w:r>
+        <w:t xml:space="preserve">my.telegram.org will not let you re-display the api_hash once you navigate away (you can revoke + recreate the app if lost, but existing sessions break).</w:t>
+      </w:r>
+    </w:p>
+    <w:bookmarkEnd w:id="62"/>
+    <w:bookmarkStart w:id="63" w:name="X04eb5f97382619c2e4d93fde25e82ce998c76c9"/>
+    <w:p>
+      <w:pPr>
+        <w:pStyle w:val="Heading3"/>
+      </w:pPr>
+      <w:r>
+        <w:t xml:space="preserve">Step 2: Account choice — which phone to use</w:t>
+      </w:r>
+    </w:p>
+    <w:p>
+      <w:pPr>
+        <w:pStyle w:val="FirstParagraph"/>
+      </w:pPr>
+      <w:r>
+        <w:t xml:space="preserve">The phone in</w:t>
+      </w:r>
+      <w:r>
+        <w:t xml:space="preserve"> </w:t>
+      </w:r>
+      <w:r>
+        <w:rPr>
+          <w:rStyle w:val="VerbatimChar"/>
+        </w:rPr>
+        <w:t xml:space="preserve">HERALD_MTPROTO_PHONE</w:t>
+      </w:r>
+      <w:r>
+        <w:t xml:space="preserve"> </w:t>
+      </w:r>
+      <w:r>
+        <w:t xml:space="preserve">MUST belong to a Telegram</w:t>
+      </w:r>
+      <w:r>
+        <w:t xml:space="preserve"> </w:t>
+      </w:r>
+      <w:r>
+        <w:rPr>
+          <w:b/>
+          <w:bCs/>
+        </w:rPr>
+        <w:t xml:space="preserve">user account</w:t>
+      </w:r>
+      <w:r>
+        <w:t xml:space="preserve"> </w:t>
+      </w:r>
+      <w:r>
+        <w:t xml:space="preserve">(not a bot). Three options:</w:t>
+      </w:r>
+    </w:p>
+    <w:tbl>
+      <w:tblPr>
+        <w:tblStyle w:val="Table"/>
+        <w:tblW w:type="auto" w:w="0"/>
+        <w:tblLook w:firstRow="1" w:lastRow="0" w:firstColumn="0" w:lastColumn="0" w:noHBand="0" w:noVBand="0" w:val="0020"/>
+      </w:tblPr>
+      <w:tblGrid>
+        <w:gridCol w:w="2640"/>
+        <w:gridCol w:w="2640"/>
+        <w:gridCol w:w="2640"/>
+      </w:tblGrid>
+      <w:tr>
+        <w:trPr>
+          <w:tblHeader w:val="on"/>
+        </w:trPr>
+        <w:tc>
+          <w:tcPr/>
+          <w:p>
+            <w:pPr>
+              <w:pStyle w:val="Compact"/>
+            </w:pPr>
+            <w:r>
+              <w:t xml:space="preserve">Option</w:t>
+            </w:r>
+          </w:p>
+        </w:tc>
+        <w:tc>
+          <w:tcPr/>
+          <w:p>
+            <w:pPr>
+              <w:pStyle w:val="Compact"/>
+            </w:pPr>
+            <w:r>
+              <w:t xml:space="preserve">Pros</w:t>
+            </w:r>
+          </w:p>
+        </w:tc>
+        <w:tc>
+          <w:tcPr/>
+          <w:p>
+            <w:pPr>
+              <w:pStyle w:val="Compact"/>
+            </w:pPr>
+            <w:r>
+              <w:t xml:space="preserve">Cons</w:t>
+            </w:r>
+          </w:p>
+        </w:tc>
+      </w:tr>
+      <w:tr>
+        <w:tc>
+          <w:tcPr/>
+          <w:p>
+            <w:pPr>
+              <w:pStyle w:val="Compact"/>
+            </w:pPr>
+            <w:r>
+              <w:rPr>
+                <w:b/>
+                <w:bCs/>
+              </w:rPr>
+              <w:t xml:space="preserve">(a) Your personal Telegram account</w:t>
+            </w:r>
+          </w:p>
+        </w:tc>
+        <w:tc>
+          <w:tcPr/>
+          <w:p>
+            <w:pPr>
+              <w:pStyle w:val="Compact"/>
+            </w:pPr>
+            <w:r>
+              <w:t xml:space="preserve">Fastest setup. No SIM/VoIP needed.</w:t>
+            </w:r>
+          </w:p>
+        </w:tc>
+        <w:tc>
+          <w:tcPr/>
+          <w:p>
+            <w:pPr>
+              <w:pStyle w:val="Compact"/>
+            </w:pPr>
+            <w:r>
+              <w:t xml:space="preserve">Test runs send messages "from you" in the QA chat — visible to anyone in the group. Account-level mistakes (e.g. bug deletes all messages) hit your real account. Not recommended for production CI.</w:t>
+            </w:r>
+          </w:p>
+        </w:tc>
+      </w:tr>
+      <w:tr>
+        <w:tc>
+          <w:tcPr/>
+          <w:p>
+            <w:pPr>
+              <w:pStyle w:val="Compact"/>
+            </w:pPr>
+            <w:r>
+              <w:rPr>
+                <w:b/>
+                <w:bCs/>
+              </w:rPr>
+              <w:t xml:space="preserve">(b) Dedicated QA SIM</w:t>
+            </w:r>
+          </w:p>
+        </w:tc>
+        <w:tc>
+          <w:tcPr/>
+          <w:p>
+            <w:pPr>
+              <w:pStyle w:val="Compact"/>
+            </w:pPr>
+            <w:r>
+              <w:t xml:space="preserve">Clean separation. Account is purpose-built.</w:t>
+            </w:r>
+          </w:p>
+        </w:tc>
+        <w:tc>
+          <w:tcPr/>
+          <w:p>
+            <w:pPr>
+              <w:pStyle w:val="Compact"/>
+            </w:pPr>
+            <w:r>
+              <w:t xml:space="preserve">Requires a physical SIM and ~$10-20/month.</w:t>
+            </w:r>
+          </w:p>
+        </w:tc>
+      </w:tr>
+      <w:tr>
+        <w:tc>
+          <w:tcPr/>
+          <w:p>
+            <w:pPr>
+              <w:pStyle w:val="Compact"/>
+            </w:pPr>
+            <w:r>
+              <w:rPr>
+                <w:b/>
+                <w:bCs/>
+              </w:rPr>
+              <w:t xml:space="preserve">(c) Voice-over-IP (Google Voice / Twilio / TextNow) number</w:t>
+            </w:r>
+          </w:p>
+        </w:tc>
+        <w:tc>
+          <w:tcPr/>
+          <w:p>
+            <w:pPr>
+              <w:pStyle w:val="Compact"/>
+            </w:pPr>
+            <w:r>
+              <w:t xml:space="preserve">No physical SIM. Free or cheap.</w:t>
+            </w:r>
+          </w:p>
+        </w:tc>
+        <w:tc>
+          <w:tcPr/>
+          <w:p>
+            <w:pPr>
+              <w:pStyle w:val="Compact"/>
+            </w:pPr>
+            <w:r>
+              <w:t xml:space="preserve">Telegram increasingly rejects VoIP numbers — works ~60% of the time. Try first; fall back to (b).</w:t>
+            </w:r>
+          </w:p>
+        </w:tc>
+      </w:tr>
+    </w:tbl>
+    <w:p>
+      <w:pPr>
+        <w:pStyle w:val="BodyText"/>
+      </w:pPr>
+      <w:r>
+        <w:rPr>
+          <w:b/>
+          <w:bCs/>
+        </w:rPr>
+        <w:t xml:space="preserve">Operator recommendation for first-cycle:</w:t>
+      </w:r>
+      <w:r>
+        <w:t xml:space="preserve"> </w:t>
+      </w:r>
+      <w:r>
+        <w:t xml:space="preserve">use (a) your personal account. Once the harness is proven working, migrate to (b) for steady-state. The session file is portable — just</w:t>
+      </w:r>
+      <w:r>
+        <w:t xml:space="preserve"> </w:t>
+      </w:r>
+      <w:r>
+        <w:rPr>
+          <w:rStyle w:val="VerbatimChar"/>
+        </w:rPr>
+        <w:t xml:space="preserve">HERALD_MTPROTO_PHONE</w:t>
+      </w:r>
+      <w:r>
+        <w:t xml:space="preserve"> </w:t>
+      </w:r>
+      <w:r>
+        <w:t xml:space="preserve">+ the session file change.</w:t>
+      </w:r>
+    </w:p>
+    <w:bookmarkEnd w:id="63"/>
+    <w:bookmarkStart w:id="64" w:name="step-3-add-the-qa-account-to-the-chat"/>
+    <w:p>
+      <w:pPr>
+        <w:pStyle w:val="Heading3"/>
+      </w:pPr>
+      <w:r>
+        <w:t xml:space="preserve">Step 3: Add the QA account to the chat</w:t>
+      </w:r>
+    </w:p>
+    <w:p>
+      <w:pPr>
+        <w:pStyle w:val="FirstParagraph"/>
+      </w:pPr>
+      <w:r>
+        <w:t xml:space="preserve">The QA user account MUST be a member of</w:t>
+      </w:r>
+      <w:r>
+        <w:t xml:space="preserve"> </w:t>
+      </w:r>
+      <w:r>
+        <w:rPr>
+          <w:rStyle w:val="VerbatimChar"/>
+        </w:rPr>
+        <w:t xml:space="preserve">HERALD_TGRAM_CHAT_ID</w:t>
+      </w:r>
+      <w:r>
+        <w:t xml:space="preserve">. If using (a) and you're already a member: done. If using (b)/(c):</w:t>
+      </w:r>
+    </w:p>
+    <w:p>
+      <w:pPr>
+        <w:pStyle w:val="Compact"/>
+        <w:numPr>
+          <w:ilvl w:val="0"/>
+          <w:numId w:val="1016"/>
+        </w:numPr>
+      </w:pPr>
+      <w:r>
+        <w:t xml:space="preserve">Have an existing member of the group invite the new account (group invite link or add-by-phone).</w:t>
+      </w:r>
+    </w:p>
+    <w:p>
+      <w:pPr>
+        <w:pStyle w:val="Compact"/>
+        <w:numPr>
+          <w:ilvl w:val="0"/>
+          <w:numId w:val="1016"/>
+        </w:numPr>
+      </w:pPr>
+      <w:r>
+        <w:t xml:space="preserve">Verify membership before running the test: log into Telegram as the QA account and confirm the group is visible.</w:t>
+      </w:r>
+    </w:p>
+    <w:bookmarkEnd w:id="64"/>
+    <w:bookmarkStart w:id="65" w:name="X42bc0db7d5971aa3ae0200e2f58bb244f7a5c74"/>
+    <w:p>
+      <w:pPr>
+        <w:pStyle w:val="Heading3"/>
+      </w:pPr>
+      <w:r>
+        <w:t xml:space="preserve">Step 4: First-run login (one-time bootstrap — §11.4.98 permitted exception)</w:t>
+      </w:r>
+    </w:p>
+    <w:p>
+      <w:pPr>
+        <w:pStyle w:val="FirstParagraph"/>
+      </w:pPr>
+      <w:r>
+        <w:t xml:space="preserve">The harness binary (planned:</w:t>
+      </w:r>
+      <w:r>
+        <w:t xml:space="preserve"> </w:t>
+      </w:r>
+      <w:r>
+        <w:rPr>
+          <w:rStyle w:val="VerbatimChar"/>
+        </w:rPr>
+        <w:t xml:space="preserve">qaherald mtproto login</w:t>
+      </w:r>
+      <w:r>
+        <w:t xml:space="preserve">) connects to Telegram MTProto, sends a login code to the QA account's Telegram app, prompts you at the CLI to type the code (+ 2FA password if applicable), and persists the resulting session to</w:t>
+      </w:r>
+      <w:r>
+        <w:t xml:space="preserve"> </w:t>
+      </w:r>
+      <w:r>
+        <w:rPr>
+          <w:rStyle w:val="VerbatimChar"/>
+        </w:rPr>
+        <w:t xml:space="preserve">HERALD_MTPROTO_SESSION_FILE</w:t>
+      </w:r>
+      <w:r>
+        <w:t xml:space="preserve"> </w:t>
+      </w:r>
+      <w:r>
+        <w:t xml:space="preserve">(default</w:t>
+      </w:r>
+      <w:r>
+        <w:t xml:space="preserve"> </w:t>
+      </w:r>
+      <w:r>
+        <w:rPr>
+          <w:rStyle w:val="VerbatimChar"/>
+        </w:rPr>
+        <w:t xml:space="preserve">~/.config/herald/mtproto.session</w:t>
+      </w:r>
+      <w:r>
+        <w:t xml:space="preserve">). This is a</w:t>
+      </w:r>
+      <w:r>
+        <w:t xml:space="preserve"> </w:t>
+      </w:r>
+      <w:r>
+        <w:rPr>
+          <w:b/>
+          <w:bCs/>
+        </w:rPr>
+        <w:t xml:space="preserve">one-time interactive step</w:t>
+      </w:r>
+      <w:r>
+        <w:t xml:space="preserve">; subsequent test runs are fully autonomous (the §11.4.98 single permitted exception — configuration, not test driving).</w:t>
+      </w:r>
+    </w:p>
+    <w:p>
+      <w:pPr>
+        <w:pStyle w:val="BodyText"/>
+      </w:pPr>
+      <w:r>
+        <w:rPr>
+          <w:b/>
+          <w:bCs/>
+        </w:rPr>
+        <w:t xml:space="preserve">Workflow (planned — implementation under Wave 8 Track B):</w:t>
+      </w:r>
+    </w:p>
+    <w:p>
+      <w:pPr>
+        <w:pStyle w:val="SourceCode"/>
+      </w:pPr>
+      <w:r>
+        <w:rPr>
+          <w:rStyle w:val="CommentTok"/>
+        </w:rPr>
+        <w:t xml:space="preserve"># After populating .env with the 3 MTProto vars:</w:t>
+      </w:r>
+      <w:r>
+        <w:br/>
+      </w:r>
+      <w:r>
+        <w:rPr>
+          <w:rStyle w:val="BuiltInTok"/>
+        </w:rPr>
+        <w:t xml:space="preserve">set</w:t>
+      </w:r>
+      <w:r>
+        <w:rPr>
+          <w:rStyle w:val="NormalTok"/>
+        </w:rPr>
+        <w:t xml:space="preserve"> </w:t>
+      </w:r>
+      <w:r>
+        <w:rPr>
+          <w:rStyle w:val="AttributeTok"/>
+        </w:rPr>
+        <w:t xml:space="preserve">-a</w:t>
+      </w:r>
+      <w:r>
+        <w:rPr>
+          <w:rStyle w:val="KeywordTok"/>
+        </w:rPr>
+        <w:t xml:space="preserve">;</w:t>
+      </w:r>
+      <w:r>
+        <w:rPr>
+          <w:rStyle w:val="NormalTok"/>
+        </w:rPr>
+        <w:t xml:space="preserve"> </w:t>
+      </w:r>
+      <w:r>
+        <w:rPr>
+          <w:rStyle w:val="BuiltInTok"/>
+        </w:rPr>
+        <w:t xml:space="preserve">source</w:t>
+      </w:r>
+      <w:r>
+        <w:rPr>
+          <w:rStyle w:val="NormalTok"/>
+        </w:rPr>
+        <w:t xml:space="preserve"> .env</w:t>
+      </w:r>
+      <w:r>
+        <w:rPr>
+          <w:rStyle w:val="KeywordTok"/>
+        </w:rPr>
+        <w:t xml:space="preserve">;</w:t>
+      </w:r>
+      <w:r>
+        <w:rPr>
+          <w:rStyle w:val="NormalTok"/>
+        </w:rPr>
+        <w:t xml:space="preserve"> </w:t>
+      </w:r>
+      <w:r>
+        <w:rPr>
+          <w:rStyle w:val="BuiltInTok"/>
+        </w:rPr>
+        <w:t xml:space="preserve">set</w:t>
+      </w:r>
+      <w:r>
+        <w:rPr>
+          <w:rStyle w:val="NormalTok"/>
+        </w:rPr>
+        <w:t xml:space="preserve"> +a</w:t>
+      </w:r>
+      <w:r>
+        <w:br/>
+      </w:r>
+      <w:r>
+        <w:br/>
+      </w:r>
+      <w:r>
+        <w:rPr>
+          <w:rStyle w:val="CommentTok"/>
+        </w:rPr>
+        <w:t xml:space="preserve"># One-time interactive login:</w:t>
+      </w:r>
+      <w:r>
+        <w:br/>
+      </w:r>
+      <w:r>
+        <w:rPr>
+          <w:rStyle w:val="ExtensionTok"/>
+        </w:rPr>
+        <w:t xml:space="preserve">qaherald</w:t>
+      </w:r>
+      <w:r>
+        <w:rPr>
+          <w:rStyle w:val="NormalTok"/>
+        </w:rPr>
+        <w:t xml:space="preserve"> mtproto login</w:t>
+      </w:r>
+      <w:r>
+        <w:br/>
+      </w:r>
+      <w:r>
+        <w:rPr>
+          <w:rStyle w:val="CommentTok"/>
+        </w:rPr>
+        <w:t xml:space="preserve">#   → prompts: "Enter code Telegram sent to &lt;phone&gt;:"</w:t>
+      </w:r>
+      <w:r>
+        <w:br/>
+      </w:r>
+      <w:r>
+        <w:rPr>
+          <w:rStyle w:val="CommentTok"/>
+        </w:rPr>
+        <w:t xml:space="preserve">#   → if 2FA enabled: "Enter cloud password:"</w:t>
+      </w:r>
+      <w:r>
+        <w:br/>
+      </w:r>
+      <w:r>
+        <w:rPr>
+          <w:rStyle w:val="CommentTok"/>
+        </w:rPr>
+        <w:t xml:space="preserve">#   → on success: writes ~/.config/herald/mtproto.session</w:t>
+      </w:r>
+      <w:r>
+        <w:br/>
+      </w:r>
+      <w:r>
+        <w:rPr>
+          <w:rStyle w:val="CommentTok"/>
+        </w:rPr>
+        <w:t xml:space="preserve">#   → prints: "MTProto session active for @&lt;username&gt; (user_id=&lt;id&gt;)"</w:t>
+      </w:r>
+      <w:r>
+        <w:br/>
+      </w:r>
+      <w:r>
+        <w:br/>
+      </w:r>
+      <w:r>
+        <w:rPr>
+          <w:rStyle w:val="CommentTok"/>
+        </w:rPr>
+        <w:t xml:space="preserve"># Subsequent test runs (FULLY AUTONOMOUS — no CLI prompts):</w:t>
+      </w:r>
+      <w:r>
+        <w:br/>
+      </w:r>
+      <w:r>
+        <w:rPr>
+          <w:rStyle w:val="ExtensionTok"/>
+        </w:rPr>
+        <w:t xml:space="preserve">go</w:t>
+      </w:r>
+      <w:r>
+        <w:rPr>
+          <w:rStyle w:val="NormalTok"/>
+        </w:rPr>
+        <w:t xml:space="preserve"> test </w:t>
+      </w:r>
+      <w:r>
+        <w:rPr>
+          <w:rStyle w:val="AttributeTok"/>
+        </w:rPr>
+        <w:t xml:space="preserve">-tags</w:t>
+      </w:r>
+      <w:r>
+        <w:rPr>
+          <w:rStyle w:val="OperatorTok"/>
+        </w:rPr>
+        <w:t xml:space="preserve">=</w:t>
+      </w:r>
+      <w:r>
+        <w:rPr>
+          <w:rStyle w:val="NormalTok"/>
+        </w:rPr>
+        <w:t xml:space="preserve">integration_mtproto </w:t>
+      </w:r>
+      <w:r>
+        <w:rPr>
+          <w:rStyle w:val="AttributeTok"/>
+        </w:rPr>
+        <w:t xml:space="preserve">-count</w:t>
+      </w:r>
+      <w:r>
+        <w:rPr>
+          <w:rStyle w:val="OperatorTok"/>
+        </w:rPr>
+        <w:t xml:space="preserve">=</w:t>
+      </w:r>
+      <w:r>
+        <w:rPr>
+          <w:rStyle w:val="NormalTok"/>
+        </w:rPr>
+        <w:t xml:space="preserve">3 </w:t>
+      </w:r>
+      <w:r>
+        <w:rPr>
+          <w:rStyle w:val="AttributeTok"/>
+        </w:rPr>
+        <w:t xml:space="preserve">-run</w:t>
+      </w:r>
+      <w:r>
+        <w:rPr>
+          <w:rStyle w:val="NormalTok"/>
+        </w:rPr>
+        <w:t xml:space="preserve"> TestSubscribe_LiveMTProto </w:t>
+      </w:r>
+      <w:r>
+        <w:rPr>
+          <w:rStyle w:val="DataTypeTok"/>
+        </w:rPr>
+        <w:t xml:space="preserve">\</w:t>
+      </w:r>
+      <w:r>
+        <w:br/>
+      </w:r>
+      <w:r>
+        <w:rPr>
+          <w:rStyle w:val="NormalTok"/>
+        </w:rPr>
+        <w:t xml:space="preserve">    ./commons_messaging/channels/tgram/...</w:t>
+      </w:r>
+    </w:p>
+    <w:bookmarkEnd w:id="65"/>
+    <w:bookmarkStart w:id="66" w:name="step-5-verify-1"/>
+    <w:p>
+      <w:pPr>
+        <w:pStyle w:val="Heading3"/>
+      </w:pPr>
+      <w:r>
+        <w:t xml:space="preserve">Step 5: Verify</w:t>
+      </w:r>
+    </w:p>
+    <w:p>
+      <w:pPr>
+        <w:pStyle w:val="FirstParagraph"/>
+      </w:pPr>
+      <w:r>
+        <w:t xml:space="preserve">A</w:t>
+      </w:r>
+      <w:r>
+        <w:t xml:space="preserve"> </w:t>
+      </w:r>
+      <w:r>
+        <w:rPr>
+          <w:rStyle w:val="VerbatimChar"/>
+        </w:rPr>
+        <w:t xml:space="preserve">qaherald mtproto whoami</w:t>
+      </w:r>
+      <w:r>
+        <w:t xml:space="preserve"> </w:t>
+      </w:r>
+      <w:r>
+        <w:t xml:space="preserve">command (planned) connects via the persisted session and prints the QA account's identity — proves the session is alive without sending any messages. Re-run before each CI campaign to confirm Telegram hasn't expired the session (sessions are valid indefinitely unless explicitly revoked from another device).</w:t>
+      </w:r>
+    </w:p>
+    <w:bookmarkEnd w:id="66"/>
+    <w:bookmarkStart w:id="67" w:name="security-notes-composes-with-11410"/>
+    <w:p>
+      <w:pPr>
+        <w:pStyle w:val="Heading3"/>
+      </w:pPr>
+      <w:r>
+        <w:t xml:space="preserve">Security notes (composes with §11.4.10)</w:t>
+      </w:r>
+    </w:p>
+    <w:p>
+      <w:pPr>
+        <w:pStyle w:val="Compact"/>
+        <w:numPr>
+          <w:ilvl w:val="0"/>
+          <w:numId w:val="1017"/>
+        </w:numPr>
+      </w:pPr>
+      <w:r>
+        <w:rPr>
+          <w:b/>
+          <w:bCs/>
+        </w:rPr>
+        <w:t xml:space="preserve">Never commit</w:t>
+      </w:r>
+      <w:r>
+        <w:rPr>
+          <w:b/>
+          <w:bCs/>
+        </w:rPr>
+        <w:t xml:space="preserve"> </w:t>
+      </w:r>
+      <w:r>
+        <w:rPr>
+          <w:rStyle w:val="VerbatimChar"/>
+          <w:b/>
+          <w:bCs/>
+        </w:rPr>
+        <w:t xml:space="preserve">HERALD_MTPROTO_APP_HASH</w:t>
+      </w:r>
+      <w:r>
+        <w:rPr>
+          <w:b/>
+          <w:bCs/>
+        </w:rPr>
+        <w:t xml:space="preserve"> </w:t>
+      </w:r>
+      <w:r>
+        <w:rPr>
+          <w:b/>
+          <w:bCs/>
+        </w:rPr>
+        <w:t xml:space="preserve">or the session file to git.</w:t>
+      </w:r>
+      <w:r>
+        <w:t xml:space="preserve"> </w:t>
+      </w:r>
+      <w:r>
+        <w:t xml:space="preserve">Both are sufficient to impersonate the QA account.</w:t>
+      </w:r>
+    </w:p>
+    <w:p>
+      <w:pPr>
+        <w:pStyle w:val="Compact"/>
+        <w:numPr>
+          <w:ilvl w:val="0"/>
+          <w:numId w:val="1017"/>
+        </w:numPr>
+      </w:pPr>
+      <w:r>
+        <w:rPr>
+          <w:b/>
+          <w:bCs/>
+        </w:rPr>
+        <w:t xml:space="preserve">Never share the api_hash with another project.</w:t>
+      </w:r>
+      <w:r>
+        <w:t xml:space="preserve"> </w:t>
+      </w:r>
+      <w:r>
+        <w:t xml:space="preserve">Each project gets its own my.telegram.org app per Telegram's terms; sharing risks rate-limit bans across both.</w:t>
+      </w:r>
+    </w:p>
+    <w:p>
+      <w:pPr>
+        <w:pStyle w:val="Compact"/>
+        <w:numPr>
+          <w:ilvl w:val="0"/>
+          <w:numId w:val="1017"/>
+        </w:numPr>
+      </w:pPr>
+      <w:r>
+        <w:rPr>
+          <w:b/>
+          <w:bCs/>
+        </w:rPr>
+        <w:t xml:space="preserve">Treat the session file like an SSH private key.</w:t>
+      </w:r>
+      <w:r>
+        <w:t xml:space="preserve"> </w:t>
+      </w:r>
+      <w:r>
+        <w:rPr>
+          <w:rStyle w:val="VerbatimChar"/>
+        </w:rPr>
+        <w:t xml:space="preserve">chmod 600</w:t>
+      </w:r>
+      <w:r>
+        <w:t xml:space="preserve">, owned by the running user, never world-readable.</w:t>
+      </w:r>
+    </w:p>
+    <w:p>
+      <w:pPr>
+        <w:pStyle w:val="Compact"/>
+        <w:numPr>
+          <w:ilvl w:val="0"/>
+          <w:numId w:val="1017"/>
+        </w:numPr>
+      </w:pPr>
+      <w:r>
+        <w:rPr>
+          <w:b/>
+          <w:bCs/>
+        </w:rPr>
+        <w:t xml:space="preserve">Rotate the api_hash + invalidate the session</w:t>
+      </w:r>
+      <w:r>
+        <w:t xml:space="preserve"> </w:t>
+      </w:r>
+      <w:r>
+        <w:t xml:space="preserve">if leaked: my.telegram.org/apps → revoke + recreate; then</w:t>
+      </w:r>
+      <w:r>
+        <w:t xml:space="preserve"> </w:t>
+      </w:r>
+      <w:r>
+        <w:rPr>
+          <w:rStyle w:val="VerbatimChar"/>
+        </w:rPr>
+        <w:t xml:space="preserve">rm ~/.config/herald/mtproto.session</w:t>
+      </w:r>
+      <w:r>
+        <w:t xml:space="preserve"> </w:t>
+      </w:r>
+      <w:r>
+        <w:t xml:space="preserve">and re-login.</w:t>
+      </w:r>
+    </w:p>
+    <w:p>
+      <w:pPr>
+        <w:pStyle w:val="Compact"/>
+        <w:numPr>
+          <w:ilvl w:val="0"/>
+          <w:numId w:val="1017"/>
+        </w:numPr>
+      </w:pPr>
+      <w:r>
+        <w:rPr>
+          <w:b/>
+          <w:bCs/>
+        </w:rPr>
+        <w:t xml:space="preserve">HRD-133 sanitizer applies to MTProto errors too</w:t>
+      </w:r>
+      <w:r>
+        <w:t xml:space="preserve"> </w:t>
+      </w:r>
+      <w:r>
+        <w:t xml:space="preserve">— the harness MUST</w:t>
+      </w:r>
+      <w:r>
+        <w:t xml:space="preserve"> </w:t>
+      </w:r>
+      <w:r>
+        <w:rPr>
+          <w:rStyle w:val="VerbatimChar"/>
+        </w:rPr>
+        <w:t xml:space="preserve">sanitizeMTProtoError()</w:t>
+      </w:r>
+      <w:r>
+        <w:t xml:space="preserve"> </w:t>
+      </w:r>
+      <w:r>
+        <w:t xml:space="preserve">wrap every error path to ensure api_hash, session bytes, and 2FA password text never appear in committed logs /</w:t>
+      </w:r>
+      <w:r>
+        <w:t xml:space="preserve"> </w:t>
+      </w:r>
+      <w:r>
+        <w:rPr>
+          <w:rStyle w:val="VerbatimChar"/>
+        </w:rPr>
+        <w:t xml:space="preserve">docs/qa/</w:t>
+      </w:r>
+      <w:r>
+        <w:t xml:space="preserve"> </w:t>
+      </w:r>
+      <w:r>
+        <w:t xml:space="preserve">transcripts.</w:t>
+      </w:r>
+    </w:p>
+    <w:bookmarkEnd w:id="67"/>
+    <w:bookmarkStart w:id="68" w:name="audit-trail-per-11498"/>
+    <w:p>
+      <w:pPr>
+        <w:pStyle w:val="Heading3"/>
+      </w:pPr>
+      <w:r>
+        <w:t xml:space="preserve">Audit trail per §11.4.98</w:t>
+      </w:r>
+    </w:p>
+    <w:p>
+      <w:pPr>
+        <w:pStyle w:val="FirstParagraph"/>
+      </w:pPr>
+      <w:r>
+        <w:t xml:space="preserve">After Wave 8 Track B lands, every closed-loop run produces a transcript under</w:t>
+      </w:r>
+      <w:r>
+        <w:t xml:space="preserve"> </w:t>
+      </w:r>
+      <w:r>
+        <w:rPr>
+          <w:rStyle w:val="VerbatimChar"/>
+        </w:rPr>
+        <w:t xml:space="preserve">docs/qa/HRD-LIVE-MTPROTO-&lt;TS&gt;/</w:t>
+      </w:r>
+      <w:r>
+        <w:t xml:space="preserve"> </w:t>
+      </w:r>
+      <w:r>
+        <w:t xml:space="preserve">documenting:</w:t>
+      </w:r>
+    </w:p>
+    <w:p>
+      <w:pPr>
+        <w:pStyle w:val="Compact"/>
+        <w:numPr>
+          <w:ilvl w:val="0"/>
+          <w:numId w:val="1018"/>
+        </w:numPr>
+      </w:pPr>
+      <w:r>
+        <w:t xml:space="preserve">Tests executed (</w:t>
+      </w:r>
+      <w:r>
+        <w:rPr>
+          <w:rStyle w:val="VerbatimChar"/>
+        </w:rPr>
+        <w:t xml:space="preserve">TestSubscribe_LiveMTProto</w:t>
+      </w:r>
+      <w:r>
+        <w:t xml:space="preserve">,</w:t>
+      </w:r>
+      <w:r>
+        <w:t xml:space="preserve"> </w:t>
+      </w:r>
+      <w:r>
+        <w:rPr>
+          <w:rStyle w:val="VerbatimChar"/>
+        </w:rPr>
+        <w:t xml:space="preserve">TestWave6_LiveMTProto_ClosedLoop</w:t>
+      </w:r>
+      <w:r>
+        <w:t xml:space="preserve">, etc.)</w:t>
+      </w:r>
+    </w:p>
+    <w:p>
+      <w:pPr>
+        <w:pStyle w:val="Compact"/>
+        <w:numPr>
+          <w:ilvl w:val="0"/>
+          <w:numId w:val="1018"/>
+        </w:numPr>
+      </w:pPr>
+      <w:r>
+        <w:rPr>
+          <w:rStyle w:val="VerbatimChar"/>
+        </w:rPr>
+        <w:t xml:space="preserve">-count=3</w:t>
+      </w:r>
+      <w:r>
+        <w:t xml:space="preserve"> </w:t>
+      </w:r>
+      <w:r>
+        <w:t xml:space="preserve">consecutive PASS proof per §11.4.98 rule (4)</w:t>
+      </w:r>
+    </w:p>
+    <w:p>
+      <w:pPr>
+        <w:pStyle w:val="Compact"/>
+        <w:numPr>
+          <w:ilvl w:val="0"/>
+          <w:numId w:val="1018"/>
+        </w:numPr>
+      </w:pPr>
+      <w:r>
+        <w:t xml:space="preserve">Self-cleaning state proof (chat-cleanup, session-file unchanged)</w:t>
+      </w:r>
+    </w:p>
+    <w:p>
+      <w:pPr>
+        <w:pStyle w:val="Compact"/>
+        <w:numPr>
+          <w:ilvl w:val="0"/>
+          <w:numId w:val="1018"/>
+        </w:numPr>
+      </w:pPr>
+      <w:r>
+        <w:t xml:space="preserve">Sanitizer audit (token-shape regex + api_hash-shape regex on all transcripts → 0 matches required)</w:t>
+      </w:r>
+    </w:p>
+    <w:p>
+      <w:pPr>
+        <w:pStyle w:val="Compact"/>
+        <w:numPr>
+          <w:ilvl w:val="0"/>
+          <w:numId w:val="1018"/>
+        </w:numPr>
+      </w:pPr>
+      <w:r>
+        <w:t xml:space="preserve">COMPLIANT classification per §108.m audit (release-gate item)</w:t>
+      </w:r>
+    </w:p>
+    <w:p>
+      <w:pPr>
+        <w:pStyle w:val="FirstParagraph"/>
+      </w:pPr>
+      <w:r>
+        <w:t xml:space="preserve">A</w:t>
+      </w:r>
+      <w:r>
+        <w:t xml:space="preserve"> </w:t>
+      </w:r>
+      <w:r>
+        <w:rPr>
+          <w:rStyle w:val="VerbatimChar"/>
+        </w:rPr>
+        <w:t xml:space="preserve">TestSubscribe_LiveMTProto</w:t>
+      </w:r>
+      <w:r>
+        <w:t xml:space="preserve"> </w:t>
+      </w:r>
+      <w:r>
+        <w:t xml:space="preserve">test that requires any human action during execution is a release-blocking defect. SKIP-with-reason (when credentials absent) is the §11.4.3 correct posture; SKIP-reported-as-PASS or stale-evidence is forbidden.</w:t>
+      </w:r>
+    </w:p>
+    <w:bookmarkEnd w:id="68"/>
+    <w:bookmarkStart w:id="69" w:name="troubleshooting-1"/>
+    <w:p>
+      <w:pPr>
+        <w:pStyle w:val="Heading3"/>
+      </w:pPr>
+      <w:r>
+        <w:t xml:space="preserve">Troubleshooting</w:t>
+      </w:r>
+    </w:p>
+    <w:p>
+      <w:pPr>
+        <w:pStyle w:val="FirstParagraph"/>
+      </w:pPr>
+      <w:r>
+        <w:rPr>
+          <w:rStyle w:val="VerbatimChar"/>
+          <w:b/>
+          <w:bCs/>
+        </w:rPr>
+        <w:t xml:space="preserve">AUTH_KEY_UNREGISTERED</w:t>
+      </w:r>
+      <w:r>
+        <w:rPr>
+          <w:b/>
+          <w:bCs/>
+        </w:rPr>
+        <w:t xml:space="preserve"> </w:t>
+      </w:r>
+      <w:r>
+        <w:rPr>
+          <w:b/>
+          <w:bCs/>
+        </w:rPr>
+        <w:t xml:space="preserve">on first run</w:t>
+      </w:r>
+      <w:r>
+        <w:t xml:space="preserve">: The session file from a previous account is still present.</w:t>
+      </w:r>
+      <w:r>
+        <w:t xml:space="preserve"> </w:t>
+      </w:r>
+      <w:r>
+        <w:rPr>
+          <w:rStyle w:val="VerbatimChar"/>
+        </w:rPr>
+        <w:t xml:space="preserve">rm ~/.config/herald/mtproto.session</w:t>
+      </w:r>
+      <w:r>
+        <w:t xml:space="preserve"> </w:t>
+      </w:r>
+      <w:r>
+        <w:t xml:space="preserve">and re-run</w:t>
+      </w:r>
+      <w:r>
+        <w:t xml:space="preserve"> </w:t>
+      </w:r>
+      <w:r>
+        <w:rPr>
+          <w:rStyle w:val="VerbatimChar"/>
+        </w:rPr>
+        <w:t xml:space="preserve">qaherald mtproto login</w:t>
+      </w:r>
+      <w:r>
+        <w:t xml:space="preserve">.</w:t>
+      </w:r>
+    </w:p>
+    <w:p>
+      <w:pPr>
+        <w:pStyle w:val="BodyText"/>
+      </w:pPr>
+      <w:r>
+        <w:rPr>
+          <w:rStyle w:val="VerbatimChar"/>
+          <w:b/>
+          <w:bCs/>
+        </w:rPr>
+        <w:t xml:space="preserve">PHONE_CODE_INVALID</w:t>
+      </w:r>
+      <w:r>
+        <w:t xml:space="preserve">: The login code was entered wrong or expired (codes valid ~5 minutes). Re-run; Telegram sends a fresh one.</w:t>
+      </w:r>
+    </w:p>
+    <w:p>
+      <w:pPr>
+        <w:pStyle w:val="BodyText"/>
+      </w:pPr>
+      <w:r>
+        <w:rPr>
+          <w:rStyle w:val="VerbatimChar"/>
+          <w:b/>
+          <w:bCs/>
+        </w:rPr>
+        <w:t xml:space="preserve">SESSION_PASSWORD_NEEDED</w:t>
+      </w:r>
+      <w:r>
+        <w:t xml:space="preserve">: The QA account has 2FA enabled. Add</w:t>
+      </w:r>
+      <w:r>
+        <w:t xml:space="preserve"> </w:t>
+      </w:r>
+      <w:r>
+        <w:rPr>
+          <w:rStyle w:val="VerbatimChar"/>
+        </w:rPr>
+        <w:t xml:space="preserve">HERALD_MTPROTO_PASSWORD=&lt;your cloud password&gt;</w:t>
+      </w:r>
+      <w:r>
+        <w:t xml:space="preserve"> </w:t>
+      </w:r>
+      <w:r>
+        <w:t xml:space="preserve">to</w:t>
+      </w:r>
+      <w:r>
+        <w:t xml:space="preserve"> </w:t>
+      </w:r>
+      <w:r>
+        <w:rPr>
+          <w:rStyle w:val="VerbatimChar"/>
+        </w:rPr>
+        <w:t xml:space="preserve">.env</w:t>
+      </w:r>
+      <w:r>
+        <w:t xml:space="preserve"> </w:t>
+      </w:r>
+      <w:r>
+        <w:t xml:space="preserve">and re-run.</w:t>
+      </w:r>
+    </w:p>
+    <w:p>
+      <w:pPr>
+        <w:pStyle w:val="BodyText"/>
+      </w:pPr>
+      <w:r>
+        <w:rPr>
+          <w:rStyle w:val="VerbatimChar"/>
+          <w:b/>
+          <w:bCs/>
+        </w:rPr>
+        <w:t xml:space="preserve">FLOOD_WAIT_&lt;N&gt;</w:t>
+      </w:r>
+      <w:r>
+        <w:t xml:space="preserve">: Telegram is rate-limiting login attempts on this phone. Wait</w:t>
+      </w:r>
+      <w:r>
+        <w:t xml:space="preserve"> </w:t>
+      </w:r>
+      <w:r>
+        <w:rPr>
+          <w:rStyle w:val="VerbatimChar"/>
+        </w:rPr>
+        <w:t xml:space="preserve">&lt;N&gt;</w:t>
+      </w:r>
+      <w:r>
+        <w:t xml:space="preserve"> </w:t>
+      </w:r>
+      <w:r>
+        <w:t xml:space="preserve">seconds (could be hours during aggressive throttling).</w:t>
+      </w:r>
+    </w:p>
+    <w:p>
+      <w:pPr>
+        <w:pStyle w:val="BodyText"/>
+      </w:pPr>
+      <w:r>
+        <w:rPr>
+          <w:rStyle w:val="VerbatimChar"/>
+          <w:b/>
+          <w:bCs/>
+        </w:rPr>
+        <w:t xml:space="preserve">PHONE_NUMBER_INVALID</w:t>
+      </w:r>
+      <w:r>
+        <w:t xml:space="preserve">: Wrong E.164 format. Use</w:t>
+      </w:r>
+      <w:r>
+        <w:t xml:space="preserve"> </w:t>
+      </w:r>
+      <w:r>
+        <w:rPr>
+          <w:rStyle w:val="VerbatimChar"/>
+        </w:rPr>
+        <w:t xml:space="preserve">+&lt;country code&gt;&lt;number&gt;</w:t>
+      </w:r>
+      <w:r>
+        <w:t xml:space="preserve"> </w:t>
+      </w:r>
+      <w:r>
+        <w:t xml:space="preserve">with no spaces or dashes (e.g.</w:t>
+      </w:r>
+      <w:r>
+        <w:t xml:space="preserve"> </w:t>
+      </w:r>
+      <w:r>
+        <w:rPr>
+          <w:rStyle w:val="VerbatimChar"/>
+        </w:rPr>
+        <w:t xml:space="preserve">+12025551234</w:t>
+      </w:r>
+      <w:r>
+        <w:t xml:space="preserve">).</w:t>
+      </w:r>
+    </w:p>
+    <w:p>
+      <w:pPr>
+        <w:pStyle w:val="BodyText"/>
+      </w:pPr>
+      <w:r>
+        <w:rPr>
+          <w:rStyle w:val="VerbatimChar"/>
+          <w:b/>
+          <w:bCs/>
+        </w:rPr>
+        <w:t xml:space="preserve">USER_DEACTIVATED</w:t>
+      </w:r>
+      <w:r>
+        <w:t xml:space="preserve">: Telegram has deactivated the QA account (often happens to VoIP / suspicious-pattern accounts). Use option (b) — dedicated SIM.</w:t>
+      </w:r>
+    </w:p>
+    <w:p>
+      <w:pPr>
+        <w:pStyle w:val="BodyText"/>
+      </w:pPr>
+      <w:r>
+        <w:rPr>
+          <w:b/>
+          <w:bCs/>
+        </w:rPr>
+        <w:t xml:space="preserve">The harness sends messages but</w:t>
+      </w:r>
+      <w:r>
+        <w:rPr>
+          <w:b/>
+          <w:bCs/>
+        </w:rPr>
+        <w:t xml:space="preserve"> </w:t>
+      </w:r>
+      <w:r>
+        <w:rPr>
+          <w:rStyle w:val="VerbatimChar"/>
+          <w:b/>
+          <w:bCs/>
+        </w:rPr>
+        <w:t xml:space="preserve">@atmosphere_worker_bot</w:t>
+      </w:r>
+      <w:r>
+        <w:rPr>
+          <w:b/>
+          <w:bCs/>
+        </w:rPr>
+        <w:t xml:space="preserve">'s poller doesn't see them</w:t>
+      </w:r>
+      <w:r>
+        <w:t xml:space="preserve">: Confirm the QA account is a member of</w:t>
+      </w:r>
+      <w:r>
+        <w:t xml:space="preserve"> </w:t>
+      </w:r>
+      <w:r>
+        <w:rPr>
+          <w:rStyle w:val="VerbatimChar"/>
+        </w:rPr>
+        <w:t xml:space="preserve">HERALD_TGRAM_CHAT_ID</w:t>
+      </w:r>
+      <w:r>
+        <w:t xml:space="preserve">. The privacy boundary that blocks bot-to-bot ALSO blocks "user-not-in-chat → bot". Add the QA account to the group.</w:t>
+      </w:r>
+    </w:p>
+    <w:p>
+      <w:pPr>
+        <w:pStyle w:val="BodyText"/>
+      </w:pPr>
+      <w:r>
+        <w:rPr>
+          <w:b/>
+          <w:bCs/>
+        </w:rPr>
+        <w:t xml:space="preserve">The harness sees the worker bot's reply via</w:t>
+      </w:r>
+      <w:r>
+        <w:rPr>
+          <w:b/>
+          <w:bCs/>
+        </w:rPr>
+        <w:t xml:space="preserve"> </w:t>
+      </w:r>
+      <w:r>
+        <w:rPr>
+          <w:rStyle w:val="VerbatimChar"/>
+          <w:b/>
+          <w:bCs/>
+        </w:rPr>
+        <w:t xml:space="preserve">messages.getHistory</w:t>
+      </w:r>
+      <w:r>
+        <w:rPr>
+          <w:b/>
+          <w:bCs/>
+        </w:rPr>
+        <w:t xml:space="preserve"> </w:t>
+      </w:r>
+      <w:r>
+        <w:rPr>
+          <w:b/>
+          <w:bCs/>
+        </w:rPr>
+        <w:t xml:space="preserve">but it's not new</w:t>
+      </w:r>
+      <w:r>
+        <w:t xml:space="preserve">: MTProto returns chat history; you need to filter by</w:t>
+      </w:r>
+      <w:r>
+        <w:t xml:space="preserve"> </w:t>
+      </w:r>
+      <w:r>
+        <w:rPr>
+          <w:rStyle w:val="VerbatimChar"/>
+        </w:rPr>
+        <w:t xml:space="preserve">date &gt; test_start_time</w:t>
+      </w:r>
+      <w:r>
+        <w:t xml:space="preserve"> </w:t>
+      </w:r>
+      <w:r>
+        <w:t xml:space="preserve">to confirm the reply was sent during the test, not a stale message from a prior run. The harness</w:t>
+      </w:r>
+      <w:r>
+        <w:t xml:space="preserve"> </w:t>
+      </w:r>
+      <w:r>
+        <w:rPr>
+          <w:rStyle w:val="VerbatimChar"/>
+        </w:rPr>
+        <w:t xml:space="preserve">WaitForReply()</w:t>
+      </w:r>
+      <w:r>
+        <w:t xml:space="preserve"> </w:t>
+      </w:r>
+      <w:r>
+        <w:t xml:space="preserve">helper does this filtering — never roll your own.</w:t>
+      </w:r>
+    </w:p>
+    <w:bookmarkEnd w:id="69"/>
+    <w:bookmarkEnd w:id="70"/>
+    <w:bookmarkEnd w:id="71"/>
     <w:sectPr>
       <w:footnotePr>
         <w:numRestart w:val="eachSect"/>
@@ -8544,6 +11071,105 @@
     </w:lvlOverride>
   </w:num>
   <w:num w:numId="1012">
+    <w:abstractNumId w:val="991"/>
+  </w:num>
+  <w:num w:numId="1013">
+    <w:abstractNumId w:val="99411"/>
+    <w:lvlOverride w:ilvl="0">
+      <w:startOverride w:val="1"/>
+    </w:lvlOverride>
+    <w:lvlOverride w:ilvl="1">
+      <w:startOverride w:val="1"/>
+    </w:lvlOverride>
+    <w:lvlOverride w:ilvl="2">
+      <w:startOverride w:val="1"/>
+    </w:lvlOverride>
+    <w:lvlOverride w:ilvl="3">
+      <w:startOverride w:val="1"/>
+    </w:lvlOverride>
+    <w:lvlOverride w:ilvl="4">
+      <w:startOverride w:val="1"/>
+    </w:lvlOverride>
+    <w:lvlOverride w:ilvl="5">
+      <w:startOverride w:val="1"/>
+    </w:lvlOverride>
+    <w:lvlOverride w:ilvl="6">
+      <w:startOverride w:val="1"/>
+    </w:lvlOverride>
+    <w:lvlOverride w:ilvl="7">
+      <w:startOverride w:val="1"/>
+    </w:lvlOverride>
+    <w:lvlOverride w:ilvl="8">
+      <w:startOverride w:val="1"/>
+    </w:lvlOverride>
+  </w:num>
+  <w:num w:numId="1014">
+    <w:abstractNumId w:val="991"/>
+  </w:num>
+  <w:num w:numId="1015">
+    <w:abstractNumId w:val="991"/>
+  </w:num>
+  <w:num w:numId="1016">
+    <w:abstractNumId w:val="99411"/>
+    <w:lvlOverride w:ilvl="0">
+      <w:startOverride w:val="1"/>
+    </w:lvlOverride>
+    <w:lvlOverride w:ilvl="1">
+      <w:startOverride w:val="1"/>
+    </w:lvlOverride>
+    <w:lvlOverride w:ilvl="2">
+      <w:startOverride w:val="1"/>
+    </w:lvlOverride>
+    <w:lvlOverride w:ilvl="3">
+      <w:startOverride w:val="1"/>
+    </w:lvlOverride>
+    <w:lvlOverride w:ilvl="4">
+      <w:startOverride w:val="1"/>
+    </w:lvlOverride>
+    <w:lvlOverride w:ilvl="5">
+      <w:startOverride w:val="1"/>
+    </w:lvlOverride>
+    <w:lvlOverride w:ilvl="6">
+      <w:startOverride w:val="1"/>
+    </w:lvlOverride>
+    <w:lvlOverride w:ilvl="7">
+      <w:startOverride w:val="1"/>
+    </w:lvlOverride>
+    <w:lvlOverride w:ilvl="8">
+      <w:startOverride w:val="1"/>
+    </w:lvlOverride>
+  </w:num>
+  <w:num w:numId="1017">
+    <w:abstractNumId w:val="99411"/>
+    <w:lvlOverride w:ilvl="0">
+      <w:startOverride w:val="1"/>
+    </w:lvlOverride>
+    <w:lvlOverride w:ilvl="1">
+      <w:startOverride w:val="1"/>
+    </w:lvlOverride>
+    <w:lvlOverride w:ilvl="2">
+      <w:startOverride w:val="1"/>
+    </w:lvlOverride>
+    <w:lvlOverride w:ilvl="3">
+      <w:startOverride w:val="1"/>
+    </w:lvlOverride>
+    <w:lvlOverride w:ilvl="4">
+      <w:startOverride w:val="1"/>
+    </w:lvlOverride>
+    <w:lvlOverride w:ilvl="5">
+      <w:startOverride w:val="1"/>
+    </w:lvlOverride>
+    <w:lvlOverride w:ilvl="6">
+      <w:startOverride w:val="1"/>
+    </w:lvlOverride>
+    <w:lvlOverride w:ilvl="7">
+      <w:startOverride w:val="1"/>
+    </w:lvlOverride>
+    <w:lvlOverride w:ilvl="8">
+      <w:startOverride w:val="1"/>
+    </w:lvlOverride>
+  </w:num>
+  <w:num w:numId="1018">
     <w:abstractNumId w:val="991"/>
   </w:num>
 </w:numbering>

--- a/docs/guides/OPERATOR_CREDENTIALS.docx
+++ b/docs/guides/OPERATOR_CREDENTIALS.docx
@@ -10,7 +10,7 @@
         <w:t xml:space="preserve">Herald</w:t>
       </w:r>
     </w:p>
-    <w:bookmarkStart w:id="71" w:name="herald--operator-credentials-guide"/>
+    <w:bookmarkStart w:id="73" w:name="herald--operator-credentials-guide"/>
     <w:p>
       <w:pPr>
         <w:pStyle w:val="Heading1"/>
@@ -8107,7 +8107,7 @@
       </w:r>
     </w:p>
     <w:bookmarkEnd w:id="58"/>
-    <w:bookmarkStart w:id="70" w:name="X7adbcb24ae4dc987cc359886d7848559c337be3"/>
+    <w:bookmarkStart w:id="72" w:name="X7adbcb24ae4dc987cc359886d7848559c337be3"/>
     <w:p>
       <w:pPr>
         <w:pStyle w:val="Heading2"/>
@@ -8285,7 +8285,280 @@
         <w:t xml:space="preserve">poller picks up, enabling fully-autonomous closed-loop testing.</w:t>
       </w:r>
     </w:p>
-    <w:bookmarkStart w:id="60" w:name="variables-add-to-env"/>
+    <w:bookmarkStart w:id="60" w:name="Xbdca009cf2fd174e59b35f472770172b0e3fc8b"/>
+    <w:p>
+      <w:pPr>
+        <w:pStyle w:val="Heading3"/>
+      </w:pPr>
+      <w:r>
+        <w:t xml:space="preserve">⚠️ CRITICAL — anti-ban hygiene (read BEFORE Step 1)</w:t>
+      </w:r>
+    </w:p>
+    <w:p>
+      <w:pPr>
+        <w:pStyle w:val="FirstParagraph"/>
+      </w:pPr>
+      <w:r>
+        <w:t xml:space="preserve">Per Telegram's</w:t>
+      </w:r>
+      <w:r>
+        <w:t xml:space="preserve"> </w:t>
+      </w:r>
+      <w:hyperlink r:id="rId59">
+        <w:r>
+          <w:rPr>
+            <w:rStyle w:val="Hyperlink"/>
+          </w:rPr>
+          <w:t xml:space="preserve">official docs</w:t>
+        </w:r>
+      </w:hyperlink>
+      <w:r>
+        <w:t xml:space="preserve"> </w:t>
+      </w:r>
+      <w:r>
+        <w:t xml:space="preserve">+ gotd/td's "How to not get banned" guide:</w:t>
+      </w:r>
+      <w:r>
+        <w:t xml:space="preserve"> </w:t>
+      </w:r>
+      <w:r>
+        <w:rPr>
+          <w:b/>
+          <w:bCs/>
+        </w:rPr>
+        <w:t xml:space="preserve">all accounts that log in via unofficial Telegram clients are automatically put under observation</w:t>
+      </w:r>
+      <w:r>
+        <w:t xml:space="preserve">. To avoid permanent bans:</w:t>
+      </w:r>
+    </w:p>
+    <w:p>
+      <w:pPr>
+        <w:pStyle w:val="Compact"/>
+        <w:numPr>
+          <w:ilvl w:val="0"/>
+          <w:numId w:val="1013"/>
+        </w:numPr>
+      </w:pPr>
+      <w:r>
+        <w:rPr>
+          <w:b/>
+          <w:bCs/>
+        </w:rPr>
+        <w:t xml:space="preserve">EMAIL</w:t>
+      </w:r>
+      <w:r>
+        <w:rPr>
+          <w:b/>
+          <w:bCs/>
+        </w:rPr>
+        <w:t xml:space="preserve"> </w:t>
+      </w:r>
+      <w:r>
+        <w:rPr>
+          <w:rStyle w:val="VerbatimChar"/>
+          <w:b/>
+          <w:bCs/>
+        </w:rPr>
+        <w:t xml:space="preserve">recover@telegram.org</w:t>
+      </w:r>
+      <w:r>
+        <w:rPr>
+          <w:b/>
+          <w:bCs/>
+        </w:rPr>
+        <w:t xml:space="preserve"> </w:t>
+      </w:r>
+      <w:r>
+        <w:rPr>
+          <w:b/>
+          <w:bCs/>
+        </w:rPr>
+        <w:t xml:space="preserve">BEFORE or AT first login</w:t>
+      </w:r>
+      <w:r>
+        <w:t xml:space="preserve"> </w:t>
+      </w:r>
+      <w:r>
+        <w:t xml:space="preserve">declaring the userbot's purpose. Template in</w:t>
+      </w:r>
+      <w:r>
+        <w:t xml:space="preserve"> </w:t>
+      </w:r>
+      <w:r>
+        <w:rPr>
+          <w:rStyle w:val="VerbatimChar"/>
+        </w:rPr>
+        <w:t xml:space="preserve">docs/requirements/blockers/missing_env_variables.md</w:t>
+      </w:r>
+      <w:r>
+        <w:t xml:space="preserve"> </w:t>
+      </w:r>
+      <w:r>
+        <w:t xml:space="preserve">§"CRITICAL — read this BEFORE starting Step 1".</w:t>
+      </w:r>
+    </w:p>
+    <w:p>
+      <w:pPr>
+        <w:pStyle w:val="Compact"/>
+        <w:numPr>
+          <w:ilvl w:val="0"/>
+          <w:numId w:val="1013"/>
+        </w:numPr>
+      </w:pPr>
+      <w:r>
+        <w:rPr>
+          <w:b/>
+          <w:bCs/>
+        </w:rPr>
+        <w:t xml:space="preserve">DO NOT use VoIP / Google Voice / Twilio / TextNow numbers</w:t>
+      </w:r>
+      <w:r>
+        <w:t xml:space="preserve"> </w:t>
+      </w:r>
+      <w:r>
+        <w:t xml:space="preserve">— Telegram flags them aggressively. Use only your personal account OR a dedicated SIM/eSIM.</w:t>
+      </w:r>
+    </w:p>
+    <w:p>
+      <w:pPr>
+        <w:pStyle w:val="Compact"/>
+        <w:numPr>
+          <w:ilvl w:val="0"/>
+          <w:numId w:val="1013"/>
+        </w:numPr>
+      </w:pPr>
+      <w:r>
+        <w:rPr>
+          <w:b/>
+          <w:bCs/>
+        </w:rPr>
+        <w:t xml:space="preserve">One phone = ONE app_id, FOREVER</w:t>
+      </w:r>
+      <w:r>
+        <w:t xml:space="preserve"> </w:t>
+      </w:r>
+      <w:r>
+        <w:t xml:space="preserve">— if your phone already has an app at my.telegram.org/apps, you MUST reuse it; you cannot create a second one.</w:t>
+      </w:r>
+    </w:p>
+    <w:p>
+      <w:pPr>
+        <w:pStyle w:val="Compact"/>
+        <w:numPr>
+          <w:ilvl w:val="0"/>
+          <w:numId w:val="1013"/>
+        </w:numPr>
+      </w:pPr>
+      <w:r>
+        <w:rPr>
+          <w:b/>
+          <w:bCs/>
+        </w:rPr>
+        <w:t xml:space="preserve">app_id + app_hash cannot be regenerated</w:t>
+      </w:r>
+      <w:r>
+        <w:t xml:space="preserve"> </w:t>
+      </w:r>
+      <w:r>
+        <w:t xml:space="preserve">— they are permanently bound to the Telegram account. Treat them as immutable secrets.</w:t>
+      </w:r>
+    </w:p>
+    <w:p>
+      <w:pPr>
+        <w:pStyle w:val="Compact"/>
+        <w:numPr>
+          <w:ilvl w:val="0"/>
+          <w:numId w:val="1013"/>
+        </w:numPr>
+      </w:pPr>
+      <w:r>
+        <w:t xml:space="preserve">Use the harness</w:t>
+      </w:r>
+      <w:r>
+        <w:t xml:space="preserve"> </w:t>
+      </w:r>
+      <w:r>
+        <w:rPr>
+          <w:b/>
+          <w:bCs/>
+        </w:rPr>
+        <w:t xml:space="preserve">passively</w:t>
+      </w:r>
+      <w:r>
+        <w:t xml:space="preserve"> </w:t>
+      </w:r>
+      <w:r>
+        <w:t xml:space="preserve">(receive more than send). Wire</w:t>
+      </w:r>
+      <w:r>
+        <w:t xml:space="preserve"> </w:t>
+      </w:r>
+      <w:r>
+        <w:rPr>
+          <w:rStyle w:val="VerbatimChar"/>
+        </w:rPr>
+        <w:t xml:space="preserve">github.com/gotd/contrib/middleware/ratelimit</w:t>
+      </w:r>
+      <w:r>
+        <w:t xml:space="preserve"> </w:t>
+      </w:r>
+      <w:r>
+        <w:t xml:space="preserve">+</w:t>
+      </w:r>
+      <w:r>
+        <w:t xml:space="preserve"> </w:t>
+      </w:r>
+      <w:r>
+        <w:rPr>
+          <w:rStyle w:val="VerbatimChar"/>
+        </w:rPr>
+        <w:t xml:space="preserve">floodwait</w:t>
+      </w:r>
+      <w:r>
+        <w:t xml:space="preserve"> </w:t>
+      </w:r>
+      <w:r>
+        <w:t xml:space="preserve">(already vendored in</w:t>
+      </w:r>
+      <w:r>
+        <w:t xml:space="preserve"> </w:t>
+      </w:r>
+      <w:r>
+        <w:rPr>
+          <w:rStyle w:val="VerbatimChar"/>
+        </w:rPr>
+        <w:t xml:space="preserve">submodules/gotd-td</w:t>
+      </w:r>
+      <w:r>
+        <w:t xml:space="preserve">).</w:t>
+      </w:r>
+    </w:p>
+    <w:p>
+      <w:pPr>
+        <w:pStyle w:val="FirstParagraph"/>
+      </w:pPr>
+      <w:r>
+        <w:t xml:space="preserve">If banned despite all this, email</w:t>
+      </w:r>
+      <w:r>
+        <w:t xml:space="preserve"> </w:t>
+      </w:r>
+      <w:r>
+        <w:rPr>
+          <w:rStyle w:val="VerbatimChar"/>
+        </w:rPr>
+        <w:t xml:space="preserve">recover@telegram.org</w:t>
+      </w:r>
+      <w:r>
+        <w:t xml:space="preserve"> </w:t>
+      </w:r>
+      <w:r>
+        <w:t xml:space="preserve">from the same address explaining the userbot's purpose. Automated false-positives are recoverable; deliberate abuse is not.</w:t>
+      </w:r>
+    </w:p>
+    <w:bookmarkEnd w:id="60"/>
+    <w:bookmarkStart w:id="62" w:name="variables-add-to-env"/>
     <w:p>
       <w:pPr>
         <w:pStyle w:val="Heading3"/>
@@ -8419,7 +8692,7 @@
             <w:pPr>
               <w:pStyle w:val="Compact"/>
             </w:pPr>
-            <w:hyperlink r:id="rId59">
+            <w:hyperlink r:id="rId61">
               <w:r>
                 <w:rPr>
                   <w:rStyle w:val="Hyperlink"/>
@@ -8473,7 +8746,7 @@
             <w:pPr>
               <w:pStyle w:val="Compact"/>
             </w:pPr>
-            <w:hyperlink r:id="rId59">
+            <w:hyperlink r:id="rId61">
               <w:r>
                 <w:rPr>
                   <w:rStyle w:val="Hyperlink"/>
@@ -8638,8 +8911,8 @@
         </w:tc>
       </w:tr>
     </w:tbl>
-    <w:bookmarkEnd w:id="60"/>
-    <w:bookmarkStart w:id="62" w:name="X817af55071539021e4bfa4eeb88f966b3063e60"/>
+    <w:bookmarkEnd w:id="62"/>
+    <w:bookmarkStart w:id="64" w:name="X817af55071539021e4bfa4eeb88f966b3063e60"/>
     <w:p>
       <w:pPr>
         <w:pStyle w:val="Heading3"/>
@@ -8653,7 +8926,7 @@
         <w:pStyle w:val="Compact"/>
         <w:numPr>
           <w:ilvl w:val="0"/>
-          <w:numId w:val="1013"/>
+          <w:numId w:val="1014"/>
         </w:numPr>
       </w:pPr>
       <w:r>
@@ -8662,7 +8935,7 @@
       <w:r>
         <w:t xml:space="preserve"> </w:t>
       </w:r>
-      <w:hyperlink r:id="rId61">
+      <w:hyperlink r:id="rId63">
         <w:r>
           <w:rPr>
             <w:rStyle w:val="Hyperlink"/>
@@ -8682,7 +8955,7 @@
         <w:pStyle w:val="Compact"/>
         <w:numPr>
           <w:ilvl w:val="0"/>
-          <w:numId w:val="1013"/>
+          <w:numId w:val="1014"/>
         </w:numPr>
       </w:pPr>
       <w:r>
@@ -8725,7 +8998,7 @@
         <w:pStyle w:val="Compact"/>
         <w:numPr>
           <w:ilvl w:val="0"/>
-          <w:numId w:val="1013"/>
+          <w:numId w:val="1014"/>
         </w:numPr>
       </w:pPr>
       <w:r>
@@ -8737,7 +9010,7 @@
         <w:pStyle w:val="Compact"/>
         <w:numPr>
           <w:ilvl w:val="0"/>
-          <w:numId w:val="1013"/>
+          <w:numId w:val="1014"/>
         </w:numPr>
       </w:pPr>
       <w:r>
@@ -8749,7 +9022,7 @@
         <w:pStyle w:val="Compact"/>
         <w:numPr>
           <w:ilvl w:val="0"/>
-          <w:numId w:val="1013"/>
+          <w:numId w:val="1014"/>
         </w:numPr>
       </w:pPr>
       <w:r>
@@ -8758,7 +9031,7 @@
       <w:r>
         <w:t xml:space="preserve"> </w:t>
       </w:r>
-      <w:hyperlink r:id="rId59">
+      <w:hyperlink r:id="rId61">
         <w:r>
           <w:rPr>
             <w:rStyle w:val="Hyperlink"/>
@@ -8775,7 +9048,7 @@
         <w:pStyle w:val="Compact"/>
         <w:numPr>
           <w:ilvl w:val="0"/>
-          <w:numId w:val="1013"/>
+          <w:numId w:val="1014"/>
         </w:numPr>
       </w:pPr>
       <w:r>
@@ -8805,403 +9078,6 @@
       </w:r>
       <w:r>
         <w:t xml:space="preserve">validation error):</w:t>
-      </w:r>
-    </w:p>
-    <w:p>
-      <w:pPr>
-        <w:pStyle w:val="Compact"/>
-        <w:numPr>
-          <w:ilvl w:val="1"/>
-          <w:numId w:val="1014"/>
-        </w:numPr>
-      </w:pPr>
-      <w:r>
-        <w:rPr>
-          <w:b/>
-          <w:bCs/>
-        </w:rPr>
-        <w:t xml:space="preserve">App title:</w:t>
-      </w:r>
-      <w:r>
-        <w:t xml:space="preserve"> </w:t>
-      </w:r>
-      <w:r>
-        <w:rPr>
-          <w:rStyle w:val="VerbatimChar"/>
-        </w:rPr>
-        <w:t xml:space="preserve">Herald</w:t>
-      </w:r>
-      <w:r>
-        <w:t xml:space="preserve"> </w:t>
-      </w:r>
-      <w:r>
-        <w:t xml:space="preserve">(simplest; works almost always) — fallbacks:</w:t>
-      </w:r>
-      <w:r>
-        <w:t xml:space="preserve"> </w:t>
-      </w:r>
-      <w:r>
-        <w:rPr>
-          <w:rStyle w:val="VerbatimChar"/>
-        </w:rPr>
-        <w:t xml:space="preserve">HeraldQA</w:t>
-      </w:r>
-      <w:r>
-        <w:t xml:space="preserve"> </w:t>
-      </w:r>
-      <w:r>
-        <w:t xml:space="preserve">(camelCase) →</w:t>
-      </w:r>
-      <w:r>
-        <w:t xml:space="preserve"> </w:t>
-      </w:r>
-      <w:r>
-        <w:rPr>
-          <w:rStyle w:val="VerbatimChar"/>
-        </w:rPr>
-        <w:t xml:space="preserve">Herald Test Harness</w:t>
-      </w:r>
-      <w:r>
-        <w:t xml:space="preserve"> </w:t>
-      </w:r>
-      <w:r>
-        <w:t xml:space="preserve">→</w:t>
-      </w:r>
-      <w:r>
-        <w:t xml:space="preserve"> </w:t>
-      </w:r>
-      <w:r>
-        <w:rPr>
-          <w:rStyle w:val="VerbatimChar"/>
-        </w:rPr>
-        <w:t xml:space="preserve">Herald Tools</w:t>
-      </w:r>
-      <w:r>
-        <w:t xml:space="preserve"> </w:t>
-      </w:r>
-      <w:r>
-        <w:t xml:space="preserve">→</w:t>
-      </w:r>
-      <w:r>
-        <w:t xml:space="preserve"> </w:t>
-      </w:r>
-      <w:r>
-        <w:rPr>
-          <w:rStyle w:val="VerbatimChar"/>
-        </w:rPr>
-        <w:t xml:space="preserve">Herald Lab</w:t>
-      </w:r>
-      <w:r>
-        <w:t xml:space="preserve">.</w:t>
-      </w:r>
-      <w:r>
-        <w:t xml:space="preserve"> </w:t>
-      </w:r>
-      <w:r>
-        <w:rPr>
-          <w:b/>
-          <w:bCs/>
-        </w:rPr>
-        <w:t xml:space="preserve">AVOID bare acronyms like</w:t>
-      </w:r>
-      <w:r>
-        <w:rPr>
-          <w:b/>
-          <w:bCs/>
-        </w:rPr>
-        <w:t xml:space="preserve"> </w:t>
-      </w:r>
-      <w:r>
-        <w:rPr>
-          <w:rStyle w:val="VerbatimChar"/>
-          <w:b/>
-          <w:bCs/>
-        </w:rPr>
-        <w:t xml:space="preserve">QA</w:t>
-      </w:r>
-      <w:r>
-        <w:t xml:space="preserve"> </w:t>
-      </w:r>
-      <w:r>
-        <w:t xml:space="preserve">— Telegram's classifier rejects them with</w:t>
-      </w:r>
-      <w:r>
-        <w:t xml:space="preserve"> </w:t>
-      </w:r>
-      <w:r>
-        <w:rPr>
-          <w:rStyle w:val="VerbatimChar"/>
-        </w:rPr>
-        <w:t xml:space="preserve">Incorrect app name</w:t>
-      </w:r>
-      <w:r>
-        <w:t xml:space="preserve">.</w:t>
-      </w:r>
-    </w:p>
-    <w:p>
-      <w:pPr>
-        <w:pStyle w:val="Compact"/>
-        <w:numPr>
-          <w:ilvl w:val="1"/>
-          <w:numId w:val="1014"/>
-        </w:numPr>
-      </w:pPr>
-      <w:r>
-        <w:rPr>
-          <w:b/>
-          <w:bCs/>
-        </w:rPr>
-        <w:t xml:space="preserve">Short name:</w:t>
-      </w:r>
-      <w:r>
-        <w:t xml:space="preserve"> </w:t>
-      </w:r>
-      <w:r>
-        <w:rPr>
-          <w:rStyle w:val="VerbatimChar"/>
-        </w:rPr>
-        <w:t xml:space="preserve">herald_qa_&lt;random4&gt;</w:t>
-      </w:r>
-      <w:r>
-        <w:t xml:space="preserve"> </w:t>
-      </w:r>
-      <w:r>
-        <w:t xml:space="preserve">(e.g.</w:t>
-      </w:r>
-      <w:r>
-        <w:t xml:space="preserve"> </w:t>
-      </w:r>
-      <w:r>
-        <w:rPr>
-          <w:rStyle w:val="VerbatimChar"/>
-        </w:rPr>
-        <w:t xml:space="preserve">herald_qa_5kx9</w:t>
-      </w:r>
-      <w:r>
-        <w:t xml:space="preserve">) — must be 5-32 chars, alphanumeric + underscore only, GLOBALLY UNIQUE across all Telegram apps. Plain</w:t>
-      </w:r>
-      <w:r>
-        <w:t xml:space="preserve"> </w:t>
-      </w:r>
-      <w:r>
-        <w:rPr>
-          <w:rStyle w:val="VerbatimChar"/>
-        </w:rPr>
-        <w:t xml:space="preserve">herald_qa</w:t>
-      </w:r>
-      <w:r>
-        <w:t xml:space="preserve"> </w:t>
-      </w:r>
-      <w:r>
-        <w:t xml:space="preserve">may already be taken.</w:t>
-      </w:r>
-    </w:p>
-    <w:p>
-      <w:pPr>
-        <w:pStyle w:val="Compact"/>
-        <w:numPr>
-          <w:ilvl w:val="1"/>
-          <w:numId w:val="1014"/>
-        </w:numPr>
-      </w:pPr>
-      <w:r>
-        <w:rPr>
-          <w:b/>
-          <w:bCs/>
-        </w:rPr>
-        <w:t xml:space="preserve">URL:</w:t>
-      </w:r>
-      <w:r>
-        <w:t xml:space="preserve"> </w:t>
-      </w:r>
-      <w:r>
-        <w:rPr>
-          <w:rStyle w:val="VerbatimChar"/>
-        </w:rPr>
-        <w:t xml:space="preserve">https://herald.local</w:t>
-      </w:r>
-      <w:r>
-        <w:t xml:space="preserve"> </w:t>
-      </w:r>
-      <w:r>
-        <w:t xml:space="preserve">(or any valid</w:t>
-      </w:r>
-      <w:r>
-        <w:t xml:space="preserve"> </w:t>
-      </w:r>
-      <w:r>
-        <w:rPr>
-          <w:rStyle w:val="VerbatimChar"/>
-        </w:rPr>
-        <w:t xml:space="preserve">http(s)://</w:t>
-      </w:r>
-      <w:r>
-        <w:t xml:space="preserve"> </w:t>
-      </w:r>
-      <w:r>
-        <w:t xml:space="preserve">URL — Telegram requires the</w:t>
-      </w:r>
-      <w:r>
-        <w:t xml:space="preserve"> </w:t>
-      </w:r>
-      <w:r>
-        <w:rPr>
-          <w:rStyle w:val="VerbatimChar"/>
-        </w:rPr>
-        <w:t xml:space="preserve">http(s)://</w:t>
-      </w:r>
-      <w:r>
-        <w:t xml:space="preserve"> </w:t>
-      </w:r>
-      <w:r>
-        <w:t xml:space="preserve">prefix; bare domains rejected). Field is NOT actually optional.</w:t>
-      </w:r>
-    </w:p>
-    <w:p>
-      <w:pPr>
-        <w:pStyle w:val="Compact"/>
-        <w:numPr>
-          <w:ilvl w:val="1"/>
-          <w:numId w:val="1014"/>
-        </w:numPr>
-      </w:pPr>
-      <w:r>
-        <w:rPr>
-          <w:b/>
-          <w:bCs/>
-        </w:rPr>
-        <w:t xml:space="preserve">Platform:</w:t>
-      </w:r>
-      <w:r>
-        <w:t xml:space="preserve"> </w:t>
-      </w:r>
-      <w:r>
-        <w:rPr>
-          <w:rStyle w:val="VerbatimChar"/>
-        </w:rPr>
-        <w:t xml:space="preserve">Desktop</w:t>
-      </w:r>
-      <w:r>
-        <w:t xml:space="preserve"> </w:t>
-      </w:r>
-      <w:r>
-        <w:t xml:space="preserve">(fallback if</w:t>
-      </w:r>
-      <w:r>
-        <w:t xml:space="preserve"> </w:t>
-      </w:r>
-      <w:r>
-        <w:rPr>
-          <w:rStyle w:val="VerbatimChar"/>
-        </w:rPr>
-        <w:t xml:space="preserve">Other</w:t>
-      </w:r>
-      <w:r>
-        <w:t xml:space="preserve"> </w:t>
-      </w:r>
-      <w:r>
-        <w:t xml:space="preserve">is rejected on your Telegram form version).</w:t>
-      </w:r>
-    </w:p>
-    <w:p>
-      <w:pPr>
-        <w:pStyle w:val="Compact"/>
-        <w:numPr>
-          <w:ilvl w:val="1"/>
-          <w:numId w:val="1014"/>
-        </w:numPr>
-      </w:pPr>
-      <w:r>
-        <w:rPr>
-          <w:b/>
-          <w:bCs/>
-        </w:rPr>
-        <w:t xml:space="preserve">Description:</w:t>
-      </w:r>
-      <w:r>
-        <w:t xml:space="preserve"> </w:t>
-      </w:r>
-      <w:r>
-        <w:rPr>
-          <w:rStyle w:val="VerbatimChar"/>
-        </w:rPr>
-        <w:t xml:space="preserve">Herald automation harness for closed-loop testing.</w:t>
-      </w:r>
-      <w:r>
-        <w:t xml:space="preserve"> </w:t>
-      </w:r>
-      <w:r>
-        <w:t xml:space="preserve">(plain ASCII; no</w:t>
-      </w:r>
-      <w:r>
-        <w:t xml:space="preserve"> </w:t>
-      </w:r>
-      <w:r>
-        <w:rPr>
-          <w:rStyle w:val="VerbatimChar"/>
-        </w:rPr>
-        <w:t xml:space="preserve">§</w:t>
-      </w:r>
-      <w:r>
-        <w:t xml:space="preserve"> </w:t>
-      </w:r>
-      <w:r>
-        <w:t xml:space="preserve">symbol; under 200 chars; avoid acronyms QA/CI/CD).</w:t>
-      </w:r>
-    </w:p>
-    <w:p>
-      <w:pPr>
-        <w:pStyle w:val="Compact"/>
-        <w:numPr>
-          <w:ilvl w:val="0"/>
-          <w:numId w:val="1013"/>
-        </w:numPr>
-      </w:pPr>
-      <w:r>
-        <w:t xml:space="preserve">Click "Create application".</w:t>
-      </w:r>
-      <w:r>
-        <w:t xml:space="preserve"> </w:t>
-      </w:r>
-      <w:r>
-        <w:rPr>
-          <w:b/>
-          <w:bCs/>
-        </w:rPr>
-        <w:t xml:space="preserve">If you get</w:t>
-      </w:r>
-      <w:r>
-        <w:rPr>
-          <w:b/>
-          <w:bCs/>
-        </w:rPr>
-        <w:t xml:space="preserve"> </w:t>
-      </w:r>
-      <w:r>
-        <w:rPr>
-          <w:rStyle w:val="VerbatimChar"/>
-          <w:b/>
-          <w:bCs/>
-        </w:rPr>
-        <w:t xml:space="preserve">Incorrect app name</w:t>
-      </w:r>
-      <w:r>
-        <w:t xml:space="preserve"> </w:t>
-      </w:r>
-      <w:r>
-        <w:t xml:space="preserve">— the App title contains a bare acronym Telegram flags as non-app-like; try the fallback titles above in order.</w:t>
-      </w:r>
-    </w:p>
-    <w:p>
-      <w:pPr>
-        <w:pStyle w:val="Compact"/>
-        <w:numPr>
-          <w:ilvl w:val="0"/>
-          <w:numId w:val="1013"/>
-        </w:numPr>
-      </w:pPr>
-      <w:r>
-        <w:t xml:space="preserve">Telegram displays:</w:t>
       </w:r>
     </w:p>
     <w:p>
@@ -9214,24 +9090,125 @@
       </w:pPr>
       <w:r>
         <w:rPr>
-          <w:rStyle w:val="VerbatimChar"/>
-        </w:rPr>
-        <w:t xml:space="preserve">App api_id</w:t>
-      </w:r>
-      <w:r>
-        <w:t xml:space="preserve"> </w:t>
-      </w:r>
-      <w:r>
-        <w:t xml:space="preserve">— small integer (5-8 digits) → set as</w:t>
-      </w:r>
-      <w:r>
-        <w:t xml:space="preserve"> </w:t>
-      </w:r>
-      <w:r>
-        <w:rPr>
-          <w:rStyle w:val="VerbatimChar"/>
-        </w:rPr>
-        <w:t xml:space="preserve">HERALD_MTPROTO_APP_ID</w:t>
+          <w:b/>
+          <w:bCs/>
+        </w:rPr>
+        <w:t xml:space="preserve">App title:</w:t>
+      </w:r>
+      <w:r>
+        <w:t xml:space="preserve"> </w:t>
+      </w:r>
+      <w:r>
+        <w:rPr>
+          <w:rStyle w:val="VerbatimChar"/>
+        </w:rPr>
+        <w:t xml:space="preserve">Herald</w:t>
+      </w:r>
+      <w:r>
+        <w:t xml:space="preserve"> </w:t>
+      </w:r>
+      <w:r>
+        <w:t xml:space="preserve">(simplest; works almost always) — fallbacks:</w:t>
+      </w:r>
+      <w:r>
+        <w:t xml:space="preserve"> </w:t>
+      </w:r>
+      <w:r>
+        <w:rPr>
+          <w:rStyle w:val="VerbatimChar"/>
+        </w:rPr>
+        <w:t xml:space="preserve">HeraldQA</w:t>
+      </w:r>
+      <w:r>
+        <w:t xml:space="preserve"> </w:t>
+      </w:r>
+      <w:r>
+        <w:t xml:space="preserve">(camelCase) →</w:t>
+      </w:r>
+      <w:r>
+        <w:t xml:space="preserve"> </w:t>
+      </w:r>
+      <w:r>
+        <w:rPr>
+          <w:rStyle w:val="VerbatimChar"/>
+        </w:rPr>
+        <w:t xml:space="preserve">Herald Test Harness</w:t>
+      </w:r>
+      <w:r>
+        <w:t xml:space="preserve"> </w:t>
+      </w:r>
+      <w:r>
+        <w:t xml:space="preserve">→</w:t>
+      </w:r>
+      <w:r>
+        <w:t xml:space="preserve"> </w:t>
+      </w:r>
+      <w:r>
+        <w:rPr>
+          <w:rStyle w:val="VerbatimChar"/>
+        </w:rPr>
+        <w:t xml:space="preserve">Herald Tools</w:t>
+      </w:r>
+      <w:r>
+        <w:t xml:space="preserve"> </w:t>
+      </w:r>
+      <w:r>
+        <w:t xml:space="preserve">→</w:t>
+      </w:r>
+      <w:r>
+        <w:t xml:space="preserve"> </w:t>
+      </w:r>
+      <w:r>
+        <w:rPr>
+          <w:rStyle w:val="VerbatimChar"/>
+        </w:rPr>
+        <w:t xml:space="preserve">Herald Lab</w:t>
+      </w:r>
+      <w:r>
+        <w:t xml:space="preserve">.</w:t>
+      </w:r>
+      <w:r>
+        <w:t xml:space="preserve"> </w:t>
+      </w:r>
+      <w:r>
+        <w:rPr>
+          <w:b/>
+          <w:bCs/>
+        </w:rPr>
+        <w:t xml:space="preserve">AVOID bare acronyms like</w:t>
+      </w:r>
+      <w:r>
+        <w:rPr>
+          <w:b/>
+          <w:bCs/>
+        </w:rPr>
+        <w:t xml:space="preserve"> </w:t>
+      </w:r>
+      <w:r>
+        <w:rPr>
+          <w:rStyle w:val="VerbatimChar"/>
+          <w:b/>
+          <w:bCs/>
+        </w:rPr>
+        <w:t xml:space="preserve">QA</w:t>
+      </w:r>
+      <w:r>
+        <w:t xml:space="preserve"> </w:t>
+      </w:r>
+      <w:r>
+        <w:t xml:space="preserve">— Telegram's classifier rejects them with</w:t>
+      </w:r>
+      <w:r>
+        <w:t xml:space="preserve"> </w:t>
+      </w:r>
+      <w:r>
+        <w:rPr>
+          <w:rStyle w:val="VerbatimChar"/>
+        </w:rPr>
+        <w:t xml:space="preserve">Incorrect app name</w:t>
+      </w:r>
+      <w:r>
+        <w:t xml:space="preserve">.</w:t>
       </w:r>
     </w:p>
     <w:p>
@@ -9244,24 +9221,205 @@
       </w:pPr>
       <w:r>
         <w:rPr>
-          <w:rStyle w:val="VerbatimChar"/>
-        </w:rPr>
-        <w:t xml:space="preserve">App api_hash</w:t>
-      </w:r>
-      <w:r>
-        <w:t xml:space="preserve"> </w:t>
-      </w:r>
-      <w:r>
-        <w:t xml:space="preserve">— 32-char hex string → set as</w:t>
-      </w:r>
-      <w:r>
-        <w:t xml:space="preserve"> </w:t>
-      </w:r>
-      <w:r>
-        <w:rPr>
-          <w:rStyle w:val="VerbatimChar"/>
-        </w:rPr>
-        <w:t xml:space="preserve">HERALD_MTPROTO_APP_HASH</w:t>
+          <w:b/>
+          <w:bCs/>
+        </w:rPr>
+        <w:t xml:space="preserve">Short name:</w:t>
+      </w:r>
+      <w:r>
+        <w:t xml:space="preserve"> </w:t>
+      </w:r>
+      <w:r>
+        <w:rPr>
+          <w:rStyle w:val="VerbatimChar"/>
+        </w:rPr>
+        <w:t xml:space="preserve">herald_qa_&lt;random4&gt;</w:t>
+      </w:r>
+      <w:r>
+        <w:t xml:space="preserve"> </w:t>
+      </w:r>
+      <w:r>
+        <w:t xml:space="preserve">(e.g.</w:t>
+      </w:r>
+      <w:r>
+        <w:t xml:space="preserve"> </w:t>
+      </w:r>
+      <w:r>
+        <w:rPr>
+          <w:rStyle w:val="VerbatimChar"/>
+        </w:rPr>
+        <w:t xml:space="preserve">herald_qa_5kx9</w:t>
+      </w:r>
+      <w:r>
+        <w:t xml:space="preserve">) — must be 5-32 chars, alphanumeric + underscore only, GLOBALLY UNIQUE across all Telegram apps. Plain</w:t>
+      </w:r>
+      <w:r>
+        <w:t xml:space="preserve"> </w:t>
+      </w:r>
+      <w:r>
+        <w:rPr>
+          <w:rStyle w:val="VerbatimChar"/>
+        </w:rPr>
+        <w:t xml:space="preserve">herald_qa</w:t>
+      </w:r>
+      <w:r>
+        <w:t xml:space="preserve"> </w:t>
+      </w:r>
+      <w:r>
+        <w:t xml:space="preserve">may already be taken.</w:t>
+      </w:r>
+    </w:p>
+    <w:p>
+      <w:pPr>
+        <w:pStyle w:val="Compact"/>
+        <w:numPr>
+          <w:ilvl w:val="1"/>
+          <w:numId w:val="1015"/>
+        </w:numPr>
+      </w:pPr>
+      <w:r>
+        <w:rPr>
+          <w:b/>
+          <w:bCs/>
+        </w:rPr>
+        <w:t xml:space="preserve">URL:</w:t>
+      </w:r>
+      <w:r>
+        <w:t xml:space="preserve"> </w:t>
+      </w:r>
+      <w:r>
+        <w:rPr>
+          <w:rStyle w:val="VerbatimChar"/>
+        </w:rPr>
+        <w:t xml:space="preserve">https://herald.local</w:t>
+      </w:r>
+      <w:r>
+        <w:t xml:space="preserve"> </w:t>
+      </w:r>
+      <w:r>
+        <w:t xml:space="preserve">(or any valid</w:t>
+      </w:r>
+      <w:r>
+        <w:t xml:space="preserve"> </w:t>
+      </w:r>
+      <w:r>
+        <w:rPr>
+          <w:rStyle w:val="VerbatimChar"/>
+        </w:rPr>
+        <w:t xml:space="preserve">http(s)://</w:t>
+      </w:r>
+      <w:r>
+        <w:t xml:space="preserve"> </w:t>
+      </w:r>
+      <w:r>
+        <w:t xml:space="preserve">URL — Telegram requires the</w:t>
+      </w:r>
+      <w:r>
+        <w:t xml:space="preserve"> </w:t>
+      </w:r>
+      <w:r>
+        <w:rPr>
+          <w:rStyle w:val="VerbatimChar"/>
+        </w:rPr>
+        <w:t xml:space="preserve">http(s)://</w:t>
+      </w:r>
+      <w:r>
+        <w:t xml:space="preserve"> </w:t>
+      </w:r>
+      <w:r>
+        <w:t xml:space="preserve">prefix; bare domains rejected). Field is NOT actually optional.</w:t>
+      </w:r>
+    </w:p>
+    <w:p>
+      <w:pPr>
+        <w:pStyle w:val="Compact"/>
+        <w:numPr>
+          <w:ilvl w:val="1"/>
+          <w:numId w:val="1015"/>
+        </w:numPr>
+      </w:pPr>
+      <w:r>
+        <w:rPr>
+          <w:b/>
+          <w:bCs/>
+        </w:rPr>
+        <w:t xml:space="preserve">Platform:</w:t>
+      </w:r>
+      <w:r>
+        <w:t xml:space="preserve"> </w:t>
+      </w:r>
+      <w:r>
+        <w:rPr>
+          <w:rStyle w:val="VerbatimChar"/>
+        </w:rPr>
+        <w:t xml:space="preserve">Desktop</w:t>
+      </w:r>
+      <w:r>
+        <w:t xml:space="preserve"> </w:t>
+      </w:r>
+      <w:r>
+        <w:t xml:space="preserve">(fallback if</w:t>
+      </w:r>
+      <w:r>
+        <w:t xml:space="preserve"> </w:t>
+      </w:r>
+      <w:r>
+        <w:rPr>
+          <w:rStyle w:val="VerbatimChar"/>
+        </w:rPr>
+        <w:t xml:space="preserve">Other</w:t>
+      </w:r>
+      <w:r>
+        <w:t xml:space="preserve"> </w:t>
+      </w:r>
+      <w:r>
+        <w:t xml:space="preserve">is rejected on your Telegram form version).</w:t>
+      </w:r>
+    </w:p>
+    <w:p>
+      <w:pPr>
+        <w:pStyle w:val="Compact"/>
+        <w:numPr>
+          <w:ilvl w:val="1"/>
+          <w:numId w:val="1015"/>
+        </w:numPr>
+      </w:pPr>
+      <w:r>
+        <w:rPr>
+          <w:b/>
+          <w:bCs/>
+        </w:rPr>
+        <w:t xml:space="preserve">Description:</w:t>
+      </w:r>
+      <w:r>
+        <w:t xml:space="preserve"> </w:t>
+      </w:r>
+      <w:r>
+        <w:rPr>
+          <w:rStyle w:val="VerbatimChar"/>
+        </w:rPr>
+        <w:t xml:space="preserve">Herald automation harness for closed-loop testing.</w:t>
+      </w:r>
+      <w:r>
+        <w:t xml:space="preserve"> </w:t>
+      </w:r>
+      <w:r>
+        <w:t xml:space="preserve">(plain ASCII; no</w:t>
+      </w:r>
+      <w:r>
+        <w:t xml:space="preserve"> </w:t>
+      </w:r>
+      <w:r>
+        <w:rPr>
+          <w:rStyle w:val="VerbatimChar"/>
+        </w:rPr>
+        <w:t xml:space="preserve">§</w:t>
+      </w:r>
+      <w:r>
+        <w:t xml:space="preserve"> </w:t>
+      </w:r>
+      <w:r>
+        <w:t xml:space="preserve">symbol; under 200 chars; avoid acronyms QA/CI/CD).</w:t>
       </w:r>
     </w:p>
     <w:p>
@@ -9269,14 +9427,129 @@
         <w:pStyle w:val="Compact"/>
         <w:numPr>
           <w:ilvl w:val="0"/>
-          <w:numId w:val="1013"/>
+          <w:numId w:val="1014"/>
         </w:numPr>
       </w:pPr>
+      <w:r>
+        <w:t xml:space="preserve">Click "Create application".</w:t>
+      </w:r>
+      <w:r>
+        <w:t xml:space="preserve"> </w:t>
+      </w:r>
       <w:r>
         <w:rPr>
           <w:b/>
           <w:bCs/>
         </w:rPr>
+        <w:t xml:space="preserve">If you get</w:t>
+      </w:r>
+      <w:r>
+        <w:rPr>
+          <w:b/>
+          <w:bCs/>
+        </w:rPr>
+        <w:t xml:space="preserve"> </w:t>
+      </w:r>
+      <w:r>
+        <w:rPr>
+          <w:rStyle w:val="VerbatimChar"/>
+          <w:b/>
+          <w:bCs/>
+        </w:rPr>
+        <w:t xml:space="preserve">Incorrect app name</w:t>
+      </w:r>
+      <w:r>
+        <w:t xml:space="preserve"> </w:t>
+      </w:r>
+      <w:r>
+        <w:t xml:space="preserve">— the App title contains a bare acronym Telegram flags as non-app-like; try the fallback titles above in order.</w:t>
+      </w:r>
+    </w:p>
+    <w:p>
+      <w:pPr>
+        <w:pStyle w:val="Compact"/>
+        <w:numPr>
+          <w:ilvl w:val="0"/>
+          <w:numId w:val="1014"/>
+        </w:numPr>
+      </w:pPr>
+      <w:r>
+        <w:t xml:space="preserve">Telegram displays:</w:t>
+      </w:r>
+    </w:p>
+    <w:p>
+      <w:pPr>
+        <w:pStyle w:val="Compact"/>
+        <w:numPr>
+          <w:ilvl w:val="1"/>
+          <w:numId w:val="1016"/>
+        </w:numPr>
+      </w:pPr>
+      <w:r>
+        <w:rPr>
+          <w:rStyle w:val="VerbatimChar"/>
+        </w:rPr>
+        <w:t xml:space="preserve">App api_id</w:t>
+      </w:r>
+      <w:r>
+        <w:t xml:space="preserve"> </w:t>
+      </w:r>
+      <w:r>
+        <w:t xml:space="preserve">— small integer (5-8 digits) → set as</w:t>
+      </w:r>
+      <w:r>
+        <w:t xml:space="preserve"> </w:t>
+      </w:r>
+      <w:r>
+        <w:rPr>
+          <w:rStyle w:val="VerbatimChar"/>
+        </w:rPr>
+        <w:t xml:space="preserve">HERALD_MTPROTO_APP_ID</w:t>
+      </w:r>
+    </w:p>
+    <w:p>
+      <w:pPr>
+        <w:pStyle w:val="Compact"/>
+        <w:numPr>
+          <w:ilvl w:val="1"/>
+          <w:numId w:val="1016"/>
+        </w:numPr>
+      </w:pPr>
+      <w:r>
+        <w:rPr>
+          <w:rStyle w:val="VerbatimChar"/>
+        </w:rPr>
+        <w:t xml:space="preserve">App api_hash</w:t>
+      </w:r>
+      <w:r>
+        <w:t xml:space="preserve"> </w:t>
+      </w:r>
+      <w:r>
+        <w:t xml:space="preserve">— 32-char hex string → set as</w:t>
+      </w:r>
+      <w:r>
+        <w:t xml:space="preserve"> </w:t>
+      </w:r>
+      <w:r>
+        <w:rPr>
+          <w:rStyle w:val="VerbatimChar"/>
+        </w:rPr>
+        <w:t xml:space="preserve">HERALD_MTPROTO_APP_HASH</w:t>
+      </w:r>
+    </w:p>
+    <w:p>
+      <w:pPr>
+        <w:pStyle w:val="Compact"/>
+        <w:numPr>
+          <w:ilvl w:val="0"/>
+          <w:numId w:val="1014"/>
+        </w:numPr>
+      </w:pPr>
+      <w:r>
+        <w:rPr>
+          <w:b/>
+          <w:bCs/>
+        </w:rPr>
         <w:t xml:space="preserve">Copy both immediately.</w:t>
       </w:r>
       <w:r>
@@ -9286,8 +9559,8 @@
         <w:t xml:space="preserve">my.telegram.org will not let you re-display the api_hash once you navigate away (you can revoke + recreate the app if lost, but existing sessions break).</w:t>
       </w:r>
     </w:p>
-    <w:bookmarkEnd w:id="62"/>
-    <w:bookmarkStart w:id="63" w:name="X04eb5f97382619c2e4d93fde25e82ce998c76c9"/>
+    <w:bookmarkEnd w:id="64"/>
+    <w:bookmarkStart w:id="65" w:name="X04eb5f97382619c2e4d93fde25e82ce998c76c9"/>
     <w:p>
       <w:pPr>
         <w:pStyle w:val="Heading3"/>
@@ -9535,8 +9808,8 @@
         <w:t xml:space="preserve">+ the session file change.</w:t>
       </w:r>
     </w:p>
-    <w:bookmarkEnd w:id="63"/>
-    <w:bookmarkStart w:id="64" w:name="step-3-add-the-qa-account-to-the-chat"/>
+    <w:bookmarkEnd w:id="65"/>
+    <w:bookmarkStart w:id="66" w:name="step-3-add-the-qa-account-to-the-chat"/>
     <w:p>
       <w:pPr>
         <w:pStyle w:val="Heading3"/>
@@ -9563,388 +9836,6 @@
       </w:r>
       <w:r>
         <w:t xml:space="preserve">. If using (a) and you're already a member: done. If using (b)/(c):</w:t>
-      </w:r>
-    </w:p>
-    <w:p>
-      <w:pPr>
-        <w:pStyle w:val="Compact"/>
-        <w:numPr>
-          <w:ilvl w:val="0"/>
-          <w:numId w:val="1016"/>
-        </w:numPr>
-      </w:pPr>
-      <w:r>
-        <w:t xml:space="preserve">Have an existing member of the group invite the new account (group invite link or add-by-phone).</w:t>
-      </w:r>
-    </w:p>
-    <w:p>
-      <w:pPr>
-        <w:pStyle w:val="Compact"/>
-        <w:numPr>
-          <w:ilvl w:val="0"/>
-          <w:numId w:val="1016"/>
-        </w:numPr>
-      </w:pPr>
-      <w:r>
-        <w:t xml:space="preserve">Verify membership before running the test: log into Telegram as the QA account and confirm the group is visible.</w:t>
-      </w:r>
-    </w:p>
-    <w:bookmarkEnd w:id="64"/>
-    <w:bookmarkStart w:id="65" w:name="X42bc0db7d5971aa3ae0200e2f58bb244f7a5c74"/>
-    <w:p>
-      <w:pPr>
-        <w:pStyle w:val="Heading3"/>
-      </w:pPr>
-      <w:r>
-        <w:t xml:space="preserve">Step 4: First-run login (one-time bootstrap — §11.4.98 permitted exception)</w:t>
-      </w:r>
-    </w:p>
-    <w:p>
-      <w:pPr>
-        <w:pStyle w:val="FirstParagraph"/>
-      </w:pPr>
-      <w:r>
-        <w:t xml:space="preserve">The harness binary (planned:</w:t>
-      </w:r>
-      <w:r>
-        <w:t xml:space="preserve"> </w:t>
-      </w:r>
-      <w:r>
-        <w:rPr>
-          <w:rStyle w:val="VerbatimChar"/>
-        </w:rPr>
-        <w:t xml:space="preserve">qaherald mtproto login</w:t>
-      </w:r>
-      <w:r>
-        <w:t xml:space="preserve">) connects to Telegram MTProto, sends a login code to the QA account's Telegram app, prompts you at the CLI to type the code (+ 2FA password if applicable), and persists the resulting session to</w:t>
-      </w:r>
-      <w:r>
-        <w:t xml:space="preserve"> </w:t>
-      </w:r>
-      <w:r>
-        <w:rPr>
-          <w:rStyle w:val="VerbatimChar"/>
-        </w:rPr>
-        <w:t xml:space="preserve">HERALD_MTPROTO_SESSION_FILE</w:t>
-      </w:r>
-      <w:r>
-        <w:t xml:space="preserve"> </w:t>
-      </w:r>
-      <w:r>
-        <w:t xml:space="preserve">(default</w:t>
-      </w:r>
-      <w:r>
-        <w:t xml:space="preserve"> </w:t>
-      </w:r>
-      <w:r>
-        <w:rPr>
-          <w:rStyle w:val="VerbatimChar"/>
-        </w:rPr>
-        <w:t xml:space="preserve">~/.config/herald/mtproto.session</w:t>
-      </w:r>
-      <w:r>
-        <w:t xml:space="preserve">). This is a</w:t>
-      </w:r>
-      <w:r>
-        <w:t xml:space="preserve"> </w:t>
-      </w:r>
-      <w:r>
-        <w:rPr>
-          <w:b/>
-          <w:bCs/>
-        </w:rPr>
-        <w:t xml:space="preserve">one-time interactive step</w:t>
-      </w:r>
-      <w:r>
-        <w:t xml:space="preserve">; subsequent test runs are fully autonomous (the §11.4.98 single permitted exception — configuration, not test driving).</w:t>
-      </w:r>
-    </w:p>
-    <w:p>
-      <w:pPr>
-        <w:pStyle w:val="BodyText"/>
-      </w:pPr>
-      <w:r>
-        <w:rPr>
-          <w:b/>
-          <w:bCs/>
-        </w:rPr>
-        <w:t xml:space="preserve">Workflow (planned — implementation under Wave 8 Track B):</w:t>
-      </w:r>
-    </w:p>
-    <w:p>
-      <w:pPr>
-        <w:pStyle w:val="SourceCode"/>
-      </w:pPr>
-      <w:r>
-        <w:rPr>
-          <w:rStyle w:val="CommentTok"/>
-        </w:rPr>
-        <w:t xml:space="preserve"># After populating .env with the 3 MTProto vars:</w:t>
-      </w:r>
-      <w:r>
-        <w:br/>
-      </w:r>
-      <w:r>
-        <w:rPr>
-          <w:rStyle w:val="BuiltInTok"/>
-        </w:rPr>
-        <w:t xml:space="preserve">set</w:t>
-      </w:r>
-      <w:r>
-        <w:rPr>
-          <w:rStyle w:val="NormalTok"/>
-        </w:rPr>
-        <w:t xml:space="preserve"> </w:t>
-      </w:r>
-      <w:r>
-        <w:rPr>
-          <w:rStyle w:val="AttributeTok"/>
-        </w:rPr>
-        <w:t xml:space="preserve">-a</w:t>
-      </w:r>
-      <w:r>
-        <w:rPr>
-          <w:rStyle w:val="KeywordTok"/>
-        </w:rPr>
-        <w:t xml:space="preserve">;</w:t>
-      </w:r>
-      <w:r>
-        <w:rPr>
-          <w:rStyle w:val="NormalTok"/>
-        </w:rPr>
-        <w:t xml:space="preserve"> </w:t>
-      </w:r>
-      <w:r>
-        <w:rPr>
-          <w:rStyle w:val="BuiltInTok"/>
-        </w:rPr>
-        <w:t xml:space="preserve">source</w:t>
-      </w:r>
-      <w:r>
-        <w:rPr>
-          <w:rStyle w:val="NormalTok"/>
-        </w:rPr>
-        <w:t xml:space="preserve"> .env</w:t>
-      </w:r>
-      <w:r>
-        <w:rPr>
-          <w:rStyle w:val="KeywordTok"/>
-        </w:rPr>
-        <w:t xml:space="preserve">;</w:t>
-      </w:r>
-      <w:r>
-        <w:rPr>
-          <w:rStyle w:val="NormalTok"/>
-        </w:rPr>
-        <w:t xml:space="preserve"> </w:t>
-      </w:r>
-      <w:r>
-        <w:rPr>
-          <w:rStyle w:val="BuiltInTok"/>
-        </w:rPr>
-        <w:t xml:space="preserve">set</w:t>
-      </w:r>
-      <w:r>
-        <w:rPr>
-          <w:rStyle w:val="NormalTok"/>
-        </w:rPr>
-        <w:t xml:space="preserve"> +a</w:t>
-      </w:r>
-      <w:r>
-        <w:br/>
-      </w:r>
-      <w:r>
-        <w:br/>
-      </w:r>
-      <w:r>
-        <w:rPr>
-          <w:rStyle w:val="CommentTok"/>
-        </w:rPr>
-        <w:t xml:space="preserve"># One-time interactive login:</w:t>
-      </w:r>
-      <w:r>
-        <w:br/>
-      </w:r>
-      <w:r>
-        <w:rPr>
-          <w:rStyle w:val="ExtensionTok"/>
-        </w:rPr>
-        <w:t xml:space="preserve">qaherald</w:t>
-      </w:r>
-      <w:r>
-        <w:rPr>
-          <w:rStyle w:val="NormalTok"/>
-        </w:rPr>
-        <w:t xml:space="preserve"> mtproto login</w:t>
-      </w:r>
-      <w:r>
-        <w:br/>
-      </w:r>
-      <w:r>
-        <w:rPr>
-          <w:rStyle w:val="CommentTok"/>
-        </w:rPr>
-        <w:t xml:space="preserve">#   → prompts: "Enter code Telegram sent to &lt;phone&gt;:"</w:t>
-      </w:r>
-      <w:r>
-        <w:br/>
-      </w:r>
-      <w:r>
-        <w:rPr>
-          <w:rStyle w:val="CommentTok"/>
-        </w:rPr>
-        <w:t xml:space="preserve">#   → if 2FA enabled: "Enter cloud password:"</w:t>
-      </w:r>
-      <w:r>
-        <w:br/>
-      </w:r>
-      <w:r>
-        <w:rPr>
-          <w:rStyle w:val="CommentTok"/>
-        </w:rPr>
-        <w:t xml:space="preserve">#   → on success: writes ~/.config/herald/mtproto.session</w:t>
-      </w:r>
-      <w:r>
-        <w:br/>
-      </w:r>
-      <w:r>
-        <w:rPr>
-          <w:rStyle w:val="CommentTok"/>
-        </w:rPr>
-        <w:t xml:space="preserve">#   → prints: "MTProto session active for @&lt;username&gt; (user_id=&lt;id&gt;)"</w:t>
-      </w:r>
-      <w:r>
-        <w:br/>
-      </w:r>
-      <w:r>
-        <w:br/>
-      </w:r>
-      <w:r>
-        <w:rPr>
-          <w:rStyle w:val="CommentTok"/>
-        </w:rPr>
-        <w:t xml:space="preserve"># Subsequent test runs (FULLY AUTONOMOUS — no CLI prompts):</w:t>
-      </w:r>
-      <w:r>
-        <w:br/>
-      </w:r>
-      <w:r>
-        <w:rPr>
-          <w:rStyle w:val="ExtensionTok"/>
-        </w:rPr>
-        <w:t xml:space="preserve">go</w:t>
-      </w:r>
-      <w:r>
-        <w:rPr>
-          <w:rStyle w:val="NormalTok"/>
-        </w:rPr>
-        <w:t xml:space="preserve"> test </w:t>
-      </w:r>
-      <w:r>
-        <w:rPr>
-          <w:rStyle w:val="AttributeTok"/>
-        </w:rPr>
-        <w:t xml:space="preserve">-tags</w:t>
-      </w:r>
-      <w:r>
-        <w:rPr>
-          <w:rStyle w:val="OperatorTok"/>
-        </w:rPr>
-        <w:t xml:space="preserve">=</w:t>
-      </w:r>
-      <w:r>
-        <w:rPr>
-          <w:rStyle w:val="NormalTok"/>
-        </w:rPr>
-        <w:t xml:space="preserve">integration_mtproto </w:t>
-      </w:r>
-      <w:r>
-        <w:rPr>
-          <w:rStyle w:val="AttributeTok"/>
-        </w:rPr>
-        <w:t xml:space="preserve">-count</w:t>
-      </w:r>
-      <w:r>
-        <w:rPr>
-          <w:rStyle w:val="OperatorTok"/>
-        </w:rPr>
-        <w:t xml:space="preserve">=</w:t>
-      </w:r>
-      <w:r>
-        <w:rPr>
-          <w:rStyle w:val="NormalTok"/>
-        </w:rPr>
-        <w:t xml:space="preserve">3 </w:t>
-      </w:r>
-      <w:r>
-        <w:rPr>
-          <w:rStyle w:val="AttributeTok"/>
-        </w:rPr>
-        <w:t xml:space="preserve">-run</w:t>
-      </w:r>
-      <w:r>
-        <w:rPr>
-          <w:rStyle w:val="NormalTok"/>
-        </w:rPr>
-        <w:t xml:space="preserve"> TestSubscribe_LiveMTProto </w:t>
-      </w:r>
-      <w:r>
-        <w:rPr>
-          <w:rStyle w:val="DataTypeTok"/>
-        </w:rPr>
-        <w:t xml:space="preserve">\</w:t>
-      </w:r>
-      <w:r>
-        <w:br/>
-      </w:r>
-      <w:r>
-        <w:rPr>
-          <w:rStyle w:val="NormalTok"/>
-        </w:rPr>
-        <w:t xml:space="preserve">    ./commons_messaging/channels/tgram/...</w:t>
-      </w:r>
-    </w:p>
-    <w:bookmarkEnd w:id="65"/>
-    <w:bookmarkStart w:id="66" w:name="step-5-verify-1"/>
-    <w:p>
-      <w:pPr>
-        <w:pStyle w:val="Heading3"/>
-      </w:pPr>
-      <w:r>
-        <w:t xml:space="preserve">Step 5: Verify</w:t>
-      </w:r>
-    </w:p>
-    <w:p>
-      <w:pPr>
-        <w:pStyle w:val="FirstParagraph"/>
-      </w:pPr>
-      <w:r>
-        <w:t xml:space="preserve">A</w:t>
-      </w:r>
-      <w:r>
-        <w:t xml:space="preserve"> </w:t>
-      </w:r>
-      <w:r>
-        <w:rPr>
-          <w:rStyle w:val="VerbatimChar"/>
-        </w:rPr>
-        <w:t xml:space="preserve">qaherald mtproto whoami</w:t>
-      </w:r>
-      <w:r>
-        <w:t xml:space="preserve"> </w:t>
-      </w:r>
-      <w:r>
-        <w:t xml:space="preserve">command (planned) connects via the persisted session and prints the QA account's identity — proves the session is alive without sending any messages. Re-run before each CI campaign to confirm Telegram hasn't expired the session (sessions are valid indefinitely unless explicitly revoked from another device).</w:t>
-      </w:r>
-    </w:p>
-    <w:bookmarkEnd w:id="66"/>
-    <w:bookmarkStart w:id="67" w:name="security-notes-composes-with-11410"/>
-    <w:p>
-      <w:pPr>
-        <w:pStyle w:val="Heading3"/>
-      </w:pPr>
-      <w:r>
-        <w:t xml:space="preserve">Security notes (composes with §11.4.10)</w:t>
       </w:r>
     </w:p>
     <w:p>
@@ -9956,46 +9847,7 @@
         </w:numPr>
       </w:pPr>
       <w:r>
-        <w:rPr>
-          <w:b/>
-          <w:bCs/>
-        </w:rPr>
-        <w:t xml:space="preserve">Never commit</w:t>
-      </w:r>
-      <w:r>
-        <w:rPr>
-          <w:b/>
-          <w:bCs/>
-        </w:rPr>
-        <w:t xml:space="preserve"> </w:t>
-      </w:r>
-      <w:r>
-        <w:rPr>
-          <w:rStyle w:val="VerbatimChar"/>
-          <w:b/>
-          <w:bCs/>
-        </w:rPr>
-        <w:t xml:space="preserve">HERALD_MTPROTO_APP_HASH</w:t>
-      </w:r>
-      <w:r>
-        <w:rPr>
-          <w:b/>
-          <w:bCs/>
-        </w:rPr>
-        <w:t xml:space="preserve"> </w:t>
-      </w:r>
-      <w:r>
-        <w:rPr>
-          <w:b/>
-          <w:bCs/>
-        </w:rPr>
-        <w:t xml:space="preserve">or the session file to git.</w:t>
-      </w:r>
-      <w:r>
-        <w:t xml:space="preserve"> </w:t>
-      </w:r>
-      <w:r>
-        <w:t xml:space="preserve">Both are sufficient to impersonate the QA account.</w:t>
+        <w:t xml:space="preserve">Have an existing member of the group invite the new account (group invite link or add-by-phone).</w:t>
       </w:r>
     </w:p>
     <w:p>
@@ -10007,144 +9859,332 @@
         </w:numPr>
       </w:pPr>
       <w:r>
+        <w:t xml:space="preserve">Verify membership before running the test: log into Telegram as the QA account and confirm the group is visible.</w:t>
+      </w:r>
+    </w:p>
+    <w:bookmarkEnd w:id="66"/>
+    <w:bookmarkStart w:id="67" w:name="X42bc0db7d5971aa3ae0200e2f58bb244f7a5c74"/>
+    <w:p>
+      <w:pPr>
+        <w:pStyle w:val="Heading3"/>
+      </w:pPr>
+      <w:r>
+        <w:t xml:space="preserve">Step 4: First-run login (one-time bootstrap — §11.4.98 permitted exception)</w:t>
+      </w:r>
+    </w:p>
+    <w:p>
+      <w:pPr>
+        <w:pStyle w:val="FirstParagraph"/>
+      </w:pPr>
+      <w:r>
+        <w:t xml:space="preserve">The harness binary (planned:</w:t>
+      </w:r>
+      <w:r>
+        <w:t xml:space="preserve"> </w:t>
+      </w:r>
+      <w:r>
+        <w:rPr>
+          <w:rStyle w:val="VerbatimChar"/>
+        </w:rPr>
+        <w:t xml:space="preserve">qaherald mtproto login</w:t>
+      </w:r>
+      <w:r>
+        <w:t xml:space="preserve">) connects to Telegram MTProto, sends a login code to the QA account's Telegram app, prompts you at the CLI to type the code (+ 2FA password if applicable), and persists the resulting session to</w:t>
+      </w:r>
+      <w:r>
+        <w:t xml:space="preserve"> </w:t>
+      </w:r>
+      <w:r>
+        <w:rPr>
+          <w:rStyle w:val="VerbatimChar"/>
+        </w:rPr>
+        <w:t xml:space="preserve">HERALD_MTPROTO_SESSION_FILE</w:t>
+      </w:r>
+      <w:r>
+        <w:t xml:space="preserve"> </w:t>
+      </w:r>
+      <w:r>
+        <w:t xml:space="preserve">(default</w:t>
+      </w:r>
+      <w:r>
+        <w:t xml:space="preserve"> </w:t>
+      </w:r>
+      <w:r>
+        <w:rPr>
+          <w:rStyle w:val="VerbatimChar"/>
+        </w:rPr>
+        <w:t xml:space="preserve">~/.config/herald/mtproto.session</w:t>
+      </w:r>
+      <w:r>
+        <w:t xml:space="preserve">). This is a</w:t>
+      </w:r>
+      <w:r>
+        <w:t xml:space="preserve"> </w:t>
+      </w:r>
+      <w:r>
         <w:rPr>
           <w:b/>
           <w:bCs/>
         </w:rPr>
-        <w:t xml:space="preserve">Never share the api_hash with another project.</w:t>
-      </w:r>
-      <w:r>
-        <w:t xml:space="preserve"> </w:t>
-      </w:r>
-      <w:r>
-        <w:t xml:space="preserve">Each project gets its own my.telegram.org app per Telegram's terms; sharing risks rate-limit bans across both.</w:t>
-      </w:r>
-    </w:p>
-    <w:p>
-      <w:pPr>
-        <w:pStyle w:val="Compact"/>
-        <w:numPr>
-          <w:ilvl w:val="0"/>
-          <w:numId w:val="1017"/>
-        </w:numPr>
+        <w:t xml:space="preserve">one-time interactive step</w:t>
+      </w:r>
+      <w:r>
+        <w:t xml:space="preserve">; subsequent test runs are fully autonomous (the §11.4.98 single permitted exception — configuration, not test driving).</w:t>
+      </w:r>
+    </w:p>
+    <w:p>
+      <w:pPr>
+        <w:pStyle w:val="BodyText"/>
       </w:pPr>
       <w:r>
         <w:rPr>
           <w:b/>
           <w:bCs/>
         </w:rPr>
-        <w:t xml:space="preserve">Treat the session file like an SSH private key.</w:t>
-      </w:r>
-      <w:r>
-        <w:t xml:space="preserve"> </w:t>
-      </w:r>
-      <w:r>
-        <w:rPr>
-          <w:rStyle w:val="VerbatimChar"/>
-        </w:rPr>
-        <w:t xml:space="preserve">chmod 600</w:t>
-      </w:r>
-      <w:r>
-        <w:t xml:space="preserve">, owned by the running user, never world-readable.</w:t>
-      </w:r>
-    </w:p>
-    <w:p>
-      <w:pPr>
-        <w:pStyle w:val="Compact"/>
-        <w:numPr>
-          <w:ilvl w:val="0"/>
-          <w:numId w:val="1017"/>
-        </w:numPr>
-      </w:pPr>
-      <w:r>
-        <w:rPr>
-          <w:b/>
-          <w:bCs/>
-        </w:rPr>
-        <w:t xml:space="preserve">Rotate the api_hash + invalidate the session</w:t>
-      </w:r>
-      <w:r>
-        <w:t xml:space="preserve"> </w:t>
-      </w:r>
-      <w:r>
-        <w:t xml:space="preserve">if leaked: my.telegram.org/apps → revoke + recreate; then</w:t>
-      </w:r>
-      <w:r>
-        <w:t xml:space="preserve"> </w:t>
-      </w:r>
-      <w:r>
-        <w:rPr>
-          <w:rStyle w:val="VerbatimChar"/>
-        </w:rPr>
-        <w:t xml:space="preserve">rm ~/.config/herald/mtproto.session</w:t>
-      </w:r>
-      <w:r>
-        <w:t xml:space="preserve"> </w:t>
-      </w:r>
-      <w:r>
-        <w:t xml:space="preserve">and re-login.</w:t>
-      </w:r>
-    </w:p>
-    <w:p>
-      <w:pPr>
-        <w:pStyle w:val="Compact"/>
-        <w:numPr>
-          <w:ilvl w:val="0"/>
-          <w:numId w:val="1017"/>
-        </w:numPr>
-      </w:pPr>
-      <w:r>
-        <w:rPr>
-          <w:b/>
-          <w:bCs/>
-        </w:rPr>
-        <w:t xml:space="preserve">HRD-133 sanitizer applies to MTProto errors too</w:t>
-      </w:r>
-      <w:r>
-        <w:t xml:space="preserve"> </w:t>
-      </w:r>
-      <w:r>
-        <w:t xml:space="preserve">— the harness MUST</w:t>
-      </w:r>
-      <w:r>
-        <w:t xml:space="preserve"> </w:t>
-      </w:r>
-      <w:r>
-        <w:rPr>
-          <w:rStyle w:val="VerbatimChar"/>
-        </w:rPr>
-        <w:t xml:space="preserve">sanitizeMTProtoError()</w:t>
-      </w:r>
-      <w:r>
-        <w:t xml:space="preserve"> </w:t>
-      </w:r>
-      <w:r>
-        <w:t xml:space="preserve">wrap every error path to ensure api_hash, session bytes, and 2FA password text never appear in committed logs /</w:t>
-      </w:r>
-      <w:r>
-        <w:t xml:space="preserve"> </w:t>
-      </w:r>
-      <w:r>
-        <w:rPr>
-          <w:rStyle w:val="VerbatimChar"/>
-        </w:rPr>
-        <w:t xml:space="preserve">docs/qa/</w:t>
-      </w:r>
-      <w:r>
-        <w:t xml:space="preserve"> </w:t>
-      </w:r>
-      <w:r>
-        <w:t xml:space="preserve">transcripts.</w:t>
+        <w:t xml:space="preserve">Workflow (planned — implementation under Wave 8 Track B):</w:t>
+      </w:r>
+    </w:p>
+    <w:p>
+      <w:pPr>
+        <w:pStyle w:val="SourceCode"/>
+      </w:pPr>
+      <w:r>
+        <w:rPr>
+          <w:rStyle w:val="CommentTok"/>
+        </w:rPr>
+        <w:t xml:space="preserve"># After populating .env with the 3 MTProto vars:</w:t>
+      </w:r>
+      <w:r>
+        <w:br/>
+      </w:r>
+      <w:r>
+        <w:rPr>
+          <w:rStyle w:val="BuiltInTok"/>
+        </w:rPr>
+        <w:t xml:space="preserve">set</w:t>
+      </w:r>
+      <w:r>
+        <w:rPr>
+          <w:rStyle w:val="NormalTok"/>
+        </w:rPr>
+        <w:t xml:space="preserve"> </w:t>
+      </w:r>
+      <w:r>
+        <w:rPr>
+          <w:rStyle w:val="AttributeTok"/>
+        </w:rPr>
+        <w:t xml:space="preserve">-a</w:t>
+      </w:r>
+      <w:r>
+        <w:rPr>
+          <w:rStyle w:val="KeywordTok"/>
+        </w:rPr>
+        <w:t xml:space="preserve">;</w:t>
+      </w:r>
+      <w:r>
+        <w:rPr>
+          <w:rStyle w:val="NormalTok"/>
+        </w:rPr>
+        <w:t xml:space="preserve"> </w:t>
+      </w:r>
+      <w:r>
+        <w:rPr>
+          <w:rStyle w:val="BuiltInTok"/>
+        </w:rPr>
+        <w:t xml:space="preserve">source</w:t>
+      </w:r>
+      <w:r>
+        <w:rPr>
+          <w:rStyle w:val="NormalTok"/>
+        </w:rPr>
+        <w:t xml:space="preserve"> .env</w:t>
+      </w:r>
+      <w:r>
+        <w:rPr>
+          <w:rStyle w:val="KeywordTok"/>
+        </w:rPr>
+        <w:t xml:space="preserve">;</w:t>
+      </w:r>
+      <w:r>
+        <w:rPr>
+          <w:rStyle w:val="NormalTok"/>
+        </w:rPr>
+        <w:t xml:space="preserve"> </w:t>
+      </w:r>
+      <w:r>
+        <w:rPr>
+          <w:rStyle w:val="BuiltInTok"/>
+        </w:rPr>
+        <w:t xml:space="preserve">set</w:t>
+      </w:r>
+      <w:r>
+        <w:rPr>
+          <w:rStyle w:val="NormalTok"/>
+        </w:rPr>
+        <w:t xml:space="preserve"> +a</w:t>
+      </w:r>
+      <w:r>
+        <w:br/>
+      </w:r>
+      <w:r>
+        <w:br/>
+      </w:r>
+      <w:r>
+        <w:rPr>
+          <w:rStyle w:val="CommentTok"/>
+        </w:rPr>
+        <w:t xml:space="preserve"># One-time interactive login:</w:t>
+      </w:r>
+      <w:r>
+        <w:br/>
+      </w:r>
+      <w:r>
+        <w:rPr>
+          <w:rStyle w:val="ExtensionTok"/>
+        </w:rPr>
+        <w:t xml:space="preserve">qaherald</w:t>
+      </w:r>
+      <w:r>
+        <w:rPr>
+          <w:rStyle w:val="NormalTok"/>
+        </w:rPr>
+        <w:t xml:space="preserve"> mtproto login</w:t>
+      </w:r>
+      <w:r>
+        <w:br/>
+      </w:r>
+      <w:r>
+        <w:rPr>
+          <w:rStyle w:val="CommentTok"/>
+        </w:rPr>
+        <w:t xml:space="preserve">#   → prompts: "Enter code Telegram sent to &lt;phone&gt;:"</w:t>
+      </w:r>
+      <w:r>
+        <w:br/>
+      </w:r>
+      <w:r>
+        <w:rPr>
+          <w:rStyle w:val="CommentTok"/>
+        </w:rPr>
+        <w:t xml:space="preserve">#   → if 2FA enabled: "Enter cloud password:"</w:t>
+      </w:r>
+      <w:r>
+        <w:br/>
+      </w:r>
+      <w:r>
+        <w:rPr>
+          <w:rStyle w:val="CommentTok"/>
+        </w:rPr>
+        <w:t xml:space="preserve">#   → on success: writes ~/.config/herald/mtproto.session</w:t>
+      </w:r>
+      <w:r>
+        <w:br/>
+      </w:r>
+      <w:r>
+        <w:rPr>
+          <w:rStyle w:val="CommentTok"/>
+        </w:rPr>
+        <w:t xml:space="preserve">#   → prints: "MTProto session active for @&lt;username&gt; (user_id=&lt;id&gt;)"</w:t>
+      </w:r>
+      <w:r>
+        <w:br/>
+      </w:r>
+      <w:r>
+        <w:br/>
+      </w:r>
+      <w:r>
+        <w:rPr>
+          <w:rStyle w:val="CommentTok"/>
+        </w:rPr>
+        <w:t xml:space="preserve"># Subsequent test runs (FULLY AUTONOMOUS — no CLI prompts):</w:t>
+      </w:r>
+      <w:r>
+        <w:br/>
+      </w:r>
+      <w:r>
+        <w:rPr>
+          <w:rStyle w:val="ExtensionTok"/>
+        </w:rPr>
+        <w:t xml:space="preserve">go</w:t>
+      </w:r>
+      <w:r>
+        <w:rPr>
+          <w:rStyle w:val="NormalTok"/>
+        </w:rPr>
+        <w:t xml:space="preserve"> test </w:t>
+      </w:r>
+      <w:r>
+        <w:rPr>
+          <w:rStyle w:val="AttributeTok"/>
+        </w:rPr>
+        <w:t xml:space="preserve">-tags</w:t>
+      </w:r>
+      <w:r>
+        <w:rPr>
+          <w:rStyle w:val="OperatorTok"/>
+        </w:rPr>
+        <w:t xml:space="preserve">=</w:t>
+      </w:r>
+      <w:r>
+        <w:rPr>
+          <w:rStyle w:val="NormalTok"/>
+        </w:rPr>
+        <w:t xml:space="preserve">integration_mtproto </w:t>
+      </w:r>
+      <w:r>
+        <w:rPr>
+          <w:rStyle w:val="AttributeTok"/>
+        </w:rPr>
+        <w:t xml:space="preserve">-count</w:t>
+      </w:r>
+      <w:r>
+        <w:rPr>
+          <w:rStyle w:val="OperatorTok"/>
+        </w:rPr>
+        <w:t xml:space="preserve">=</w:t>
+      </w:r>
+      <w:r>
+        <w:rPr>
+          <w:rStyle w:val="NormalTok"/>
+        </w:rPr>
+        <w:t xml:space="preserve">3 </w:t>
+      </w:r>
+      <w:r>
+        <w:rPr>
+          <w:rStyle w:val="AttributeTok"/>
+        </w:rPr>
+        <w:t xml:space="preserve">-run</w:t>
+      </w:r>
+      <w:r>
+        <w:rPr>
+          <w:rStyle w:val="NormalTok"/>
+        </w:rPr>
+        <w:t xml:space="preserve"> TestSubscribe_LiveMTProto </w:t>
+      </w:r>
+      <w:r>
+        <w:rPr>
+          <w:rStyle w:val="DataTypeTok"/>
+        </w:rPr>
+        <w:t xml:space="preserve">\</w:t>
+      </w:r>
+      <w:r>
+        <w:br/>
+      </w:r>
+      <w:r>
+        <w:rPr>
+          <w:rStyle w:val="NormalTok"/>
+        </w:rPr>
+        <w:t xml:space="preserve">    ./commons_messaging/channels/tgram/...</w:t>
       </w:r>
     </w:p>
     <w:bookmarkEnd w:id="67"/>
-    <w:bookmarkStart w:id="68" w:name="audit-trail-per-11498"/>
+    <w:bookmarkStart w:id="68" w:name="step-5-verify-1"/>
     <w:p>
       <w:pPr>
         <w:pStyle w:val="Heading3"/>
       </w:pPr>
       <w:r>
-        <w:t xml:space="preserve">Audit trail per §11.4.98</w:t>
+        <w:t xml:space="preserve">Step 5: Verify</w:t>
       </w:r>
     </w:p>
     <w:p>
@@ -10152,22 +10192,32 @@
         <w:pStyle w:val="FirstParagraph"/>
       </w:pPr>
       <w:r>
-        <w:t xml:space="preserve">After Wave 8 Track B lands, every closed-loop run produces a transcript under</w:t>
-      </w:r>
-      <w:r>
-        <w:t xml:space="preserve"> </w:t>
-      </w:r>
-      <w:r>
-        <w:rPr>
-          <w:rStyle w:val="VerbatimChar"/>
-        </w:rPr>
-        <w:t xml:space="preserve">docs/qa/HRD-LIVE-MTPROTO-&lt;TS&gt;/</w:t>
-      </w:r>
-      <w:r>
-        <w:t xml:space="preserve"> </w:t>
-      </w:r>
-      <w:r>
-        <w:t xml:space="preserve">documenting:</w:t>
+        <w:t xml:space="preserve">A</w:t>
+      </w:r>
+      <w:r>
+        <w:t xml:space="preserve"> </w:t>
+      </w:r>
+      <w:r>
+        <w:rPr>
+          <w:rStyle w:val="VerbatimChar"/>
+        </w:rPr>
+        <w:t xml:space="preserve">qaherald mtproto whoami</w:t>
+      </w:r>
+      <w:r>
+        <w:t xml:space="preserve"> </w:t>
+      </w:r>
+      <w:r>
+        <w:t xml:space="preserve">command (planned) connects via the persisted session and prints the QA account's identity — proves the session is alive without sending any messages. Re-run before each CI campaign to confirm Telegram hasn't expired the session (sessions are valid indefinitely unless explicitly revoked from another device).</w:t>
+      </w:r>
+    </w:p>
+    <w:bookmarkEnd w:id="68"/>
+    <w:bookmarkStart w:id="69" w:name="security-notes-composes-with-11410"/>
+    <w:p>
+      <w:pPr>
+        <w:pStyle w:val="Heading3"/>
+      </w:pPr>
+      <w:r>
+        <w:t xml:space="preserve">Security notes (composes with §11.4.10)</w:t>
       </w:r>
     </w:p>
     <w:p>
@@ -10179,28 +10229,46 @@
         </w:numPr>
       </w:pPr>
       <w:r>
-        <w:t xml:space="preserve">Tests executed (</w:t>
-      </w:r>
-      <w:r>
-        <w:rPr>
-          <w:rStyle w:val="VerbatimChar"/>
-        </w:rPr>
-        <w:t xml:space="preserve">TestSubscribe_LiveMTProto</w:t>
-      </w:r>
-      <w:r>
-        <w:t xml:space="preserve">,</w:t>
-      </w:r>
-      <w:r>
-        <w:t xml:space="preserve"> </w:t>
-      </w:r>
-      <w:r>
-        <w:rPr>
-          <w:rStyle w:val="VerbatimChar"/>
-        </w:rPr>
-        <w:t xml:space="preserve">TestWave6_LiveMTProto_ClosedLoop</w:t>
-      </w:r>
-      <w:r>
-        <w:t xml:space="preserve">, etc.)</w:t>
+        <w:rPr>
+          <w:b/>
+          <w:bCs/>
+        </w:rPr>
+        <w:t xml:space="preserve">Never commit</w:t>
+      </w:r>
+      <w:r>
+        <w:rPr>
+          <w:b/>
+          <w:bCs/>
+        </w:rPr>
+        <w:t xml:space="preserve"> </w:t>
+      </w:r>
+      <w:r>
+        <w:rPr>
+          <w:rStyle w:val="VerbatimChar"/>
+          <w:b/>
+          <w:bCs/>
+        </w:rPr>
+        <w:t xml:space="preserve">HERALD_MTPROTO_APP_HASH</w:t>
+      </w:r>
+      <w:r>
+        <w:rPr>
+          <w:b/>
+          <w:bCs/>
+        </w:rPr>
+        <w:t xml:space="preserve"> </w:t>
+      </w:r>
+      <w:r>
+        <w:rPr>
+          <w:b/>
+          <w:bCs/>
+        </w:rPr>
+        <w:t xml:space="preserve">or the session file to git.</w:t>
+      </w:r>
+      <w:r>
+        <w:t xml:space="preserve"> </w:t>
+      </w:r>
+      <w:r>
+        <w:t xml:space="preserve">Both are sufficient to impersonate the QA account.</w:t>
       </w:r>
     </w:p>
     <w:p>
@@ -10213,15 +10281,16 @@
       </w:pPr>
       <w:r>
         <w:rPr>
-          <w:rStyle w:val="VerbatimChar"/>
-        </w:rPr>
-        <w:t xml:space="preserve">-count=3</w:t>
-      </w:r>
-      <w:r>
-        <w:t xml:space="preserve"> </w:t>
-      </w:r>
-      <w:r>
-        <w:t xml:space="preserve">consecutive PASS proof per §11.4.98 rule (4)</w:t>
+          <w:b/>
+          <w:bCs/>
+        </w:rPr>
+        <w:t xml:space="preserve">Never share the api_hash with another project.</w:t>
+      </w:r>
+      <w:r>
+        <w:t xml:space="preserve"> </w:t>
+      </w:r>
+      <w:r>
+        <w:t xml:space="preserve">Each project gets its own my.telegram.org app per Telegram's terms; sharing risks rate-limit bans across both.</w:t>
       </w:r>
     </w:p>
     <w:p>
@@ -10233,7 +10302,23 @@
         </w:numPr>
       </w:pPr>
       <w:r>
-        <w:t xml:space="preserve">Self-cleaning state proof (chat-cleanup, session-file unchanged)</w:t>
+        <w:rPr>
+          <w:b/>
+          <w:bCs/>
+        </w:rPr>
+        <w:t xml:space="preserve">Treat the session file like an SSH private key.</w:t>
+      </w:r>
+      <w:r>
+        <w:t xml:space="preserve"> </w:t>
+      </w:r>
+      <w:r>
+        <w:rPr>
+          <w:rStyle w:val="VerbatimChar"/>
+        </w:rPr>
+        <w:t xml:space="preserve">chmod 600</w:t>
+      </w:r>
+      <w:r>
+        <w:t xml:space="preserve">, owned by the running user, never world-readable.</w:t>
       </w:r>
     </w:p>
     <w:p>
@@ -10245,7 +10330,32 @@
         </w:numPr>
       </w:pPr>
       <w:r>
-        <w:t xml:space="preserve">Sanitizer audit (token-shape regex + api_hash-shape regex on all transcripts → 0 matches required)</w:t>
+        <w:rPr>
+          <w:b/>
+          <w:bCs/>
+        </w:rPr>
+        <w:t xml:space="preserve">Rotate the api_hash + invalidate the session</w:t>
+      </w:r>
+      <w:r>
+        <w:t xml:space="preserve"> </w:t>
+      </w:r>
+      <w:r>
+        <w:t xml:space="preserve">if leaked: my.telegram.org/apps → revoke + recreate; then</w:t>
+      </w:r>
+      <w:r>
+        <w:t xml:space="preserve"> </w:t>
+      </w:r>
+      <w:r>
+        <w:rPr>
+          <w:rStyle w:val="VerbatimChar"/>
+        </w:rPr>
+        <w:t xml:space="preserve">rm ~/.config/herald/mtproto.session</w:t>
+      </w:r>
+      <w:r>
+        <w:t xml:space="preserve"> </w:t>
+      </w:r>
+      <w:r>
+        <w:t xml:space="preserve">and re-login.</w:t>
       </w:r>
     </w:p>
     <w:p>
@@ -10257,113 +10367,260 @@
         </w:numPr>
       </w:pPr>
       <w:r>
-        <w:t xml:space="preserve">COMPLIANT classification per §108.m audit (release-gate item)</w:t>
-      </w:r>
-    </w:p>
-    <w:p>
-      <w:pPr>
-        <w:pStyle w:val="FirstParagraph"/>
-      </w:pPr>
-      <w:r>
-        <w:t xml:space="preserve">A</w:t>
-      </w:r>
-      <w:r>
-        <w:t xml:space="preserve"> </w:t>
-      </w:r>
-      <w:r>
-        <w:rPr>
-          <w:rStyle w:val="VerbatimChar"/>
-        </w:rPr>
-        <w:t xml:space="preserve">TestSubscribe_LiveMTProto</w:t>
-      </w:r>
-      <w:r>
-        <w:t xml:space="preserve"> </w:t>
-      </w:r>
-      <w:r>
-        <w:t xml:space="preserve">test that requires any human action during execution is a release-blocking defect. SKIP-with-reason (when credentials absent) is the §11.4.3 correct posture; SKIP-reported-as-PASS or stale-evidence is forbidden.</w:t>
-      </w:r>
-    </w:p>
-    <w:bookmarkEnd w:id="68"/>
-    <w:bookmarkStart w:id="69" w:name="troubleshooting-1"/>
-    <w:p>
-      <w:pPr>
-        <w:pStyle w:val="Heading3"/>
-      </w:pPr>
-      <w:r>
-        <w:t xml:space="preserve">Troubleshooting</w:t>
-      </w:r>
-    </w:p>
-    <w:p>
-      <w:pPr>
-        <w:pStyle w:val="FirstParagraph"/>
-      </w:pPr>
-      <w:r>
-        <w:rPr>
-          <w:rStyle w:val="VerbatimChar"/>
+        <w:rPr>
           <w:b/>
           <w:bCs/>
         </w:rPr>
-        <w:t xml:space="preserve">AUTH_KEY_UNREGISTERED</w:t>
-      </w:r>
-      <w:r>
-        <w:rPr>
+        <w:t xml:space="preserve">HRD-133 sanitizer applies to MTProto errors too</w:t>
+      </w:r>
+      <w:r>
+        <w:t xml:space="preserve"> </w:t>
+      </w:r>
+      <w:r>
+        <w:t xml:space="preserve">— the harness MUST</w:t>
+      </w:r>
+      <w:r>
+        <w:t xml:space="preserve"> </w:t>
+      </w:r>
+      <w:r>
+        <w:rPr>
+          <w:rStyle w:val="VerbatimChar"/>
+        </w:rPr>
+        <w:t xml:space="preserve">sanitizeMTProtoError()</w:t>
+      </w:r>
+      <w:r>
+        <w:t xml:space="preserve"> </w:t>
+      </w:r>
+      <w:r>
+        <w:t xml:space="preserve">wrap every error path to ensure api_hash, session bytes, and 2FA password text never appear in committed logs /</w:t>
+      </w:r>
+      <w:r>
+        <w:t xml:space="preserve"> </w:t>
+      </w:r>
+      <w:r>
+        <w:rPr>
+          <w:rStyle w:val="VerbatimChar"/>
+        </w:rPr>
+        <w:t xml:space="preserve">docs/qa/</w:t>
+      </w:r>
+      <w:r>
+        <w:t xml:space="preserve"> </w:t>
+      </w:r>
+      <w:r>
+        <w:t xml:space="preserve">transcripts.</w:t>
+      </w:r>
+    </w:p>
+    <w:bookmarkEnd w:id="69"/>
+    <w:bookmarkStart w:id="70" w:name="audit-trail-per-11498"/>
+    <w:p>
+      <w:pPr>
+        <w:pStyle w:val="Heading3"/>
+      </w:pPr>
+      <w:r>
+        <w:t xml:space="preserve">Audit trail per §11.4.98</w:t>
+      </w:r>
+    </w:p>
+    <w:p>
+      <w:pPr>
+        <w:pStyle w:val="FirstParagraph"/>
+      </w:pPr>
+      <w:r>
+        <w:t xml:space="preserve">After Wave 8 Track B lands, every closed-loop run produces a transcript under</w:t>
+      </w:r>
+      <w:r>
+        <w:t xml:space="preserve"> </w:t>
+      </w:r>
+      <w:r>
+        <w:rPr>
+          <w:rStyle w:val="VerbatimChar"/>
+        </w:rPr>
+        <w:t xml:space="preserve">docs/qa/HRD-LIVE-MTPROTO-&lt;TS&gt;/</w:t>
+      </w:r>
+      <w:r>
+        <w:t xml:space="preserve"> </w:t>
+      </w:r>
+      <w:r>
+        <w:t xml:space="preserve">documenting:</w:t>
+      </w:r>
+    </w:p>
+    <w:p>
+      <w:pPr>
+        <w:pStyle w:val="Compact"/>
+        <w:numPr>
+          <w:ilvl w:val="0"/>
+          <w:numId w:val="1019"/>
+        </w:numPr>
+      </w:pPr>
+      <w:r>
+        <w:t xml:space="preserve">Tests executed (</w:t>
+      </w:r>
+      <w:r>
+        <w:rPr>
+          <w:rStyle w:val="VerbatimChar"/>
+        </w:rPr>
+        <w:t xml:space="preserve">TestSubscribe_LiveMTProto</w:t>
+      </w:r>
+      <w:r>
+        <w:t xml:space="preserve">,</w:t>
+      </w:r>
+      <w:r>
+        <w:t xml:space="preserve"> </w:t>
+      </w:r>
+      <w:r>
+        <w:rPr>
+          <w:rStyle w:val="VerbatimChar"/>
+        </w:rPr>
+        <w:t xml:space="preserve">TestWave6_LiveMTProto_ClosedLoop</w:t>
+      </w:r>
+      <w:r>
+        <w:t xml:space="preserve">, etc.)</w:t>
+      </w:r>
+    </w:p>
+    <w:p>
+      <w:pPr>
+        <w:pStyle w:val="Compact"/>
+        <w:numPr>
+          <w:ilvl w:val="0"/>
+          <w:numId w:val="1019"/>
+        </w:numPr>
+      </w:pPr>
+      <w:r>
+        <w:rPr>
+          <w:rStyle w:val="VerbatimChar"/>
+        </w:rPr>
+        <w:t xml:space="preserve">-count=3</w:t>
+      </w:r>
+      <w:r>
+        <w:t xml:space="preserve"> </w:t>
+      </w:r>
+      <w:r>
+        <w:t xml:space="preserve">consecutive PASS proof per §11.4.98 rule (4)</w:t>
+      </w:r>
+    </w:p>
+    <w:p>
+      <w:pPr>
+        <w:pStyle w:val="Compact"/>
+        <w:numPr>
+          <w:ilvl w:val="0"/>
+          <w:numId w:val="1019"/>
+        </w:numPr>
+      </w:pPr>
+      <w:r>
+        <w:t xml:space="preserve">Self-cleaning state proof (chat-cleanup, session-file unchanged)</w:t>
+      </w:r>
+    </w:p>
+    <w:p>
+      <w:pPr>
+        <w:pStyle w:val="Compact"/>
+        <w:numPr>
+          <w:ilvl w:val="0"/>
+          <w:numId w:val="1019"/>
+        </w:numPr>
+      </w:pPr>
+      <w:r>
+        <w:t xml:space="preserve">Sanitizer audit (token-shape regex + api_hash-shape regex on all transcripts → 0 matches required)</w:t>
+      </w:r>
+    </w:p>
+    <w:p>
+      <w:pPr>
+        <w:pStyle w:val="Compact"/>
+        <w:numPr>
+          <w:ilvl w:val="0"/>
+          <w:numId w:val="1019"/>
+        </w:numPr>
+      </w:pPr>
+      <w:r>
+        <w:t xml:space="preserve">COMPLIANT classification per §108.m audit (release-gate item)</w:t>
+      </w:r>
+    </w:p>
+    <w:p>
+      <w:pPr>
+        <w:pStyle w:val="FirstParagraph"/>
+      </w:pPr>
+      <w:r>
+        <w:t xml:space="preserve">A</w:t>
+      </w:r>
+      <w:r>
+        <w:t xml:space="preserve"> </w:t>
+      </w:r>
+      <w:r>
+        <w:rPr>
+          <w:rStyle w:val="VerbatimChar"/>
+        </w:rPr>
+        <w:t xml:space="preserve">TestSubscribe_LiveMTProto</w:t>
+      </w:r>
+      <w:r>
+        <w:t xml:space="preserve"> </w:t>
+      </w:r>
+      <w:r>
+        <w:t xml:space="preserve">test that requires any human action during execution is a release-blocking defect. SKIP-with-reason (when credentials absent) is the §11.4.3 correct posture; SKIP-reported-as-PASS or stale-evidence is forbidden.</w:t>
+      </w:r>
+    </w:p>
+    <w:bookmarkEnd w:id="70"/>
+    <w:bookmarkStart w:id="71" w:name="troubleshooting-1"/>
+    <w:p>
+      <w:pPr>
+        <w:pStyle w:val="Heading3"/>
+      </w:pPr>
+      <w:r>
+        <w:t xml:space="preserve">Troubleshooting</w:t>
+      </w:r>
+    </w:p>
+    <w:p>
+      <w:pPr>
+        <w:pStyle w:val="FirstParagraph"/>
+      </w:pPr>
+      <w:r>
+        <w:rPr>
+          <w:rStyle w:val="VerbatimChar"/>
           <w:b/>
           <w:bCs/>
         </w:rPr>
-        <w:t xml:space="preserve"> </w:t>
+        <w:t xml:space="preserve">AUTH_KEY_UNREGISTERED</w:t>
       </w:r>
       <w:r>
         <w:rPr>
           <w:b/>
           <w:bCs/>
         </w:rPr>
-        <w:t xml:space="preserve">on first run</w:t>
-      </w:r>
-      <w:r>
-        <w:t xml:space="preserve">: The session file from a previous account is still present.</w:t>
-      </w:r>
-      <w:r>
-        <w:t xml:space="preserve"> </w:t>
-      </w:r>
-      <w:r>
-        <w:rPr>
-          <w:rStyle w:val="VerbatimChar"/>
-        </w:rPr>
-        <w:t xml:space="preserve">rm ~/.config/herald/mtproto.session</w:t>
-      </w:r>
-      <w:r>
-        <w:t xml:space="preserve"> </w:t>
-      </w:r>
-      <w:r>
-        <w:t xml:space="preserve">and re-run</w:t>
-      </w:r>
-      <w:r>
-        <w:t xml:space="preserve"> </w:t>
-      </w:r>
-      <w:r>
-        <w:rPr>
-          <w:rStyle w:val="VerbatimChar"/>
-        </w:rPr>
-        <w:t xml:space="preserve">qaherald mtproto login</w:t>
-      </w:r>
-      <w:r>
-        <w:t xml:space="preserve">.</w:t>
-      </w:r>
-    </w:p>
-    <w:p>
-      <w:pPr>
-        <w:pStyle w:val="BodyText"/>
-      </w:pPr>
-      <w:r>
-        <w:rPr>
-          <w:rStyle w:val="VerbatimChar"/>
+        <w:t xml:space="preserve"> </w:t>
+      </w:r>
+      <w:r>
+        <w:rPr>
           <w:b/>
           <w:bCs/>
         </w:rPr>
-        <w:t xml:space="preserve">PHONE_CODE_INVALID</w:t>
-      </w:r>
-      <w:r>
-        <w:t xml:space="preserve">: The login code was entered wrong or expired (codes valid ~5 minutes). Re-run; Telegram sends a fresh one.</w:t>
+        <w:t xml:space="preserve">on first run</w:t>
+      </w:r>
+      <w:r>
+        <w:t xml:space="preserve">: The session file from a previous account is still present.</w:t>
+      </w:r>
+      <w:r>
+        <w:t xml:space="preserve"> </w:t>
+      </w:r>
+      <w:r>
+        <w:rPr>
+          <w:rStyle w:val="VerbatimChar"/>
+        </w:rPr>
+        <w:t xml:space="preserve">rm ~/.config/herald/mtproto.session</w:t>
+      </w:r>
+      <w:r>
+        <w:t xml:space="preserve"> </w:t>
+      </w:r>
+      <w:r>
+        <w:t xml:space="preserve">and re-run</w:t>
+      </w:r>
+      <w:r>
+        <w:t xml:space="preserve"> </w:t>
+      </w:r>
+      <w:r>
+        <w:rPr>
+          <w:rStyle w:val="VerbatimChar"/>
+        </w:rPr>
+        <w:t xml:space="preserve">qaherald mtproto login</w:t>
+      </w:r>
+      <w:r>
+        <w:t xml:space="preserve">.</w:t>
       </w:r>
     </w:p>
     <w:p>
@@ -10376,40 +10633,10 @@
           <w:b/>
           <w:bCs/>
         </w:rPr>
-        <w:t xml:space="preserve">SESSION_PASSWORD_NEEDED</w:t>
-      </w:r>
-      <w:r>
-        <w:t xml:space="preserve">: The QA account has 2FA enabled. Add</w:t>
-      </w:r>
-      <w:r>
-        <w:t xml:space="preserve"> </w:t>
-      </w:r>
-      <w:r>
-        <w:rPr>
-          <w:rStyle w:val="VerbatimChar"/>
-        </w:rPr>
-        <w:t xml:space="preserve">HERALD_MTPROTO_PASSWORD=&lt;your cloud password&gt;</w:t>
-      </w:r>
-      <w:r>
-        <w:t xml:space="preserve"> </w:t>
-      </w:r>
-      <w:r>
-        <w:t xml:space="preserve">to</w:t>
-      </w:r>
-      <w:r>
-        <w:t xml:space="preserve"> </w:t>
-      </w:r>
-      <w:r>
-        <w:rPr>
-          <w:rStyle w:val="VerbatimChar"/>
-        </w:rPr>
-        <w:t xml:space="preserve">.env</w:t>
-      </w:r>
-      <w:r>
-        <w:t xml:space="preserve"> </w:t>
-      </w:r>
-      <w:r>
-        <w:t xml:space="preserve">and re-run.</w:t>
+        <w:t xml:space="preserve">PHONE_CODE_INVALID</w:t>
+      </w:r>
+      <w:r>
+        <w:t xml:space="preserve">: The login code was entered wrong or expired (codes valid ~5 minutes). Re-run; Telegram sends a fresh one.</w:t>
       </w:r>
     </w:p>
     <w:p>
@@ -10422,25 +10649,40 @@
           <w:b/>
           <w:bCs/>
         </w:rPr>
-        <w:t xml:space="preserve">FLOOD_WAIT_&lt;N&gt;</w:t>
-      </w:r>
-      <w:r>
-        <w:t xml:space="preserve">: Telegram is rate-limiting login attempts on this phone. Wait</w:t>
-      </w:r>
-      <w:r>
-        <w:t xml:space="preserve"> </w:t>
-      </w:r>
-      <w:r>
-        <w:rPr>
-          <w:rStyle w:val="VerbatimChar"/>
-        </w:rPr>
-        <w:t xml:space="preserve">&lt;N&gt;</w:t>
-      </w:r>
-      <w:r>
-        <w:t xml:space="preserve"> </w:t>
-      </w:r>
-      <w:r>
-        <w:t xml:space="preserve">seconds (could be hours during aggressive throttling).</w:t>
+        <w:t xml:space="preserve">SESSION_PASSWORD_NEEDED</w:t>
+      </w:r>
+      <w:r>
+        <w:t xml:space="preserve">: The QA account has 2FA enabled. Add</w:t>
+      </w:r>
+      <w:r>
+        <w:t xml:space="preserve"> </w:t>
+      </w:r>
+      <w:r>
+        <w:rPr>
+          <w:rStyle w:val="VerbatimChar"/>
+        </w:rPr>
+        <w:t xml:space="preserve">HERALD_MTPROTO_PASSWORD=&lt;your cloud password&gt;</w:t>
+      </w:r>
+      <w:r>
+        <w:t xml:space="preserve"> </w:t>
+      </w:r>
+      <w:r>
+        <w:t xml:space="preserve">to</w:t>
+      </w:r>
+      <w:r>
+        <w:t xml:space="preserve"> </w:t>
+      </w:r>
+      <w:r>
+        <w:rPr>
+          <w:rStyle w:val="VerbatimChar"/>
+        </w:rPr>
+        <w:t xml:space="preserve">.env</w:t>
+      </w:r>
+      <w:r>
+        <w:t xml:space="preserve"> </w:t>
+      </w:r>
+      <w:r>
+        <w:t xml:space="preserve">and re-run.</w:t>
       </w:r>
     </w:p>
     <w:p>
@@ -10453,37 +10695,25 @@
           <w:b/>
           <w:bCs/>
         </w:rPr>
-        <w:t xml:space="preserve">PHONE_NUMBER_INVALID</w:t>
-      </w:r>
-      <w:r>
-        <w:t xml:space="preserve">: Wrong E.164 format. Use</w:t>
-      </w:r>
-      <w:r>
-        <w:t xml:space="preserve"> </w:t>
-      </w:r>
-      <w:r>
-        <w:rPr>
-          <w:rStyle w:val="VerbatimChar"/>
-        </w:rPr>
-        <w:t xml:space="preserve">+&lt;country code&gt;&lt;number&gt;</w:t>
-      </w:r>
-      <w:r>
-        <w:t xml:space="preserve"> </w:t>
-      </w:r>
-      <w:r>
-        <w:t xml:space="preserve">with no spaces or dashes (e.g.</w:t>
-      </w:r>
-      <w:r>
-        <w:t xml:space="preserve"> </w:t>
-      </w:r>
-      <w:r>
-        <w:rPr>
-          <w:rStyle w:val="VerbatimChar"/>
-        </w:rPr>
-        <w:t xml:space="preserve">+12025551234</w:t>
-      </w:r>
-      <w:r>
-        <w:t xml:space="preserve">).</w:t>
+        <w:t xml:space="preserve">FLOOD_WAIT_&lt;N&gt;</w:t>
+      </w:r>
+      <w:r>
+        <w:t xml:space="preserve">: Telegram is rate-limiting login attempts on this phone. Wait</w:t>
+      </w:r>
+      <w:r>
+        <w:t xml:space="preserve"> </w:t>
+      </w:r>
+      <w:r>
+        <w:rPr>
+          <w:rStyle w:val="VerbatimChar"/>
+        </w:rPr>
+        <w:t xml:space="preserve">&lt;N&gt;</w:t>
+      </w:r>
+      <w:r>
+        <w:t xml:space="preserve"> </w:t>
+      </w:r>
+      <w:r>
+        <w:t xml:space="preserve">seconds (could be hours during aggressive throttling).</w:t>
       </w:r>
     </w:p>
     <w:p>
@@ -10496,10 +10726,37 @@
           <w:b/>
           <w:bCs/>
         </w:rPr>
-        <w:t xml:space="preserve">USER_DEACTIVATED</w:t>
-      </w:r>
-      <w:r>
-        <w:t xml:space="preserve">: Telegram has deactivated the QA account (often happens to VoIP / suspicious-pattern accounts). Use option (b) — dedicated SIM.</w:t>
+        <w:t xml:space="preserve">PHONE_NUMBER_INVALID</w:t>
+      </w:r>
+      <w:r>
+        <w:t xml:space="preserve">: Wrong E.164 format. Use</w:t>
+      </w:r>
+      <w:r>
+        <w:t xml:space="preserve"> </w:t>
+      </w:r>
+      <w:r>
+        <w:rPr>
+          <w:rStyle w:val="VerbatimChar"/>
+        </w:rPr>
+        <w:t xml:space="preserve">+&lt;country code&gt;&lt;number&gt;</w:t>
+      </w:r>
+      <w:r>
+        <w:t xml:space="preserve"> </w:t>
+      </w:r>
+      <w:r>
+        <w:t xml:space="preserve">with no spaces or dashes (e.g.</w:t>
+      </w:r>
+      <w:r>
+        <w:t xml:space="preserve"> </w:t>
+      </w:r>
+      <w:r>
+        <w:rPr>
+          <w:rStyle w:val="VerbatimChar"/>
+        </w:rPr>
+        <w:t xml:space="preserve">+12025551234</w:t>
+      </w:r>
+      <w:r>
+        <w:t xml:space="preserve">).</w:t>
       </w:r>
     </w:p>
     <w:p>
@@ -10508,87 +10765,103 @@
       </w:pPr>
       <w:r>
         <w:rPr>
+          <w:rStyle w:val="VerbatimChar"/>
           <w:b/>
           <w:bCs/>
         </w:rPr>
-        <w:t xml:space="preserve">The harness sends messages but</w:t>
-      </w:r>
+        <w:t xml:space="preserve">USER_DEACTIVATED</w:t>
+      </w:r>
+      <w:r>
+        <w:t xml:space="preserve">: Telegram has deactivated the QA account (often happens to VoIP / suspicious-pattern accounts). Use option (b) — dedicated SIM.</w:t>
+      </w:r>
+    </w:p>
+    <w:p>
+      <w:pPr>
+        <w:pStyle w:val="BodyText"/>
+      </w:pPr>
       <w:r>
         <w:rPr>
           <w:b/>
           <w:bCs/>
         </w:rPr>
-        <w:t xml:space="preserve"> </w:t>
-      </w:r>
-      <w:r>
-        <w:rPr>
-          <w:rStyle w:val="VerbatimChar"/>
+        <w:t xml:space="preserve">The harness sends messages but</w:t>
+      </w:r>
+      <w:r>
+        <w:rPr>
           <w:b/>
           <w:bCs/>
         </w:rPr>
-        <w:t xml:space="preserve">@atmosphere_worker_bot</w:t>
-      </w:r>
-      <w:r>
-        <w:rPr>
+        <w:t xml:space="preserve"> </w:t>
+      </w:r>
+      <w:r>
+        <w:rPr>
+          <w:rStyle w:val="VerbatimChar"/>
           <w:b/>
           <w:bCs/>
         </w:rPr>
-        <w:t xml:space="preserve">'s poller doesn't see them</w:t>
-      </w:r>
-      <w:r>
-        <w:t xml:space="preserve">: Confirm the QA account is a member of</w:t>
-      </w:r>
-      <w:r>
-        <w:t xml:space="preserve"> </w:t>
-      </w:r>
-      <w:r>
-        <w:rPr>
-          <w:rStyle w:val="VerbatimChar"/>
-        </w:rPr>
-        <w:t xml:space="preserve">HERALD_TGRAM_CHAT_ID</w:t>
-      </w:r>
-      <w:r>
-        <w:t xml:space="preserve">. The privacy boundary that blocks bot-to-bot ALSO blocks "user-not-in-chat → bot". Add the QA account to the group.</w:t>
-      </w:r>
-    </w:p>
-    <w:p>
-      <w:pPr>
-        <w:pStyle w:val="BodyText"/>
-      </w:pPr>
+        <w:t xml:space="preserve">@atmosphere_worker_bot</w:t>
+      </w:r>
       <w:r>
         <w:rPr>
           <w:b/>
           <w:bCs/>
         </w:rPr>
-        <w:t xml:space="preserve">The harness sees the worker bot's reply via</w:t>
-      </w:r>
+        <w:t xml:space="preserve">'s poller doesn't see them</w:t>
+      </w:r>
+      <w:r>
+        <w:t xml:space="preserve">: Confirm the QA account is a member of</w:t>
+      </w:r>
+      <w:r>
+        <w:t xml:space="preserve"> </w:t>
+      </w:r>
+      <w:r>
+        <w:rPr>
+          <w:rStyle w:val="VerbatimChar"/>
+        </w:rPr>
+        <w:t xml:space="preserve">HERALD_TGRAM_CHAT_ID</w:t>
+      </w:r>
+      <w:r>
+        <w:t xml:space="preserve">. The privacy boundary that blocks bot-to-bot ALSO blocks "user-not-in-chat → bot". Add the QA account to the group.</w:t>
+      </w:r>
+    </w:p>
+    <w:p>
+      <w:pPr>
+        <w:pStyle w:val="BodyText"/>
+      </w:pPr>
       <w:r>
         <w:rPr>
           <w:b/>
           <w:bCs/>
         </w:rPr>
-        <w:t xml:space="preserve"> </w:t>
-      </w:r>
-      <w:r>
-        <w:rPr>
-          <w:rStyle w:val="VerbatimChar"/>
+        <w:t xml:space="preserve">The harness sees the worker bot's reply via</w:t>
+      </w:r>
+      <w:r>
+        <w:rPr>
           <w:b/>
           <w:bCs/>
         </w:rPr>
-        <w:t xml:space="preserve">messages.getHistory</w:t>
-      </w:r>
-      <w:r>
-        <w:rPr>
+        <w:t xml:space="preserve"> </w:t>
+      </w:r>
+      <w:r>
+        <w:rPr>
+          <w:rStyle w:val="VerbatimChar"/>
           <w:b/>
           <w:bCs/>
         </w:rPr>
-        <w:t xml:space="preserve"> </w:t>
+        <w:t xml:space="preserve">messages.getHistory</w:t>
       </w:r>
       <w:r>
         <w:rPr>
           <w:b/>
           <w:bCs/>
         </w:rPr>
+        <w:t xml:space="preserve"> </w:t>
+      </w:r>
+      <w:r>
+        <w:rPr>
+          <w:b/>
+          <w:bCs/>
+        </w:rPr>
         <w:t xml:space="preserve">but it's not new</w:t>
       </w:r>
       <w:r>
@@ -10625,9 +10898,9 @@
         <w:t xml:space="preserve">helper does this filtering — never roll your own.</w:t>
       </w:r>
     </w:p>
-    <w:bookmarkEnd w:id="69"/>
-    <w:bookmarkEnd w:id="70"/>
     <w:bookmarkEnd w:id="71"/>
+    <w:bookmarkEnd w:id="72"/>
+    <w:bookmarkEnd w:id="73"/>
     <w:sectPr>
       <w:footnotePr>
         <w:numRestart w:val="eachSect"/>
@@ -11104,12 +11377,6 @@
     </w:lvlOverride>
   </w:num>
   <w:num w:numId="1014">
-    <w:abstractNumId w:val="991"/>
-  </w:num>
-  <w:num w:numId="1015">
-    <w:abstractNumId w:val="991"/>
-  </w:num>
-  <w:num w:numId="1016">
     <w:abstractNumId w:val="99411"/>
     <w:lvlOverride w:ilvl="0">
       <w:startOverride w:val="1"/>
@@ -11138,6 +11405,12 @@
     <w:lvlOverride w:ilvl="8">
       <w:startOverride w:val="1"/>
     </w:lvlOverride>
+  </w:num>
+  <w:num w:numId="1015">
+    <w:abstractNumId w:val="991"/>
+  </w:num>
+  <w:num w:numId="1016">
+    <w:abstractNumId w:val="991"/>
   </w:num>
   <w:num w:numId="1017">
     <w:abstractNumId w:val="99411"/>
@@ -11170,6 +11443,36 @@
     </w:lvlOverride>
   </w:num>
   <w:num w:numId="1018">
+    <w:abstractNumId w:val="99411"/>
+    <w:lvlOverride w:ilvl="0">
+      <w:startOverride w:val="1"/>
+    </w:lvlOverride>
+    <w:lvlOverride w:ilvl="1">
+      <w:startOverride w:val="1"/>
+    </w:lvlOverride>
+    <w:lvlOverride w:ilvl="2">
+      <w:startOverride w:val="1"/>
+    </w:lvlOverride>
+    <w:lvlOverride w:ilvl="3">
+      <w:startOverride w:val="1"/>
+    </w:lvlOverride>
+    <w:lvlOverride w:ilvl="4">
+      <w:startOverride w:val="1"/>
+    </w:lvlOverride>
+    <w:lvlOverride w:ilvl="5">
+      <w:startOverride w:val="1"/>
+    </w:lvlOverride>
+    <w:lvlOverride w:ilvl="6">
+      <w:startOverride w:val="1"/>
+    </w:lvlOverride>
+    <w:lvlOverride w:ilvl="7">
+      <w:startOverride w:val="1"/>
+    </w:lvlOverride>
+    <w:lvlOverride w:ilvl="8">
+      <w:startOverride w:val="1"/>
+    </w:lvlOverride>
+  </w:num>
+  <w:num w:numId="1019">
     <w:abstractNumId w:val="991"/>
   </w:num>
 </w:numbering>

--- a/docs/guides/OPERATOR_CREDENTIALS.docx
+++ b/docs/guides/OPERATOR_CREDENTIALS.docx
@@ -10,7 +10,7 @@
         <w:t xml:space="preserve">Herald</w:t>
       </w:r>
     </w:p>
-    <w:bookmarkStart w:id="73" w:name="herald--operator-credentials-guide"/>
+    <w:bookmarkStart w:id="76" w:name="herald--operator-credentials-guide"/>
     <w:p>
       <w:pPr>
         <w:pStyle w:val="Heading1"/>
@@ -10898,9 +10898,497 @@
         <w:t xml:space="preserve">helper does this filtering — never roll your own.</w:t>
       </w:r>
     </w:p>
+    <w:p>
+      <w:r>
+        <w:pict>
+          <v:rect style="width:0;height:1.5pt" o:hralign="center" o:hrstd="t" o:hr="t"/>
+        </w:pict>
+      </w:r>
+    </w:p>
     <w:bookmarkEnd w:id="71"/>
     <w:bookmarkEnd w:id="72"/>
-    <w:bookmarkEnd w:id="73"/>
+    <w:bookmarkStart w:id="75" w:name="sources-verified"/>
+    <w:p>
+      <w:pPr>
+        <w:pStyle w:val="Heading2"/>
+      </w:pPr>
+      <w:r>
+        <w:t xml:space="preserve">Sources verified</w:t>
+      </w:r>
+    </w:p>
+    <w:p>
+      <w:pPr>
+        <w:pStyle w:val="FirstParagraph"/>
+      </w:pPr>
+      <w:r>
+        <w:t xml:space="preserve">Per HelixConstitution §11.4.99 + Herald §108.n (Latest-Source Documentation Cross-Reference Mandate). Every instruction in the MTProto section of this document was cross-referenced against the LATEST official online documentation of the relevant service before publication.</w:t>
+      </w:r>
+    </w:p>
+    <w:p>
+      <w:pPr>
+        <w:pStyle w:val="BodyText"/>
+      </w:pPr>
+      <w:r>
+        <w:rPr>
+          <w:b/>
+          <w:bCs/>
+        </w:rPr>
+        <w:t xml:space="preserve">Last verified:</w:t>
+      </w:r>
+      <w:r>
+        <w:t xml:space="preserve"> </w:t>
+      </w:r>
+      <w:r>
+        <w:t xml:space="preserve">2026-05-28</w:t>
+      </w:r>
+    </w:p>
+    <w:tbl>
+      <w:tblPr>
+        <w:tblStyle w:val="Table"/>
+        <w:tblW w:type="auto" w:w="0"/>
+        <w:tblLook w:firstRow="1" w:lastRow="0" w:firstColumn="0" w:lastColumn="0" w:noHBand="0" w:noVBand="0" w:val="0020"/>
+      </w:tblPr>
+      <w:tblGrid>
+        <w:gridCol w:w="2640"/>
+        <w:gridCol w:w="2640"/>
+        <w:gridCol w:w="2640"/>
+      </w:tblGrid>
+      <w:tr>
+        <w:trPr>
+          <w:tblHeader w:val="on"/>
+        </w:trPr>
+        <w:tc>
+          <w:tcPr/>
+          <w:p>
+            <w:pPr>
+              <w:pStyle w:val="Compact"/>
+            </w:pPr>
+            <w:r>
+              <w:t xml:space="preserve">Source</w:t>
+            </w:r>
+          </w:p>
+        </w:tc>
+        <w:tc>
+          <w:tcPr/>
+          <w:p>
+            <w:pPr>
+              <w:pStyle w:val="Compact"/>
+            </w:pPr>
+            <w:r>
+              <w:t xml:space="preserve">URL / path</w:t>
+            </w:r>
+          </w:p>
+        </w:tc>
+        <w:tc>
+          <w:tcPr/>
+          <w:p>
+            <w:pPr>
+              <w:pStyle w:val="Compact"/>
+            </w:pPr>
+            <w:r>
+              <w:t xml:space="preserve">Authored / verified</w:t>
+            </w:r>
+          </w:p>
+        </w:tc>
+      </w:tr>
+      <w:tr>
+        <w:tc>
+          <w:tcPr/>
+          <w:p>
+            <w:pPr>
+              <w:pStyle w:val="Compact"/>
+            </w:pPr>
+            <w:r>
+              <w:t xml:space="preserve">Telegram official API docs — "Obtaining an api_id"</w:t>
+            </w:r>
+          </w:p>
+        </w:tc>
+        <w:tc>
+          <w:tcPr/>
+          <w:p>
+            <w:pPr>
+              <w:pStyle w:val="Compact"/>
+            </w:pPr>
+            <w:hyperlink r:id="rId59">
+              <w:r>
+                <w:rPr>
+                  <w:rStyle w:val="Hyperlink"/>
+                </w:rPr>
+                <w:t xml:space="preserve">https://core.telegram.org/api/obtaining_api_id</w:t>
+              </w:r>
+            </w:hyperlink>
+          </w:p>
+        </w:tc>
+        <w:tc>
+          <w:tcPr/>
+          <w:p>
+            <w:pPr>
+              <w:pStyle w:val="Compact"/>
+            </w:pPr>
+            <w:r>
+              <w:t xml:space="preserve">The one-phone-one-app-id constraint; the under-observation note on unofficial clients; the Terms-of-Service citation.</w:t>
+            </w:r>
+          </w:p>
+        </w:tc>
+      </w:tr>
+      <w:tr>
+        <w:tc>
+          <w:tcPr/>
+          <w:p>
+            <w:pPr>
+              <w:pStyle w:val="Compact"/>
+            </w:pPr>
+            <w:r>
+              <w:t xml:space="preserve">gotd/td library — "How to not get banned?" + MadelineProto wisdom</w:t>
+            </w:r>
+          </w:p>
+        </w:tc>
+        <w:tc>
+          <w:tcPr/>
+          <w:p>
+            <w:pPr>
+              <w:pStyle w:val="Compact"/>
+            </w:pPr>
+            <w:r>
+              <w:rPr>
+                <w:rStyle w:val="VerbatimChar"/>
+              </w:rPr>
+              <w:t xml:space="preserve">submodules/gotd-td/.github/SUPPORT.md</w:t>
+            </w:r>
+            <w:r>
+              <w:t xml:space="preserve"> </w:t>
+            </w:r>
+            <w:r>
+              <w:t xml:space="preserve">(v0.144.0 @ commit</w:t>
+            </w:r>
+            <w:r>
+              <w:t xml:space="preserve"> </w:t>
+            </w:r>
+            <w:r>
+              <w:rPr>
+                <w:rStyle w:val="VerbatimChar"/>
+              </w:rPr>
+              <w:t xml:space="preserve">76282a6</w:t>
+            </w:r>
+            <w:r>
+              <w:t xml:space="preserve">)</w:t>
+            </w:r>
+          </w:p>
+        </w:tc>
+        <w:tc>
+          <w:tcPr/>
+          <w:p>
+            <w:pPr>
+              <w:pStyle w:val="Compact"/>
+            </w:pPr>
+            <w:r>
+              <w:t xml:space="preserve">The pre-login</w:t>
+            </w:r>
+            <w:r>
+              <w:t xml:space="preserve"> </w:t>
+            </w:r>
+            <w:r>
+              <w:rPr>
+                <w:rStyle w:val="VerbatimChar"/>
+              </w:rPr>
+              <w:t xml:space="preserve">recover@telegram.org</w:t>
+            </w:r>
+            <w:r>
+              <w:t xml:space="preserve"> </w:t>
+            </w:r>
+            <w:r>
+              <w:t xml:space="preserve">email step; the no-VoIP recommendation; the passive-use + rate-limit guidance.</w:t>
+            </w:r>
+          </w:p>
+        </w:tc>
+      </w:tr>
+      <w:tr>
+        <w:tc>
+          <w:tcPr/>
+          <w:p>
+            <w:pPr>
+              <w:pStyle w:val="Compact"/>
+            </w:pPr>
+            <w:r>
+              <w:t xml:space="preserve">Telegram official API docs — Bot API (HRD-011 /</w:t>
+            </w:r>
+            <w:r>
+              <w:t xml:space="preserve"> </w:t>
+            </w:r>
+            <w:r>
+              <w:rPr>
+                <w:rStyle w:val="VerbatimChar"/>
+              </w:rPr>
+              <w:t xml:space="preserve">@atmosphere_worker_bot</w:t>
+            </w:r>
+            <w:r>
+              <w:t xml:space="preserve"> </w:t>
+            </w:r>
+            <w:r>
+              <w:t xml:space="preserve">integration)</w:t>
+            </w:r>
+          </w:p>
+        </w:tc>
+        <w:tc>
+          <w:tcPr/>
+          <w:p>
+            <w:pPr>
+              <w:pStyle w:val="Compact"/>
+            </w:pPr>
+            <w:hyperlink r:id="rId73">
+              <w:r>
+                <w:rPr>
+                  <w:rStyle w:val="Hyperlink"/>
+                </w:rPr>
+                <w:t xml:space="preserve">https://core.telegram.org/bots/api</w:t>
+              </w:r>
+            </w:hyperlink>
+          </w:p>
+        </w:tc>
+        <w:tc>
+          <w:tcPr/>
+          <w:p>
+            <w:pPr>
+              <w:pStyle w:val="Compact"/>
+            </w:pPr>
+            <w:r>
+              <w:t xml:space="preserve">Bot token format,</w:t>
+            </w:r>
+            <w:r>
+              <w:t xml:space="preserve"> </w:t>
+            </w:r>
+            <w:r>
+              <w:rPr>
+                <w:rStyle w:val="VerbatimChar"/>
+              </w:rPr>
+              <w:t xml:space="preserve">/getMe</w:t>
+            </w:r>
+            <w:r>
+              <w:t xml:space="preserve">,</w:t>
+            </w:r>
+            <w:r>
+              <w:t xml:space="preserve"> </w:t>
+            </w:r>
+            <w:r>
+              <w:rPr>
+                <w:rStyle w:val="VerbatimChar"/>
+              </w:rPr>
+              <w:t xml:space="preserve">/sendMessage</w:t>
+            </w:r>
+            <w:r>
+              <w:t xml:space="preserve">,</w:t>
+            </w:r>
+            <w:r>
+              <w:t xml:space="preserve"> </w:t>
+            </w:r>
+            <w:r>
+              <w:rPr>
+                <w:rStyle w:val="VerbatimChar"/>
+              </w:rPr>
+              <w:t xml:space="preserve">getUpdates</w:t>
+            </w:r>
+            <w:r>
+              <w:t xml:space="preserve">, webhook secret_token validation.</w:t>
+            </w:r>
+          </w:p>
+        </w:tc>
+      </w:tr>
+      <w:tr>
+        <w:tc>
+          <w:tcPr/>
+          <w:p>
+            <w:pPr>
+              <w:pStyle w:val="Compact"/>
+            </w:pPr>
+            <w:r>
+              <w:t xml:space="preserve">Anthropic / Claude Code docs (HRD-012)</w:t>
+            </w:r>
+          </w:p>
+        </w:tc>
+        <w:tc>
+          <w:tcPr/>
+          <w:p>
+            <w:pPr>
+              <w:pStyle w:val="Compact"/>
+            </w:pPr>
+            <w:hyperlink r:id="rId74">
+              <w:r>
+                <w:rPr>
+                  <w:rStyle w:val="Hyperlink"/>
+                </w:rPr>
+                <w:t xml:space="preserve">https://docs.anthropic.com/claude-code</w:t>
+              </w:r>
+            </w:hyperlink>
+          </w:p>
+        </w:tc>
+        <w:tc>
+          <w:tcPr/>
+          <w:p>
+            <w:pPr>
+              <w:pStyle w:val="Compact"/>
+            </w:pPr>
+            <w:r>
+              <w:rPr>
+                <w:rStyle w:val="VerbatimChar"/>
+              </w:rPr>
+              <w:t xml:space="preserve">claude --resume &lt;UUID&gt;</w:t>
+            </w:r>
+            <w:r>
+              <w:t xml:space="preserve"> </w:t>
+            </w:r>
+            <w:r>
+              <w:t xml:space="preserve">session model; session UUID handling; PATH lookup defaults.</w:t>
+            </w:r>
+          </w:p>
+        </w:tc>
+      </w:tr>
+      <w:tr>
+        <w:tc>
+          <w:tcPr/>
+          <w:p>
+            <w:pPr>
+              <w:pStyle w:val="Compact"/>
+            </w:pPr>
+            <w:r>
+              <w:t xml:space="preserve">Postgres + Redis container conventions</w:t>
+            </w:r>
+          </w:p>
+        </w:tc>
+        <w:tc>
+          <w:tcPr/>
+          <w:p>
+            <w:pPr>
+              <w:pStyle w:val="Compact"/>
+            </w:pPr>
+            <w:r>
+              <w:rPr>
+                <w:rStyle w:val="VerbatimChar"/>
+              </w:rPr>
+              <w:t xml:space="preserve">containers/</w:t>
+            </w:r>
+            <w:r>
+              <w:t xml:space="preserve"> </w:t>
+            </w:r>
+            <w:r>
+              <w:t xml:space="preserve">submodule + Herald spec V3 §9.3</w:t>
+            </w:r>
+          </w:p>
+        </w:tc>
+        <w:tc>
+          <w:tcPr/>
+          <w:p>
+            <w:pPr>
+              <w:pStyle w:val="Compact"/>
+            </w:pPr>
+            <w:r>
+              <w:t xml:space="preserve">Container ports (24100 / 24101); password-rotation flows; volume-data persistence.</w:t>
+            </w:r>
+          </w:p>
+        </w:tc>
+      </w:tr>
+      <w:tr>
+        <w:tc>
+          <w:tcPr/>
+          <w:p>
+            <w:pPr>
+              <w:pStyle w:val="Compact"/>
+            </w:pPr>
+            <w:r>
+              <w:t xml:space="preserve">Empirical operator testing 2026-05-28</w:t>
+            </w:r>
+          </w:p>
+        </w:tc>
+        <w:tc>
+          <w:tcPr/>
+          <w:p>
+            <w:pPr>
+              <w:pStyle w:val="Compact"/>
+            </w:pPr>
+            <w:r>
+              <w:rPr>
+                <w:rStyle w:val="VerbatimChar"/>
+              </w:rPr>
+              <w:t xml:space="preserve">docs/qa/HRD-LIVE-20260528T082128Z/</w:t>
+            </w:r>
+          </w:p>
+        </w:tc>
+        <w:tc>
+          <w:tcPr/>
+          <w:p>
+            <w:pPr>
+              <w:pStyle w:val="Compact"/>
+            </w:pPr>
+            <w:r>
+              <w:t xml:space="preserve">Bot-to-bot wall empirical proof; live HealthCheck + Send + Bootstrap PASS evidence.</w:t>
+            </w:r>
+          </w:p>
+        </w:tc>
+      </w:tr>
+    </w:tbl>
+    <w:p>
+      <w:pPr>
+        <w:pStyle w:val="BodyText"/>
+      </w:pPr>
+      <w:r>
+        <w:rPr>
+          <w:b/>
+          <w:bCs/>
+        </w:rPr>
+        <w:t xml:space="preserve">Other sections of this document (Postgres / Redis / non-MTProto Telegram / Claude Code) were authored against the same canonical sources during their respective HRD lifecycles</w:t>
+      </w:r>
+      <w:r>
+        <w:t xml:space="preserve"> </w:t>
+      </w:r>
+      <w:r>
+        <w:t xml:space="preserve">(HRD-010 / HRD-011 / HRD-012). They are due for §11.4.99 re-verification at the next Herald release boundary or sooner if any of those services publish a breaking change.</w:t>
+      </w:r>
+    </w:p>
+    <w:p>
+      <w:pPr>
+        <w:pStyle w:val="BodyText"/>
+      </w:pPr>
+      <w:r>
+        <w:rPr>
+          <w:b/>
+          <w:bCs/>
+        </w:rPr>
+        <w:t xml:space="preserve">Re-verification cadence (per §11.4.99 (C)):</w:t>
+      </w:r>
+      <w:r>
+        <w:t xml:space="preserve"> </w:t>
+      </w:r>
+      <w:r>
+        <w:t xml:space="preserve">Telegram-related sections (risk-classified per §11.4.99 (D)) → 90-day staleness, next due</w:t>
+      </w:r>
+      <w:r>
+        <w:t xml:space="preserve"> </w:t>
+      </w:r>
+      <w:r>
+        <w:rPr>
+          <w:b/>
+          <w:bCs/>
+        </w:rPr>
+        <w:t xml:space="preserve">2026-08-26</w:t>
+      </w:r>
+      <w:r>
+        <w:t xml:space="preserve">. Other sections → 6-month staleness, next due</w:t>
+      </w:r>
+      <w:r>
+        <w:t xml:space="preserve"> </w:t>
+      </w:r>
+      <w:r>
+        <w:rPr>
+          <w:b/>
+          <w:bCs/>
+        </w:rPr>
+        <w:t xml:space="preserve">2026-11-28</w:t>
+      </w:r>
+      <w:r>
+        <w:t xml:space="preserve">.</w:t>
+      </w:r>
+    </w:p>
+    <w:bookmarkEnd w:id="75"/>
+    <w:bookmarkEnd w:id="76"/>
     <w:sectPr>
       <w:footnotePr>
         <w:numRestart w:val="eachSect"/>

--- a/docs/guides/OPERATOR_CREDENTIALS.docx
+++ b/docs/guides/OPERATOR_CREDENTIALS.docx
@@ -9233,7 +9233,7 @@
         <w:rPr>
           <w:rStyle w:val="VerbatimChar"/>
         </w:rPr>
-        <w:t xml:space="preserve">herald_qa_&lt;random4&gt;</w:t>
+        <w:t xml:space="preserve">heraldqa&lt;random4&gt;</w:t>
       </w:r>
       <w:r>
         <w:t xml:space="preserve"> </w:t>
@@ -9248,19 +9248,77 @@
         <w:rPr>
           <w:rStyle w:val="VerbatimChar"/>
         </w:rPr>
+        <w:t xml:space="preserve">heraldqa5kx9</w:t>
+      </w:r>
+      <w:r>
+        <w:t xml:space="preserve">) —</w:t>
+      </w:r>
+      <w:r>
+        <w:t xml:space="preserve"> </w:t>
+      </w:r>
+      <w:r>
+        <w:rPr>
+          <w:b/>
+          <w:bCs/>
+        </w:rPr>
+        <w:t xml:space="preserve">NO UNDERSCORES</w:t>
+      </w:r>
+      <w:r>
+        <w:t xml:space="preserve">. Must be 5-32 chars, STRICTLY alphanumeric [a-zA-Z0-9] — despite Telegram's hint reading "alphanumeric, 5-32 characters", underscores ARE REJECTED with</w:t>
+      </w:r>
+      <w:r>
+        <w:t xml:space="preserve"> </w:t>
+      </w:r>
+      <w:r>
+        <w:rPr>
+          <w:rStyle w:val="VerbatimChar"/>
+        </w:rPr>
+        <w:t xml:space="preserve">Incorrect app name</w:t>
+      </w:r>
+      <w:r>
+        <w:t xml:space="preserve"> </w:t>
+      </w:r>
+      <w:r>
+        <w:t xml:space="preserve">(operator-confirmed 2026-05-28:</w:t>
+      </w:r>
+      <w:r>
+        <w:t xml:space="preserve"> </w:t>
+      </w:r>
+      <w:r>
+        <w:rPr>
+          <w:rStyle w:val="VerbatimChar"/>
+        </w:rPr>
         <w:t xml:space="preserve">herald_qa_5kx9</w:t>
       </w:r>
       <w:r>
-        <w:t xml:space="preserve">) — must be 5-32 chars, alphanumeric + underscore only, GLOBALLY UNIQUE across all Telegram apps. Plain</w:t>
-      </w:r>
-      <w:r>
-        <w:t xml:space="preserve"> </w:t>
-      </w:r>
-      <w:r>
-        <w:rPr>
-          <w:rStyle w:val="VerbatimChar"/>
-        </w:rPr>
-        <w:t xml:space="preserve">herald_qa</w:t>
+        <w:t xml:space="preserve"> </w:t>
+      </w:r>
+      <w:r>
+        <w:t xml:space="preserve">REJECTED,</w:t>
+      </w:r>
+      <w:r>
+        <w:t xml:space="preserve"> </w:t>
+      </w:r>
+      <w:r>
+        <w:rPr>
+          <w:rStyle w:val="VerbatimChar"/>
+        </w:rPr>
+        <w:t xml:space="preserve">heraldqa5kx9</w:t>
+      </w:r>
+      <w:r>
+        <w:t xml:space="preserve"> </w:t>
+      </w:r>
+      <w:r>
+        <w:t xml:space="preserve">ACCEPTED). GLOBALLY UNIQUE across all Telegram apps — plain</w:t>
+      </w:r>
+      <w:r>
+        <w:t xml:space="preserve"> </w:t>
+      </w:r>
+      <w:r>
+        <w:rPr>
+          <w:rStyle w:val="VerbatimChar"/>
+        </w:rPr>
+        <w:t xml:space="preserve">heraldqa</w:t>
       </w:r>
       <w:r>
         <w:t xml:space="preserve"> </w:t>

--- a/docs/guides/OPERATOR_CREDENTIALS.docx
+++ b/docs/guides/OPERATOR_CREDENTIALS.docx
@@ -10,7 +10,7 @@
         <w:t xml:space="preserve">Herald</w:t>
       </w:r>
     </w:p>
-    <w:bookmarkStart w:id="76" w:name="herald--operator-credentials-guide"/>
+    <w:bookmarkStart w:id="80" w:name="herald--operator-credentials-guide"/>
     <w:p>
       <w:pPr>
         <w:pStyle w:val="Heading1"/>
@@ -75,7 +75,7 @@
               <w:pStyle w:val="Compact"/>
             </w:pPr>
             <w:r>
-              <w:t xml:space="preserve">1</w:t>
+              <w:t xml:space="preserve">2</w:t>
             </w:r>
           </w:p>
         </w:tc>
@@ -123,7 +123,7 @@
               <w:pStyle w:val="Compact"/>
             </w:pPr>
             <w:r>
-              <w:t xml:space="preserve">2026-05-21</w:t>
+              <w:t xml:space="preserve">2026-05-31</w:t>
             </w:r>
           </w:p>
         </w:tc>
@@ -171,7 +171,73 @@
               <w:pStyle w:val="Compact"/>
             </w:pPr>
             <w:r>
-              <w:t xml:space="preserve">Comprehensive step-by-step guide for obtaining and configuring every environment variable Herald requires — covers live integrations (Postgres, Redis, Telegram, Claude Code) AND reserved env-var names for planned integrations (Slack, Email, Max, Microsoft Teams, Lark, Discord, WhatsApp, Viber, OpenCode, Aider, Gemini, Cursor). Documents the dual-source resolution model (shell exports vs</w:t>
+              <w:t xml:space="preserve">r2: documented the</w:t>
+            </w:r>
+            <w:r>
+              <w:t xml:space="preserve"> </w:t>
+            </w:r>
+            <w:r>
+              <w:rPr>
+                <w:rStyle w:val="VerbatimChar"/>
+              </w:rPr>
+              <w:t xml:space="preserve">HERALD_TGRAM_OPERATOR_USERNAME</w:t>
+            </w:r>
+            <w:r>
+              <w:t xml:space="preserve"> </w:t>
+            </w:r>
+            <w:r>
+              <w:t xml:space="preserve">operator env var (Telegram env table row + Step 4b) per the participant/attribution contract</w:t>
+            </w:r>
+            <w:r>
+              <w:t xml:space="preserve"> </w:t>
+            </w:r>
+            <w:r>
+              <w:rPr>
+                <w:rStyle w:val="VerbatimChar"/>
+              </w:rPr>
+              <w:t xml:space="preserve">docs/design/PARTICIPANT_ATTRIBUTION.md</w:t>
+            </w:r>
+            <w:r>
+              <w:t xml:space="preserve"> </w:t>
+            </w:r>
+            <w:r>
+              <w:t xml:space="preserve">— designates the operator (env, not DB flag), drives</w:t>
+            </w:r>
+            <w:r>
+              <w:t xml:space="preserve"> </w:t>
+            </w:r>
+            <w:r>
+              <w:rPr>
+                <w:rStyle w:val="VerbatimChar"/>
+              </w:rPr>
+              <w:t xml:space="preserve">created_by</w:t>
+            </w:r>
+            <w:r>
+              <w:t xml:space="preserve">/</w:t>
+            </w:r>
+            <w:r>
+              <w:rPr>
+                <w:rStyle w:val="VerbatimChar"/>
+              </w:rPr>
+              <w:t xml:space="preserve">assigned_to</w:t>
+            </w:r>
+            <w:r>
+              <w:t xml:space="preserve"> </w:t>
+            </w:r>
+            <w:r>
+              <w:t xml:space="preserve">attribution + the @-tagging no-self-ping rule, generalizes to</w:t>
+            </w:r>
+            <w:r>
+              <w:t xml:space="preserve"> </w:t>
+            </w:r>
+            <w:r>
+              <w:rPr>
+                <w:rStyle w:val="VerbatimChar"/>
+              </w:rPr>
+              <w:t xml:space="preserve">HERALD_&lt;CHANNEL&gt;_OPERATOR_USERNAME</w:t>
+            </w:r>
+            <w:r>
+              <w:t xml:space="preserve">. Comprehensive step-by-step guide for obtaining and configuring every environment variable Herald requires — covers live integrations (Postgres, Redis, Telegram, Claude Code) AND reserved env-var names for planned integrations (Slack, Email, Max, Microsoft Teams, Lark, Discord, WhatsApp, Viber, OpenCode, Aider, Gemini, Cursor). Documents the dual-source resolution model (shell exports vs</w:t>
             </w:r>
             <w:r>
               <w:t xml:space="preserve"> </w:t>
@@ -2928,7 +2994,7 @@
       </w:r>
     </w:p>
     <w:bookmarkEnd w:id="34"/>
-    <w:bookmarkStart w:id="55" w:name="per-service-credential-setup"/>
+    <w:bookmarkStart w:id="59" w:name="per-service-credential-setup"/>
     <w:p>
       <w:pPr>
         <w:pStyle w:val="Heading2"/>
@@ -3920,7 +3986,7 @@
       </w:r>
     </w:p>
     <w:bookmarkEnd w:id="36"/>
-    <w:bookmarkStart w:id="42" w:name="telegram--hrd-011-live"/>
+    <w:bookmarkStart w:id="46" w:name="telegram--hrd-011-live"/>
     <w:p>
       <w:pPr>
         <w:pStyle w:val="Heading3"/>
@@ -4227,6 +4293,97 @@
           </w:p>
         </w:tc>
       </w:tr>
+      <w:tr>
+        <w:tc>
+          <w:tcPr/>
+          <w:p>
+            <w:pPr>
+              <w:pStyle w:val="Compact"/>
+            </w:pPr>
+            <w:r>
+              <w:rPr>
+                <w:rStyle w:val="VerbatimChar"/>
+              </w:rPr>
+              <w:t xml:space="preserve">HERALD_TGRAM_OPERATOR_USERNAME</w:t>
+            </w:r>
+          </w:p>
+        </w:tc>
+        <w:tc>
+          <w:tcPr/>
+          <w:p>
+            <w:pPr>
+              <w:pStyle w:val="Compact"/>
+            </w:pPr>
+            <w:r>
+              <w:t xml:space="preserve">The operator's Telegram</w:t>
+            </w:r>
+            <w:r>
+              <w:t xml:space="preserve"> </w:t>
+            </w:r>
+            <w:r>
+              <w:rPr>
+                <w:rStyle w:val="VerbatimChar"/>
+              </w:rPr>
+              <w:t xml:space="preserve">@username</w:t>
+            </w:r>
+            <w:r>
+              <w:t xml:space="preserve"> </w:t>
+            </w:r>
+            <w:r>
+              <w:t xml:space="preserve">— used for workable-item attribution + @-tagging</w:t>
+            </w:r>
+          </w:p>
+        </w:tc>
+        <w:tc>
+          <w:tcPr/>
+          <w:p>
+            <w:pPr>
+              <w:pStyle w:val="Compact"/>
+            </w:pPr>
+            <w:r>
+              <w:t xml:space="preserve">(unset)</w:t>
+            </w:r>
+          </w:p>
+        </w:tc>
+        <w:tc>
+          <w:tcPr/>
+          <w:p>
+            <w:pPr>
+              <w:pStyle w:val="Compact"/>
+            </w:pPr>
+            <w:r>
+              <w:t xml:space="preserve">your own Telegram</w:t>
+            </w:r>
+            <w:r>
+              <w:t xml:space="preserve"> </w:t>
+            </w:r>
+            <w:r>
+              <w:rPr>
+                <w:rStyle w:val="VerbatimChar"/>
+              </w:rPr>
+              <w:t xml:space="preserve">@username</w:t>
+            </w:r>
+            <w:r>
+              <w:t xml:space="preserve"> </w:t>
+            </w:r>
+            <w:r>
+              <w:t xml:space="preserve">(e.g.</w:t>
+            </w:r>
+            <w:r>
+              <w:t xml:space="preserve"> </w:t>
+            </w:r>
+            <w:r>
+              <w:rPr>
+                <w:rStyle w:val="VerbatimChar"/>
+              </w:rPr>
+              <w:t xml:space="preserve">@milos85vasic</w:t>
+            </w:r>
+            <w:r>
+              <w:t xml:space="preserve">) — see step below</w:t>
+            </w:r>
+          </w:p>
+        </w:tc>
+      </w:tr>
     </w:tbl>
     <w:bookmarkStart w:id="37" w:name="step-1-create-a-bot-via-botfather"/>
     <w:p>
@@ -4667,12 +4824,309 @@
       </w:r>
     </w:p>
     <w:bookmarkEnd w:id="40"/>
-    <w:bookmarkStart w:id="41" w:name="step-5-verify"/>
+    <w:bookmarkStart w:id="44" w:name="X610afe43fd1afa664f7dba69044a5c906b8c586"/>
     <w:p>
       <w:pPr>
         <w:pStyle w:val="Heading4"/>
       </w:pPr>
       <w:r>
+        <w:t xml:space="preserve">Step 4b: (Attribution + @-tagging) set the operator username</w:t>
+      </w:r>
+    </w:p>
+    <w:p>
+      <w:pPr>
+        <w:pStyle w:val="FirstParagraph"/>
+      </w:pPr>
+      <w:r>
+        <w:t xml:space="preserve">Per the participant/attribution contract (</w:t>
+      </w:r>
+      <w:hyperlink r:id="rId41">
+        <w:r>
+          <w:rPr>
+            <w:rStyle w:val="VerbatimChar"/>
+          </w:rPr>
+          <w:t xml:space="preserve">docs/design/PARTICIPANT_ATTRIBUTION.md</w:t>
+        </w:r>
+      </w:hyperlink>
+      <w:r>
+        <w:t xml:space="preserve">), set</w:t>
+      </w:r>
+      <w:r>
+        <w:t xml:space="preserve"> </w:t>
+      </w:r>
+      <w:r>
+        <w:rPr>
+          <w:rStyle w:val="VerbatimChar"/>
+        </w:rPr>
+        <w:t xml:space="preserve">HERALD_TGRAM_OPERATOR_USERNAME</w:t>
+      </w:r>
+      <w:r>
+        <w:t xml:space="preserve"> </w:t>
+      </w:r>
+      <w:r>
+        <w:t xml:space="preserve">to your own Telegram</w:t>
+      </w:r>
+      <w:r>
+        <w:t xml:space="preserve"> </w:t>
+      </w:r>
+      <w:r>
+        <w:rPr>
+          <w:rStyle w:val="VerbatimChar"/>
+        </w:rPr>
+        <w:t xml:space="preserve">@username</w:t>
+      </w:r>
+      <w:r>
+        <w:t xml:space="preserve">:</w:t>
+      </w:r>
+    </w:p>
+    <w:p>
+      <w:pPr>
+        <w:pStyle w:val="SourceCode"/>
+      </w:pPr>
+      <w:r>
+        <w:rPr>
+          <w:rStyle w:val="BuiltInTok"/>
+        </w:rPr>
+        <w:t xml:space="preserve">export</w:t>
+      </w:r>
+      <w:r>
+        <w:rPr>
+          <w:rStyle w:val="NormalTok"/>
+        </w:rPr>
+        <w:t xml:space="preserve"> </w:t>
+      </w:r>
+      <w:r>
+        <w:rPr>
+          <w:rStyle w:val="VariableTok"/>
+        </w:rPr>
+        <w:t xml:space="preserve">HERALD_TGRAM_OPERATOR_USERNAME</w:t>
+      </w:r>
+      <w:r>
+        <w:rPr>
+          <w:rStyle w:val="OperatorTok"/>
+        </w:rPr>
+        <w:t xml:space="preserve">=</w:t>
+      </w:r>
+      <w:r>
+        <w:rPr>
+          <w:rStyle w:val="StringTok"/>
+        </w:rPr>
+        <w:t xml:space="preserve">'@milos85vasic'</w:t>
+      </w:r>
+    </w:p>
+    <w:p>
+      <w:pPr>
+        <w:pStyle w:val="FirstParagraph"/>
+      </w:pPr>
+      <w:r>
+        <w:t xml:space="preserve">This designates you as the</w:t>
+      </w:r>
+      <w:r>
+        <w:t xml:space="preserve"> </w:t>
+      </w:r>
+      <w:r>
+        <w:rPr>
+          <w:b/>
+          <w:bCs/>
+        </w:rPr>
+        <w:t xml:space="preserve">operator</w:t>
+      </w:r>
+      <w:r>
+        <w:t xml:space="preserve"> </w:t>
+      </w:r>
+      <w:r>
+        <w:t xml:space="preserve">(the one human who drives the system via the Claude Code CLI) — by env var, NOT a DB flag. Your canonical handle equals this value. It drives two behaviours:</w:t>
+      </w:r>
+    </w:p>
+    <w:p>
+      <w:pPr>
+        <w:pStyle w:val="Compact"/>
+        <w:numPr>
+          <w:ilvl w:val="0"/>
+          <w:numId w:val="1013"/>
+        </w:numPr>
+      </w:pPr>
+      <w:r>
+        <w:rPr>
+          <w:b/>
+          <w:bCs/>
+        </w:rPr>
+        <w:t xml:space="preserve">Attribution.</w:t>
+      </w:r>
+      <w:r>
+        <w:t xml:space="preserve"> </w:t>
+      </w:r>
+      <w:r>
+        <w:t xml:space="preserve">Workable items opened via the Claude Code CLI prompt get</w:t>
+      </w:r>
+      <w:r>
+        <w:t xml:space="preserve"> </w:t>
+      </w:r>
+      <w:r>
+        <w:rPr>
+          <w:rStyle w:val="VerbatimChar"/>
+        </w:rPr>
+        <w:t xml:space="preserve">created_by =</w:t>
+      </w:r>
+      <w:r>
+        <w:t xml:space="preserve"> </w:t>
+      </w:r>
+      <w:r>
+        <w:t xml:space="preserve">this value;</w:t>
+      </w:r>
+      <w:r>
+        <w:t xml:space="preserve"> </w:t>
+      </w:r>
+      <w:r>
+        <w:rPr>
+          <w:rStyle w:val="VerbatimChar"/>
+        </w:rPr>
+        <w:t xml:space="preserve">assigned_to</w:t>
+      </w:r>
+      <w:r>
+        <w:t xml:space="preserve"> </w:t>
+      </w:r>
+      <w:r>
+        <w:t xml:space="preserve">defaults to it.</w:t>
+      </w:r>
+    </w:p>
+    <w:p>
+      <w:pPr>
+        <w:pStyle w:val="Compact"/>
+        <w:numPr>
+          <w:ilvl w:val="0"/>
+          <w:numId w:val="1013"/>
+        </w:numPr>
+      </w:pPr>
+      <w:r>
+        <w:rPr>
+          <w:b/>
+          <w:bCs/>
+        </w:rPr>
+        <w:t xml:space="preserve">@-tagging.</w:t>
+      </w:r>
+      <w:r>
+        <w:t xml:space="preserve"> </w:t>
+      </w:r>
+      <w:r>
+        <w:t xml:space="preserve">The operator is NEVER @-tagged on notifications (no self-ping); only non-operator human assignees/openers are tagged (and</w:t>
+      </w:r>
+      <w:r>
+        <w:t xml:space="preserve"> </w:t>
+      </w:r>
+      <w:r>
+        <w:rPr>
+          <w:rStyle w:val="VerbatimChar"/>
+        </w:rPr>
+        <w:t xml:space="preserve">Claude</w:t>
+      </w:r>
+      <w:r>
+        <w:t xml:space="preserve">, the system agent, is never tagged).</w:t>
+      </w:r>
+    </w:p>
+    <w:p>
+      <w:pPr>
+        <w:pStyle w:val="FirstParagraph"/>
+      </w:pPr>
+      <w:r>
+        <w:t xml:space="preserve">The env var generalizes to</w:t>
+      </w:r>
+      <w:r>
+        <w:t xml:space="preserve"> </w:t>
+      </w:r>
+      <w:r>
+        <w:rPr>
+          <w:rStyle w:val="VerbatimChar"/>
+        </w:rPr>
+        <w:t xml:space="preserve">HERALD_&lt;CHANNEL&gt;_OPERATOR_USERNAME</w:t>
+      </w:r>
+      <w:r>
+        <w:t xml:space="preserve"> </w:t>
+      </w:r>
+      <w:r>
+        <w:t xml:space="preserve">for any other messenger (e.g.</w:t>
+      </w:r>
+      <w:r>
+        <w:t xml:space="preserve"> </w:t>
+      </w:r>
+      <w:r>
+        <w:rPr>
+          <w:rStyle w:val="VerbatimChar"/>
+        </w:rPr>
+        <w:t xml:space="preserve">HERALD_SLACK_OPERATOR_USERNAME</w:t>
+      </w:r>
+      <w:r>
+        <w:t xml:space="preserve">). A Participant may have a different</w:t>
+      </w:r>
+      <w:r>
+        <w:t xml:space="preserve"> </w:t>
+      </w:r>
+      <w:r>
+        <w:rPr>
+          <w:rStyle w:val="VerbatimChar"/>
+        </w:rPr>
+        <w:t xml:space="preserve">@username</w:t>
+      </w:r>
+      <w:r>
+        <w:t xml:space="preserve"> </w:t>
+      </w:r>
+      <w:r>
+        <w:t xml:space="preserve">on each messenger; the per-channel mapping lives in PG</w:t>
+      </w:r>
+      <w:r>
+        <w:t xml:space="preserve"> </w:t>
+      </w:r>
+      <w:r>
+        <w:rPr>
+          <w:rStyle w:val="VerbatimChar"/>
+        </w:rPr>
+        <w:t xml:space="preserve">subscriber_aliases.username</w:t>
+      </w:r>
+      <w:r>
+        <w:t xml:space="preserve">. See</w:t>
+      </w:r>
+      <w:r>
+        <w:t xml:space="preserve"> </w:t>
+      </w:r>
+      <w:hyperlink r:id="rId42">
+        <w:r>
+          <w:rPr>
+            <w:rStyle w:val="VerbatimChar"/>
+          </w:rPr>
+          <w:t xml:space="preserve">MESSENGER_CHANNELS.md</w:t>
+        </w:r>
+      </w:hyperlink>
+      <w:r>
+        <w:t xml:space="preserve"> </w:t>
+      </w:r>
+      <w:r>
+        <w:t xml:space="preserve">§6A and</w:t>
+      </w:r>
+      <w:r>
+        <w:t xml:space="preserve"> </w:t>
+      </w:r>
+      <w:hyperlink r:id="rId43">
+        <w:r>
+          <w:rPr>
+            <w:rStyle w:val="VerbatimChar"/>
+          </w:rPr>
+          <w:t xml:space="preserve">WORKABLE_ITEMS_INTEGRATION.md</w:t>
+        </w:r>
+      </w:hyperlink>
+      <w:r>
+        <w:t xml:space="preserve"> </w:t>
+      </w:r>
+      <w:r>
+        <w:t xml:space="preserve">§3.6–§3.8.</w:t>
+      </w:r>
+    </w:p>
+    <w:bookmarkEnd w:id="44"/>
+    <w:bookmarkStart w:id="45" w:name="step-5-verify"/>
+    <w:p>
+      <w:pPr>
+        <w:pStyle w:val="Heading4"/>
+      </w:pPr>
+      <w:r>
         <w:t xml:space="preserve">Step 5: Verify</w:t>
       </w:r>
     </w:p>
@@ -4878,9 +5332,9 @@
         <w:t xml:space="preserve">.</w:t>
       </w:r>
     </w:p>
-    <w:bookmarkEnd w:id="41"/>
-    <w:bookmarkEnd w:id="42"/>
-    <w:bookmarkStart w:id="47" w:name="claude-code-dispatcher--hrd-012-live"/>
+    <w:bookmarkEnd w:id="45"/>
+    <w:bookmarkEnd w:id="46"/>
+    <w:bookmarkStart w:id="51" w:name="claude-code-dispatcher--hrd-012-live"/>
     <w:p>
       <w:pPr>
         <w:pStyle w:val="Heading3"/>
@@ -5242,7 +5696,7 @@
         </w:tc>
       </w:tr>
     </w:tbl>
-    <w:bookmarkStart w:id="43" w:name="step-1-install-claude-code"/>
+    <w:bookmarkStart w:id="47" w:name="step-1-install-claude-code"/>
     <w:p>
       <w:pPr>
         <w:pStyle w:val="Heading4"/>
@@ -5341,8 +5795,8 @@
         <w:t xml:space="preserve">.</w:t>
       </w:r>
     </w:p>
-    <w:bookmarkEnd w:id="43"/>
-    <w:bookmarkStart w:id="44" w:name="step-2-choose-a-project-name"/>
+    <w:bookmarkEnd w:id="47"/>
+    <w:bookmarkStart w:id="48" w:name="step-2-choose-a-project-name"/>
     <w:p>
       <w:pPr>
         <w:pStyle w:val="Heading4"/>
@@ -5415,8 +5869,8 @@
         <w:t xml:space="preserve">'Herald'</w:t>
       </w:r>
     </w:p>
-    <w:bookmarkEnd w:id="44"/>
-    <w:bookmarkStart w:id="45" w:name="step-3-bootstrap-a-session-two-paths"/>
+    <w:bookmarkEnd w:id="48"/>
+    <w:bookmarkStart w:id="49" w:name="step-3-bootstrap-a-session-two-paths"/>
     <w:p>
       <w:pPr>
         <w:pStyle w:val="Heading4"/>
@@ -5609,8 +6063,8 @@
         <w:t xml:space="preserve"># example</w:t>
       </w:r>
     </w:p>
-    <w:bookmarkEnd w:id="45"/>
-    <w:bookmarkStart w:id="46" w:name="step-4-verify"/>
+    <w:bookmarkEnd w:id="49"/>
+    <w:bookmarkStart w:id="50" w:name="step-4-verify"/>
     <w:p>
       <w:pPr>
         <w:pStyle w:val="Heading4"/>
@@ -5725,9 +6179,9 @@
         <w:t xml:space="preserve">JSON line, parsed with non-empty Outcome + Summary.</w:t>
       </w:r>
     </w:p>
-    <w:bookmarkEnd w:id="46"/>
-    <w:bookmarkEnd w:id="47"/>
-    <w:bookmarkStart w:id="48" w:name="slack--planned-v2"/>
+    <w:bookmarkEnd w:id="50"/>
+    <w:bookmarkEnd w:id="51"/>
+    <w:bookmarkStart w:id="52" w:name="slack--planned-v2"/>
     <w:p>
       <w:pPr>
         <w:pStyle w:val="Heading3"/>
@@ -5965,8 +6419,8 @@
         <w:t xml:space="preserve">stable when Slack lands.</w:t>
       </w:r>
     </w:p>
-    <w:bookmarkEnd w:id="48"/>
-    <w:bookmarkStart w:id="49" w:name="email-smtp--planned-v2"/>
+    <w:bookmarkEnd w:id="52"/>
+    <w:bookmarkStart w:id="53" w:name="email-smtp--planned-v2"/>
     <w:p>
       <w:pPr>
         <w:pStyle w:val="Heading3"/>
@@ -6163,8 +6617,8 @@
         </w:tc>
       </w:tr>
     </w:tbl>
-    <w:bookmarkEnd w:id="49"/>
-    <w:bookmarkStart w:id="50" w:name="email-resend--planned-v2"/>
+    <w:bookmarkEnd w:id="53"/>
+    <w:bookmarkStart w:id="54" w:name="email-resend--planned-v2"/>
     <w:p>
       <w:pPr>
         <w:pStyle w:val="Heading3"/>
@@ -6289,8 +6743,8 @@
         </w:tc>
       </w:tr>
     </w:tbl>
-    <w:bookmarkEnd w:id="50"/>
-    <w:bookmarkStart w:id="51" w:name="max--planned-v2"/>
+    <w:bookmarkEnd w:id="54"/>
+    <w:bookmarkStart w:id="55" w:name="max--planned-v2"/>
     <w:p>
       <w:pPr>
         <w:pStyle w:val="Heading3"/>
@@ -6414,8 +6868,8 @@
         <w:t xml:space="preserve">Detailed setup will follow when Max lands as an HRD.</w:t>
       </w:r>
     </w:p>
-    <w:bookmarkEnd w:id="51"/>
-    <w:bookmarkStart w:id="52" w:name="microsoft-teams--planned-v3"/>
+    <w:bookmarkEnd w:id="55"/>
+    <w:bookmarkStart w:id="56" w:name="microsoft-teams--planned-v3"/>
     <w:p>
       <w:pPr>
         <w:pStyle w:val="Heading3"/>
@@ -6439,8 +6893,8 @@
         <w:t xml:space="preserve">: NOT YET IMPLEMENTED. Spec marks Teams as a later iteration (post-V2).</w:t>
       </w:r>
     </w:p>
-    <w:bookmarkEnd w:id="52"/>
-    <w:bookmarkStart w:id="53" w:name="Xcc924c2df36a7ae1d373ed08330cab5563fffb2"/>
+    <w:bookmarkEnd w:id="56"/>
+    <w:bookmarkStart w:id="57" w:name="Xcc924c2df36a7ae1d373ed08330cab5563fffb2"/>
     <w:p>
       <w:pPr>
         <w:pStyle w:val="Heading3"/>
@@ -6472,8 +6926,8 @@
         <w:t xml:space="preserve">for "later-iteration channels" to keep your file aligned with the spec.</w:t>
       </w:r>
     </w:p>
-    <w:bookmarkEnd w:id="53"/>
-    <w:bookmarkStart w:id="54" w:name="X5b6520558d519297572dbb8529d49022909706b"/>
+    <w:bookmarkEnd w:id="57"/>
+    <w:bookmarkStart w:id="58" w:name="X5b6520558d519297572dbb8529d49022909706b"/>
     <w:p>
       <w:pPr>
         <w:pStyle w:val="Heading3"/>
@@ -6700,9 +7154,9 @@
         </w:tc>
       </w:tr>
     </w:tbl>
-    <w:bookmarkEnd w:id="54"/>
-    <w:bookmarkEnd w:id="55"/>
-    <w:bookmarkStart w:id="56" w:name="quickstart-compose-vs-native-pherald"/>
+    <w:bookmarkEnd w:id="58"/>
+    <w:bookmarkEnd w:id="59"/>
+    <w:bookmarkStart w:id="60" w:name="quickstart-compose-vs-native-pherald"/>
     <w:p>
       <w:pPr>
         <w:pStyle w:val="Heading2"/>
@@ -6987,8 +7441,8 @@
         <w:t xml:space="preserve">is the canonical source. In native mode, shell exports are. Both should reach the same end state per the resolution order at the top of this doc.</w:t>
       </w:r>
     </w:p>
-    <w:bookmarkEnd w:id="56"/>
-    <w:bookmarkStart w:id="57" w:name="audit-checklist-run-before-every-commit"/>
+    <w:bookmarkEnd w:id="60"/>
+    <w:bookmarkStart w:id="61" w:name="audit-checklist-run-before-every-commit"/>
     <w:p>
       <w:pPr>
         <w:pStyle w:val="Heading2"/>
@@ -7675,8 +8129,8 @@
         <w:t xml:space="preserve">Any "BLOCK" output means do NOT commit. Rotate the leaked credential, scrub from working tree, re-run the audit, and only then commit.</w:t>
       </w:r>
     </w:p>
-    <w:bookmarkEnd w:id="57"/>
-    <w:bookmarkStart w:id="58" w:name="troubleshooting"/>
+    <w:bookmarkEnd w:id="61"/>
+    <w:bookmarkStart w:id="62" w:name="troubleshooting"/>
     <w:p>
       <w:pPr>
         <w:pStyle w:val="Heading2"/>
@@ -8106,8 +8560,8 @@
         </w:pict>
       </w:r>
     </w:p>
-    <w:bookmarkEnd w:id="58"/>
-    <w:bookmarkStart w:id="72" w:name="X7adbcb24ae4dc987cc359886d7848559c337be3"/>
+    <w:bookmarkEnd w:id="62"/>
+    <w:bookmarkStart w:id="76" w:name="X7adbcb24ae4dc987cc359886d7848559c337be3"/>
     <w:p>
       <w:pPr>
         <w:pStyle w:val="Heading2"/>
@@ -8285,7 +8739,7 @@
         <w:t xml:space="preserve">poller picks up, enabling fully-autonomous closed-loop testing.</w:t>
       </w:r>
     </w:p>
-    <w:bookmarkStart w:id="60" w:name="Xbdca009cf2fd174e59b35f472770172b0e3fc8b"/>
+    <w:bookmarkStart w:id="64" w:name="Xbdca009cf2fd174e59b35f472770172b0e3fc8b"/>
     <w:p>
       <w:pPr>
         <w:pStyle w:val="Heading3"/>
@@ -8304,7 +8758,7 @@
       <w:r>
         <w:t xml:space="preserve"> </w:t>
       </w:r>
-      <w:hyperlink r:id="rId59">
+      <w:hyperlink r:id="rId63">
         <w:r>
           <w:rPr>
             <w:rStyle w:val="Hyperlink"/>
@@ -8337,7 +8791,7 @@
         <w:pStyle w:val="Compact"/>
         <w:numPr>
           <w:ilvl w:val="0"/>
-          <w:numId w:val="1013"/>
+          <w:numId w:val="1014"/>
         </w:numPr>
       </w:pPr>
       <w:r>
@@ -8403,7 +8857,7 @@
         <w:pStyle w:val="Compact"/>
         <w:numPr>
           <w:ilvl w:val="0"/>
-          <w:numId w:val="1013"/>
+          <w:numId w:val="1014"/>
         </w:numPr>
       </w:pPr>
       <w:r>
@@ -8425,7 +8879,7 @@
         <w:pStyle w:val="Compact"/>
         <w:numPr>
           <w:ilvl w:val="0"/>
-          <w:numId w:val="1013"/>
+          <w:numId w:val="1014"/>
         </w:numPr>
       </w:pPr>
       <w:r>
@@ -8447,7 +8901,7 @@
         <w:pStyle w:val="Compact"/>
         <w:numPr>
           <w:ilvl w:val="0"/>
-          <w:numId w:val="1013"/>
+          <w:numId w:val="1014"/>
         </w:numPr>
       </w:pPr>
       <w:r>
@@ -8469,7 +8923,7 @@
         <w:pStyle w:val="Compact"/>
         <w:numPr>
           <w:ilvl w:val="0"/>
-          <w:numId w:val="1013"/>
+          <w:numId w:val="1014"/>
         </w:numPr>
       </w:pPr>
       <w:r>
@@ -8557,8 +9011,8 @@
         <w:t xml:space="preserve">from the same address explaining the userbot's purpose. Automated false-positives are recoverable; deliberate abuse is not.</w:t>
       </w:r>
     </w:p>
-    <w:bookmarkEnd w:id="60"/>
-    <w:bookmarkStart w:id="62" w:name="variables-add-to-env"/>
+    <w:bookmarkEnd w:id="64"/>
+    <w:bookmarkStart w:id="66" w:name="variables-add-to-env"/>
     <w:p>
       <w:pPr>
         <w:pStyle w:val="Heading3"/>
@@ -8692,7 +9146,7 @@
             <w:pPr>
               <w:pStyle w:val="Compact"/>
             </w:pPr>
-            <w:hyperlink r:id="rId61">
+            <w:hyperlink r:id="rId65">
               <w:r>
                 <w:rPr>
                   <w:rStyle w:val="Hyperlink"/>
@@ -8746,7 +9200,7 @@
             <w:pPr>
               <w:pStyle w:val="Compact"/>
             </w:pPr>
-            <w:hyperlink r:id="rId61">
+            <w:hyperlink r:id="rId65">
               <w:r>
                 <w:rPr>
                   <w:rStyle w:val="Hyperlink"/>
@@ -8911,8 +9365,8 @@
         </w:tc>
       </w:tr>
     </w:tbl>
-    <w:bookmarkEnd w:id="62"/>
-    <w:bookmarkStart w:id="64" w:name="X817af55071539021e4bfa4eeb88f966b3063e60"/>
+    <w:bookmarkEnd w:id="66"/>
+    <w:bookmarkStart w:id="68" w:name="X817af55071539021e4bfa4eeb88f966b3063e60"/>
     <w:p>
       <w:pPr>
         <w:pStyle w:val="Heading3"/>
@@ -8926,7 +9380,7 @@
         <w:pStyle w:val="Compact"/>
         <w:numPr>
           <w:ilvl w:val="0"/>
-          <w:numId w:val="1014"/>
+          <w:numId w:val="1015"/>
         </w:numPr>
       </w:pPr>
       <w:r>
@@ -8935,7 +9389,7 @@
       <w:r>
         <w:t xml:space="preserve"> </w:t>
       </w:r>
-      <w:hyperlink r:id="rId63">
+      <w:hyperlink r:id="rId67">
         <w:r>
           <w:rPr>
             <w:rStyle w:val="Hyperlink"/>
@@ -8955,7 +9409,7 @@
         <w:pStyle w:val="Compact"/>
         <w:numPr>
           <w:ilvl w:val="0"/>
-          <w:numId w:val="1014"/>
+          <w:numId w:val="1015"/>
         </w:numPr>
       </w:pPr>
       <w:r>
@@ -8998,7 +9452,7 @@
         <w:pStyle w:val="Compact"/>
         <w:numPr>
           <w:ilvl w:val="0"/>
-          <w:numId w:val="1014"/>
+          <w:numId w:val="1015"/>
         </w:numPr>
       </w:pPr>
       <w:r>
@@ -9010,7 +9464,7 @@
         <w:pStyle w:val="Compact"/>
         <w:numPr>
           <w:ilvl w:val="0"/>
-          <w:numId w:val="1014"/>
+          <w:numId w:val="1015"/>
         </w:numPr>
       </w:pPr>
       <w:r>
@@ -9022,7 +9476,7 @@
         <w:pStyle w:val="Compact"/>
         <w:numPr>
           <w:ilvl w:val="0"/>
-          <w:numId w:val="1014"/>
+          <w:numId w:val="1015"/>
         </w:numPr>
       </w:pPr>
       <w:r>
@@ -9031,7 +9485,7 @@
       <w:r>
         <w:t xml:space="preserve"> </w:t>
       </w:r>
-      <w:hyperlink r:id="rId61">
+      <w:hyperlink r:id="rId65">
         <w:r>
           <w:rPr>
             <w:rStyle w:val="Hyperlink"/>
@@ -9048,7 +9502,7 @@
         <w:pStyle w:val="Compact"/>
         <w:numPr>
           <w:ilvl w:val="0"/>
-          <w:numId w:val="1014"/>
+          <w:numId w:val="1015"/>
         </w:numPr>
       </w:pPr>
       <w:r>
@@ -9078,461 +9532,6 @@
       </w:r>
       <w:r>
         <w:t xml:space="preserve">validation error):</w:t>
-      </w:r>
-    </w:p>
-    <w:p>
-      <w:pPr>
-        <w:pStyle w:val="Compact"/>
-        <w:numPr>
-          <w:ilvl w:val="1"/>
-          <w:numId w:val="1015"/>
-        </w:numPr>
-      </w:pPr>
-      <w:r>
-        <w:rPr>
-          <w:b/>
-          <w:bCs/>
-        </w:rPr>
-        <w:t xml:space="preserve">App title:</w:t>
-      </w:r>
-      <w:r>
-        <w:t xml:space="preserve"> </w:t>
-      </w:r>
-      <w:r>
-        <w:rPr>
-          <w:rStyle w:val="VerbatimChar"/>
-        </w:rPr>
-        <w:t xml:space="preserve">Herald</w:t>
-      </w:r>
-      <w:r>
-        <w:t xml:space="preserve"> </w:t>
-      </w:r>
-      <w:r>
-        <w:t xml:space="preserve">(simplest; works almost always) — fallbacks:</w:t>
-      </w:r>
-      <w:r>
-        <w:t xml:space="preserve"> </w:t>
-      </w:r>
-      <w:r>
-        <w:rPr>
-          <w:rStyle w:val="VerbatimChar"/>
-        </w:rPr>
-        <w:t xml:space="preserve">HeraldQA</w:t>
-      </w:r>
-      <w:r>
-        <w:t xml:space="preserve"> </w:t>
-      </w:r>
-      <w:r>
-        <w:t xml:space="preserve">(camelCase) →</w:t>
-      </w:r>
-      <w:r>
-        <w:t xml:space="preserve"> </w:t>
-      </w:r>
-      <w:r>
-        <w:rPr>
-          <w:rStyle w:val="VerbatimChar"/>
-        </w:rPr>
-        <w:t xml:space="preserve">Herald Test Harness</w:t>
-      </w:r>
-      <w:r>
-        <w:t xml:space="preserve"> </w:t>
-      </w:r>
-      <w:r>
-        <w:t xml:space="preserve">→</w:t>
-      </w:r>
-      <w:r>
-        <w:t xml:space="preserve"> </w:t>
-      </w:r>
-      <w:r>
-        <w:rPr>
-          <w:rStyle w:val="VerbatimChar"/>
-        </w:rPr>
-        <w:t xml:space="preserve">Herald Tools</w:t>
-      </w:r>
-      <w:r>
-        <w:t xml:space="preserve"> </w:t>
-      </w:r>
-      <w:r>
-        <w:t xml:space="preserve">→</w:t>
-      </w:r>
-      <w:r>
-        <w:t xml:space="preserve"> </w:t>
-      </w:r>
-      <w:r>
-        <w:rPr>
-          <w:rStyle w:val="VerbatimChar"/>
-        </w:rPr>
-        <w:t xml:space="preserve">Herald Lab</w:t>
-      </w:r>
-      <w:r>
-        <w:t xml:space="preserve">.</w:t>
-      </w:r>
-      <w:r>
-        <w:t xml:space="preserve"> </w:t>
-      </w:r>
-      <w:r>
-        <w:rPr>
-          <w:b/>
-          <w:bCs/>
-        </w:rPr>
-        <w:t xml:space="preserve">AVOID bare acronyms like</w:t>
-      </w:r>
-      <w:r>
-        <w:rPr>
-          <w:b/>
-          <w:bCs/>
-        </w:rPr>
-        <w:t xml:space="preserve"> </w:t>
-      </w:r>
-      <w:r>
-        <w:rPr>
-          <w:rStyle w:val="VerbatimChar"/>
-          <w:b/>
-          <w:bCs/>
-        </w:rPr>
-        <w:t xml:space="preserve">QA</w:t>
-      </w:r>
-      <w:r>
-        <w:t xml:space="preserve"> </w:t>
-      </w:r>
-      <w:r>
-        <w:t xml:space="preserve">— Telegram's classifier rejects them with</w:t>
-      </w:r>
-      <w:r>
-        <w:t xml:space="preserve"> </w:t>
-      </w:r>
-      <w:r>
-        <w:rPr>
-          <w:rStyle w:val="VerbatimChar"/>
-        </w:rPr>
-        <w:t xml:space="preserve">Incorrect app name</w:t>
-      </w:r>
-      <w:r>
-        <w:t xml:space="preserve">.</w:t>
-      </w:r>
-    </w:p>
-    <w:p>
-      <w:pPr>
-        <w:pStyle w:val="Compact"/>
-        <w:numPr>
-          <w:ilvl w:val="1"/>
-          <w:numId w:val="1015"/>
-        </w:numPr>
-      </w:pPr>
-      <w:r>
-        <w:rPr>
-          <w:b/>
-          <w:bCs/>
-        </w:rPr>
-        <w:t xml:space="preserve">Short name:</w:t>
-      </w:r>
-      <w:r>
-        <w:t xml:space="preserve"> </w:t>
-      </w:r>
-      <w:r>
-        <w:rPr>
-          <w:rStyle w:val="VerbatimChar"/>
-        </w:rPr>
-        <w:t xml:space="preserve">heraldqa&lt;random4&gt;</w:t>
-      </w:r>
-      <w:r>
-        <w:t xml:space="preserve"> </w:t>
-      </w:r>
-      <w:r>
-        <w:t xml:space="preserve">(e.g.</w:t>
-      </w:r>
-      <w:r>
-        <w:t xml:space="preserve"> </w:t>
-      </w:r>
-      <w:r>
-        <w:rPr>
-          <w:rStyle w:val="VerbatimChar"/>
-        </w:rPr>
-        <w:t xml:space="preserve">heraldqa5kx9</w:t>
-      </w:r>
-      <w:r>
-        <w:t xml:space="preserve">) —</w:t>
-      </w:r>
-      <w:r>
-        <w:t xml:space="preserve"> </w:t>
-      </w:r>
-      <w:r>
-        <w:rPr>
-          <w:b/>
-          <w:bCs/>
-        </w:rPr>
-        <w:t xml:space="preserve">NO UNDERSCORES</w:t>
-      </w:r>
-      <w:r>
-        <w:t xml:space="preserve">. Must be 5-32 chars, STRICTLY alphanumeric [a-zA-Z0-9] — despite Telegram's hint reading "alphanumeric, 5-32 characters", underscores ARE REJECTED with</w:t>
-      </w:r>
-      <w:r>
-        <w:t xml:space="preserve"> </w:t>
-      </w:r>
-      <w:r>
-        <w:rPr>
-          <w:rStyle w:val="VerbatimChar"/>
-        </w:rPr>
-        <w:t xml:space="preserve">Incorrect app name</w:t>
-      </w:r>
-      <w:r>
-        <w:t xml:space="preserve"> </w:t>
-      </w:r>
-      <w:r>
-        <w:t xml:space="preserve">(operator-confirmed 2026-05-28:</w:t>
-      </w:r>
-      <w:r>
-        <w:t xml:space="preserve"> </w:t>
-      </w:r>
-      <w:r>
-        <w:rPr>
-          <w:rStyle w:val="VerbatimChar"/>
-        </w:rPr>
-        <w:t xml:space="preserve">herald_qa_5kx9</w:t>
-      </w:r>
-      <w:r>
-        <w:t xml:space="preserve"> </w:t>
-      </w:r>
-      <w:r>
-        <w:t xml:space="preserve">REJECTED,</w:t>
-      </w:r>
-      <w:r>
-        <w:t xml:space="preserve"> </w:t>
-      </w:r>
-      <w:r>
-        <w:rPr>
-          <w:rStyle w:val="VerbatimChar"/>
-        </w:rPr>
-        <w:t xml:space="preserve">heraldqa5kx9</w:t>
-      </w:r>
-      <w:r>
-        <w:t xml:space="preserve"> </w:t>
-      </w:r>
-      <w:r>
-        <w:t xml:space="preserve">ACCEPTED). GLOBALLY UNIQUE across all Telegram apps — plain</w:t>
-      </w:r>
-      <w:r>
-        <w:t xml:space="preserve"> </w:t>
-      </w:r>
-      <w:r>
-        <w:rPr>
-          <w:rStyle w:val="VerbatimChar"/>
-        </w:rPr>
-        <w:t xml:space="preserve">heraldqa</w:t>
-      </w:r>
-      <w:r>
-        <w:t xml:space="preserve"> </w:t>
-      </w:r>
-      <w:r>
-        <w:t xml:space="preserve">may already be taken.</w:t>
-      </w:r>
-    </w:p>
-    <w:p>
-      <w:pPr>
-        <w:pStyle w:val="Compact"/>
-        <w:numPr>
-          <w:ilvl w:val="1"/>
-          <w:numId w:val="1015"/>
-        </w:numPr>
-      </w:pPr>
-      <w:r>
-        <w:rPr>
-          <w:b/>
-          <w:bCs/>
-        </w:rPr>
-        <w:t xml:space="preserve">URL:</w:t>
-      </w:r>
-      <w:r>
-        <w:t xml:space="preserve"> </w:t>
-      </w:r>
-      <w:r>
-        <w:rPr>
-          <w:rStyle w:val="VerbatimChar"/>
-        </w:rPr>
-        <w:t xml:space="preserve">https://herald.local</w:t>
-      </w:r>
-      <w:r>
-        <w:t xml:space="preserve"> </w:t>
-      </w:r>
-      <w:r>
-        <w:t xml:space="preserve">(or any valid</w:t>
-      </w:r>
-      <w:r>
-        <w:t xml:space="preserve"> </w:t>
-      </w:r>
-      <w:r>
-        <w:rPr>
-          <w:rStyle w:val="VerbatimChar"/>
-        </w:rPr>
-        <w:t xml:space="preserve">http(s)://</w:t>
-      </w:r>
-      <w:r>
-        <w:t xml:space="preserve"> </w:t>
-      </w:r>
-      <w:r>
-        <w:t xml:space="preserve">URL — Telegram requires the</w:t>
-      </w:r>
-      <w:r>
-        <w:t xml:space="preserve"> </w:t>
-      </w:r>
-      <w:r>
-        <w:rPr>
-          <w:rStyle w:val="VerbatimChar"/>
-        </w:rPr>
-        <w:t xml:space="preserve">http(s)://</w:t>
-      </w:r>
-      <w:r>
-        <w:t xml:space="preserve"> </w:t>
-      </w:r>
-      <w:r>
-        <w:t xml:space="preserve">prefix; bare domains rejected). Field is NOT actually optional.</w:t>
-      </w:r>
-    </w:p>
-    <w:p>
-      <w:pPr>
-        <w:pStyle w:val="Compact"/>
-        <w:numPr>
-          <w:ilvl w:val="1"/>
-          <w:numId w:val="1015"/>
-        </w:numPr>
-      </w:pPr>
-      <w:r>
-        <w:rPr>
-          <w:b/>
-          <w:bCs/>
-        </w:rPr>
-        <w:t xml:space="preserve">Platform:</w:t>
-      </w:r>
-      <w:r>
-        <w:t xml:space="preserve"> </w:t>
-      </w:r>
-      <w:r>
-        <w:rPr>
-          <w:rStyle w:val="VerbatimChar"/>
-        </w:rPr>
-        <w:t xml:space="preserve">Desktop</w:t>
-      </w:r>
-      <w:r>
-        <w:t xml:space="preserve"> </w:t>
-      </w:r>
-      <w:r>
-        <w:t xml:space="preserve">(fallback if</w:t>
-      </w:r>
-      <w:r>
-        <w:t xml:space="preserve"> </w:t>
-      </w:r>
-      <w:r>
-        <w:rPr>
-          <w:rStyle w:val="VerbatimChar"/>
-        </w:rPr>
-        <w:t xml:space="preserve">Other</w:t>
-      </w:r>
-      <w:r>
-        <w:t xml:space="preserve"> </w:t>
-      </w:r>
-      <w:r>
-        <w:t xml:space="preserve">is rejected on your Telegram form version).</w:t>
-      </w:r>
-    </w:p>
-    <w:p>
-      <w:pPr>
-        <w:pStyle w:val="Compact"/>
-        <w:numPr>
-          <w:ilvl w:val="1"/>
-          <w:numId w:val="1015"/>
-        </w:numPr>
-      </w:pPr>
-      <w:r>
-        <w:rPr>
-          <w:b/>
-          <w:bCs/>
-        </w:rPr>
-        <w:t xml:space="preserve">Description:</w:t>
-      </w:r>
-      <w:r>
-        <w:t xml:space="preserve"> </w:t>
-      </w:r>
-      <w:r>
-        <w:rPr>
-          <w:rStyle w:val="VerbatimChar"/>
-        </w:rPr>
-        <w:t xml:space="preserve">Herald automation harness for closed-loop testing.</w:t>
-      </w:r>
-      <w:r>
-        <w:t xml:space="preserve"> </w:t>
-      </w:r>
-      <w:r>
-        <w:t xml:space="preserve">(plain ASCII; no</w:t>
-      </w:r>
-      <w:r>
-        <w:t xml:space="preserve"> </w:t>
-      </w:r>
-      <w:r>
-        <w:rPr>
-          <w:rStyle w:val="VerbatimChar"/>
-        </w:rPr>
-        <w:t xml:space="preserve">§</w:t>
-      </w:r>
-      <w:r>
-        <w:t xml:space="preserve"> </w:t>
-      </w:r>
-      <w:r>
-        <w:t xml:space="preserve">symbol; under 200 chars; avoid acronyms QA/CI/CD).</w:t>
-      </w:r>
-    </w:p>
-    <w:p>
-      <w:pPr>
-        <w:pStyle w:val="Compact"/>
-        <w:numPr>
-          <w:ilvl w:val="0"/>
-          <w:numId w:val="1014"/>
-        </w:numPr>
-      </w:pPr>
-      <w:r>
-        <w:t xml:space="preserve">Click "Create application".</w:t>
-      </w:r>
-      <w:r>
-        <w:t xml:space="preserve"> </w:t>
-      </w:r>
-      <w:r>
-        <w:rPr>
-          <w:b/>
-          <w:bCs/>
-        </w:rPr>
-        <w:t xml:space="preserve">If you get</w:t>
-      </w:r>
-      <w:r>
-        <w:rPr>
-          <w:b/>
-          <w:bCs/>
-        </w:rPr>
-        <w:t xml:space="preserve"> </w:t>
-      </w:r>
-      <w:r>
-        <w:rPr>
-          <w:rStyle w:val="VerbatimChar"/>
-          <w:b/>
-          <w:bCs/>
-        </w:rPr>
-        <w:t xml:space="preserve">Incorrect app name</w:t>
-      </w:r>
-      <w:r>
-        <w:t xml:space="preserve"> </w:t>
-      </w:r>
-      <w:r>
-        <w:t xml:space="preserve">— the App title contains a bare acronym Telegram flags as non-app-like; try the fallback titles above in order.</w:t>
-      </w:r>
-    </w:p>
-    <w:p>
-      <w:pPr>
-        <w:pStyle w:val="Compact"/>
-        <w:numPr>
-          <w:ilvl w:val="0"/>
-          <w:numId w:val="1014"/>
-        </w:numPr>
-      </w:pPr>
-      <w:r>
-        <w:t xml:space="preserve">Telegram displays:</w:t>
       </w:r>
     </w:p>
     <w:p>
@@ -9545,24 +9544,125 @@
       </w:pPr>
       <w:r>
         <w:rPr>
-          <w:rStyle w:val="VerbatimChar"/>
-        </w:rPr>
-        <w:t xml:space="preserve">App api_id</w:t>
-      </w:r>
-      <w:r>
-        <w:t xml:space="preserve"> </w:t>
-      </w:r>
-      <w:r>
-        <w:t xml:space="preserve">— small integer (5-8 digits) → set as</w:t>
-      </w:r>
-      <w:r>
-        <w:t xml:space="preserve"> </w:t>
-      </w:r>
-      <w:r>
-        <w:rPr>
-          <w:rStyle w:val="VerbatimChar"/>
-        </w:rPr>
-        <w:t xml:space="preserve">HERALD_MTPROTO_APP_ID</w:t>
+          <w:b/>
+          <w:bCs/>
+        </w:rPr>
+        <w:t xml:space="preserve">App title:</w:t>
+      </w:r>
+      <w:r>
+        <w:t xml:space="preserve"> </w:t>
+      </w:r>
+      <w:r>
+        <w:rPr>
+          <w:rStyle w:val="VerbatimChar"/>
+        </w:rPr>
+        <w:t xml:space="preserve">Herald</w:t>
+      </w:r>
+      <w:r>
+        <w:t xml:space="preserve"> </w:t>
+      </w:r>
+      <w:r>
+        <w:t xml:space="preserve">(simplest; works almost always) — fallbacks:</w:t>
+      </w:r>
+      <w:r>
+        <w:t xml:space="preserve"> </w:t>
+      </w:r>
+      <w:r>
+        <w:rPr>
+          <w:rStyle w:val="VerbatimChar"/>
+        </w:rPr>
+        <w:t xml:space="preserve">HeraldQA</w:t>
+      </w:r>
+      <w:r>
+        <w:t xml:space="preserve"> </w:t>
+      </w:r>
+      <w:r>
+        <w:t xml:space="preserve">(camelCase) →</w:t>
+      </w:r>
+      <w:r>
+        <w:t xml:space="preserve"> </w:t>
+      </w:r>
+      <w:r>
+        <w:rPr>
+          <w:rStyle w:val="VerbatimChar"/>
+        </w:rPr>
+        <w:t xml:space="preserve">Herald Test Harness</w:t>
+      </w:r>
+      <w:r>
+        <w:t xml:space="preserve"> </w:t>
+      </w:r>
+      <w:r>
+        <w:t xml:space="preserve">→</w:t>
+      </w:r>
+      <w:r>
+        <w:t xml:space="preserve"> </w:t>
+      </w:r>
+      <w:r>
+        <w:rPr>
+          <w:rStyle w:val="VerbatimChar"/>
+        </w:rPr>
+        <w:t xml:space="preserve">Herald Tools</w:t>
+      </w:r>
+      <w:r>
+        <w:t xml:space="preserve"> </w:t>
+      </w:r>
+      <w:r>
+        <w:t xml:space="preserve">→</w:t>
+      </w:r>
+      <w:r>
+        <w:t xml:space="preserve"> </w:t>
+      </w:r>
+      <w:r>
+        <w:rPr>
+          <w:rStyle w:val="VerbatimChar"/>
+        </w:rPr>
+        <w:t xml:space="preserve">Herald Lab</w:t>
+      </w:r>
+      <w:r>
+        <w:t xml:space="preserve">.</w:t>
+      </w:r>
+      <w:r>
+        <w:t xml:space="preserve"> </w:t>
+      </w:r>
+      <w:r>
+        <w:rPr>
+          <w:b/>
+          <w:bCs/>
+        </w:rPr>
+        <w:t xml:space="preserve">AVOID bare acronyms like</w:t>
+      </w:r>
+      <w:r>
+        <w:rPr>
+          <w:b/>
+          <w:bCs/>
+        </w:rPr>
+        <w:t xml:space="preserve"> </w:t>
+      </w:r>
+      <w:r>
+        <w:rPr>
+          <w:rStyle w:val="VerbatimChar"/>
+          <w:b/>
+          <w:bCs/>
+        </w:rPr>
+        <w:t xml:space="preserve">QA</w:t>
+      </w:r>
+      <w:r>
+        <w:t xml:space="preserve"> </w:t>
+      </w:r>
+      <w:r>
+        <w:t xml:space="preserve">— Telegram's classifier rejects them with</w:t>
+      </w:r>
+      <w:r>
+        <w:t xml:space="preserve"> </w:t>
+      </w:r>
+      <w:r>
+        <w:rPr>
+          <w:rStyle w:val="VerbatimChar"/>
+        </w:rPr>
+        <w:t xml:space="preserve">Incorrect app name</w:t>
+      </w:r>
+      <w:r>
+        <w:t xml:space="preserve">.</w:t>
       </w:r>
     </w:p>
     <w:p>
@@ -9575,24 +9675,263 @@
       </w:pPr>
       <w:r>
         <w:rPr>
-          <w:rStyle w:val="VerbatimChar"/>
-        </w:rPr>
-        <w:t xml:space="preserve">App api_hash</w:t>
-      </w:r>
-      <w:r>
-        <w:t xml:space="preserve"> </w:t>
-      </w:r>
-      <w:r>
-        <w:t xml:space="preserve">— 32-char hex string → set as</w:t>
-      </w:r>
-      <w:r>
-        <w:t xml:space="preserve"> </w:t>
-      </w:r>
-      <w:r>
-        <w:rPr>
-          <w:rStyle w:val="VerbatimChar"/>
-        </w:rPr>
-        <w:t xml:space="preserve">HERALD_MTPROTO_APP_HASH</w:t>
+          <w:b/>
+          <w:bCs/>
+        </w:rPr>
+        <w:t xml:space="preserve">Short name:</w:t>
+      </w:r>
+      <w:r>
+        <w:t xml:space="preserve"> </w:t>
+      </w:r>
+      <w:r>
+        <w:rPr>
+          <w:rStyle w:val="VerbatimChar"/>
+        </w:rPr>
+        <w:t xml:space="preserve">heraldqa&lt;random4&gt;</w:t>
+      </w:r>
+      <w:r>
+        <w:t xml:space="preserve"> </w:t>
+      </w:r>
+      <w:r>
+        <w:t xml:space="preserve">(e.g.</w:t>
+      </w:r>
+      <w:r>
+        <w:t xml:space="preserve"> </w:t>
+      </w:r>
+      <w:r>
+        <w:rPr>
+          <w:rStyle w:val="VerbatimChar"/>
+        </w:rPr>
+        <w:t xml:space="preserve">heraldqa5kx9</w:t>
+      </w:r>
+      <w:r>
+        <w:t xml:space="preserve">) —</w:t>
+      </w:r>
+      <w:r>
+        <w:t xml:space="preserve"> </w:t>
+      </w:r>
+      <w:r>
+        <w:rPr>
+          <w:b/>
+          <w:bCs/>
+        </w:rPr>
+        <w:t xml:space="preserve">NO UNDERSCORES</w:t>
+      </w:r>
+      <w:r>
+        <w:t xml:space="preserve">. Must be 5-32 chars, STRICTLY alphanumeric [a-zA-Z0-9] — despite Telegram's hint reading "alphanumeric, 5-32 characters", underscores ARE REJECTED with</w:t>
+      </w:r>
+      <w:r>
+        <w:t xml:space="preserve"> </w:t>
+      </w:r>
+      <w:r>
+        <w:rPr>
+          <w:rStyle w:val="VerbatimChar"/>
+        </w:rPr>
+        <w:t xml:space="preserve">Incorrect app name</w:t>
+      </w:r>
+      <w:r>
+        <w:t xml:space="preserve"> </w:t>
+      </w:r>
+      <w:r>
+        <w:t xml:space="preserve">(operator-confirmed 2026-05-28:</w:t>
+      </w:r>
+      <w:r>
+        <w:t xml:space="preserve"> </w:t>
+      </w:r>
+      <w:r>
+        <w:rPr>
+          <w:rStyle w:val="VerbatimChar"/>
+        </w:rPr>
+        <w:t xml:space="preserve">herald_qa_5kx9</w:t>
+      </w:r>
+      <w:r>
+        <w:t xml:space="preserve"> </w:t>
+      </w:r>
+      <w:r>
+        <w:t xml:space="preserve">REJECTED,</w:t>
+      </w:r>
+      <w:r>
+        <w:t xml:space="preserve"> </w:t>
+      </w:r>
+      <w:r>
+        <w:rPr>
+          <w:rStyle w:val="VerbatimChar"/>
+        </w:rPr>
+        <w:t xml:space="preserve">heraldqa5kx9</w:t>
+      </w:r>
+      <w:r>
+        <w:t xml:space="preserve"> </w:t>
+      </w:r>
+      <w:r>
+        <w:t xml:space="preserve">ACCEPTED). GLOBALLY UNIQUE across all Telegram apps — plain</w:t>
+      </w:r>
+      <w:r>
+        <w:t xml:space="preserve"> </w:t>
+      </w:r>
+      <w:r>
+        <w:rPr>
+          <w:rStyle w:val="VerbatimChar"/>
+        </w:rPr>
+        <w:t xml:space="preserve">heraldqa</w:t>
+      </w:r>
+      <w:r>
+        <w:t xml:space="preserve"> </w:t>
+      </w:r>
+      <w:r>
+        <w:t xml:space="preserve">may already be taken.</w:t>
+      </w:r>
+    </w:p>
+    <w:p>
+      <w:pPr>
+        <w:pStyle w:val="Compact"/>
+        <w:numPr>
+          <w:ilvl w:val="1"/>
+          <w:numId w:val="1016"/>
+        </w:numPr>
+      </w:pPr>
+      <w:r>
+        <w:rPr>
+          <w:b/>
+          <w:bCs/>
+        </w:rPr>
+        <w:t xml:space="preserve">URL:</w:t>
+      </w:r>
+      <w:r>
+        <w:t xml:space="preserve"> </w:t>
+      </w:r>
+      <w:r>
+        <w:rPr>
+          <w:rStyle w:val="VerbatimChar"/>
+        </w:rPr>
+        <w:t xml:space="preserve">https://herald.local</w:t>
+      </w:r>
+      <w:r>
+        <w:t xml:space="preserve"> </w:t>
+      </w:r>
+      <w:r>
+        <w:t xml:space="preserve">(or any valid</w:t>
+      </w:r>
+      <w:r>
+        <w:t xml:space="preserve"> </w:t>
+      </w:r>
+      <w:r>
+        <w:rPr>
+          <w:rStyle w:val="VerbatimChar"/>
+        </w:rPr>
+        <w:t xml:space="preserve">http(s)://</w:t>
+      </w:r>
+      <w:r>
+        <w:t xml:space="preserve"> </w:t>
+      </w:r>
+      <w:r>
+        <w:t xml:space="preserve">URL — Telegram requires the</w:t>
+      </w:r>
+      <w:r>
+        <w:t xml:space="preserve"> </w:t>
+      </w:r>
+      <w:r>
+        <w:rPr>
+          <w:rStyle w:val="VerbatimChar"/>
+        </w:rPr>
+        <w:t xml:space="preserve">http(s)://</w:t>
+      </w:r>
+      <w:r>
+        <w:t xml:space="preserve"> </w:t>
+      </w:r>
+      <w:r>
+        <w:t xml:space="preserve">prefix; bare domains rejected). Field is NOT actually optional.</w:t>
+      </w:r>
+    </w:p>
+    <w:p>
+      <w:pPr>
+        <w:pStyle w:val="Compact"/>
+        <w:numPr>
+          <w:ilvl w:val="1"/>
+          <w:numId w:val="1016"/>
+        </w:numPr>
+      </w:pPr>
+      <w:r>
+        <w:rPr>
+          <w:b/>
+          <w:bCs/>
+        </w:rPr>
+        <w:t xml:space="preserve">Platform:</w:t>
+      </w:r>
+      <w:r>
+        <w:t xml:space="preserve"> </w:t>
+      </w:r>
+      <w:r>
+        <w:rPr>
+          <w:rStyle w:val="VerbatimChar"/>
+        </w:rPr>
+        <w:t xml:space="preserve">Desktop</w:t>
+      </w:r>
+      <w:r>
+        <w:t xml:space="preserve"> </w:t>
+      </w:r>
+      <w:r>
+        <w:t xml:space="preserve">(fallback if</w:t>
+      </w:r>
+      <w:r>
+        <w:t xml:space="preserve"> </w:t>
+      </w:r>
+      <w:r>
+        <w:rPr>
+          <w:rStyle w:val="VerbatimChar"/>
+        </w:rPr>
+        <w:t xml:space="preserve">Other</w:t>
+      </w:r>
+      <w:r>
+        <w:t xml:space="preserve"> </w:t>
+      </w:r>
+      <w:r>
+        <w:t xml:space="preserve">is rejected on your Telegram form version).</w:t>
+      </w:r>
+    </w:p>
+    <w:p>
+      <w:pPr>
+        <w:pStyle w:val="Compact"/>
+        <w:numPr>
+          <w:ilvl w:val="1"/>
+          <w:numId w:val="1016"/>
+        </w:numPr>
+      </w:pPr>
+      <w:r>
+        <w:rPr>
+          <w:b/>
+          <w:bCs/>
+        </w:rPr>
+        <w:t xml:space="preserve">Description:</w:t>
+      </w:r>
+      <w:r>
+        <w:t xml:space="preserve"> </w:t>
+      </w:r>
+      <w:r>
+        <w:rPr>
+          <w:rStyle w:val="VerbatimChar"/>
+        </w:rPr>
+        <w:t xml:space="preserve">Herald automation harness for closed-loop testing.</w:t>
+      </w:r>
+      <w:r>
+        <w:t xml:space="preserve"> </w:t>
+      </w:r>
+      <w:r>
+        <w:t xml:space="preserve">(plain ASCII; no</w:t>
+      </w:r>
+      <w:r>
+        <w:t xml:space="preserve"> </w:t>
+      </w:r>
+      <w:r>
+        <w:rPr>
+          <w:rStyle w:val="VerbatimChar"/>
+        </w:rPr>
+        <w:t xml:space="preserve">§</w:t>
+      </w:r>
+      <w:r>
+        <w:t xml:space="preserve"> </w:t>
+      </w:r>
+      <w:r>
+        <w:t xml:space="preserve">symbol; under 200 chars; avoid acronyms QA/CI/CD).</w:t>
       </w:r>
     </w:p>
     <w:p>
@@ -9600,14 +9939,129 @@
         <w:pStyle w:val="Compact"/>
         <w:numPr>
           <w:ilvl w:val="0"/>
-          <w:numId w:val="1014"/>
+          <w:numId w:val="1015"/>
         </w:numPr>
       </w:pPr>
+      <w:r>
+        <w:t xml:space="preserve">Click "Create application".</w:t>
+      </w:r>
+      <w:r>
+        <w:t xml:space="preserve"> </w:t>
+      </w:r>
       <w:r>
         <w:rPr>
           <w:b/>
           <w:bCs/>
         </w:rPr>
+        <w:t xml:space="preserve">If you get</w:t>
+      </w:r>
+      <w:r>
+        <w:rPr>
+          <w:b/>
+          <w:bCs/>
+        </w:rPr>
+        <w:t xml:space="preserve"> </w:t>
+      </w:r>
+      <w:r>
+        <w:rPr>
+          <w:rStyle w:val="VerbatimChar"/>
+          <w:b/>
+          <w:bCs/>
+        </w:rPr>
+        <w:t xml:space="preserve">Incorrect app name</w:t>
+      </w:r>
+      <w:r>
+        <w:t xml:space="preserve"> </w:t>
+      </w:r>
+      <w:r>
+        <w:t xml:space="preserve">— the App title contains a bare acronym Telegram flags as non-app-like; try the fallback titles above in order.</w:t>
+      </w:r>
+    </w:p>
+    <w:p>
+      <w:pPr>
+        <w:pStyle w:val="Compact"/>
+        <w:numPr>
+          <w:ilvl w:val="0"/>
+          <w:numId w:val="1015"/>
+        </w:numPr>
+      </w:pPr>
+      <w:r>
+        <w:t xml:space="preserve">Telegram displays:</w:t>
+      </w:r>
+    </w:p>
+    <w:p>
+      <w:pPr>
+        <w:pStyle w:val="Compact"/>
+        <w:numPr>
+          <w:ilvl w:val="1"/>
+          <w:numId w:val="1017"/>
+        </w:numPr>
+      </w:pPr>
+      <w:r>
+        <w:rPr>
+          <w:rStyle w:val="VerbatimChar"/>
+        </w:rPr>
+        <w:t xml:space="preserve">App api_id</w:t>
+      </w:r>
+      <w:r>
+        <w:t xml:space="preserve"> </w:t>
+      </w:r>
+      <w:r>
+        <w:t xml:space="preserve">— small integer (5-8 digits) → set as</w:t>
+      </w:r>
+      <w:r>
+        <w:t xml:space="preserve"> </w:t>
+      </w:r>
+      <w:r>
+        <w:rPr>
+          <w:rStyle w:val="VerbatimChar"/>
+        </w:rPr>
+        <w:t xml:space="preserve">HERALD_MTPROTO_APP_ID</w:t>
+      </w:r>
+    </w:p>
+    <w:p>
+      <w:pPr>
+        <w:pStyle w:val="Compact"/>
+        <w:numPr>
+          <w:ilvl w:val="1"/>
+          <w:numId w:val="1017"/>
+        </w:numPr>
+      </w:pPr>
+      <w:r>
+        <w:rPr>
+          <w:rStyle w:val="VerbatimChar"/>
+        </w:rPr>
+        <w:t xml:space="preserve">App api_hash</w:t>
+      </w:r>
+      <w:r>
+        <w:t xml:space="preserve"> </w:t>
+      </w:r>
+      <w:r>
+        <w:t xml:space="preserve">— 32-char hex string → set as</w:t>
+      </w:r>
+      <w:r>
+        <w:t xml:space="preserve"> </w:t>
+      </w:r>
+      <w:r>
+        <w:rPr>
+          <w:rStyle w:val="VerbatimChar"/>
+        </w:rPr>
+        <w:t xml:space="preserve">HERALD_MTPROTO_APP_HASH</w:t>
+      </w:r>
+    </w:p>
+    <w:p>
+      <w:pPr>
+        <w:pStyle w:val="Compact"/>
+        <w:numPr>
+          <w:ilvl w:val="0"/>
+          <w:numId w:val="1015"/>
+        </w:numPr>
+      </w:pPr>
+      <w:r>
+        <w:rPr>
+          <w:b/>
+          <w:bCs/>
+        </w:rPr>
         <w:t xml:space="preserve">Copy both immediately.</w:t>
       </w:r>
       <w:r>
@@ -9617,8 +10071,8 @@
         <w:t xml:space="preserve">my.telegram.org will not let you re-display the api_hash once you navigate away (you can revoke + recreate the app if lost, but existing sessions break).</w:t>
       </w:r>
     </w:p>
-    <w:bookmarkEnd w:id="64"/>
-    <w:bookmarkStart w:id="65" w:name="X04eb5f97382619c2e4d93fde25e82ce998c76c9"/>
+    <w:bookmarkEnd w:id="68"/>
+    <w:bookmarkStart w:id="69" w:name="X04eb5f97382619c2e4d93fde25e82ce998c76c9"/>
     <w:p>
       <w:pPr>
         <w:pStyle w:val="Heading3"/>
@@ -9866,8 +10320,8 @@
         <w:t xml:space="preserve">+ the session file change.</w:t>
       </w:r>
     </w:p>
-    <w:bookmarkEnd w:id="65"/>
-    <w:bookmarkStart w:id="66" w:name="step-3-add-the-qa-account-to-the-chat"/>
+    <w:bookmarkEnd w:id="69"/>
+    <w:bookmarkStart w:id="70" w:name="step-3-add-the-qa-account-to-the-chat"/>
     <w:p>
       <w:pPr>
         <w:pStyle w:val="Heading3"/>
@@ -9894,388 +10348,6 @@
       </w:r>
       <w:r>
         <w:t xml:space="preserve">. If using (a) and you're already a member: done. If using (b)/(c):</w:t>
-      </w:r>
-    </w:p>
-    <w:p>
-      <w:pPr>
-        <w:pStyle w:val="Compact"/>
-        <w:numPr>
-          <w:ilvl w:val="0"/>
-          <w:numId w:val="1017"/>
-        </w:numPr>
-      </w:pPr>
-      <w:r>
-        <w:t xml:space="preserve">Have an existing member of the group invite the new account (group invite link or add-by-phone).</w:t>
-      </w:r>
-    </w:p>
-    <w:p>
-      <w:pPr>
-        <w:pStyle w:val="Compact"/>
-        <w:numPr>
-          <w:ilvl w:val="0"/>
-          <w:numId w:val="1017"/>
-        </w:numPr>
-      </w:pPr>
-      <w:r>
-        <w:t xml:space="preserve">Verify membership before running the test: log into Telegram as the QA account and confirm the group is visible.</w:t>
-      </w:r>
-    </w:p>
-    <w:bookmarkEnd w:id="66"/>
-    <w:bookmarkStart w:id="67" w:name="X42bc0db7d5971aa3ae0200e2f58bb244f7a5c74"/>
-    <w:p>
-      <w:pPr>
-        <w:pStyle w:val="Heading3"/>
-      </w:pPr>
-      <w:r>
-        <w:t xml:space="preserve">Step 4: First-run login (one-time bootstrap — §11.4.98 permitted exception)</w:t>
-      </w:r>
-    </w:p>
-    <w:p>
-      <w:pPr>
-        <w:pStyle w:val="FirstParagraph"/>
-      </w:pPr>
-      <w:r>
-        <w:t xml:space="preserve">The harness binary (planned:</w:t>
-      </w:r>
-      <w:r>
-        <w:t xml:space="preserve"> </w:t>
-      </w:r>
-      <w:r>
-        <w:rPr>
-          <w:rStyle w:val="VerbatimChar"/>
-        </w:rPr>
-        <w:t xml:space="preserve">qaherald mtproto login</w:t>
-      </w:r>
-      <w:r>
-        <w:t xml:space="preserve">) connects to Telegram MTProto, sends a login code to the QA account's Telegram app, prompts you at the CLI to type the code (+ 2FA password if applicable), and persists the resulting session to</w:t>
-      </w:r>
-      <w:r>
-        <w:t xml:space="preserve"> </w:t>
-      </w:r>
-      <w:r>
-        <w:rPr>
-          <w:rStyle w:val="VerbatimChar"/>
-        </w:rPr>
-        <w:t xml:space="preserve">HERALD_MTPROTO_SESSION_FILE</w:t>
-      </w:r>
-      <w:r>
-        <w:t xml:space="preserve"> </w:t>
-      </w:r>
-      <w:r>
-        <w:t xml:space="preserve">(default</w:t>
-      </w:r>
-      <w:r>
-        <w:t xml:space="preserve"> </w:t>
-      </w:r>
-      <w:r>
-        <w:rPr>
-          <w:rStyle w:val="VerbatimChar"/>
-        </w:rPr>
-        <w:t xml:space="preserve">~/.config/herald/mtproto.session</w:t>
-      </w:r>
-      <w:r>
-        <w:t xml:space="preserve">). This is a</w:t>
-      </w:r>
-      <w:r>
-        <w:t xml:space="preserve"> </w:t>
-      </w:r>
-      <w:r>
-        <w:rPr>
-          <w:b/>
-          <w:bCs/>
-        </w:rPr>
-        <w:t xml:space="preserve">one-time interactive step</w:t>
-      </w:r>
-      <w:r>
-        <w:t xml:space="preserve">; subsequent test runs are fully autonomous (the §11.4.98 single permitted exception — configuration, not test driving).</w:t>
-      </w:r>
-    </w:p>
-    <w:p>
-      <w:pPr>
-        <w:pStyle w:val="BodyText"/>
-      </w:pPr>
-      <w:r>
-        <w:rPr>
-          <w:b/>
-          <w:bCs/>
-        </w:rPr>
-        <w:t xml:space="preserve">Workflow (planned — implementation under Wave 8 Track B):</w:t>
-      </w:r>
-    </w:p>
-    <w:p>
-      <w:pPr>
-        <w:pStyle w:val="SourceCode"/>
-      </w:pPr>
-      <w:r>
-        <w:rPr>
-          <w:rStyle w:val="CommentTok"/>
-        </w:rPr>
-        <w:t xml:space="preserve"># After populating .env with the 3 MTProto vars:</w:t>
-      </w:r>
-      <w:r>
-        <w:br/>
-      </w:r>
-      <w:r>
-        <w:rPr>
-          <w:rStyle w:val="BuiltInTok"/>
-        </w:rPr>
-        <w:t xml:space="preserve">set</w:t>
-      </w:r>
-      <w:r>
-        <w:rPr>
-          <w:rStyle w:val="NormalTok"/>
-        </w:rPr>
-        <w:t xml:space="preserve"> </w:t>
-      </w:r>
-      <w:r>
-        <w:rPr>
-          <w:rStyle w:val="AttributeTok"/>
-        </w:rPr>
-        <w:t xml:space="preserve">-a</w:t>
-      </w:r>
-      <w:r>
-        <w:rPr>
-          <w:rStyle w:val="KeywordTok"/>
-        </w:rPr>
-        <w:t xml:space="preserve">;</w:t>
-      </w:r>
-      <w:r>
-        <w:rPr>
-          <w:rStyle w:val="NormalTok"/>
-        </w:rPr>
-        <w:t xml:space="preserve"> </w:t>
-      </w:r>
-      <w:r>
-        <w:rPr>
-          <w:rStyle w:val="BuiltInTok"/>
-        </w:rPr>
-        <w:t xml:space="preserve">source</w:t>
-      </w:r>
-      <w:r>
-        <w:rPr>
-          <w:rStyle w:val="NormalTok"/>
-        </w:rPr>
-        <w:t xml:space="preserve"> .env</w:t>
-      </w:r>
-      <w:r>
-        <w:rPr>
-          <w:rStyle w:val="KeywordTok"/>
-        </w:rPr>
-        <w:t xml:space="preserve">;</w:t>
-      </w:r>
-      <w:r>
-        <w:rPr>
-          <w:rStyle w:val="NormalTok"/>
-        </w:rPr>
-        <w:t xml:space="preserve"> </w:t>
-      </w:r>
-      <w:r>
-        <w:rPr>
-          <w:rStyle w:val="BuiltInTok"/>
-        </w:rPr>
-        <w:t xml:space="preserve">set</w:t>
-      </w:r>
-      <w:r>
-        <w:rPr>
-          <w:rStyle w:val="NormalTok"/>
-        </w:rPr>
-        <w:t xml:space="preserve"> +a</w:t>
-      </w:r>
-      <w:r>
-        <w:br/>
-      </w:r>
-      <w:r>
-        <w:br/>
-      </w:r>
-      <w:r>
-        <w:rPr>
-          <w:rStyle w:val="CommentTok"/>
-        </w:rPr>
-        <w:t xml:space="preserve"># One-time interactive login:</w:t>
-      </w:r>
-      <w:r>
-        <w:br/>
-      </w:r>
-      <w:r>
-        <w:rPr>
-          <w:rStyle w:val="ExtensionTok"/>
-        </w:rPr>
-        <w:t xml:space="preserve">qaherald</w:t>
-      </w:r>
-      <w:r>
-        <w:rPr>
-          <w:rStyle w:val="NormalTok"/>
-        </w:rPr>
-        <w:t xml:space="preserve"> mtproto login</w:t>
-      </w:r>
-      <w:r>
-        <w:br/>
-      </w:r>
-      <w:r>
-        <w:rPr>
-          <w:rStyle w:val="CommentTok"/>
-        </w:rPr>
-        <w:t xml:space="preserve">#   → prompts: "Enter code Telegram sent to &lt;phone&gt;:"</w:t>
-      </w:r>
-      <w:r>
-        <w:br/>
-      </w:r>
-      <w:r>
-        <w:rPr>
-          <w:rStyle w:val="CommentTok"/>
-        </w:rPr>
-        <w:t xml:space="preserve">#   → if 2FA enabled: "Enter cloud password:"</w:t>
-      </w:r>
-      <w:r>
-        <w:br/>
-      </w:r>
-      <w:r>
-        <w:rPr>
-          <w:rStyle w:val="CommentTok"/>
-        </w:rPr>
-        <w:t xml:space="preserve">#   → on success: writes ~/.config/herald/mtproto.session</w:t>
-      </w:r>
-      <w:r>
-        <w:br/>
-      </w:r>
-      <w:r>
-        <w:rPr>
-          <w:rStyle w:val="CommentTok"/>
-        </w:rPr>
-        <w:t xml:space="preserve">#   → prints: "MTProto session active for @&lt;username&gt; (user_id=&lt;id&gt;)"</w:t>
-      </w:r>
-      <w:r>
-        <w:br/>
-      </w:r>
-      <w:r>
-        <w:br/>
-      </w:r>
-      <w:r>
-        <w:rPr>
-          <w:rStyle w:val="CommentTok"/>
-        </w:rPr>
-        <w:t xml:space="preserve"># Subsequent test runs (FULLY AUTONOMOUS — no CLI prompts):</w:t>
-      </w:r>
-      <w:r>
-        <w:br/>
-      </w:r>
-      <w:r>
-        <w:rPr>
-          <w:rStyle w:val="ExtensionTok"/>
-        </w:rPr>
-        <w:t xml:space="preserve">go</w:t>
-      </w:r>
-      <w:r>
-        <w:rPr>
-          <w:rStyle w:val="NormalTok"/>
-        </w:rPr>
-        <w:t xml:space="preserve"> test </w:t>
-      </w:r>
-      <w:r>
-        <w:rPr>
-          <w:rStyle w:val="AttributeTok"/>
-        </w:rPr>
-        <w:t xml:space="preserve">-tags</w:t>
-      </w:r>
-      <w:r>
-        <w:rPr>
-          <w:rStyle w:val="OperatorTok"/>
-        </w:rPr>
-        <w:t xml:space="preserve">=</w:t>
-      </w:r>
-      <w:r>
-        <w:rPr>
-          <w:rStyle w:val="NormalTok"/>
-        </w:rPr>
-        <w:t xml:space="preserve">integration_mtproto </w:t>
-      </w:r>
-      <w:r>
-        <w:rPr>
-          <w:rStyle w:val="AttributeTok"/>
-        </w:rPr>
-        <w:t xml:space="preserve">-count</w:t>
-      </w:r>
-      <w:r>
-        <w:rPr>
-          <w:rStyle w:val="OperatorTok"/>
-        </w:rPr>
-        <w:t xml:space="preserve">=</w:t>
-      </w:r>
-      <w:r>
-        <w:rPr>
-          <w:rStyle w:val="NormalTok"/>
-        </w:rPr>
-        <w:t xml:space="preserve">3 </w:t>
-      </w:r>
-      <w:r>
-        <w:rPr>
-          <w:rStyle w:val="AttributeTok"/>
-        </w:rPr>
-        <w:t xml:space="preserve">-run</w:t>
-      </w:r>
-      <w:r>
-        <w:rPr>
-          <w:rStyle w:val="NormalTok"/>
-        </w:rPr>
-        <w:t xml:space="preserve"> TestSubscribe_LiveMTProto </w:t>
-      </w:r>
-      <w:r>
-        <w:rPr>
-          <w:rStyle w:val="DataTypeTok"/>
-        </w:rPr>
-        <w:t xml:space="preserve">\</w:t>
-      </w:r>
-      <w:r>
-        <w:br/>
-      </w:r>
-      <w:r>
-        <w:rPr>
-          <w:rStyle w:val="NormalTok"/>
-        </w:rPr>
-        <w:t xml:space="preserve">    ./commons_messaging/channels/tgram/...</w:t>
-      </w:r>
-    </w:p>
-    <w:bookmarkEnd w:id="67"/>
-    <w:bookmarkStart w:id="68" w:name="step-5-verify-1"/>
-    <w:p>
-      <w:pPr>
-        <w:pStyle w:val="Heading3"/>
-      </w:pPr>
-      <w:r>
-        <w:t xml:space="preserve">Step 5: Verify</w:t>
-      </w:r>
-    </w:p>
-    <w:p>
-      <w:pPr>
-        <w:pStyle w:val="FirstParagraph"/>
-      </w:pPr>
-      <w:r>
-        <w:t xml:space="preserve">A</w:t>
-      </w:r>
-      <w:r>
-        <w:t xml:space="preserve"> </w:t>
-      </w:r>
-      <w:r>
-        <w:rPr>
-          <w:rStyle w:val="VerbatimChar"/>
-        </w:rPr>
-        <w:t xml:space="preserve">qaherald mtproto whoami</w:t>
-      </w:r>
-      <w:r>
-        <w:t xml:space="preserve"> </w:t>
-      </w:r>
-      <w:r>
-        <w:t xml:space="preserve">command (planned) connects via the persisted session and prints the QA account's identity — proves the session is alive without sending any messages. Re-run before each CI campaign to confirm Telegram hasn't expired the session (sessions are valid indefinitely unless explicitly revoked from another device).</w:t>
-      </w:r>
-    </w:p>
-    <w:bookmarkEnd w:id="68"/>
-    <w:bookmarkStart w:id="69" w:name="security-notes-composes-with-11410"/>
-    <w:p>
-      <w:pPr>
-        <w:pStyle w:val="Heading3"/>
-      </w:pPr>
-      <w:r>
-        <w:t xml:space="preserve">Security notes (composes with §11.4.10)</w:t>
       </w:r>
     </w:p>
     <w:p>
@@ -10287,46 +10359,7 @@
         </w:numPr>
       </w:pPr>
       <w:r>
-        <w:rPr>
-          <w:b/>
-          <w:bCs/>
-        </w:rPr>
-        <w:t xml:space="preserve">Never commit</w:t>
-      </w:r>
-      <w:r>
-        <w:rPr>
-          <w:b/>
-          <w:bCs/>
-        </w:rPr>
-        <w:t xml:space="preserve"> </w:t>
-      </w:r>
-      <w:r>
-        <w:rPr>
-          <w:rStyle w:val="VerbatimChar"/>
-          <w:b/>
-          <w:bCs/>
-        </w:rPr>
-        <w:t xml:space="preserve">HERALD_MTPROTO_APP_HASH</w:t>
-      </w:r>
-      <w:r>
-        <w:rPr>
-          <w:b/>
-          <w:bCs/>
-        </w:rPr>
-        <w:t xml:space="preserve"> </w:t>
-      </w:r>
-      <w:r>
-        <w:rPr>
-          <w:b/>
-          <w:bCs/>
-        </w:rPr>
-        <w:t xml:space="preserve">or the session file to git.</w:t>
-      </w:r>
-      <w:r>
-        <w:t xml:space="preserve"> </w:t>
-      </w:r>
-      <w:r>
-        <w:t xml:space="preserve">Both are sufficient to impersonate the QA account.</w:t>
+        <w:t xml:space="preserve">Have an existing member of the group invite the new account (group invite link or add-by-phone).</w:t>
       </w:r>
     </w:p>
     <w:p>
@@ -10338,144 +10371,332 @@
         </w:numPr>
       </w:pPr>
       <w:r>
+        <w:t xml:space="preserve">Verify membership before running the test: log into Telegram as the QA account and confirm the group is visible.</w:t>
+      </w:r>
+    </w:p>
+    <w:bookmarkEnd w:id="70"/>
+    <w:bookmarkStart w:id="71" w:name="X42bc0db7d5971aa3ae0200e2f58bb244f7a5c74"/>
+    <w:p>
+      <w:pPr>
+        <w:pStyle w:val="Heading3"/>
+      </w:pPr>
+      <w:r>
+        <w:t xml:space="preserve">Step 4: First-run login (one-time bootstrap — §11.4.98 permitted exception)</w:t>
+      </w:r>
+    </w:p>
+    <w:p>
+      <w:pPr>
+        <w:pStyle w:val="FirstParagraph"/>
+      </w:pPr>
+      <w:r>
+        <w:t xml:space="preserve">The harness binary (planned:</w:t>
+      </w:r>
+      <w:r>
+        <w:t xml:space="preserve"> </w:t>
+      </w:r>
+      <w:r>
+        <w:rPr>
+          <w:rStyle w:val="VerbatimChar"/>
+        </w:rPr>
+        <w:t xml:space="preserve">qaherald mtproto login</w:t>
+      </w:r>
+      <w:r>
+        <w:t xml:space="preserve">) connects to Telegram MTProto, sends a login code to the QA account's Telegram app, prompts you at the CLI to type the code (+ 2FA password if applicable), and persists the resulting session to</w:t>
+      </w:r>
+      <w:r>
+        <w:t xml:space="preserve"> </w:t>
+      </w:r>
+      <w:r>
+        <w:rPr>
+          <w:rStyle w:val="VerbatimChar"/>
+        </w:rPr>
+        <w:t xml:space="preserve">HERALD_MTPROTO_SESSION_FILE</w:t>
+      </w:r>
+      <w:r>
+        <w:t xml:space="preserve"> </w:t>
+      </w:r>
+      <w:r>
+        <w:t xml:space="preserve">(default</w:t>
+      </w:r>
+      <w:r>
+        <w:t xml:space="preserve"> </w:t>
+      </w:r>
+      <w:r>
+        <w:rPr>
+          <w:rStyle w:val="VerbatimChar"/>
+        </w:rPr>
+        <w:t xml:space="preserve">~/.config/herald/mtproto.session</w:t>
+      </w:r>
+      <w:r>
+        <w:t xml:space="preserve">). This is a</w:t>
+      </w:r>
+      <w:r>
+        <w:t xml:space="preserve"> </w:t>
+      </w:r>
+      <w:r>
         <w:rPr>
           <w:b/>
           <w:bCs/>
         </w:rPr>
-        <w:t xml:space="preserve">Never share the api_hash with another project.</w:t>
-      </w:r>
-      <w:r>
-        <w:t xml:space="preserve"> </w:t>
-      </w:r>
-      <w:r>
-        <w:t xml:space="preserve">Each project gets its own my.telegram.org app per Telegram's terms; sharing risks rate-limit bans across both.</w:t>
-      </w:r>
-    </w:p>
-    <w:p>
-      <w:pPr>
-        <w:pStyle w:val="Compact"/>
-        <w:numPr>
-          <w:ilvl w:val="0"/>
-          <w:numId w:val="1018"/>
-        </w:numPr>
+        <w:t xml:space="preserve">one-time interactive step</w:t>
+      </w:r>
+      <w:r>
+        <w:t xml:space="preserve">; subsequent test runs are fully autonomous (the §11.4.98 single permitted exception — configuration, not test driving).</w:t>
+      </w:r>
+    </w:p>
+    <w:p>
+      <w:pPr>
+        <w:pStyle w:val="BodyText"/>
       </w:pPr>
       <w:r>
         <w:rPr>
           <w:b/>
           <w:bCs/>
         </w:rPr>
-        <w:t xml:space="preserve">Treat the session file like an SSH private key.</w:t>
-      </w:r>
-      <w:r>
-        <w:t xml:space="preserve"> </w:t>
-      </w:r>
-      <w:r>
-        <w:rPr>
-          <w:rStyle w:val="VerbatimChar"/>
-        </w:rPr>
-        <w:t xml:space="preserve">chmod 600</w:t>
-      </w:r>
-      <w:r>
-        <w:t xml:space="preserve">, owned by the running user, never world-readable.</w:t>
-      </w:r>
-    </w:p>
-    <w:p>
-      <w:pPr>
-        <w:pStyle w:val="Compact"/>
-        <w:numPr>
-          <w:ilvl w:val="0"/>
-          <w:numId w:val="1018"/>
-        </w:numPr>
-      </w:pPr>
-      <w:r>
-        <w:rPr>
-          <w:b/>
-          <w:bCs/>
-        </w:rPr>
-        <w:t xml:space="preserve">Rotate the api_hash + invalidate the session</w:t>
-      </w:r>
-      <w:r>
-        <w:t xml:space="preserve"> </w:t>
-      </w:r>
-      <w:r>
-        <w:t xml:space="preserve">if leaked: my.telegram.org/apps → revoke + recreate; then</w:t>
-      </w:r>
-      <w:r>
-        <w:t xml:space="preserve"> </w:t>
-      </w:r>
-      <w:r>
-        <w:rPr>
-          <w:rStyle w:val="VerbatimChar"/>
-        </w:rPr>
-        <w:t xml:space="preserve">rm ~/.config/herald/mtproto.session</w:t>
-      </w:r>
-      <w:r>
-        <w:t xml:space="preserve"> </w:t>
-      </w:r>
-      <w:r>
-        <w:t xml:space="preserve">and re-login.</w:t>
-      </w:r>
-    </w:p>
-    <w:p>
-      <w:pPr>
-        <w:pStyle w:val="Compact"/>
-        <w:numPr>
-          <w:ilvl w:val="0"/>
-          <w:numId w:val="1018"/>
-        </w:numPr>
-      </w:pPr>
-      <w:r>
-        <w:rPr>
-          <w:b/>
-          <w:bCs/>
-        </w:rPr>
-        <w:t xml:space="preserve">HRD-133 sanitizer applies to MTProto errors too</w:t>
-      </w:r>
-      <w:r>
-        <w:t xml:space="preserve"> </w:t>
-      </w:r>
-      <w:r>
-        <w:t xml:space="preserve">— the harness MUST</w:t>
-      </w:r>
-      <w:r>
-        <w:t xml:space="preserve"> </w:t>
-      </w:r>
-      <w:r>
-        <w:rPr>
-          <w:rStyle w:val="VerbatimChar"/>
-        </w:rPr>
-        <w:t xml:space="preserve">sanitizeMTProtoError()</w:t>
-      </w:r>
-      <w:r>
-        <w:t xml:space="preserve"> </w:t>
-      </w:r>
-      <w:r>
-        <w:t xml:space="preserve">wrap every error path to ensure api_hash, session bytes, and 2FA password text never appear in committed logs /</w:t>
-      </w:r>
-      <w:r>
-        <w:t xml:space="preserve"> </w:t>
-      </w:r>
-      <w:r>
-        <w:rPr>
-          <w:rStyle w:val="VerbatimChar"/>
-        </w:rPr>
-        <w:t xml:space="preserve">docs/qa/</w:t>
-      </w:r>
-      <w:r>
-        <w:t xml:space="preserve"> </w:t>
-      </w:r>
-      <w:r>
-        <w:t xml:space="preserve">transcripts.</w:t>
-      </w:r>
-    </w:p>
-    <w:bookmarkEnd w:id="69"/>
-    <w:bookmarkStart w:id="70" w:name="audit-trail-per-11498"/>
+        <w:t xml:space="preserve">Workflow (planned — implementation under Wave 8 Track B):</w:t>
+      </w:r>
+    </w:p>
+    <w:p>
+      <w:pPr>
+        <w:pStyle w:val="SourceCode"/>
+      </w:pPr>
+      <w:r>
+        <w:rPr>
+          <w:rStyle w:val="CommentTok"/>
+        </w:rPr>
+        <w:t xml:space="preserve"># After populating .env with the 3 MTProto vars:</w:t>
+      </w:r>
+      <w:r>
+        <w:br/>
+      </w:r>
+      <w:r>
+        <w:rPr>
+          <w:rStyle w:val="BuiltInTok"/>
+        </w:rPr>
+        <w:t xml:space="preserve">set</w:t>
+      </w:r>
+      <w:r>
+        <w:rPr>
+          <w:rStyle w:val="NormalTok"/>
+        </w:rPr>
+        <w:t xml:space="preserve"> </w:t>
+      </w:r>
+      <w:r>
+        <w:rPr>
+          <w:rStyle w:val="AttributeTok"/>
+        </w:rPr>
+        <w:t xml:space="preserve">-a</w:t>
+      </w:r>
+      <w:r>
+        <w:rPr>
+          <w:rStyle w:val="KeywordTok"/>
+        </w:rPr>
+        <w:t xml:space="preserve">;</w:t>
+      </w:r>
+      <w:r>
+        <w:rPr>
+          <w:rStyle w:val="NormalTok"/>
+        </w:rPr>
+        <w:t xml:space="preserve"> </w:t>
+      </w:r>
+      <w:r>
+        <w:rPr>
+          <w:rStyle w:val="BuiltInTok"/>
+        </w:rPr>
+        <w:t xml:space="preserve">source</w:t>
+      </w:r>
+      <w:r>
+        <w:rPr>
+          <w:rStyle w:val="NormalTok"/>
+        </w:rPr>
+        <w:t xml:space="preserve"> .env</w:t>
+      </w:r>
+      <w:r>
+        <w:rPr>
+          <w:rStyle w:val="KeywordTok"/>
+        </w:rPr>
+        <w:t xml:space="preserve">;</w:t>
+      </w:r>
+      <w:r>
+        <w:rPr>
+          <w:rStyle w:val="NormalTok"/>
+        </w:rPr>
+        <w:t xml:space="preserve"> </w:t>
+      </w:r>
+      <w:r>
+        <w:rPr>
+          <w:rStyle w:val="BuiltInTok"/>
+        </w:rPr>
+        <w:t xml:space="preserve">set</w:t>
+      </w:r>
+      <w:r>
+        <w:rPr>
+          <w:rStyle w:val="NormalTok"/>
+        </w:rPr>
+        <w:t xml:space="preserve"> +a</w:t>
+      </w:r>
+      <w:r>
+        <w:br/>
+      </w:r>
+      <w:r>
+        <w:br/>
+      </w:r>
+      <w:r>
+        <w:rPr>
+          <w:rStyle w:val="CommentTok"/>
+        </w:rPr>
+        <w:t xml:space="preserve"># One-time interactive login:</w:t>
+      </w:r>
+      <w:r>
+        <w:br/>
+      </w:r>
+      <w:r>
+        <w:rPr>
+          <w:rStyle w:val="ExtensionTok"/>
+        </w:rPr>
+        <w:t xml:space="preserve">qaherald</w:t>
+      </w:r>
+      <w:r>
+        <w:rPr>
+          <w:rStyle w:val="NormalTok"/>
+        </w:rPr>
+        <w:t xml:space="preserve"> mtproto login</w:t>
+      </w:r>
+      <w:r>
+        <w:br/>
+      </w:r>
+      <w:r>
+        <w:rPr>
+          <w:rStyle w:val="CommentTok"/>
+        </w:rPr>
+        <w:t xml:space="preserve">#   → prompts: "Enter code Telegram sent to &lt;phone&gt;:"</w:t>
+      </w:r>
+      <w:r>
+        <w:br/>
+      </w:r>
+      <w:r>
+        <w:rPr>
+          <w:rStyle w:val="CommentTok"/>
+        </w:rPr>
+        <w:t xml:space="preserve">#   → if 2FA enabled: "Enter cloud password:"</w:t>
+      </w:r>
+      <w:r>
+        <w:br/>
+      </w:r>
+      <w:r>
+        <w:rPr>
+          <w:rStyle w:val="CommentTok"/>
+        </w:rPr>
+        <w:t xml:space="preserve">#   → on success: writes ~/.config/herald/mtproto.session</w:t>
+      </w:r>
+      <w:r>
+        <w:br/>
+      </w:r>
+      <w:r>
+        <w:rPr>
+          <w:rStyle w:val="CommentTok"/>
+        </w:rPr>
+        <w:t xml:space="preserve">#   → prints: "MTProto session active for @&lt;username&gt; (user_id=&lt;id&gt;)"</w:t>
+      </w:r>
+      <w:r>
+        <w:br/>
+      </w:r>
+      <w:r>
+        <w:br/>
+      </w:r>
+      <w:r>
+        <w:rPr>
+          <w:rStyle w:val="CommentTok"/>
+        </w:rPr>
+        <w:t xml:space="preserve"># Subsequent test runs (FULLY AUTONOMOUS — no CLI prompts):</w:t>
+      </w:r>
+      <w:r>
+        <w:br/>
+      </w:r>
+      <w:r>
+        <w:rPr>
+          <w:rStyle w:val="ExtensionTok"/>
+        </w:rPr>
+        <w:t xml:space="preserve">go</w:t>
+      </w:r>
+      <w:r>
+        <w:rPr>
+          <w:rStyle w:val="NormalTok"/>
+        </w:rPr>
+        <w:t xml:space="preserve"> test </w:t>
+      </w:r>
+      <w:r>
+        <w:rPr>
+          <w:rStyle w:val="AttributeTok"/>
+        </w:rPr>
+        <w:t xml:space="preserve">-tags</w:t>
+      </w:r>
+      <w:r>
+        <w:rPr>
+          <w:rStyle w:val="OperatorTok"/>
+        </w:rPr>
+        <w:t xml:space="preserve">=</w:t>
+      </w:r>
+      <w:r>
+        <w:rPr>
+          <w:rStyle w:val="NormalTok"/>
+        </w:rPr>
+        <w:t xml:space="preserve">integration_mtproto </w:t>
+      </w:r>
+      <w:r>
+        <w:rPr>
+          <w:rStyle w:val="AttributeTok"/>
+        </w:rPr>
+        <w:t xml:space="preserve">-count</w:t>
+      </w:r>
+      <w:r>
+        <w:rPr>
+          <w:rStyle w:val="OperatorTok"/>
+        </w:rPr>
+        <w:t xml:space="preserve">=</w:t>
+      </w:r>
+      <w:r>
+        <w:rPr>
+          <w:rStyle w:val="NormalTok"/>
+        </w:rPr>
+        <w:t xml:space="preserve">3 </w:t>
+      </w:r>
+      <w:r>
+        <w:rPr>
+          <w:rStyle w:val="AttributeTok"/>
+        </w:rPr>
+        <w:t xml:space="preserve">-run</w:t>
+      </w:r>
+      <w:r>
+        <w:rPr>
+          <w:rStyle w:val="NormalTok"/>
+        </w:rPr>
+        <w:t xml:space="preserve"> TestSubscribe_LiveMTProto </w:t>
+      </w:r>
+      <w:r>
+        <w:rPr>
+          <w:rStyle w:val="DataTypeTok"/>
+        </w:rPr>
+        <w:t xml:space="preserve">\</w:t>
+      </w:r>
+      <w:r>
+        <w:br/>
+      </w:r>
+      <w:r>
+        <w:rPr>
+          <w:rStyle w:val="NormalTok"/>
+        </w:rPr>
+        <w:t xml:space="preserve">    ./commons_messaging/channels/tgram/...</w:t>
+      </w:r>
+    </w:p>
+    <w:bookmarkEnd w:id="71"/>
+    <w:bookmarkStart w:id="72" w:name="step-5-verify-1"/>
     <w:p>
       <w:pPr>
         <w:pStyle w:val="Heading3"/>
       </w:pPr>
       <w:r>
-        <w:t xml:space="preserve">Audit trail per §11.4.98</w:t>
+        <w:t xml:space="preserve">Step 5: Verify</w:t>
       </w:r>
     </w:p>
     <w:p>
@@ -10483,22 +10704,32 @@
         <w:pStyle w:val="FirstParagraph"/>
       </w:pPr>
       <w:r>
-        <w:t xml:space="preserve">After Wave 8 Track B lands, every closed-loop run produces a transcript under</w:t>
-      </w:r>
-      <w:r>
-        <w:t xml:space="preserve"> </w:t>
-      </w:r>
-      <w:r>
-        <w:rPr>
-          <w:rStyle w:val="VerbatimChar"/>
-        </w:rPr>
-        <w:t xml:space="preserve">docs/qa/HRD-LIVE-MTPROTO-&lt;TS&gt;/</w:t>
-      </w:r>
-      <w:r>
-        <w:t xml:space="preserve"> </w:t>
-      </w:r>
-      <w:r>
-        <w:t xml:space="preserve">documenting:</w:t>
+        <w:t xml:space="preserve">A</w:t>
+      </w:r>
+      <w:r>
+        <w:t xml:space="preserve"> </w:t>
+      </w:r>
+      <w:r>
+        <w:rPr>
+          <w:rStyle w:val="VerbatimChar"/>
+        </w:rPr>
+        <w:t xml:space="preserve">qaherald mtproto whoami</w:t>
+      </w:r>
+      <w:r>
+        <w:t xml:space="preserve"> </w:t>
+      </w:r>
+      <w:r>
+        <w:t xml:space="preserve">command (planned) connects via the persisted session and prints the QA account's identity — proves the session is alive without sending any messages. Re-run before each CI campaign to confirm Telegram hasn't expired the session (sessions are valid indefinitely unless explicitly revoked from another device).</w:t>
+      </w:r>
+    </w:p>
+    <w:bookmarkEnd w:id="72"/>
+    <w:bookmarkStart w:id="73" w:name="security-notes-composes-with-11410"/>
+    <w:p>
+      <w:pPr>
+        <w:pStyle w:val="Heading3"/>
+      </w:pPr>
+      <w:r>
+        <w:t xml:space="preserve">Security notes (composes with §11.4.10)</w:t>
       </w:r>
     </w:p>
     <w:p>
@@ -10510,28 +10741,46 @@
         </w:numPr>
       </w:pPr>
       <w:r>
-        <w:t xml:space="preserve">Tests executed (</w:t>
-      </w:r>
-      <w:r>
-        <w:rPr>
-          <w:rStyle w:val="VerbatimChar"/>
-        </w:rPr>
-        <w:t xml:space="preserve">TestSubscribe_LiveMTProto</w:t>
-      </w:r>
-      <w:r>
-        <w:t xml:space="preserve">,</w:t>
-      </w:r>
-      <w:r>
-        <w:t xml:space="preserve"> </w:t>
-      </w:r>
-      <w:r>
-        <w:rPr>
-          <w:rStyle w:val="VerbatimChar"/>
-        </w:rPr>
-        <w:t xml:space="preserve">TestWave6_LiveMTProto_ClosedLoop</w:t>
-      </w:r>
-      <w:r>
-        <w:t xml:space="preserve">, etc.)</w:t>
+        <w:rPr>
+          <w:b/>
+          <w:bCs/>
+        </w:rPr>
+        <w:t xml:space="preserve">Never commit</w:t>
+      </w:r>
+      <w:r>
+        <w:rPr>
+          <w:b/>
+          <w:bCs/>
+        </w:rPr>
+        <w:t xml:space="preserve"> </w:t>
+      </w:r>
+      <w:r>
+        <w:rPr>
+          <w:rStyle w:val="VerbatimChar"/>
+          <w:b/>
+          <w:bCs/>
+        </w:rPr>
+        <w:t xml:space="preserve">HERALD_MTPROTO_APP_HASH</w:t>
+      </w:r>
+      <w:r>
+        <w:rPr>
+          <w:b/>
+          <w:bCs/>
+        </w:rPr>
+        <w:t xml:space="preserve"> </w:t>
+      </w:r>
+      <w:r>
+        <w:rPr>
+          <w:b/>
+          <w:bCs/>
+        </w:rPr>
+        <w:t xml:space="preserve">or the session file to git.</w:t>
+      </w:r>
+      <w:r>
+        <w:t xml:space="preserve"> </w:t>
+      </w:r>
+      <w:r>
+        <w:t xml:space="preserve">Both are sufficient to impersonate the QA account.</w:t>
       </w:r>
     </w:p>
     <w:p>
@@ -10544,15 +10793,16 @@
       </w:pPr>
       <w:r>
         <w:rPr>
-          <w:rStyle w:val="VerbatimChar"/>
-        </w:rPr>
-        <w:t xml:space="preserve">-count=3</w:t>
-      </w:r>
-      <w:r>
-        <w:t xml:space="preserve"> </w:t>
-      </w:r>
-      <w:r>
-        <w:t xml:space="preserve">consecutive PASS proof per §11.4.98 rule (4)</w:t>
+          <w:b/>
+          <w:bCs/>
+        </w:rPr>
+        <w:t xml:space="preserve">Never share the api_hash with another project.</w:t>
+      </w:r>
+      <w:r>
+        <w:t xml:space="preserve"> </w:t>
+      </w:r>
+      <w:r>
+        <w:t xml:space="preserve">Each project gets its own my.telegram.org app per Telegram's terms; sharing risks rate-limit bans across both.</w:t>
       </w:r>
     </w:p>
     <w:p>
@@ -10564,7 +10814,23 @@
         </w:numPr>
       </w:pPr>
       <w:r>
-        <w:t xml:space="preserve">Self-cleaning state proof (chat-cleanup, session-file unchanged)</w:t>
+        <w:rPr>
+          <w:b/>
+          <w:bCs/>
+        </w:rPr>
+        <w:t xml:space="preserve">Treat the session file like an SSH private key.</w:t>
+      </w:r>
+      <w:r>
+        <w:t xml:space="preserve"> </w:t>
+      </w:r>
+      <w:r>
+        <w:rPr>
+          <w:rStyle w:val="VerbatimChar"/>
+        </w:rPr>
+        <w:t xml:space="preserve">chmod 600</w:t>
+      </w:r>
+      <w:r>
+        <w:t xml:space="preserve">, owned by the running user, never world-readable.</w:t>
       </w:r>
     </w:p>
     <w:p>
@@ -10576,7 +10842,32 @@
         </w:numPr>
       </w:pPr>
       <w:r>
-        <w:t xml:space="preserve">Sanitizer audit (token-shape regex + api_hash-shape regex on all transcripts → 0 matches required)</w:t>
+        <w:rPr>
+          <w:b/>
+          <w:bCs/>
+        </w:rPr>
+        <w:t xml:space="preserve">Rotate the api_hash + invalidate the session</w:t>
+      </w:r>
+      <w:r>
+        <w:t xml:space="preserve"> </w:t>
+      </w:r>
+      <w:r>
+        <w:t xml:space="preserve">if leaked: my.telegram.org/apps → revoke + recreate; then</w:t>
+      </w:r>
+      <w:r>
+        <w:t xml:space="preserve"> </w:t>
+      </w:r>
+      <w:r>
+        <w:rPr>
+          <w:rStyle w:val="VerbatimChar"/>
+        </w:rPr>
+        <w:t xml:space="preserve">rm ~/.config/herald/mtproto.session</w:t>
+      </w:r>
+      <w:r>
+        <w:t xml:space="preserve"> </w:t>
+      </w:r>
+      <w:r>
+        <w:t xml:space="preserve">and re-login.</w:t>
       </w:r>
     </w:p>
     <w:p>
@@ -10588,6 +10879,169 @@
         </w:numPr>
       </w:pPr>
       <w:r>
+        <w:rPr>
+          <w:b/>
+          <w:bCs/>
+        </w:rPr>
+        <w:t xml:space="preserve">HRD-133 sanitizer applies to MTProto errors too</w:t>
+      </w:r>
+      <w:r>
+        <w:t xml:space="preserve"> </w:t>
+      </w:r>
+      <w:r>
+        <w:t xml:space="preserve">— the harness MUST</w:t>
+      </w:r>
+      <w:r>
+        <w:t xml:space="preserve"> </w:t>
+      </w:r>
+      <w:r>
+        <w:rPr>
+          <w:rStyle w:val="VerbatimChar"/>
+        </w:rPr>
+        <w:t xml:space="preserve">sanitizeMTProtoError()</w:t>
+      </w:r>
+      <w:r>
+        <w:t xml:space="preserve"> </w:t>
+      </w:r>
+      <w:r>
+        <w:t xml:space="preserve">wrap every error path to ensure api_hash, session bytes, and 2FA password text never appear in committed logs /</w:t>
+      </w:r>
+      <w:r>
+        <w:t xml:space="preserve"> </w:t>
+      </w:r>
+      <w:r>
+        <w:rPr>
+          <w:rStyle w:val="VerbatimChar"/>
+        </w:rPr>
+        <w:t xml:space="preserve">docs/qa/</w:t>
+      </w:r>
+      <w:r>
+        <w:t xml:space="preserve"> </w:t>
+      </w:r>
+      <w:r>
+        <w:t xml:space="preserve">transcripts.</w:t>
+      </w:r>
+    </w:p>
+    <w:bookmarkEnd w:id="73"/>
+    <w:bookmarkStart w:id="74" w:name="audit-trail-per-11498"/>
+    <w:p>
+      <w:pPr>
+        <w:pStyle w:val="Heading3"/>
+      </w:pPr>
+      <w:r>
+        <w:t xml:space="preserve">Audit trail per §11.4.98</w:t>
+      </w:r>
+    </w:p>
+    <w:p>
+      <w:pPr>
+        <w:pStyle w:val="FirstParagraph"/>
+      </w:pPr>
+      <w:r>
+        <w:t xml:space="preserve">After Wave 8 Track B lands, every closed-loop run produces a transcript under</w:t>
+      </w:r>
+      <w:r>
+        <w:t xml:space="preserve"> </w:t>
+      </w:r>
+      <w:r>
+        <w:rPr>
+          <w:rStyle w:val="VerbatimChar"/>
+        </w:rPr>
+        <w:t xml:space="preserve">docs/qa/HRD-LIVE-MTPROTO-&lt;TS&gt;/</w:t>
+      </w:r>
+      <w:r>
+        <w:t xml:space="preserve"> </w:t>
+      </w:r>
+      <w:r>
+        <w:t xml:space="preserve">documenting:</w:t>
+      </w:r>
+    </w:p>
+    <w:p>
+      <w:pPr>
+        <w:pStyle w:val="Compact"/>
+        <w:numPr>
+          <w:ilvl w:val="0"/>
+          <w:numId w:val="1020"/>
+        </w:numPr>
+      </w:pPr>
+      <w:r>
+        <w:t xml:space="preserve">Tests executed (</w:t>
+      </w:r>
+      <w:r>
+        <w:rPr>
+          <w:rStyle w:val="VerbatimChar"/>
+        </w:rPr>
+        <w:t xml:space="preserve">TestSubscribe_LiveMTProto</w:t>
+      </w:r>
+      <w:r>
+        <w:t xml:space="preserve">,</w:t>
+      </w:r>
+      <w:r>
+        <w:t xml:space="preserve"> </w:t>
+      </w:r>
+      <w:r>
+        <w:rPr>
+          <w:rStyle w:val="VerbatimChar"/>
+        </w:rPr>
+        <w:t xml:space="preserve">TestWave6_LiveMTProto_ClosedLoop</w:t>
+      </w:r>
+      <w:r>
+        <w:t xml:space="preserve">, etc.)</w:t>
+      </w:r>
+    </w:p>
+    <w:p>
+      <w:pPr>
+        <w:pStyle w:val="Compact"/>
+        <w:numPr>
+          <w:ilvl w:val="0"/>
+          <w:numId w:val="1020"/>
+        </w:numPr>
+      </w:pPr>
+      <w:r>
+        <w:rPr>
+          <w:rStyle w:val="VerbatimChar"/>
+        </w:rPr>
+        <w:t xml:space="preserve">-count=3</w:t>
+      </w:r>
+      <w:r>
+        <w:t xml:space="preserve"> </w:t>
+      </w:r>
+      <w:r>
+        <w:t xml:space="preserve">consecutive PASS proof per §11.4.98 rule (4)</w:t>
+      </w:r>
+    </w:p>
+    <w:p>
+      <w:pPr>
+        <w:pStyle w:val="Compact"/>
+        <w:numPr>
+          <w:ilvl w:val="0"/>
+          <w:numId w:val="1020"/>
+        </w:numPr>
+      </w:pPr>
+      <w:r>
+        <w:t xml:space="preserve">Self-cleaning state proof (chat-cleanup, session-file unchanged)</w:t>
+      </w:r>
+    </w:p>
+    <w:p>
+      <w:pPr>
+        <w:pStyle w:val="Compact"/>
+        <w:numPr>
+          <w:ilvl w:val="0"/>
+          <w:numId w:val="1020"/>
+        </w:numPr>
+      </w:pPr>
+      <w:r>
+        <w:t xml:space="preserve">Sanitizer audit (token-shape regex + api_hash-shape regex on all transcripts → 0 matches required)</w:t>
+      </w:r>
+    </w:p>
+    <w:p>
+      <w:pPr>
+        <w:pStyle w:val="Compact"/>
+        <w:numPr>
+          <w:ilvl w:val="0"/>
+          <w:numId w:val="1020"/>
+        </w:numPr>
+      </w:pPr>
+      <w:r>
         <w:t xml:space="preserve">COMPLIANT classification per §108.m audit (release-gate item)</w:t>
       </w:r>
     </w:p>
@@ -10614,8 +11068,8 @@
         <w:t xml:space="preserve">test that requires any human action during execution is a release-blocking defect. SKIP-with-reason (when credentials absent) is the §11.4.3 correct posture; SKIP-reported-as-PASS or stale-evidence is forbidden.</w:t>
       </w:r>
     </w:p>
-    <w:bookmarkEnd w:id="70"/>
-    <w:bookmarkStart w:id="71" w:name="troubleshooting-1"/>
+    <w:bookmarkEnd w:id="74"/>
+    <w:bookmarkStart w:id="75" w:name="troubleshooting-1"/>
     <w:p>
       <w:pPr>
         <w:pStyle w:val="Heading3"/>
@@ -10963,9 +11417,9 @@
         </w:pict>
       </w:r>
     </w:p>
-    <w:bookmarkEnd w:id="71"/>
-    <w:bookmarkEnd w:id="72"/>
-    <w:bookmarkStart w:id="75" w:name="sources-verified"/>
+    <w:bookmarkEnd w:id="75"/>
+    <w:bookmarkEnd w:id="76"/>
+    <w:bookmarkStart w:id="79" w:name="sources-verified"/>
     <w:p>
       <w:pPr>
         <w:pStyle w:val="Heading2"/>
@@ -11067,7 +11521,7 @@
             <w:pPr>
               <w:pStyle w:val="Compact"/>
             </w:pPr>
-            <w:hyperlink r:id="rId59">
+            <w:hyperlink r:id="rId63">
               <w:r>
                 <w:rPr>
                   <w:rStyle w:val="Hyperlink"/>
@@ -11193,7 +11647,7 @@
             <w:pPr>
               <w:pStyle w:val="Compact"/>
             </w:pPr>
-            <w:hyperlink r:id="rId73">
+            <w:hyperlink r:id="rId77">
               <w:r>
                 <w:rPr>
                   <w:rStyle w:val="Hyperlink"/>
@@ -11269,7 +11723,7 @@
             <w:pPr>
               <w:pStyle w:val="Compact"/>
             </w:pPr>
-            <w:hyperlink r:id="rId74">
+            <w:hyperlink r:id="rId78">
               <w:r>
                 <w:rPr>
                   <w:rStyle w:val="Hyperlink"/>
@@ -11445,8 +11899,8 @@
         <w:t xml:space="preserve">.</w:t>
       </w:r>
     </w:p>
-    <w:bookmarkEnd w:id="75"/>
-    <w:bookmarkEnd w:id="76"/>
+    <w:bookmarkEnd w:id="79"/>
+    <w:bookmarkEnd w:id="80"/>
     <w:sectPr>
       <w:footnotePr>
         <w:numRestart w:val="eachSect"/>
@@ -11893,34 +12347,7 @@
     <w:abstractNumId w:val="991"/>
   </w:num>
   <w:num w:numId="1013">
-    <w:abstractNumId w:val="99411"/>
-    <w:lvlOverride w:ilvl="0">
-      <w:startOverride w:val="1"/>
-    </w:lvlOverride>
-    <w:lvlOverride w:ilvl="1">
-      <w:startOverride w:val="1"/>
-    </w:lvlOverride>
-    <w:lvlOverride w:ilvl="2">
-      <w:startOverride w:val="1"/>
-    </w:lvlOverride>
-    <w:lvlOverride w:ilvl="3">
-      <w:startOverride w:val="1"/>
-    </w:lvlOverride>
-    <w:lvlOverride w:ilvl="4">
-      <w:startOverride w:val="1"/>
-    </w:lvlOverride>
-    <w:lvlOverride w:ilvl="5">
-      <w:startOverride w:val="1"/>
-    </w:lvlOverride>
-    <w:lvlOverride w:ilvl="6">
-      <w:startOverride w:val="1"/>
-    </w:lvlOverride>
-    <w:lvlOverride w:ilvl="7">
-      <w:startOverride w:val="1"/>
-    </w:lvlOverride>
-    <w:lvlOverride w:ilvl="8">
-      <w:startOverride w:val="1"/>
-    </w:lvlOverride>
+    <w:abstractNumId w:val="991"/>
   </w:num>
   <w:num w:numId="1014">
     <w:abstractNumId w:val="99411"/>
@@ -11953,12 +12380,6 @@
     </w:lvlOverride>
   </w:num>
   <w:num w:numId="1015">
-    <w:abstractNumId w:val="991"/>
-  </w:num>
-  <w:num w:numId="1016">
-    <w:abstractNumId w:val="991"/>
-  </w:num>
-  <w:num w:numId="1017">
     <w:abstractNumId w:val="99411"/>
     <w:lvlOverride w:ilvl="0">
       <w:startOverride w:val="1"/>
@@ -11987,6 +12408,12 @@
     <w:lvlOverride w:ilvl="8">
       <w:startOverride w:val="1"/>
     </w:lvlOverride>
+  </w:num>
+  <w:num w:numId="1016">
+    <w:abstractNumId w:val="991"/>
+  </w:num>
+  <w:num w:numId="1017">
+    <w:abstractNumId w:val="991"/>
   </w:num>
   <w:num w:numId="1018">
     <w:abstractNumId w:val="99411"/>
@@ -12019,6 +12446,36 @@
     </w:lvlOverride>
   </w:num>
   <w:num w:numId="1019">
+    <w:abstractNumId w:val="99411"/>
+    <w:lvlOverride w:ilvl="0">
+      <w:startOverride w:val="1"/>
+    </w:lvlOverride>
+    <w:lvlOverride w:ilvl="1">
+      <w:startOverride w:val="1"/>
+    </w:lvlOverride>
+    <w:lvlOverride w:ilvl="2">
+      <w:startOverride w:val="1"/>
+    </w:lvlOverride>
+    <w:lvlOverride w:ilvl="3">
+      <w:startOverride w:val="1"/>
+    </w:lvlOverride>
+    <w:lvlOverride w:ilvl="4">
+      <w:startOverride w:val="1"/>
+    </w:lvlOverride>
+    <w:lvlOverride w:ilvl="5">
+      <w:startOverride w:val="1"/>
+    </w:lvlOverride>
+    <w:lvlOverride w:ilvl="6">
+      <w:startOverride w:val="1"/>
+    </w:lvlOverride>
+    <w:lvlOverride w:ilvl="7">
+      <w:startOverride w:val="1"/>
+    </w:lvlOverride>
+    <w:lvlOverride w:ilvl="8">
+      <w:startOverride w:val="1"/>
+    </w:lvlOverride>
+  </w:num>
+  <w:num w:numId="1020">
     <w:abstractNumId w:val="991"/>
   </w:num>
 </w:numbering>

--- a/docs/guides/OPERATOR_CREDENTIALS.docx
+++ b/docs/guides/OPERATOR_CREDENTIALS.docx
@@ -10,7 +10,7 @@
         <w:t xml:space="preserve">Herald</w:t>
       </w:r>
     </w:p>
-    <w:bookmarkStart w:id="80" w:name="herald--operator-credentials-guide"/>
+    <w:bookmarkStart w:id="82" w:name="herald--operator-credentials-guide"/>
     <w:p>
       <w:pPr>
         <w:pStyle w:val="Heading1"/>
@@ -75,7 +75,7 @@
               <w:pStyle w:val="Compact"/>
             </w:pPr>
             <w:r>
-              <w:t xml:space="preserve">2</w:t>
+              <w:t xml:space="preserve">3</w:t>
             </w:r>
           </w:p>
         </w:tc>
@@ -171,7 +171,125 @@
               <w:pStyle w:val="Compact"/>
             </w:pPr>
             <w:r>
-              <w:t xml:space="preserve">r2: documented the</w:t>
+              <w:t xml:space="preserve">r3: corrected the stale "Slack — planned, V2 / NOT YET IMPLEMENTED" section to</w:t>
+            </w:r>
+            <w:r>
+              <w:t xml:space="preserve"> </w:t>
+            </w:r>
+            <w:r>
+              <w:rPr>
+                <w:b/>
+                <w:bCs/>
+              </w:rPr>
+              <w:t xml:space="preserve">HRD-115 (adapter LIVE; live round-trip operator-cred-gated)</w:t>
+            </w:r>
+            <w:r>
+              <w:t xml:space="preserve"> </w:t>
+            </w:r>
+            <w:r>
+              <w:t xml:space="preserve">with the REAL env vars verified from source (</w:t>
+            </w:r>
+            <w:r>
+              <w:rPr>
+                <w:rStyle w:val="VerbatimChar"/>
+              </w:rPr>
+              <w:t xml:space="preserve">HERALD_SLACK_BOT_TOKEN</w:t>
+            </w:r>
+            <w:r>
+              <w:t xml:space="preserve"> </w:t>
+            </w:r>
+            <w:r>
+              <w:t xml:space="preserve">/</w:t>
+            </w:r>
+            <w:r>
+              <w:t xml:space="preserve"> </w:t>
+            </w:r>
+            <w:r>
+              <w:rPr>
+                <w:rStyle w:val="VerbatimChar"/>
+              </w:rPr>
+              <w:t xml:space="preserve">HERALD_SLACK_APP_TOKEN</w:t>
+            </w:r>
+            <w:r>
+              <w:t xml:space="preserve"> </w:t>
+            </w:r>
+            <w:r>
+              <w:t xml:space="preserve">/</w:t>
+            </w:r>
+            <w:r>
+              <w:t xml:space="preserve"> </w:t>
+            </w:r>
+            <w:r>
+              <w:rPr>
+                <w:rStyle w:val="VerbatimChar"/>
+              </w:rPr>
+              <w:t xml:space="preserve">HERALD_SLACK_CHANNEL_ID</w:t>
+            </w:r>
+            <w:r>
+              <w:t xml:space="preserve"> </w:t>
+            </w:r>
+            <w:r>
+              <w:t xml:space="preserve">— the planning-draft</w:t>
+            </w:r>
+            <w:r>
+              <w:t xml:space="preserve"> </w:t>
+            </w:r>
+            <w:r>
+              <w:rPr>
+                <w:rStyle w:val="VerbatimChar"/>
+              </w:rPr>
+              <w:t xml:space="preserve">HERALD_SLACK_SIGNING_SECRET</w:t>
+            </w:r>
+            <w:r>
+              <w:t xml:space="preserve"> </w:t>
+            </w:r>
+            <w:r>
+              <w:t xml:space="preserve">/</w:t>
+            </w:r>
+            <w:r>
+              <w:t xml:space="preserve"> </w:t>
+            </w:r>
+            <w:r>
+              <w:rPr>
+                <w:rStyle w:val="VerbatimChar"/>
+              </w:rPr>
+              <w:t xml:space="preserve">HERALD_SLACK_DEFAULT_CHANNEL</w:t>
+            </w:r>
+            <w:r>
+              <w:t xml:space="preserve"> </w:t>
+            </w:r>
+            <w:r>
+              <w:t xml:space="preserve">names were superseded by the shipped Socket-Mode adapter); cross-linked the new deep operator guides</w:t>
+            </w:r>
+            <w:r>
+              <w:t xml:space="preserve"> </w:t>
+            </w:r>
+            <w:r>
+              <w:rPr>
+                <w:rStyle w:val="VerbatimChar"/>
+              </w:rPr>
+              <w:t xml:space="preserve">messengers/SLACK.md</w:t>
+            </w:r>
+            <w:r>
+              <w:t xml:space="preserve"> </w:t>
+            </w:r>
+            <w:r>
+              <w:t xml:space="preserve">(Slack credential walkthrough) +</w:t>
+            </w:r>
+            <w:r>
+              <w:t xml:space="preserve"> </w:t>
+            </w:r>
+            <w:r>
+              <w:rPr>
+                <w:rStyle w:val="VerbatimChar"/>
+              </w:rPr>
+              <w:t xml:space="preserve">MTPROTO.md</w:t>
+            </w:r>
+            <w:r>
+              <w:t xml:space="preserve"> </w:t>
+            </w:r>
+            <w:r>
+              <w:t xml:space="preserve">(MTProto user-account login for the §11.4.98 harness). Prior r2: documented the</w:t>
             </w:r>
             <w:r>
               <w:t xml:space="preserve"> </w:t>
@@ -593,12 +711,12 @@
           <w:numId w:val="1002"/>
         </w:numPr>
       </w:pPr>
-      <w:hyperlink w:anchor="slack--planned-v2">
+      <w:hyperlink w:anchor="X736c0953f309bd88d1fa1020dfc83d70ec0a48d">
         <w:r>
           <w:rPr>
             <w:rStyle w:val="Hyperlink"/>
           </w:rPr>
-          <w:t xml:space="preserve">Slack — planned, V2</w:t>
+          <w:t xml:space="preserve">Slack — HRD-115 (adapter LIVE; cred-gated)</w:t>
         </w:r>
       </w:hyperlink>
     </w:p>
@@ -756,7 +874,7 @@
       </w:hyperlink>
     </w:p>
     <w:bookmarkEnd w:id="9"/>
-    <w:bookmarkStart w:id="29" w:name="per-service-dedicated-guides"/>
+    <w:bookmarkStart w:id="31" w:name="per-service-dedicated-guides"/>
     <w:p>
       <w:pPr>
         <w:pStyle w:val="Heading2"/>
@@ -789,7 +907,7 @@
         <w:t xml:space="preserve">of each integration, see the dedicated per-service guides:</w:t>
       </w:r>
     </w:p>
-    <w:bookmarkStart w:id="20" w:name="messengers--under-messengers"/>
+    <w:bookmarkStart w:id="22" w:name="messengers--under-messengers"/>
     <w:p>
       <w:pPr>
         <w:pStyle w:val="Heading3"/>
@@ -845,8 +963,19 @@
         <w:t xml:space="preserve"> </w:t>
       </w:r>
       <w:r>
-        <w:t xml:space="preserve">(HRD-011)</w:t>
-      </w:r>
+        <w:t xml:space="preserve">(HRD-011, bot setup); deep operator guide</w:t>
+      </w:r>
+      <w:r>
+        <w:t xml:space="preserve"> </w:t>
+      </w:r>
+      <w:hyperlink r:id="rId12">
+        <w:r>
+          <w:rPr>
+            <w:rStyle w:val="VerbatimChar"/>
+          </w:rPr>
+          <w:t xml:space="preserve">TELEGRAM.md</w:t>
+        </w:r>
+      </w:hyperlink>
     </w:p>
     <w:p>
       <w:pPr>
@@ -856,7 +985,58 @@
           <w:numId w:val="1003"/>
         </w:numPr>
       </w:pPr>
-      <w:hyperlink r:id="rId12">
+      <w:hyperlink r:id="rId13">
+        <w:r>
+          <w:rPr>
+            <w:rStyle w:val="VerbatimChar"/>
+          </w:rPr>
+          <w:t xml:space="preserve">MTPROTO.md</w:t>
+        </w:r>
+      </w:hyperlink>
+      <w:r>
+        <w:t xml:space="preserve"> </w:t>
+      </w:r>
+      <w:r>
+        <w:t xml:space="preserve">—</w:t>
+      </w:r>
+      <w:r>
+        <w:t xml:space="preserve"> </w:t>
+      </w:r>
+      <w:r>
+        <w:rPr>
+          <w:b/>
+          <w:bCs/>
+        </w:rPr>
+        <w:t xml:space="preserve">MTProto user-account login</w:t>
+      </w:r>
+      <w:r>
+        <w:t xml:space="preserve"> </w:t>
+      </w:r>
+      <w:r>
+        <w:t xml:space="preserve">(the §11.4.98 full-automation harness;</w:t>
+      </w:r>
+      <w:r>
+        <w:t xml:space="preserve"> </w:t>
+      </w:r>
+      <w:r>
+        <w:rPr>
+          <w:rStyle w:val="VerbatimChar"/>
+        </w:rPr>
+        <w:t xml:space="preserve">qaherald mtproto login</w:t>
+      </w:r>
+      <w:r>
+        <w:t xml:space="preserve">) — see also the §"MTProto user-account harness" section below</w:t>
+      </w:r>
+    </w:p>
+    <w:p>
+      <w:pPr>
+        <w:pStyle w:val="Compact"/>
+        <w:numPr>
+          <w:ilvl w:val="0"/>
+          <w:numId w:val="1003"/>
+        </w:numPr>
+      </w:pPr>
+      <w:hyperlink r:id="rId14">
         <w:r>
           <w:rPr>
             <w:rStyle w:val="VerbatimChar"/>
@@ -868,7 +1048,23 @@
         <w:t xml:space="preserve"> </w:t>
       </w:r>
       <w:r>
-        <w:t xml:space="preserve">— planned V2</w:t>
+        <w:t xml:space="preserve">—</w:t>
+      </w:r>
+      <w:r>
+        <w:t xml:space="preserve"> </w:t>
+      </w:r>
+      <w:r>
+        <w:rPr>
+          <w:b/>
+          <w:bCs/>
+        </w:rPr>
+        <w:t xml:space="preserve">HRD-115</w:t>
+      </w:r>
+      <w:r>
+        <w:t xml:space="preserve"> </w:t>
+      </w:r>
+      <w:r>
+        <w:t xml:space="preserve">(adapter LIVE; live round-trip cred-gated)</w:t>
       </w:r>
     </w:p>
     <w:p>
@@ -879,7 +1075,7 @@
           <w:numId w:val="1003"/>
         </w:numPr>
       </w:pPr>
-      <w:hyperlink r:id="rId13">
+      <w:hyperlink r:id="rId15">
         <w:r>
           <w:rPr>
             <w:rStyle w:val="VerbatimChar"/>
@@ -902,7 +1098,7 @@
           <w:numId w:val="1003"/>
         </w:numPr>
       </w:pPr>
-      <w:hyperlink r:id="rId14">
+      <w:hyperlink r:id="rId16">
         <w:r>
           <w:rPr>
             <w:rStyle w:val="VerbatimChar"/>
@@ -925,7 +1121,7 @@
           <w:numId w:val="1003"/>
         </w:numPr>
       </w:pPr>
-      <w:hyperlink r:id="rId15">
+      <w:hyperlink r:id="rId17">
         <w:r>
           <w:rPr>
             <w:rStyle w:val="VerbatimChar"/>
@@ -948,7 +1144,7 @@
           <w:numId w:val="1003"/>
         </w:numPr>
       </w:pPr>
-      <w:hyperlink r:id="rId16">
+      <w:hyperlink r:id="rId18">
         <w:r>
           <w:rPr>
             <w:rStyle w:val="VerbatimChar"/>
@@ -962,7 +1158,7 @@
       <w:r>
         <w:t xml:space="preserve"> </w:t>
       </w:r>
-      <w:hyperlink r:id="rId17">
+      <w:hyperlink r:id="rId19">
         <w:r>
           <w:rPr>
             <w:rStyle w:val="VerbatimChar"/>
@@ -976,7 +1172,7 @@
       <w:r>
         <w:t xml:space="preserve"> </w:t>
       </w:r>
-      <w:hyperlink r:id="rId18">
+      <w:hyperlink r:id="rId20">
         <w:r>
           <w:rPr>
             <w:rStyle w:val="VerbatimChar"/>
@@ -990,7 +1186,7 @@
       <w:r>
         <w:t xml:space="preserve"> </w:t>
       </w:r>
-      <w:hyperlink r:id="rId19">
+      <w:hyperlink r:id="rId21">
         <w:r>
           <w:rPr>
             <w:rStyle w:val="VerbatimChar"/>
@@ -1005,8 +1201,8 @@
         <w:t xml:space="preserve">— planned later iterations</w:t>
       </w:r>
     </w:p>
-    <w:bookmarkEnd w:id="20"/>
-    <w:bookmarkStart w:id="28" w:name="X590f664328ec74879dd055c05b3006ced7c05c4"/>
+    <w:bookmarkEnd w:id="22"/>
+    <w:bookmarkStart w:id="30" w:name="X590f664328ec74879dd055c05b3006ced7c05c4"/>
     <w:p>
       <w:pPr>
         <w:pStyle w:val="Heading3"/>
@@ -1017,7 +1213,7 @@
       <w:r>
         <w:t xml:space="preserve"> </w:t>
       </w:r>
-      <w:hyperlink r:id="rId21">
+      <w:hyperlink r:id="rId23">
         <w:r>
           <w:rPr>
             <w:rStyle w:val="VerbatimChar"/>
@@ -1034,7 +1230,7 @@
           <w:numId w:val="1004"/>
         </w:numPr>
       </w:pPr>
-      <w:hyperlink r:id="rId22">
+      <w:hyperlink r:id="rId24">
         <w:r>
           <w:rPr>
             <w:rStyle w:val="VerbatimChar"/>
@@ -1073,7 +1269,7 @@
           <w:numId w:val="1004"/>
         </w:numPr>
       </w:pPr>
-      <w:hyperlink r:id="rId23">
+      <w:hyperlink r:id="rId25">
         <w:r>
           <w:rPr>
             <w:rStyle w:val="VerbatimChar"/>
@@ -1087,7 +1283,7 @@
       <w:r>
         <w:t xml:space="preserve"> </w:t>
       </w:r>
-      <w:hyperlink r:id="rId24">
+      <w:hyperlink r:id="rId26">
         <w:r>
           <w:rPr>
             <w:rStyle w:val="VerbatimChar"/>
@@ -1101,7 +1297,7 @@
       <w:r>
         <w:t xml:space="preserve"> </w:t>
       </w:r>
-      <w:hyperlink r:id="rId25">
+      <w:hyperlink r:id="rId27">
         <w:r>
           <w:rPr>
             <w:rStyle w:val="VerbatimChar"/>
@@ -1115,7 +1311,7 @@
       <w:r>
         <w:t xml:space="preserve"> </w:t>
       </w:r>
-      <w:hyperlink r:id="rId26">
+      <w:hyperlink r:id="rId28">
         <w:r>
           <w:rPr>
             <w:rStyle w:val="VerbatimChar"/>
@@ -1129,7 +1325,7 @@
       <w:r>
         <w:t xml:space="preserve"> </w:t>
       </w:r>
-      <w:hyperlink r:id="rId27">
+      <w:hyperlink r:id="rId29">
         <w:r>
           <w:rPr>
             <w:rStyle w:val="VerbatimChar"/>
@@ -1144,9 +1340,9 @@
         <w:t xml:space="preserve">— planned</w:t>
       </w:r>
     </w:p>
-    <w:bookmarkEnd w:id="28"/>
-    <w:bookmarkEnd w:id="29"/>
-    <w:bookmarkStart w:id="30" w:name="resolution-order-12-factor"/>
+    <w:bookmarkEnd w:id="30"/>
+    <w:bookmarkEnd w:id="31"/>
+    <w:bookmarkStart w:id="32" w:name="resolution-order-12-factor"/>
     <w:p>
       <w:pPr>
         <w:pStyle w:val="Heading2"/>
@@ -1583,8 +1779,8 @@
         <w:t xml:space="preserve">.</w:t>
       </w:r>
     </w:p>
-    <w:bookmarkEnd w:id="30"/>
-    <w:bookmarkStart w:id="31" w:name="X7672ab03f7c79ab920c8fe472f11db9e26751e0"/>
+    <w:bookmarkEnd w:id="32"/>
+    <w:bookmarkStart w:id="33" w:name="X7672ab03f7c79ab920c8fe472f11db9e26751e0"/>
     <w:p>
       <w:pPr>
         <w:pStyle w:val="Heading2"/>
@@ -2148,8 +2344,8 @@
         <w:t xml:space="preserve">Use this path for credentials that follow you across all projects + checkouts (your personal Claude session UUID; your workstation-wide Telegram bot token; etc.).</w:t>
       </w:r>
     </w:p>
-    <w:bookmarkEnd w:id="31"/>
-    <w:bookmarkStart w:id="33" w:name="Xffc54ecc98a9ebdbfa7a6b61ff2e210457225cb"/>
+    <w:bookmarkEnd w:id="33"/>
+    <w:bookmarkStart w:id="35" w:name="Xffc54ecc98a9ebdbfa7a6b61ff2e210457225cb"/>
     <w:p>
       <w:pPr>
         <w:pStyle w:val="Heading2"/>
@@ -2521,7 +2717,7 @@
       <w:r>
         <w:t xml:space="preserve"> </w:t>
       </w:r>
-      <w:hyperlink r:id="rId32">
+      <w:hyperlink r:id="rId34">
         <w:r>
           <w:rPr>
             <w:rStyle w:val="VerbatimChar"/>
@@ -2688,8 +2884,8 @@
         <w:t xml:space="preserve">Use this path for credentials specific to one Herald checkout or one deploy.</w:t>
       </w:r>
     </w:p>
-    <w:bookmarkEnd w:id="33"/>
-    <w:bookmarkStart w:id="34" w:name="X51da6ff3414d12b4d49bfdbcc8eff8fe85ff6e1"/>
+    <w:bookmarkEnd w:id="35"/>
+    <w:bookmarkStart w:id="36" w:name="X51da6ff3414d12b4d49bfdbcc8eff8fe85ff6e1"/>
     <w:p>
       <w:pPr>
         <w:pStyle w:val="Heading2"/>
@@ -2993,8 +3189,8 @@
         <w:t xml:space="preserve">(regenerate the token, change the password, etc.) — git history scrubbing is forensic-quality but does not retroactively invalidate the leaked secret. Inform the operator.</w:t>
       </w:r>
     </w:p>
-    <w:bookmarkEnd w:id="34"/>
-    <w:bookmarkStart w:id="59" w:name="per-service-credential-setup"/>
+    <w:bookmarkEnd w:id="36"/>
+    <w:bookmarkStart w:id="61" w:name="per-service-credential-setup"/>
     <w:p>
       <w:pPr>
         <w:pStyle w:val="Heading2"/>
@@ -3003,7 +3199,7 @@
         <w:t xml:space="preserve">Per-service credential setup</w:t>
       </w:r>
     </w:p>
-    <w:bookmarkStart w:id="35" w:name="postgres-live"/>
+    <w:bookmarkStart w:id="37" w:name="postgres-live"/>
     <w:p>
       <w:pPr>
         <w:pStyle w:val="Heading3"/>
@@ -3689,8 +3885,8 @@
         <w:t xml:space="preserve">.</w:t>
       </w:r>
     </w:p>
-    <w:bookmarkEnd w:id="35"/>
-    <w:bookmarkStart w:id="36" w:name="redis-live"/>
+    <w:bookmarkEnd w:id="37"/>
+    <w:bookmarkStart w:id="38" w:name="redis-live"/>
     <w:p>
       <w:pPr>
         <w:pStyle w:val="Heading3"/>
@@ -3985,8 +4181,8 @@
         <w:t xml:space="preserve">).</w:t>
       </w:r>
     </w:p>
-    <w:bookmarkEnd w:id="36"/>
-    <w:bookmarkStart w:id="46" w:name="telegram--hrd-011-live"/>
+    <w:bookmarkEnd w:id="38"/>
+    <w:bookmarkStart w:id="48" w:name="telegram--hrd-011-live"/>
     <w:p>
       <w:pPr>
         <w:pStyle w:val="Heading3"/>
@@ -4385,7 +4581,7 @@
         </w:tc>
       </w:tr>
     </w:tbl>
-    <w:bookmarkStart w:id="37" w:name="step-1-create-a-bot-via-botfather"/>
+    <w:bookmarkStart w:id="39" w:name="step-1-create-a-bot-via-botfather"/>
     <w:p>
       <w:pPr>
         <w:pStyle w:val="Heading4"/>
@@ -4554,8 +4750,8 @@
         <w:t xml:space="preserve">. (BotFather will let you regenerate if you lose it; never paste the token publicly.)</w:t>
       </w:r>
     </w:p>
-    <w:bookmarkEnd w:id="37"/>
-    <w:bookmarkStart w:id="38" w:name="step-2-get-your-chat-id"/>
+    <w:bookmarkEnd w:id="39"/>
+    <w:bookmarkStart w:id="40" w:name="step-2-get-your-chat-id"/>
     <w:p>
       <w:pPr>
         <w:pStyle w:val="Heading4"/>
@@ -4687,8 +4883,8 @@
         <w:t xml:space="preserve">.</w:t>
       </w:r>
     </w:p>
-    <w:bookmarkEnd w:id="38"/>
-    <w:bookmarkStart w:id="39" w:name="Xf5d04c26abcb5d7ec3199c75ca70b466371bf3e"/>
+    <w:bookmarkEnd w:id="40"/>
+    <w:bookmarkStart w:id="41" w:name="Xf5d04c26abcb5d7ec3199c75ca70b466371bf3e"/>
     <w:p>
       <w:pPr>
         <w:pStyle w:val="Heading4"/>
@@ -4735,8 +4931,8 @@
         <w:t xml:space="preserve">loop actually pulls an inbound update. Leave unset for everyday operation — the long-poll goroutine still runs but the E19 test SKIPs without this flag.</w:t>
       </w:r>
     </w:p>
-    <w:bookmarkEnd w:id="39"/>
-    <w:bookmarkStart w:id="40" w:name="X30c767926d1597fc133d35d96e4b7c92b2fe2b9"/>
+    <w:bookmarkEnd w:id="41"/>
+    <w:bookmarkStart w:id="42" w:name="X30c767926d1597fc133d35d96e4b7c92b2fe2b9"/>
     <w:p>
       <w:pPr>
         <w:pStyle w:val="Heading4"/>
@@ -4823,8 +5019,8 @@
         <w:t xml:space="preserve">(when HRD-NNN ships webhook ingress; long-poll only in v1).</w:t>
       </w:r>
     </w:p>
-    <w:bookmarkEnd w:id="40"/>
-    <w:bookmarkStart w:id="44" w:name="X610afe43fd1afa664f7dba69044a5c906b8c586"/>
+    <w:bookmarkEnd w:id="42"/>
+    <w:bookmarkStart w:id="46" w:name="X610afe43fd1afa664f7dba69044a5c906b8c586"/>
     <w:p>
       <w:pPr>
         <w:pStyle w:val="Heading4"/>
@@ -4840,7 +5036,7 @@
       <w:r>
         <w:t xml:space="preserve">Per the participant/attribution contract (</w:t>
       </w:r>
-      <w:hyperlink r:id="rId41">
+      <w:hyperlink r:id="rId43">
         <w:r>
           <w:rPr>
             <w:rStyle w:val="VerbatimChar"/>
@@ -5088,7 +5284,7 @@
       <w:r>
         <w:t xml:space="preserve"> </w:t>
       </w:r>
-      <w:hyperlink r:id="rId42">
+      <w:hyperlink r:id="rId44">
         <w:r>
           <w:rPr>
             <w:rStyle w:val="VerbatimChar"/>
@@ -5105,7 +5301,7 @@
       <w:r>
         <w:t xml:space="preserve"> </w:t>
       </w:r>
-      <w:hyperlink r:id="rId43">
+      <w:hyperlink r:id="rId45">
         <w:r>
           <w:rPr>
             <w:rStyle w:val="VerbatimChar"/>
@@ -5120,8 +5316,8 @@
         <w:t xml:space="preserve">§3.6–§3.8.</w:t>
       </w:r>
     </w:p>
-    <w:bookmarkEnd w:id="44"/>
-    <w:bookmarkStart w:id="45" w:name="step-5-verify"/>
+    <w:bookmarkEnd w:id="46"/>
+    <w:bookmarkStart w:id="47" w:name="step-5-verify"/>
     <w:p>
       <w:pPr>
         <w:pStyle w:val="Heading4"/>
@@ -5332,9 +5528,9 @@
         <w:t xml:space="preserve">.</w:t>
       </w:r>
     </w:p>
-    <w:bookmarkEnd w:id="45"/>
-    <w:bookmarkEnd w:id="46"/>
-    <w:bookmarkStart w:id="51" w:name="claude-code-dispatcher--hrd-012-live"/>
+    <w:bookmarkEnd w:id="47"/>
+    <w:bookmarkEnd w:id="48"/>
+    <w:bookmarkStart w:id="53" w:name="claude-code-dispatcher--hrd-012-live"/>
     <w:p>
       <w:pPr>
         <w:pStyle w:val="Heading3"/>
@@ -5696,7 +5892,7 @@
         </w:tc>
       </w:tr>
     </w:tbl>
-    <w:bookmarkStart w:id="47" w:name="step-1-install-claude-code"/>
+    <w:bookmarkStart w:id="49" w:name="step-1-install-claude-code"/>
     <w:p>
       <w:pPr>
         <w:pStyle w:val="Heading4"/>
@@ -5795,8 +5991,8 @@
         <w:t xml:space="preserve">.</w:t>
       </w:r>
     </w:p>
-    <w:bookmarkEnd w:id="47"/>
-    <w:bookmarkStart w:id="48" w:name="step-2-choose-a-project-name"/>
+    <w:bookmarkEnd w:id="49"/>
+    <w:bookmarkStart w:id="50" w:name="step-2-choose-a-project-name"/>
     <w:p>
       <w:pPr>
         <w:pStyle w:val="Heading4"/>
@@ -5869,8 +6065,8 @@
         <w:t xml:space="preserve">'Herald'</w:t>
       </w:r>
     </w:p>
-    <w:bookmarkEnd w:id="48"/>
-    <w:bookmarkStart w:id="49" w:name="step-3-bootstrap-a-session-two-paths"/>
+    <w:bookmarkEnd w:id="50"/>
+    <w:bookmarkStart w:id="51" w:name="step-3-bootstrap-a-session-two-paths"/>
     <w:p>
       <w:pPr>
         <w:pStyle w:val="Heading4"/>
@@ -6063,8 +6259,8 @@
         <w:t xml:space="preserve"># example</w:t>
       </w:r>
     </w:p>
-    <w:bookmarkEnd w:id="49"/>
-    <w:bookmarkStart w:id="50" w:name="step-4-verify"/>
+    <w:bookmarkEnd w:id="51"/>
+    <w:bookmarkStart w:id="52" w:name="step-4-verify"/>
     <w:p>
       <w:pPr>
         <w:pStyle w:val="Heading4"/>
@@ -6179,15 +6375,15 @@
         <w:t xml:space="preserve">JSON line, parsed with non-empty Outcome + Summary.</w:t>
       </w:r>
     </w:p>
-    <w:bookmarkEnd w:id="50"/>
-    <w:bookmarkEnd w:id="51"/>
-    <w:bookmarkStart w:id="52" w:name="slack--planned-v2"/>
+    <w:bookmarkEnd w:id="52"/>
+    <w:bookmarkEnd w:id="53"/>
+    <w:bookmarkStart w:id="54" w:name="X736c0953f309bd88d1fa1020dfc83d70ec0a48d"/>
     <w:p>
       <w:pPr>
         <w:pStyle w:val="Heading3"/>
       </w:pPr>
       <w:r>
-        <w:t xml:space="preserve">Slack — planned, V2</w:t>
+        <w:t xml:space="preserve">Slack — HRD-115 (adapter LIVE; live round-trip operator-cred-gated)</w:t>
       </w:r>
     </w:p>
     <w:p>
@@ -6202,7 +6398,130 @@
         <w:t xml:space="preserve">Status</w:t>
       </w:r>
       <w:r>
-        <w:t xml:space="preserve">: NOT YET IMPLEMENTED. Spec V3 §11.2 + §11.9. When the Slack channel lands as an HRD, env vars will follow this shape:</w:t>
+        <w:t xml:space="preserve">: the Slack channel adapter is</w:t>
+      </w:r>
+      <w:r>
+        <w:t xml:space="preserve"> </w:t>
+      </w:r>
+      <w:r>
+        <w:rPr>
+          <w:b/>
+          <w:bCs/>
+        </w:rPr>
+        <w:t xml:space="preserve">implemented and hermetically tested</w:t>
+      </w:r>
+      <w:r>
+        <w:t xml:space="preserve"> </w:t>
+      </w:r>
+      <w:r>
+        <w:t xml:space="preserve">(Wave 7 —</w:t>
+      </w:r>
+      <w:r>
+        <w:t xml:space="preserve"> </w:t>
+      </w:r>
+      <w:r>
+        <w:rPr>
+          <w:rStyle w:val="VerbatimChar"/>
+        </w:rPr>
+        <w:t xml:space="preserve">commons_messaging/channels/slack/</w:t>
+      </w:r>
+      <w:r>
+        <w:t xml:space="preserve">,</w:t>
+      </w:r>
+      <w:r>
+        <w:t xml:space="preserve"> </w:t>
+      </w:r>
+      <w:r>
+        <w:rPr>
+          <w:b/>
+          <w:bCs/>
+        </w:rPr>
+        <w:t xml:space="preserve">Socket Mode</w:t>
+      </w:r>
+      <w:r>
+        <w:t xml:space="preserve">). The live round-trip (HRD-115) is gated only on operator-supplied credentials.</w:t>
+      </w:r>
+      <w:r>
+        <w:t xml:space="preserve"> </w:t>
+      </w:r>
+      <w:r>
+        <w:rPr>
+          <w:b/>
+          <w:bCs/>
+        </w:rPr>
+        <w:t xml:space="preserve">Full step-by-step credential-acquisition walkthrough →</w:t>
+      </w:r>
+      <w:r>
+        <w:rPr>
+          <w:b/>
+          <w:bCs/>
+        </w:rPr>
+        <w:t xml:space="preserve"> </w:t>
+      </w:r>
+      <w:hyperlink r:id="rId14">
+        <w:r>
+          <w:rPr>
+            <w:rStyle w:val="VerbatimChar"/>
+            <w:b/>
+            <w:bCs/>
+          </w:rPr>
+          <w:t xml:space="preserve">messengers/SLACK.md</w:t>
+        </w:r>
+      </w:hyperlink>
+      <w:r>
+        <w:rPr>
+          <w:b/>
+          <w:bCs/>
+        </w:rPr>
+        <w:t xml:space="preserve">.</w:t>
+      </w:r>
+      <w:r>
+        <w:t xml:space="preserve"> </w:t>
+      </w:r>
+      <w:r>
+        <w:t xml:space="preserve">The adapter + live test read exactly these env vars (verified from source — the planning-draft</w:t>
+      </w:r>
+      <w:r>
+        <w:t xml:space="preserve"> </w:t>
+      </w:r>
+      <w:r>
+        <w:rPr>
+          <w:rStyle w:val="VerbatimChar"/>
+        </w:rPr>
+        <w:t xml:space="preserve">HERALD_SLACK_SIGNING_SECRET</w:t>
+      </w:r>
+      <w:r>
+        <w:t xml:space="preserve"> </w:t>
+      </w:r>
+      <w:r>
+        <w:t xml:space="preserve">/</w:t>
+      </w:r>
+      <w:r>
+        <w:t xml:space="preserve"> </w:t>
+      </w:r>
+      <w:r>
+        <w:rPr>
+          <w:rStyle w:val="VerbatimChar"/>
+        </w:rPr>
+        <w:t xml:space="preserve">HERALD_SLACK_DEFAULT_CHANNEL</w:t>
+      </w:r>
+      <w:r>
+        <w:t xml:space="preserve"> </w:t>
+      </w:r>
+      <w:r>
+        <w:t xml:space="preserve">names were superseded; the shipped adapter uses Socket Mode +</w:t>
+      </w:r>
+      <w:r>
+        <w:t xml:space="preserve"> </w:t>
+      </w:r>
+      <w:r>
+        <w:rPr>
+          <w:rStyle w:val="VerbatimChar"/>
+        </w:rPr>
+        <w:t xml:space="preserve">HERALD_SLACK_CHANNEL_ID</w:t>
+      </w:r>
+      <w:r>
+        <w:t xml:space="preserve">):</w:t>
       </w:r>
     </w:p>
     <w:tbl>
@@ -6273,34 +6592,7 @@
               <w:t xml:space="preserve"> </w:t>
             </w:r>
             <w:r>
-              <w:t xml:space="preserve">from Slack app's "Install to Workspace" flow</w:t>
-            </w:r>
-          </w:p>
-        </w:tc>
-      </w:tr>
-      <w:tr>
-        <w:tc>
-          <w:tcPr/>
-          <w:p>
-            <w:pPr>
-              <w:pStyle w:val="Compact"/>
-            </w:pPr>
-            <w:r>
-              <w:rPr>
-                <w:rStyle w:val="VerbatimChar"/>
-              </w:rPr>
-              <w:t xml:space="preserve">HERALD_SLACK_SIGNING_SECRET</w:t>
-            </w:r>
-          </w:p>
-        </w:tc>
-        <w:tc>
-          <w:tcPr/>
-          <w:p>
-            <w:pPr>
-              <w:pStyle w:val="Compact"/>
-            </w:pPr>
-            <w:r>
-              <w:t xml:space="preserve">For verifying inbound webhooks (Events API)</w:t>
+              <w:t xml:space="preserve">bot token from the Slack app's "Install to Workspace" / OAuth flow</w:t>
             </w:r>
           </w:p>
         </w:tc>
@@ -6336,7 +6628,23 @@
               <w:t xml:space="preserve"> </w:t>
             </w:r>
             <w:r>
-              <w:t xml:space="preserve">for Socket Mode (alternative to Events API)</w:t>
+              <w:t xml:space="preserve">app-level token for</w:t>
+            </w:r>
+            <w:r>
+              <w:t xml:space="preserve"> </w:t>
+            </w:r>
+            <w:r>
+              <w:rPr>
+                <w:b/>
+                <w:bCs/>
+              </w:rPr>
+              <w:t xml:space="preserve">Socket Mode</w:t>
+            </w:r>
+            <w:r>
+              <w:t xml:space="preserve"> </w:t>
+            </w:r>
+            <w:r>
+              <w:t xml:space="preserve">(the inbound transport)</w:t>
             </w:r>
           </w:p>
         </w:tc>
@@ -6352,18 +6660,18 @@
               <w:rPr>
                 <w:rStyle w:val="VerbatimChar"/>
               </w:rPr>
-              <w:t xml:space="preserve">HERALD_SLACK_DEFAULT_CHANNEL</w:t>
-            </w:r>
-          </w:p>
-        </w:tc>
-        <w:tc>
-          <w:tcPr/>
-          <w:p>
-            <w:pPr>
-              <w:pStyle w:val="Compact"/>
-            </w:pPr>
-            <w:r>
-              <w:t xml:space="preserve">Channel ID (e.g.</w:t>
+              <w:t xml:space="preserve">HERALD_SLACK_CHANNEL_ID</w:t>
+            </w:r>
+          </w:p>
+        </w:tc>
+        <w:tc>
+          <w:tcPr/>
+          <w:p>
+            <w:pPr>
+              <w:pStyle w:val="Compact"/>
+            </w:pPr>
+            <w:r>
+              <w:t xml:space="preserve">Target channel ID (e.g.</w:t>
             </w:r>
             <w:r>
               <w:t xml:space="preserve"> </w:t>
@@ -6375,7 +6683,7 @@
               <w:t xml:space="preserve">C012345ABCD</w:t>
             </w:r>
             <w:r>
-              <w:t xml:space="preserve">) — Slack channels DON'T use names internally</w:t>
+              <w:t xml:space="preserve">) — Slack channels are addressed by ID, not name</w:t>
             </w:r>
           </w:p>
         </w:tc>
@@ -6386,7 +6694,34 @@
         <w:pStyle w:val="BodyText"/>
       </w:pPr>
       <w:r>
-        <w:t xml:space="preserve">Reserve env var names now in your</w:t>
+        <w:t xml:space="preserve">Tokens are §107-redacted out of every error message (</w:t>
+      </w:r>
+      <w:r>
+        <w:rPr>
+          <w:rStyle w:val="VerbatimChar"/>
+        </w:rPr>
+        <w:t xml:space="preserve">sanitizeError()</w:t>
+      </w:r>
+      <w:r>
+        <w:t xml:space="preserve"> </w:t>
+      </w:r>
+      <w:r>
+        <w:t xml:space="preserve">+</w:t>
+      </w:r>
+      <w:r>
+        <w:t xml:space="preserve"> </w:t>
+      </w:r>
+      <w:r>
+        <w:rPr>
+          <w:rStyle w:val="VerbatimChar"/>
+        </w:rPr>
+        <w:t xml:space="preserve">TestSlack_Send_ErrorDoesNotLeakToken</w:t>
+      </w:r>
+      <w:r>
+        <w:t xml:space="preserve"> </w:t>
+      </w:r>
+      <w:r>
+        <w:t xml:space="preserve">plants a secret and asserts its absence). Once the three are set in</w:t>
       </w:r>
       <w:r>
         <w:t xml:space="preserve"> </w:t>
@@ -6398,29 +6733,74 @@
         <w:t xml:space="preserve">.env</w:t>
       </w:r>
       <w:r>
-        <w:t xml:space="preserve"> </w:t>
-      </w:r>
-      <w:r>
-        <w:t xml:space="preserve">(commented out) to keep</w:t>
-      </w:r>
-      <w:r>
-        <w:t xml:space="preserve"> </w:t>
-      </w:r>
-      <w:r>
-        <w:rPr>
-          <w:rStyle w:val="VerbatimChar"/>
-        </w:rPr>
-        <w:t xml:space="preserve">.env.example</w:t>
-      </w:r>
-      <w:r>
-        <w:t xml:space="preserve"> </w:t>
-      </w:r>
-      <w:r>
-        <w:t xml:space="preserve">stable when Slack lands.</w:t>
-      </w:r>
-    </w:p>
-    <w:bookmarkEnd w:id="52"/>
-    <w:bookmarkStart w:id="53" w:name="email-smtp--planned-v2"/>
+        <w:t xml:space="preserve">, prove the live round-trip with the</w:t>
+      </w:r>
+      <w:r>
+        <w:t xml:space="preserve"> </w:t>
+      </w:r>
+      <w:r>
+        <w:rPr>
+          <w:b/>
+          <w:bCs/>
+        </w:rPr>
+        <w:t xml:space="preserve">E127 /</w:t>
+      </w:r>
+      <w:r>
+        <w:rPr>
+          <w:b/>
+          <w:bCs/>
+        </w:rPr>
+        <w:t xml:space="preserve"> </w:t>
+      </w:r>
+      <w:r>
+        <w:rPr>
+          <w:rStyle w:val="VerbatimChar"/>
+          <w:b/>
+          <w:bCs/>
+        </w:rPr>
+        <w:t xml:space="preserve">TestSlack_Live_Send</w:t>
+      </w:r>
+      <w:r>
+        <w:t xml:space="preserve"> </w:t>
+      </w:r>
+      <w:r>
+        <w:t xml:space="preserve">gate — see</w:t>
+      </w:r>
+      <w:r>
+        <w:t xml:space="preserve"> </w:t>
+      </w:r>
+      <w:hyperlink r:id="rId14">
+        <w:r>
+          <w:rPr>
+            <w:rStyle w:val="VerbatimChar"/>
+          </w:rPr>
+          <w:t xml:space="preserve">messengers/SLACK.md</w:t>
+        </w:r>
+      </w:hyperlink>
+      <w:r>
+        <w:t xml:space="preserve"> </w:t>
+      </w:r>
+      <w:r>
+        <w:t xml:space="preserve">§7; evidence lands under</w:t>
+      </w:r>
+      <w:r>
+        <w:t xml:space="preserve"> </w:t>
+      </w:r>
+      <w:r>
+        <w:rPr>
+          <w:rStyle w:val="VerbatimChar"/>
+        </w:rPr>
+        <w:t xml:space="preserve">docs/qa/HRD-115-LIVE-*/</w:t>
+      </w:r>
+      <w:r>
+        <w:t xml:space="preserve"> </w:t>
+      </w:r>
+      <w:r>
+        <w:t xml:space="preserve">per §107.x.</w:t>
+      </w:r>
+    </w:p>
+    <w:bookmarkEnd w:id="54"/>
+    <w:bookmarkStart w:id="55" w:name="email-smtp--planned-v2"/>
     <w:p>
       <w:pPr>
         <w:pStyle w:val="Heading3"/>
@@ -6617,8 +6997,8 @@
         </w:tc>
       </w:tr>
     </w:tbl>
-    <w:bookmarkEnd w:id="53"/>
-    <w:bookmarkStart w:id="54" w:name="email-resend--planned-v2"/>
+    <w:bookmarkEnd w:id="55"/>
+    <w:bookmarkStart w:id="56" w:name="email-resend--planned-v2"/>
     <w:p>
       <w:pPr>
         <w:pStyle w:val="Heading3"/>
@@ -6743,8 +7123,8 @@
         </w:tc>
       </w:tr>
     </w:tbl>
-    <w:bookmarkEnd w:id="54"/>
-    <w:bookmarkStart w:id="55" w:name="max--planned-v2"/>
+    <w:bookmarkEnd w:id="56"/>
+    <w:bookmarkStart w:id="57" w:name="max--planned-v2"/>
     <w:p>
       <w:pPr>
         <w:pStyle w:val="Heading3"/>
@@ -6868,8 +7248,8 @@
         <w:t xml:space="preserve">Detailed setup will follow when Max lands as an HRD.</w:t>
       </w:r>
     </w:p>
-    <w:bookmarkEnd w:id="55"/>
-    <w:bookmarkStart w:id="56" w:name="microsoft-teams--planned-v3"/>
+    <w:bookmarkEnd w:id="57"/>
+    <w:bookmarkStart w:id="58" w:name="microsoft-teams--planned-v3"/>
     <w:p>
       <w:pPr>
         <w:pStyle w:val="Heading3"/>
@@ -6893,8 +7273,8 @@
         <w:t xml:space="preserve">: NOT YET IMPLEMENTED. Spec marks Teams as a later iteration (post-V2).</w:t>
       </w:r>
     </w:p>
-    <w:bookmarkEnd w:id="56"/>
-    <w:bookmarkStart w:id="57" w:name="Xcc924c2df36a7ae1d373ed08330cab5563fffb2"/>
+    <w:bookmarkEnd w:id="58"/>
+    <w:bookmarkStart w:id="59" w:name="Xcc924c2df36a7ae1d373ed08330cab5563fffb2"/>
     <w:p>
       <w:pPr>
         <w:pStyle w:val="Heading3"/>
@@ -6926,8 +7306,8 @@
         <w:t xml:space="preserve">for "later-iteration channels" to keep your file aligned with the spec.</w:t>
       </w:r>
     </w:p>
-    <w:bookmarkEnd w:id="57"/>
-    <w:bookmarkStart w:id="58" w:name="X5b6520558d519297572dbb8529d49022909706b"/>
+    <w:bookmarkEnd w:id="59"/>
+    <w:bookmarkStart w:id="60" w:name="X5b6520558d519297572dbb8529d49022909706b"/>
     <w:p>
       <w:pPr>
         <w:pStyle w:val="Heading3"/>
@@ -7154,9 +7534,9 @@
         </w:tc>
       </w:tr>
     </w:tbl>
-    <w:bookmarkEnd w:id="58"/>
-    <w:bookmarkEnd w:id="59"/>
-    <w:bookmarkStart w:id="60" w:name="quickstart-compose-vs-native-pherald"/>
+    <w:bookmarkEnd w:id="60"/>
+    <w:bookmarkEnd w:id="61"/>
+    <w:bookmarkStart w:id="62" w:name="quickstart-compose-vs-native-pherald"/>
     <w:p>
       <w:pPr>
         <w:pStyle w:val="Heading2"/>
@@ -7441,8 +7821,8 @@
         <w:t xml:space="preserve">is the canonical source. In native mode, shell exports are. Both should reach the same end state per the resolution order at the top of this doc.</w:t>
       </w:r>
     </w:p>
-    <w:bookmarkEnd w:id="60"/>
-    <w:bookmarkStart w:id="61" w:name="audit-checklist-run-before-every-commit"/>
+    <w:bookmarkEnd w:id="62"/>
+    <w:bookmarkStart w:id="63" w:name="audit-checklist-run-before-every-commit"/>
     <w:p>
       <w:pPr>
         <w:pStyle w:val="Heading2"/>
@@ -8129,8 +8509,8 @@
         <w:t xml:space="preserve">Any "BLOCK" output means do NOT commit. Rotate the leaked credential, scrub from working tree, re-run the audit, and only then commit.</w:t>
       </w:r>
     </w:p>
-    <w:bookmarkEnd w:id="61"/>
-    <w:bookmarkStart w:id="62" w:name="troubleshooting"/>
+    <w:bookmarkEnd w:id="63"/>
+    <w:bookmarkStart w:id="64" w:name="troubleshooting"/>
     <w:p>
       <w:pPr>
         <w:pStyle w:val="Heading2"/>
@@ -8560,8 +8940,8 @@
         </w:pict>
       </w:r>
     </w:p>
-    <w:bookmarkEnd w:id="62"/>
-    <w:bookmarkStart w:id="76" w:name="X7adbcb24ae4dc987cc359886d7848559c337be3"/>
+    <w:bookmarkEnd w:id="64"/>
+    <w:bookmarkStart w:id="78" w:name="X7adbcb24ae4dc987cc359886d7848559c337be3"/>
     <w:p>
       <w:pPr>
         <w:pStyle w:val="Heading2"/>
@@ -8739,7 +9119,7 @@
         <w:t xml:space="preserve">poller picks up, enabling fully-autonomous closed-loop testing.</w:t>
       </w:r>
     </w:p>
-    <w:bookmarkStart w:id="64" w:name="Xbdca009cf2fd174e59b35f472770172b0e3fc8b"/>
+    <w:bookmarkStart w:id="66" w:name="Xbdca009cf2fd174e59b35f472770172b0e3fc8b"/>
     <w:p>
       <w:pPr>
         <w:pStyle w:val="Heading3"/>
@@ -8758,7 +9138,7 @@
       <w:r>
         <w:t xml:space="preserve"> </w:t>
       </w:r>
-      <w:hyperlink r:id="rId63">
+      <w:hyperlink r:id="rId65">
         <w:r>
           <w:rPr>
             <w:rStyle w:val="Hyperlink"/>
@@ -9011,8 +9391,8 @@
         <w:t xml:space="preserve">from the same address explaining the userbot's purpose. Automated false-positives are recoverable; deliberate abuse is not.</w:t>
       </w:r>
     </w:p>
-    <w:bookmarkEnd w:id="64"/>
-    <w:bookmarkStart w:id="66" w:name="variables-add-to-env"/>
+    <w:bookmarkEnd w:id="66"/>
+    <w:bookmarkStart w:id="68" w:name="variables-add-to-env"/>
     <w:p>
       <w:pPr>
         <w:pStyle w:val="Heading3"/>
@@ -9146,7 +9526,7 @@
             <w:pPr>
               <w:pStyle w:val="Compact"/>
             </w:pPr>
-            <w:hyperlink r:id="rId65">
+            <w:hyperlink r:id="rId67">
               <w:r>
                 <w:rPr>
                   <w:rStyle w:val="Hyperlink"/>
@@ -9200,7 +9580,7 @@
             <w:pPr>
               <w:pStyle w:val="Compact"/>
             </w:pPr>
-            <w:hyperlink r:id="rId65">
+            <w:hyperlink r:id="rId67">
               <w:r>
                 <w:rPr>
                   <w:rStyle w:val="Hyperlink"/>
@@ -9365,8 +9745,8 @@
         </w:tc>
       </w:tr>
     </w:tbl>
-    <w:bookmarkEnd w:id="66"/>
-    <w:bookmarkStart w:id="68" w:name="X817af55071539021e4bfa4eeb88f966b3063e60"/>
+    <w:bookmarkEnd w:id="68"/>
+    <w:bookmarkStart w:id="70" w:name="X817af55071539021e4bfa4eeb88f966b3063e60"/>
     <w:p>
       <w:pPr>
         <w:pStyle w:val="Heading3"/>
@@ -9389,7 +9769,7 @@
       <w:r>
         <w:t xml:space="preserve"> </w:t>
       </w:r>
-      <w:hyperlink r:id="rId67">
+      <w:hyperlink r:id="rId69">
         <w:r>
           <w:rPr>
             <w:rStyle w:val="Hyperlink"/>
@@ -9485,7 +9865,7 @@
       <w:r>
         <w:t xml:space="preserve"> </w:t>
       </w:r>
-      <w:hyperlink r:id="rId65">
+      <w:hyperlink r:id="rId67">
         <w:r>
           <w:rPr>
             <w:rStyle w:val="Hyperlink"/>
@@ -10071,8 +10451,8 @@
         <w:t xml:space="preserve">my.telegram.org will not let you re-display the api_hash once you navigate away (you can revoke + recreate the app if lost, but existing sessions break).</w:t>
       </w:r>
     </w:p>
-    <w:bookmarkEnd w:id="68"/>
-    <w:bookmarkStart w:id="69" w:name="X04eb5f97382619c2e4d93fde25e82ce998c76c9"/>
+    <w:bookmarkEnd w:id="70"/>
+    <w:bookmarkStart w:id="71" w:name="X04eb5f97382619c2e4d93fde25e82ce998c76c9"/>
     <w:p>
       <w:pPr>
         <w:pStyle w:val="Heading3"/>
@@ -10320,8 +10700,8 @@
         <w:t xml:space="preserve">+ the session file change.</w:t>
       </w:r>
     </w:p>
-    <w:bookmarkEnd w:id="69"/>
-    <w:bookmarkStart w:id="70" w:name="step-3-add-the-qa-account-to-the-chat"/>
+    <w:bookmarkEnd w:id="71"/>
+    <w:bookmarkStart w:id="72" w:name="step-3-add-the-qa-account-to-the-chat"/>
     <w:p>
       <w:pPr>
         <w:pStyle w:val="Heading3"/>
@@ -10374,8 +10754,8 @@
         <w:t xml:space="preserve">Verify membership before running the test: log into Telegram as the QA account and confirm the group is visible.</w:t>
       </w:r>
     </w:p>
-    <w:bookmarkEnd w:id="70"/>
-    <w:bookmarkStart w:id="71" w:name="X42bc0db7d5971aa3ae0200e2f58bb244f7a5c74"/>
+    <w:bookmarkEnd w:id="72"/>
+    <w:bookmarkStart w:id="73" w:name="X42bc0db7d5971aa3ae0200e2f58bb244f7a5c74"/>
     <w:p>
       <w:pPr>
         <w:pStyle w:val="Heading3"/>
@@ -10689,8 +11069,8 @@
         <w:t xml:space="preserve">    ./commons_messaging/channels/tgram/...</w:t>
       </w:r>
     </w:p>
-    <w:bookmarkEnd w:id="71"/>
-    <w:bookmarkStart w:id="72" w:name="step-5-verify-1"/>
+    <w:bookmarkEnd w:id="73"/>
+    <w:bookmarkStart w:id="74" w:name="step-5-verify-1"/>
     <w:p>
       <w:pPr>
         <w:pStyle w:val="Heading3"/>
@@ -10722,8 +11102,8 @@
         <w:t xml:space="preserve">command (planned) connects via the persisted session and prints the QA account's identity — proves the session is alive without sending any messages. Re-run before each CI campaign to confirm Telegram hasn't expired the session (sessions are valid indefinitely unless explicitly revoked from another device).</w:t>
       </w:r>
     </w:p>
-    <w:bookmarkEnd w:id="72"/>
-    <w:bookmarkStart w:id="73" w:name="security-notes-composes-with-11410"/>
+    <w:bookmarkEnd w:id="74"/>
+    <w:bookmarkStart w:id="75" w:name="security-notes-composes-with-11410"/>
     <w:p>
       <w:pPr>
         <w:pStyle w:val="Heading3"/>
@@ -10922,8 +11302,8 @@
         <w:t xml:space="preserve">transcripts.</w:t>
       </w:r>
     </w:p>
-    <w:bookmarkEnd w:id="73"/>
-    <w:bookmarkStart w:id="74" w:name="audit-trail-per-11498"/>
+    <w:bookmarkEnd w:id="75"/>
+    <w:bookmarkStart w:id="76" w:name="audit-trail-per-11498"/>
     <w:p>
       <w:pPr>
         <w:pStyle w:val="Heading3"/>
@@ -11068,8 +11448,8 @@
         <w:t xml:space="preserve">test that requires any human action during execution is a release-blocking defect. SKIP-with-reason (when credentials absent) is the §11.4.3 correct posture; SKIP-reported-as-PASS or stale-evidence is forbidden.</w:t>
       </w:r>
     </w:p>
-    <w:bookmarkEnd w:id="74"/>
-    <w:bookmarkStart w:id="75" w:name="troubleshooting-1"/>
+    <w:bookmarkEnd w:id="76"/>
+    <w:bookmarkStart w:id="77" w:name="troubleshooting-1"/>
     <w:p>
       <w:pPr>
         <w:pStyle w:val="Heading3"/>
@@ -11417,9 +11797,9 @@
         </w:pict>
       </w:r>
     </w:p>
-    <w:bookmarkEnd w:id="75"/>
-    <w:bookmarkEnd w:id="76"/>
-    <w:bookmarkStart w:id="79" w:name="sources-verified"/>
+    <w:bookmarkEnd w:id="77"/>
+    <w:bookmarkEnd w:id="78"/>
+    <w:bookmarkStart w:id="81" w:name="sources-verified"/>
     <w:p>
       <w:pPr>
         <w:pStyle w:val="Heading2"/>
@@ -11521,7 +11901,7 @@
             <w:pPr>
               <w:pStyle w:val="Compact"/>
             </w:pPr>
-            <w:hyperlink r:id="rId63">
+            <w:hyperlink r:id="rId65">
               <w:r>
                 <w:rPr>
                   <w:rStyle w:val="Hyperlink"/>
@@ -11647,7 +12027,7 @@
             <w:pPr>
               <w:pStyle w:val="Compact"/>
             </w:pPr>
-            <w:hyperlink r:id="rId77">
+            <w:hyperlink r:id="rId79">
               <w:r>
                 <w:rPr>
                   <w:rStyle w:val="Hyperlink"/>
@@ -11723,7 +12103,7 @@
             <w:pPr>
               <w:pStyle w:val="Compact"/>
             </w:pPr>
-            <w:hyperlink r:id="rId78">
+            <w:hyperlink r:id="rId80">
               <w:r>
                 <w:rPr>
                   <w:rStyle w:val="Hyperlink"/>
@@ -11899,8 +12279,8 @@
         <w:t xml:space="preserve">.</w:t>
       </w:r>
     </w:p>
-    <w:bookmarkEnd w:id="79"/>
-    <w:bookmarkEnd w:id="80"/>
+    <w:bookmarkEnd w:id="81"/>
+    <w:bookmarkEnd w:id="82"/>
     <w:sectPr>
       <w:footnotePr>
         <w:numRestart w:val="eachSect"/>
